--- a/data/WORD/Requerimientos_Funcionales.docx
+++ b/data/WORD/Requerimientos_Funcionales.docx
@@ -232,6 +232,79 @@
         </w:tc>
       </w:tr>
       <w:tr>
+        <w:tc>
+          <w:tcPr>
+            <w:tcW w:w="2295" w:type="dxa"/>
+            <w:tcBorders>
+              <w:top w:val="nil"/>
+              <w:left w:val="single" w:sz="6" w:space="0" w:color="auto"/>
+              <w:bottom w:val="single" w:sz="6" w:space="0" w:color="auto"/>
+              <w:right w:val="single" w:sz="6" w:space="0" w:color="auto"/>
+            </w:tcBorders>
+            <w:shd w:val="clear" w:color="auto" w:fill="F3F3F3"/>
+            <w:vAlign w:val="center"/>
+          </w:tcPr>
+          <w:p>
+            <w:pPr>
+              <w:spacing w:after="0" w:line="240" w:lineRule="auto"/>
+              <w:jc w:val="both"/>
+              <w:textAlignment w:val="baseline"/>
+              <w:rPr>
+                <w:rFonts w:ascii="Times New Roman" w:eastAsia="Times New Roman" w:hAnsi="Times New Roman" w:cs="Times New Roman"/>
+                <w:b/>
+                <w:bCs/>
+                <w:sz w:val="24"/>
+                <w:szCs w:val="24"/>
+                <w:lang w:eastAsia="es-ES"/>
+              </w:rPr>
+            </w:pPr>
+            <w:r>
+              <w:rPr>
+                <w:rFonts w:ascii="Times New Roman" w:eastAsia="Times New Roman" w:hAnsi="Times New Roman" w:cs="Times New Roman"/>
+                <w:b/>
+                <w:bCs/>
+                <w:sz w:val="24"/>
+                <w:szCs w:val="24"/>
+                <w:lang w:eastAsia="es-ES"/>
+              </w:rPr>
+              <w:t>Usuario</w:t>
+            </w:r>
+          </w:p>
+        </w:tc>
+        <w:tc>
+          <w:tcPr>
+            <w:tcW w:w="6480" w:type="dxa"/>
+            <w:tcBorders>
+              <w:top w:val="nil"/>
+              <w:left w:val="nil"/>
+              <w:bottom w:val="single" w:sz="6" w:space="0" w:color="auto"/>
+              <w:right w:val="single" w:sz="6" w:space="0" w:color="auto"/>
+            </w:tcBorders>
+            <w:shd w:val="clear" w:color="auto" w:fill="auto"/>
+          </w:tcPr>
+          <w:p>
+            <w:pPr>
+              <w:spacing w:after="0" w:line="240" w:lineRule="auto"/>
+              <w:jc w:val="both"/>
+              <w:textAlignment w:val="baseline"/>
+              <w:rPr>
+                <w:rFonts w:ascii="Times New Roman" w:eastAsia="Times New Roman" w:hAnsi="Times New Roman" w:cs="Times New Roman"/>
+                <w:sz w:val="24"/>
+                <w:szCs w:val="24"/>
+              </w:rPr>
+            </w:pPr>
+            <w:r>
+              <w:rPr>
+                <w:rFonts w:ascii="Times New Roman" w:eastAsia="Times New Roman" w:hAnsi="Times New Roman" w:cs="Times New Roman"/>
+                <w:sz w:val="24"/>
+                <w:szCs w:val="24"/>
+              </w:rPr>
+              <w:t>Administrador de datos</w:t>
+            </w:r>
+          </w:p>
+        </w:tc>
+      </w:tr>
+      <w:tr>
         <w:trPr>
           <w:trHeight w:val="315"/>
         </w:trPr>
@@ -540,6 +613,14 @@
                 <w:szCs w:val="24"/>
               </w:rPr>
               <w:t>Privacidad</w:t>
+            </w:r>
+            <w:r>
+              <w:rPr>
+                <w:rFonts w:ascii="Times New Roman" w:eastAsia="Times New Roman" w:hAnsi="Times New Roman" w:cs="Times New Roman"/>
+                <w:sz w:val="24"/>
+                <w:szCs w:val="24"/>
+              </w:rPr>
+              <w:t xml:space="preserve">: </w:t>
             </w:r>
           </w:p>
         </w:tc>
@@ -790,6 +871,79 @@
         </w:tc>
       </w:tr>
       <w:tr>
+        <w:tc>
+          <w:tcPr>
+            <w:tcW w:w="2295" w:type="dxa"/>
+            <w:tcBorders>
+              <w:top w:val="nil"/>
+              <w:left w:val="single" w:sz="6" w:space="0" w:color="auto"/>
+              <w:bottom w:val="single" w:sz="6" w:space="0" w:color="auto"/>
+              <w:right w:val="single" w:sz="6" w:space="0" w:color="auto"/>
+            </w:tcBorders>
+            <w:shd w:val="clear" w:color="auto" w:fill="F3F3F3"/>
+            <w:vAlign w:val="center"/>
+          </w:tcPr>
+          <w:p>
+            <w:pPr>
+              <w:spacing w:after="0" w:line="240" w:lineRule="auto"/>
+              <w:jc w:val="both"/>
+              <w:textAlignment w:val="baseline"/>
+              <w:rPr>
+                <w:rFonts w:ascii="Times New Roman" w:eastAsia="Times New Roman" w:hAnsi="Times New Roman" w:cs="Times New Roman"/>
+                <w:b/>
+                <w:bCs/>
+                <w:sz w:val="24"/>
+                <w:szCs w:val="24"/>
+                <w:lang w:eastAsia="es-ES"/>
+              </w:rPr>
+            </w:pPr>
+            <w:r>
+              <w:rPr>
+                <w:rFonts w:ascii="Times New Roman" w:eastAsia="Times New Roman" w:hAnsi="Times New Roman" w:cs="Times New Roman"/>
+                <w:b/>
+                <w:bCs/>
+                <w:sz w:val="24"/>
+                <w:szCs w:val="24"/>
+                <w:lang w:eastAsia="es-ES"/>
+              </w:rPr>
+              <w:t>Usuario</w:t>
+            </w:r>
+          </w:p>
+        </w:tc>
+        <w:tc>
+          <w:tcPr>
+            <w:tcW w:w="6480" w:type="dxa"/>
+            <w:tcBorders>
+              <w:top w:val="nil"/>
+              <w:left w:val="nil"/>
+              <w:bottom w:val="single" w:sz="6" w:space="0" w:color="auto"/>
+              <w:right w:val="single" w:sz="6" w:space="0" w:color="auto"/>
+            </w:tcBorders>
+            <w:shd w:val="clear" w:color="auto" w:fill="auto"/>
+          </w:tcPr>
+          <w:p>
+            <w:pPr>
+              <w:spacing w:after="0" w:line="240" w:lineRule="auto"/>
+              <w:jc w:val="both"/>
+              <w:textAlignment w:val="baseline"/>
+              <w:rPr>
+                <w:rFonts w:ascii="Times New Roman" w:eastAsia="Times New Roman" w:hAnsi="Times New Roman" w:cs="Times New Roman"/>
+                <w:sz w:val="24"/>
+                <w:szCs w:val="24"/>
+              </w:rPr>
+            </w:pPr>
+            <w:r>
+              <w:rPr>
+                <w:rFonts w:ascii="Times New Roman" w:eastAsia="Times New Roman" w:hAnsi="Times New Roman" w:cs="Times New Roman"/>
+                <w:sz w:val="24"/>
+                <w:szCs w:val="24"/>
+              </w:rPr>
+              <w:t>Administrador de datos</w:t>
+            </w:r>
+          </w:p>
+        </w:tc>
+      </w:tr>
+      <w:tr>
         <w:trPr>
           <w:trHeight w:val="315"/>
         </w:trPr>
@@ -1506,6 +1660,79 @@
         </w:tc>
       </w:tr>
       <w:tr>
+        <w:tc>
+          <w:tcPr>
+            <w:tcW w:w="2295" w:type="dxa"/>
+            <w:tcBorders>
+              <w:top w:val="nil"/>
+              <w:left w:val="single" w:sz="6" w:space="0" w:color="auto"/>
+              <w:bottom w:val="single" w:sz="6" w:space="0" w:color="auto"/>
+              <w:right w:val="single" w:sz="6" w:space="0" w:color="auto"/>
+            </w:tcBorders>
+            <w:shd w:val="clear" w:color="auto" w:fill="F3F3F3"/>
+            <w:vAlign w:val="center"/>
+          </w:tcPr>
+          <w:p>
+            <w:pPr>
+              <w:spacing w:after="0" w:line="240" w:lineRule="auto"/>
+              <w:jc w:val="both"/>
+              <w:textAlignment w:val="baseline"/>
+              <w:rPr>
+                <w:rFonts w:ascii="Times New Roman" w:eastAsia="Times New Roman" w:hAnsi="Times New Roman" w:cs="Times New Roman"/>
+                <w:b/>
+                <w:bCs/>
+                <w:sz w:val="24"/>
+                <w:szCs w:val="24"/>
+                <w:lang w:eastAsia="es-ES"/>
+              </w:rPr>
+            </w:pPr>
+            <w:r>
+              <w:rPr>
+                <w:rFonts w:ascii="Times New Roman" w:eastAsia="Times New Roman" w:hAnsi="Times New Roman" w:cs="Times New Roman"/>
+                <w:b/>
+                <w:bCs/>
+                <w:sz w:val="24"/>
+                <w:szCs w:val="24"/>
+                <w:lang w:eastAsia="es-ES"/>
+              </w:rPr>
+              <w:t>Usuario</w:t>
+            </w:r>
+          </w:p>
+        </w:tc>
+        <w:tc>
+          <w:tcPr>
+            <w:tcW w:w="6480" w:type="dxa"/>
+            <w:tcBorders>
+              <w:top w:val="nil"/>
+              <w:left w:val="nil"/>
+              <w:bottom w:val="single" w:sz="6" w:space="0" w:color="auto"/>
+              <w:right w:val="single" w:sz="6" w:space="0" w:color="auto"/>
+            </w:tcBorders>
+            <w:shd w:val="clear" w:color="auto" w:fill="auto"/>
+          </w:tcPr>
+          <w:p>
+            <w:pPr>
+              <w:spacing w:after="0" w:line="240" w:lineRule="auto"/>
+              <w:jc w:val="both"/>
+              <w:textAlignment w:val="baseline"/>
+              <w:rPr>
+                <w:rFonts w:ascii="Times New Roman" w:eastAsia="Times New Roman" w:hAnsi="Times New Roman" w:cs="Times New Roman"/>
+                <w:sz w:val="24"/>
+                <w:szCs w:val="24"/>
+              </w:rPr>
+            </w:pPr>
+            <w:r>
+              <w:rPr>
+                <w:rFonts w:ascii="Times New Roman" w:eastAsia="Times New Roman" w:hAnsi="Times New Roman" w:cs="Times New Roman"/>
+                <w:sz w:val="24"/>
+                <w:szCs w:val="24"/>
+              </w:rPr>
+              <w:t>Administrador de datos</w:t>
+            </w:r>
+          </w:p>
+        </w:tc>
+      </w:tr>
+      <w:tr>
         <w:trPr>
           <w:trHeight w:val="315"/>
         </w:trPr>
@@ -1727,33 +1954,6 @@
               </w:rPr>
               <w:t>.</w:t>
             </w:r>
-          </w:p>
-        </w:tc>
-      </w:tr>
-      <w:tr>
-        <w:tc>
-          <w:tcPr>
-            <w:tcW w:w="8775" w:type="dxa"/>
-            <w:gridSpan w:val="2"/>
-            <w:tcBorders>
-              <w:top w:val="nil"/>
-              <w:left w:val="single" w:sz="6" w:space="0" w:color="auto"/>
-              <w:bottom w:val="single" w:sz="6" w:space="0" w:color="auto"/>
-              <w:right w:val="single" w:sz="6" w:space="0" w:color="auto"/>
-            </w:tcBorders>
-            <w:shd w:val="clear" w:color="auto" w:fill="auto"/>
-          </w:tcPr>
-          <w:p>
-            <w:pPr>
-              <w:spacing w:after="0" w:line="240" w:lineRule="auto"/>
-              <w:jc w:val="both"/>
-              <w:textAlignment w:val="baseline"/>
-              <w:rPr>
-                <w:rFonts w:ascii="Times New Roman" w:eastAsia="Times New Roman" w:hAnsi="Times New Roman" w:cs="Times New Roman"/>
-                <w:sz w:val="24"/>
-                <w:szCs w:val="24"/>
-              </w:rPr>
-            </w:pPr>
           </w:p>
         </w:tc>
       </w:tr>
@@ -1958,7 +2158,6 @@
                 <w:szCs w:val="24"/>
                 <w:lang w:eastAsia="es-ES"/>
               </w:rPr>
-              <w:lastRenderedPageBreak/>
               <w:t>Nombre</w:t>
             </w:r>
             <w:r>
@@ -2156,6 +2355,79 @@
                 <w:szCs w:val="24"/>
               </w:rPr>
               <w:t>.</w:t>
+            </w:r>
+          </w:p>
+        </w:tc>
+      </w:tr>
+      <w:tr>
+        <w:tc>
+          <w:tcPr>
+            <w:tcW w:w="2295" w:type="dxa"/>
+            <w:tcBorders>
+              <w:top w:val="nil"/>
+              <w:left w:val="single" w:sz="6" w:space="0" w:color="auto"/>
+              <w:bottom w:val="single" w:sz="6" w:space="0" w:color="auto"/>
+              <w:right w:val="single" w:sz="6" w:space="0" w:color="auto"/>
+            </w:tcBorders>
+            <w:shd w:val="clear" w:color="auto" w:fill="F3F3F3"/>
+            <w:vAlign w:val="center"/>
+          </w:tcPr>
+          <w:p>
+            <w:pPr>
+              <w:spacing w:after="0" w:line="240" w:lineRule="auto"/>
+              <w:jc w:val="both"/>
+              <w:textAlignment w:val="baseline"/>
+              <w:rPr>
+                <w:rFonts w:ascii="Times New Roman" w:eastAsia="Times New Roman" w:hAnsi="Times New Roman" w:cs="Times New Roman"/>
+                <w:b/>
+                <w:bCs/>
+                <w:sz w:val="24"/>
+                <w:szCs w:val="24"/>
+                <w:lang w:eastAsia="es-ES"/>
+              </w:rPr>
+            </w:pPr>
+            <w:r>
+              <w:rPr>
+                <w:rFonts w:ascii="Times New Roman" w:eastAsia="Times New Roman" w:hAnsi="Times New Roman" w:cs="Times New Roman"/>
+                <w:b/>
+                <w:bCs/>
+                <w:sz w:val="24"/>
+                <w:szCs w:val="24"/>
+                <w:lang w:eastAsia="es-ES"/>
+              </w:rPr>
+              <w:t>Usuario</w:t>
+            </w:r>
+          </w:p>
+        </w:tc>
+        <w:tc>
+          <w:tcPr>
+            <w:tcW w:w="6480" w:type="dxa"/>
+            <w:tcBorders>
+              <w:top w:val="nil"/>
+              <w:left w:val="nil"/>
+              <w:bottom w:val="single" w:sz="6" w:space="0" w:color="auto"/>
+              <w:right w:val="single" w:sz="6" w:space="0" w:color="auto"/>
+            </w:tcBorders>
+            <w:shd w:val="clear" w:color="auto" w:fill="auto"/>
+          </w:tcPr>
+          <w:p>
+            <w:pPr>
+              <w:spacing w:after="0" w:line="240" w:lineRule="auto"/>
+              <w:jc w:val="both"/>
+              <w:textAlignment w:val="baseline"/>
+              <w:rPr>
+                <w:rFonts w:ascii="Times New Roman" w:eastAsia="Times New Roman" w:hAnsi="Times New Roman" w:cs="Times New Roman"/>
+                <w:sz w:val="24"/>
+                <w:szCs w:val="24"/>
+              </w:rPr>
+            </w:pPr>
+            <w:r>
+              <w:rPr>
+                <w:rFonts w:ascii="Times New Roman" w:eastAsia="Times New Roman" w:hAnsi="Times New Roman" w:cs="Times New Roman"/>
+                <w:sz w:val="24"/>
+                <w:szCs w:val="24"/>
+              </w:rPr>
+              <w:t>Administrador de datos</w:t>
             </w:r>
           </w:p>
         </w:tc>
@@ -2522,33 +2794,6 @@
               </w:rPr>
               <w:t>.</w:t>
             </w:r>
-          </w:p>
-        </w:tc>
-      </w:tr>
-      <w:tr>
-        <w:tc>
-          <w:tcPr>
-            <w:tcW w:w="8775" w:type="dxa"/>
-            <w:gridSpan w:val="2"/>
-            <w:tcBorders>
-              <w:top w:val="nil"/>
-              <w:left w:val="single" w:sz="6" w:space="0" w:color="auto"/>
-              <w:bottom w:val="single" w:sz="6" w:space="0" w:color="auto"/>
-              <w:right w:val="single" w:sz="6" w:space="0" w:color="auto"/>
-            </w:tcBorders>
-            <w:shd w:val="clear" w:color="auto" w:fill="auto"/>
-          </w:tcPr>
-          <w:p>
-            <w:pPr>
-              <w:spacing w:after="0" w:line="240" w:lineRule="auto"/>
-              <w:jc w:val="both"/>
-              <w:textAlignment w:val="baseline"/>
-              <w:rPr>
-                <w:rFonts w:ascii="Times New Roman" w:eastAsia="Times New Roman" w:hAnsi="Times New Roman" w:cs="Times New Roman"/>
-                <w:sz w:val="24"/>
-                <w:szCs w:val="24"/>
-              </w:rPr>
-            </w:pPr>
           </w:p>
         </w:tc>
       </w:tr>
@@ -2934,6 +3179,79 @@
         </w:tc>
       </w:tr>
       <w:tr>
+        <w:tc>
+          <w:tcPr>
+            <w:tcW w:w="2295" w:type="dxa"/>
+            <w:tcBorders>
+              <w:top w:val="nil"/>
+              <w:left w:val="single" w:sz="6" w:space="0" w:color="auto"/>
+              <w:bottom w:val="single" w:sz="6" w:space="0" w:color="auto"/>
+              <w:right w:val="single" w:sz="6" w:space="0" w:color="auto"/>
+            </w:tcBorders>
+            <w:shd w:val="clear" w:color="auto" w:fill="F3F3F3"/>
+            <w:vAlign w:val="center"/>
+          </w:tcPr>
+          <w:p>
+            <w:pPr>
+              <w:spacing w:after="0" w:line="240" w:lineRule="auto"/>
+              <w:jc w:val="both"/>
+              <w:textAlignment w:val="baseline"/>
+              <w:rPr>
+                <w:rFonts w:ascii="Times New Roman" w:eastAsia="Times New Roman" w:hAnsi="Times New Roman" w:cs="Times New Roman"/>
+                <w:b/>
+                <w:bCs/>
+                <w:sz w:val="24"/>
+                <w:szCs w:val="24"/>
+                <w:lang w:eastAsia="es-ES"/>
+              </w:rPr>
+            </w:pPr>
+            <w:r>
+              <w:rPr>
+                <w:rFonts w:ascii="Times New Roman" w:eastAsia="Times New Roman" w:hAnsi="Times New Roman" w:cs="Times New Roman"/>
+                <w:b/>
+                <w:bCs/>
+                <w:sz w:val="24"/>
+                <w:szCs w:val="24"/>
+                <w:lang w:eastAsia="es-ES"/>
+              </w:rPr>
+              <w:t>Usuario</w:t>
+            </w:r>
+          </w:p>
+        </w:tc>
+        <w:tc>
+          <w:tcPr>
+            <w:tcW w:w="6480" w:type="dxa"/>
+            <w:tcBorders>
+              <w:top w:val="nil"/>
+              <w:left w:val="nil"/>
+              <w:bottom w:val="single" w:sz="6" w:space="0" w:color="auto"/>
+              <w:right w:val="single" w:sz="6" w:space="0" w:color="auto"/>
+            </w:tcBorders>
+            <w:shd w:val="clear" w:color="auto" w:fill="auto"/>
+          </w:tcPr>
+          <w:p>
+            <w:pPr>
+              <w:spacing w:after="0" w:line="240" w:lineRule="auto"/>
+              <w:jc w:val="both"/>
+              <w:textAlignment w:val="baseline"/>
+              <w:rPr>
+                <w:rFonts w:ascii="Times New Roman" w:eastAsia="Times New Roman" w:hAnsi="Times New Roman" w:cs="Times New Roman"/>
+                <w:sz w:val="24"/>
+                <w:szCs w:val="24"/>
+              </w:rPr>
+            </w:pPr>
+            <w:r>
+              <w:rPr>
+                <w:rFonts w:ascii="Times New Roman" w:eastAsia="Times New Roman" w:hAnsi="Times New Roman" w:cs="Times New Roman"/>
+                <w:sz w:val="24"/>
+                <w:szCs w:val="24"/>
+              </w:rPr>
+              <w:t>Administrador de datos</w:t>
+            </w:r>
+          </w:p>
+        </w:tc>
+      </w:tr>
+      <w:tr>
         <w:trPr>
           <w:trHeight w:val="315"/>
         </w:trPr>
@@ -3276,33 +3594,6 @@
               </w:rPr>
               <w:t>.</w:t>
             </w:r>
-          </w:p>
-        </w:tc>
-      </w:tr>
-      <w:tr>
-        <w:tc>
-          <w:tcPr>
-            <w:tcW w:w="8775" w:type="dxa"/>
-            <w:gridSpan w:val="2"/>
-            <w:tcBorders>
-              <w:top w:val="nil"/>
-              <w:left w:val="single" w:sz="6" w:space="0" w:color="auto"/>
-              <w:bottom w:val="single" w:sz="6" w:space="0" w:color="auto"/>
-              <w:right w:val="single" w:sz="6" w:space="0" w:color="auto"/>
-            </w:tcBorders>
-            <w:shd w:val="clear" w:color="auto" w:fill="auto"/>
-          </w:tcPr>
-          <w:p>
-            <w:pPr>
-              <w:spacing w:after="0" w:line="240" w:lineRule="auto"/>
-              <w:jc w:val="both"/>
-              <w:textAlignment w:val="baseline"/>
-              <w:rPr>
-                <w:rFonts w:ascii="Times New Roman" w:eastAsia="Times New Roman" w:hAnsi="Times New Roman" w:cs="Times New Roman"/>
-                <w:sz w:val="24"/>
-                <w:szCs w:val="24"/>
-              </w:rPr>
-            </w:pPr>
           </w:p>
         </w:tc>
       </w:tr>
@@ -3664,6 +3955,79 @@
         </w:tc>
       </w:tr>
       <w:tr>
+        <w:tc>
+          <w:tcPr>
+            <w:tcW w:w="2295" w:type="dxa"/>
+            <w:tcBorders>
+              <w:top w:val="nil"/>
+              <w:left w:val="single" w:sz="6" w:space="0" w:color="auto"/>
+              <w:bottom w:val="single" w:sz="6" w:space="0" w:color="auto"/>
+              <w:right w:val="single" w:sz="6" w:space="0" w:color="auto"/>
+            </w:tcBorders>
+            <w:shd w:val="clear" w:color="auto" w:fill="F3F3F3"/>
+            <w:vAlign w:val="center"/>
+          </w:tcPr>
+          <w:p>
+            <w:pPr>
+              <w:spacing w:after="0" w:line="240" w:lineRule="auto"/>
+              <w:jc w:val="both"/>
+              <w:textAlignment w:val="baseline"/>
+              <w:rPr>
+                <w:rFonts w:ascii="Times New Roman" w:eastAsia="Times New Roman" w:hAnsi="Times New Roman" w:cs="Times New Roman"/>
+                <w:b/>
+                <w:bCs/>
+                <w:sz w:val="24"/>
+                <w:szCs w:val="24"/>
+                <w:lang w:eastAsia="es-ES"/>
+              </w:rPr>
+            </w:pPr>
+            <w:r>
+              <w:rPr>
+                <w:rFonts w:ascii="Times New Roman" w:eastAsia="Times New Roman" w:hAnsi="Times New Roman" w:cs="Times New Roman"/>
+                <w:b/>
+                <w:bCs/>
+                <w:sz w:val="24"/>
+                <w:szCs w:val="24"/>
+                <w:lang w:eastAsia="es-ES"/>
+              </w:rPr>
+              <w:t>Usuario</w:t>
+            </w:r>
+          </w:p>
+        </w:tc>
+        <w:tc>
+          <w:tcPr>
+            <w:tcW w:w="6480" w:type="dxa"/>
+            <w:tcBorders>
+              <w:top w:val="nil"/>
+              <w:left w:val="nil"/>
+              <w:bottom w:val="single" w:sz="6" w:space="0" w:color="auto"/>
+              <w:right w:val="single" w:sz="6" w:space="0" w:color="auto"/>
+            </w:tcBorders>
+            <w:shd w:val="clear" w:color="auto" w:fill="auto"/>
+          </w:tcPr>
+          <w:p>
+            <w:pPr>
+              <w:spacing w:after="0" w:line="240" w:lineRule="auto"/>
+              <w:jc w:val="both"/>
+              <w:textAlignment w:val="baseline"/>
+              <w:rPr>
+                <w:rFonts w:ascii="Times New Roman" w:eastAsia="Times New Roman" w:hAnsi="Times New Roman" w:cs="Times New Roman"/>
+                <w:sz w:val="24"/>
+                <w:szCs w:val="24"/>
+              </w:rPr>
+            </w:pPr>
+            <w:r>
+              <w:rPr>
+                <w:rFonts w:ascii="Times New Roman" w:eastAsia="Times New Roman" w:hAnsi="Times New Roman" w:cs="Times New Roman"/>
+                <w:sz w:val="24"/>
+                <w:szCs w:val="24"/>
+              </w:rPr>
+              <w:t>Administrador de datos</w:t>
+            </w:r>
+          </w:p>
+        </w:tc>
+      </w:tr>
+      <w:tr>
         <w:trPr>
           <w:trHeight w:val="315"/>
         </w:trPr>
@@ -3936,33 +4300,6 @@
               </w:rPr>
               <w:t>.</w:t>
             </w:r>
-          </w:p>
-        </w:tc>
-      </w:tr>
-      <w:tr>
-        <w:tc>
-          <w:tcPr>
-            <w:tcW w:w="8775" w:type="dxa"/>
-            <w:gridSpan w:val="2"/>
-            <w:tcBorders>
-              <w:top w:val="nil"/>
-              <w:left w:val="single" w:sz="6" w:space="0" w:color="auto"/>
-              <w:bottom w:val="single" w:sz="6" w:space="0" w:color="auto"/>
-              <w:right w:val="single" w:sz="6" w:space="0" w:color="auto"/>
-            </w:tcBorders>
-            <w:shd w:val="clear" w:color="auto" w:fill="auto"/>
-          </w:tcPr>
-          <w:p>
-            <w:pPr>
-              <w:spacing w:after="0" w:line="240" w:lineRule="auto"/>
-              <w:jc w:val="both"/>
-              <w:textAlignment w:val="baseline"/>
-              <w:rPr>
-                <w:rFonts w:ascii="Times New Roman" w:eastAsia="Times New Roman" w:hAnsi="Times New Roman" w:cs="Times New Roman"/>
-                <w:sz w:val="24"/>
-                <w:szCs w:val="24"/>
-              </w:rPr>
-            </w:pPr>
           </w:p>
         </w:tc>
       </w:tr>
@@ -4092,6 +4429,7 @@
                 <w:sz w:val="24"/>
                 <w:szCs w:val="24"/>
               </w:rPr>
+              <w:lastRenderedPageBreak/>
               <w:t>Privacidad</w:t>
             </w:r>
           </w:p>
@@ -4162,7 +4500,6 @@
                 <w:szCs w:val="24"/>
                 <w:lang w:eastAsia="es-ES"/>
               </w:rPr>
-              <w:lastRenderedPageBreak/>
               <w:t>Nombre</w:t>
             </w:r>
             <w:r>
@@ -4352,6 +4689,79 @@
                 <w:szCs w:val="24"/>
               </w:rPr>
               <w:t>salud.</w:t>
+            </w:r>
+          </w:p>
+        </w:tc>
+      </w:tr>
+      <w:tr>
+        <w:tc>
+          <w:tcPr>
+            <w:tcW w:w="2295" w:type="dxa"/>
+            <w:tcBorders>
+              <w:top w:val="nil"/>
+              <w:left w:val="single" w:sz="6" w:space="0" w:color="auto"/>
+              <w:bottom w:val="single" w:sz="6" w:space="0" w:color="auto"/>
+              <w:right w:val="single" w:sz="6" w:space="0" w:color="auto"/>
+            </w:tcBorders>
+            <w:shd w:val="clear" w:color="auto" w:fill="F3F3F3"/>
+            <w:vAlign w:val="center"/>
+          </w:tcPr>
+          <w:p>
+            <w:pPr>
+              <w:spacing w:after="0" w:line="240" w:lineRule="auto"/>
+              <w:jc w:val="both"/>
+              <w:textAlignment w:val="baseline"/>
+              <w:rPr>
+                <w:rFonts w:ascii="Times New Roman" w:eastAsia="Times New Roman" w:hAnsi="Times New Roman" w:cs="Times New Roman"/>
+                <w:b/>
+                <w:bCs/>
+                <w:sz w:val="24"/>
+                <w:szCs w:val="24"/>
+                <w:lang w:eastAsia="es-ES"/>
+              </w:rPr>
+            </w:pPr>
+            <w:r>
+              <w:rPr>
+                <w:rFonts w:ascii="Times New Roman" w:eastAsia="Times New Roman" w:hAnsi="Times New Roman" w:cs="Times New Roman"/>
+                <w:b/>
+                <w:bCs/>
+                <w:sz w:val="24"/>
+                <w:szCs w:val="24"/>
+                <w:lang w:eastAsia="es-ES"/>
+              </w:rPr>
+              <w:t>Usuario</w:t>
+            </w:r>
+          </w:p>
+        </w:tc>
+        <w:tc>
+          <w:tcPr>
+            <w:tcW w:w="6480" w:type="dxa"/>
+            <w:tcBorders>
+              <w:top w:val="nil"/>
+              <w:left w:val="nil"/>
+              <w:bottom w:val="single" w:sz="6" w:space="0" w:color="auto"/>
+              <w:right w:val="single" w:sz="6" w:space="0" w:color="auto"/>
+            </w:tcBorders>
+            <w:shd w:val="clear" w:color="auto" w:fill="auto"/>
+          </w:tcPr>
+          <w:p>
+            <w:pPr>
+              <w:spacing w:after="0" w:line="240" w:lineRule="auto"/>
+              <w:jc w:val="both"/>
+              <w:textAlignment w:val="baseline"/>
+              <w:rPr>
+                <w:rFonts w:ascii="Times New Roman" w:eastAsia="Times New Roman" w:hAnsi="Times New Roman" w:cs="Times New Roman"/>
+                <w:sz w:val="24"/>
+                <w:szCs w:val="24"/>
+              </w:rPr>
+            </w:pPr>
+            <w:r>
+              <w:rPr>
+                <w:rFonts w:ascii="Times New Roman" w:eastAsia="Times New Roman" w:hAnsi="Times New Roman" w:cs="Times New Roman"/>
+                <w:sz w:val="24"/>
+                <w:szCs w:val="24"/>
+              </w:rPr>
+              <w:t>Médico</w:t>
             </w:r>
           </w:p>
         </w:tc>
@@ -4639,33 +5049,6 @@
               </w:rPr>
               <w:t>La orden queda registrada en el sistema.</w:t>
             </w:r>
-          </w:p>
-        </w:tc>
-      </w:tr>
-      <w:tr>
-        <w:tc>
-          <w:tcPr>
-            <w:tcW w:w="8775" w:type="dxa"/>
-            <w:gridSpan w:val="2"/>
-            <w:tcBorders>
-              <w:top w:val="nil"/>
-              <w:left w:val="single" w:sz="6" w:space="0" w:color="auto"/>
-              <w:bottom w:val="single" w:sz="6" w:space="0" w:color="auto"/>
-              <w:right w:val="single" w:sz="6" w:space="0" w:color="auto"/>
-            </w:tcBorders>
-            <w:shd w:val="clear" w:color="auto" w:fill="auto"/>
-          </w:tcPr>
-          <w:p>
-            <w:pPr>
-              <w:spacing w:after="0" w:line="240" w:lineRule="auto"/>
-              <w:jc w:val="both"/>
-              <w:textAlignment w:val="baseline"/>
-              <w:rPr>
-                <w:rFonts w:ascii="Times New Roman" w:eastAsia="Times New Roman" w:hAnsi="Times New Roman" w:cs="Times New Roman"/>
-                <w:sz w:val="24"/>
-                <w:szCs w:val="24"/>
-              </w:rPr>
-            </w:pPr>
           </w:p>
         </w:tc>
       </w:tr>
@@ -5075,6 +5458,79 @@
         </w:tc>
       </w:tr>
       <w:tr>
+        <w:tc>
+          <w:tcPr>
+            <w:tcW w:w="2295" w:type="dxa"/>
+            <w:tcBorders>
+              <w:top w:val="nil"/>
+              <w:left w:val="single" w:sz="6" w:space="0" w:color="auto"/>
+              <w:bottom w:val="single" w:sz="6" w:space="0" w:color="auto"/>
+              <w:right w:val="single" w:sz="6" w:space="0" w:color="auto"/>
+            </w:tcBorders>
+            <w:shd w:val="clear" w:color="auto" w:fill="F3F3F3"/>
+            <w:vAlign w:val="center"/>
+          </w:tcPr>
+          <w:p>
+            <w:pPr>
+              <w:spacing w:after="0" w:line="240" w:lineRule="auto"/>
+              <w:jc w:val="both"/>
+              <w:textAlignment w:val="baseline"/>
+              <w:rPr>
+                <w:rFonts w:ascii="Times New Roman" w:eastAsia="Times New Roman" w:hAnsi="Times New Roman" w:cs="Times New Roman"/>
+                <w:b/>
+                <w:bCs/>
+                <w:sz w:val="24"/>
+                <w:szCs w:val="24"/>
+                <w:lang w:eastAsia="es-ES"/>
+              </w:rPr>
+            </w:pPr>
+            <w:r>
+              <w:rPr>
+                <w:rFonts w:ascii="Times New Roman" w:eastAsia="Times New Roman" w:hAnsi="Times New Roman" w:cs="Times New Roman"/>
+                <w:b/>
+                <w:bCs/>
+                <w:sz w:val="24"/>
+                <w:szCs w:val="24"/>
+                <w:lang w:eastAsia="es-ES"/>
+              </w:rPr>
+              <w:t>Usuario</w:t>
+            </w:r>
+          </w:p>
+        </w:tc>
+        <w:tc>
+          <w:tcPr>
+            <w:tcW w:w="6480" w:type="dxa"/>
+            <w:tcBorders>
+              <w:top w:val="nil"/>
+              <w:left w:val="nil"/>
+              <w:bottom w:val="single" w:sz="6" w:space="0" w:color="auto"/>
+              <w:right w:val="single" w:sz="6" w:space="0" w:color="auto"/>
+            </w:tcBorders>
+            <w:shd w:val="clear" w:color="auto" w:fill="auto"/>
+          </w:tcPr>
+          <w:p>
+            <w:pPr>
+              <w:spacing w:after="0" w:line="240" w:lineRule="auto"/>
+              <w:jc w:val="both"/>
+              <w:textAlignment w:val="baseline"/>
+              <w:rPr>
+                <w:rFonts w:ascii="Times New Roman" w:eastAsia="Times New Roman" w:hAnsi="Times New Roman" w:cs="Times New Roman"/>
+                <w:sz w:val="24"/>
+                <w:szCs w:val="24"/>
+              </w:rPr>
+            </w:pPr>
+            <w:r>
+              <w:rPr>
+                <w:rFonts w:ascii="Times New Roman" w:eastAsia="Times New Roman" w:hAnsi="Times New Roman" w:cs="Times New Roman"/>
+                <w:sz w:val="24"/>
+                <w:szCs w:val="24"/>
+              </w:rPr>
+              <w:t>Afiliado</w:t>
+            </w:r>
+          </w:p>
+        </w:tc>
+      </w:tr>
+      <w:tr>
         <w:trPr>
           <w:trHeight w:val="315"/>
         </w:trPr>
@@ -5324,33 +5780,6 @@
               </w:rPr>
               <w:t xml:space="preserve"> de un servicio de salud.</w:t>
             </w:r>
-          </w:p>
-        </w:tc>
-      </w:tr>
-      <w:tr>
-        <w:tc>
-          <w:tcPr>
-            <w:tcW w:w="8775" w:type="dxa"/>
-            <w:gridSpan w:val="2"/>
-            <w:tcBorders>
-              <w:top w:val="nil"/>
-              <w:left w:val="single" w:sz="6" w:space="0" w:color="auto"/>
-              <w:bottom w:val="single" w:sz="6" w:space="0" w:color="auto"/>
-              <w:right w:val="single" w:sz="6" w:space="0" w:color="auto"/>
-            </w:tcBorders>
-            <w:shd w:val="clear" w:color="auto" w:fill="auto"/>
-          </w:tcPr>
-          <w:p>
-            <w:pPr>
-              <w:spacing w:after="0" w:line="240" w:lineRule="auto"/>
-              <w:jc w:val="both"/>
-              <w:textAlignment w:val="baseline"/>
-              <w:rPr>
-                <w:rFonts w:ascii="Times New Roman" w:eastAsia="Times New Roman" w:hAnsi="Times New Roman" w:cs="Times New Roman"/>
-                <w:sz w:val="24"/>
-                <w:szCs w:val="24"/>
-              </w:rPr>
-            </w:pPr>
           </w:p>
         </w:tc>
       </w:tr>
@@ -5661,6 +6090,79 @@
         </w:tc>
       </w:tr>
       <w:tr>
+        <w:tc>
+          <w:tcPr>
+            <w:tcW w:w="2295" w:type="dxa"/>
+            <w:tcBorders>
+              <w:top w:val="nil"/>
+              <w:left w:val="single" w:sz="6" w:space="0" w:color="auto"/>
+              <w:bottom w:val="single" w:sz="6" w:space="0" w:color="auto"/>
+              <w:right w:val="single" w:sz="6" w:space="0" w:color="auto"/>
+            </w:tcBorders>
+            <w:shd w:val="clear" w:color="auto" w:fill="F3F3F3"/>
+            <w:vAlign w:val="center"/>
+          </w:tcPr>
+          <w:p>
+            <w:pPr>
+              <w:spacing w:after="0" w:line="240" w:lineRule="auto"/>
+              <w:jc w:val="both"/>
+              <w:textAlignment w:val="baseline"/>
+              <w:rPr>
+                <w:rFonts w:ascii="Times New Roman" w:eastAsia="Times New Roman" w:hAnsi="Times New Roman" w:cs="Times New Roman"/>
+                <w:b/>
+                <w:bCs/>
+                <w:sz w:val="24"/>
+                <w:szCs w:val="24"/>
+                <w:lang w:eastAsia="es-ES"/>
+              </w:rPr>
+            </w:pPr>
+            <w:r>
+              <w:rPr>
+                <w:rFonts w:ascii="Times New Roman" w:eastAsia="Times New Roman" w:hAnsi="Times New Roman" w:cs="Times New Roman"/>
+                <w:b/>
+                <w:bCs/>
+                <w:sz w:val="24"/>
+                <w:szCs w:val="24"/>
+                <w:lang w:eastAsia="es-ES"/>
+              </w:rPr>
+              <w:t>Usuario</w:t>
+            </w:r>
+          </w:p>
+        </w:tc>
+        <w:tc>
+          <w:tcPr>
+            <w:tcW w:w="6480" w:type="dxa"/>
+            <w:tcBorders>
+              <w:top w:val="nil"/>
+              <w:left w:val="nil"/>
+              <w:bottom w:val="single" w:sz="6" w:space="0" w:color="auto"/>
+              <w:right w:val="single" w:sz="6" w:space="0" w:color="auto"/>
+            </w:tcBorders>
+            <w:shd w:val="clear" w:color="auto" w:fill="auto"/>
+          </w:tcPr>
+          <w:p>
+            <w:pPr>
+              <w:spacing w:after="0" w:line="240" w:lineRule="auto"/>
+              <w:jc w:val="both"/>
+              <w:textAlignment w:val="baseline"/>
+              <w:rPr>
+                <w:rFonts w:ascii="Times New Roman" w:eastAsia="Times New Roman" w:hAnsi="Times New Roman" w:cs="Times New Roman"/>
+                <w:sz w:val="24"/>
+                <w:szCs w:val="24"/>
+              </w:rPr>
+            </w:pPr>
+            <w:r>
+              <w:rPr>
+                <w:rFonts w:ascii="Times New Roman" w:eastAsia="Times New Roman" w:hAnsi="Times New Roman" w:cs="Times New Roman"/>
+                <w:sz w:val="24"/>
+                <w:szCs w:val="24"/>
+              </w:rPr>
+              <w:t>Recepcionista</w:t>
+            </w:r>
+          </w:p>
+        </w:tc>
+      </w:tr>
+      <w:tr>
         <w:trPr>
           <w:trHeight w:val="315"/>
         </w:trPr>
@@ -5858,33 +6360,6 @@
               </w:rPr>
               <w:t>Queda registro de la prestación de servicio al usuario.</w:t>
             </w:r>
-          </w:p>
-        </w:tc>
-      </w:tr>
-      <w:tr>
-        <w:tc>
-          <w:tcPr>
-            <w:tcW w:w="8775" w:type="dxa"/>
-            <w:gridSpan w:val="2"/>
-            <w:tcBorders>
-              <w:top w:val="nil"/>
-              <w:left w:val="single" w:sz="6" w:space="0" w:color="auto"/>
-              <w:bottom w:val="single" w:sz="6" w:space="0" w:color="auto"/>
-              <w:right w:val="single" w:sz="6" w:space="0" w:color="auto"/>
-            </w:tcBorders>
-            <w:shd w:val="clear" w:color="auto" w:fill="auto"/>
-          </w:tcPr>
-          <w:p>
-            <w:pPr>
-              <w:spacing w:after="0" w:line="240" w:lineRule="auto"/>
-              <w:jc w:val="both"/>
-              <w:textAlignment w:val="baseline"/>
-              <w:rPr>
-                <w:rFonts w:ascii="Times New Roman" w:eastAsia="Times New Roman" w:hAnsi="Times New Roman" w:cs="Times New Roman"/>
-                <w:sz w:val="24"/>
-                <w:szCs w:val="24"/>
-              </w:rPr>
-            </w:pPr>
           </w:p>
         </w:tc>
       </w:tr>
@@ -6025,6 +6500,3252 @@
         <w:jc w:val="both"/>
       </w:pPr>
     </w:p>
+    <w:tbl>
+      <w:tblPr>
+        <w:tblW w:w="8775" w:type="dxa"/>
+        <w:tblBorders>
+          <w:top w:val="outset" w:sz="6" w:space="0" w:color="auto"/>
+          <w:left w:val="outset" w:sz="6" w:space="0" w:color="auto"/>
+          <w:bottom w:val="outset" w:sz="6" w:space="0" w:color="auto"/>
+          <w:right w:val="outset" w:sz="6" w:space="0" w:color="auto"/>
+        </w:tblBorders>
+        <w:tblCellMar>
+          <w:left w:w="0" w:type="dxa"/>
+          <w:right w:w="0" w:type="dxa"/>
+        </w:tblCellMar>
+        <w:tblLook w:val="04A0" w:firstRow="1" w:lastRow="0" w:firstColumn="1" w:lastColumn="0" w:noHBand="0" w:noVBand="1"/>
+      </w:tblPr>
+      <w:tblGrid>
+        <w:gridCol w:w="2295"/>
+        <w:gridCol w:w="6480"/>
+      </w:tblGrid>
+      <w:tr>
+        <w:tc>
+          <w:tcPr>
+            <w:tcW w:w="2295" w:type="dxa"/>
+            <w:tcBorders>
+              <w:top w:val="single" w:sz="6" w:space="0" w:color="auto"/>
+              <w:left w:val="single" w:sz="6" w:space="0" w:color="auto"/>
+              <w:bottom w:val="single" w:sz="6" w:space="0" w:color="auto"/>
+              <w:right w:val="single" w:sz="6" w:space="0" w:color="auto"/>
+            </w:tcBorders>
+            <w:shd w:val="clear" w:color="auto" w:fill="F3F3F3"/>
+            <w:vAlign w:val="center"/>
+            <w:hideMark/>
+          </w:tcPr>
+          <w:p>
+            <w:pPr>
+              <w:spacing w:after="0" w:line="240" w:lineRule="auto"/>
+              <w:jc w:val="both"/>
+              <w:textAlignment w:val="baseline"/>
+              <w:rPr>
+                <w:rFonts w:ascii="Times New Roman" w:eastAsia="Times New Roman" w:hAnsi="Times New Roman" w:cs="Times New Roman"/>
+                <w:sz w:val="24"/>
+                <w:szCs w:val="24"/>
+                <w:lang w:eastAsia="es-ES"/>
+              </w:rPr>
+            </w:pPr>
+            <w:r>
+              <w:rPr>
+                <w:rFonts w:ascii="Times New Roman" w:eastAsia="Times New Roman" w:hAnsi="Times New Roman" w:cs="Times New Roman"/>
+                <w:b/>
+                <w:bCs/>
+                <w:sz w:val="24"/>
+                <w:szCs w:val="24"/>
+                <w:lang w:eastAsia="es-ES"/>
+              </w:rPr>
+              <w:lastRenderedPageBreak/>
+              <w:t>Nombre</w:t>
+            </w:r>
+            <w:r>
+              <w:rPr>
+                <w:rFonts w:ascii="Times New Roman" w:eastAsia="Times New Roman" w:hAnsi="Times New Roman" w:cs="Times New Roman"/>
+                <w:sz w:val="24"/>
+                <w:szCs w:val="24"/>
+                <w:lang w:eastAsia="es-ES"/>
+              </w:rPr>
+              <w:t> </w:t>
+            </w:r>
+          </w:p>
+        </w:tc>
+        <w:tc>
+          <w:tcPr>
+            <w:tcW w:w="6480" w:type="dxa"/>
+            <w:tcBorders>
+              <w:top w:val="single" w:sz="6" w:space="0" w:color="auto"/>
+              <w:left w:val="nil"/>
+              <w:bottom w:val="single" w:sz="6" w:space="0" w:color="auto"/>
+              <w:right w:val="single" w:sz="6" w:space="0" w:color="auto"/>
+            </w:tcBorders>
+            <w:shd w:val="clear" w:color="auto" w:fill="auto"/>
+            <w:hideMark/>
+          </w:tcPr>
+          <w:p>
+            <w:pPr>
+              <w:spacing w:after="0" w:line="240" w:lineRule="auto"/>
+              <w:jc w:val="both"/>
+              <w:textAlignment w:val="baseline"/>
+              <w:rPr>
+                <w:rFonts w:ascii="Times New Roman" w:eastAsia="Times New Roman" w:hAnsi="Times New Roman" w:cs="Times New Roman"/>
+                <w:sz w:val="24"/>
+                <w:szCs w:val="24"/>
+              </w:rPr>
+            </w:pPr>
+            <w:r>
+              <w:rPr>
+                <w:rFonts w:ascii="Times New Roman" w:eastAsia="Times New Roman" w:hAnsi="Times New Roman" w:cs="Times New Roman"/>
+                <w:sz w:val="24"/>
+                <w:szCs w:val="24"/>
+              </w:rPr>
+              <w:t>RF</w:t>
+            </w:r>
+            <w:r>
+              <w:rPr>
+                <w:rFonts w:ascii="Times New Roman" w:eastAsia="Times New Roman" w:hAnsi="Times New Roman" w:cs="Times New Roman"/>
+                <w:sz w:val="24"/>
+                <w:szCs w:val="24"/>
+              </w:rPr>
+              <w:t>10</w:t>
+            </w:r>
+            <w:r>
+              <w:rPr>
+                <w:rFonts w:ascii="Times New Roman" w:eastAsia="Times New Roman" w:hAnsi="Times New Roman" w:cs="Times New Roman"/>
+                <w:sz w:val="24"/>
+                <w:szCs w:val="24"/>
+              </w:rPr>
+              <w:t xml:space="preserve"> Registrar </w:t>
+            </w:r>
+            <w:r>
+              <w:rPr>
+                <w:rFonts w:ascii="Times New Roman" w:eastAsia="Times New Roman" w:hAnsi="Times New Roman" w:cs="Times New Roman"/>
+                <w:sz w:val="24"/>
+                <w:szCs w:val="24"/>
+              </w:rPr>
+              <w:t>campaña</w:t>
+            </w:r>
+          </w:p>
+        </w:tc>
+      </w:tr>
+      <w:tr>
+        <w:tc>
+          <w:tcPr>
+            <w:tcW w:w="2295" w:type="dxa"/>
+            <w:tcBorders>
+              <w:top w:val="nil"/>
+              <w:left w:val="single" w:sz="6" w:space="0" w:color="auto"/>
+              <w:bottom w:val="single" w:sz="6" w:space="0" w:color="auto"/>
+              <w:right w:val="single" w:sz="6" w:space="0" w:color="auto"/>
+            </w:tcBorders>
+            <w:shd w:val="clear" w:color="auto" w:fill="F3F3F3"/>
+            <w:vAlign w:val="center"/>
+            <w:hideMark/>
+          </w:tcPr>
+          <w:p>
+            <w:pPr>
+              <w:spacing w:after="0" w:line="240" w:lineRule="auto"/>
+              <w:jc w:val="both"/>
+              <w:textAlignment w:val="baseline"/>
+              <w:rPr>
+                <w:rFonts w:ascii="Times New Roman" w:eastAsia="Times New Roman" w:hAnsi="Times New Roman" w:cs="Times New Roman"/>
+                <w:sz w:val="24"/>
+                <w:szCs w:val="24"/>
+                <w:lang w:eastAsia="es-ES"/>
+              </w:rPr>
+            </w:pPr>
+            <w:r>
+              <w:rPr>
+                <w:rFonts w:ascii="Times New Roman" w:eastAsia="Times New Roman" w:hAnsi="Times New Roman" w:cs="Times New Roman"/>
+                <w:b/>
+                <w:bCs/>
+                <w:sz w:val="24"/>
+                <w:szCs w:val="24"/>
+                <w:lang w:eastAsia="es-ES"/>
+              </w:rPr>
+              <w:t>Resumen</w:t>
+            </w:r>
+            <w:r>
+              <w:rPr>
+                <w:rFonts w:ascii="Times New Roman" w:eastAsia="Times New Roman" w:hAnsi="Times New Roman" w:cs="Times New Roman"/>
+                <w:sz w:val="24"/>
+                <w:szCs w:val="24"/>
+                <w:lang w:eastAsia="es-ES"/>
+              </w:rPr>
+              <w:t> </w:t>
+            </w:r>
+          </w:p>
+        </w:tc>
+        <w:tc>
+          <w:tcPr>
+            <w:tcW w:w="6480" w:type="dxa"/>
+            <w:tcBorders>
+              <w:top w:val="nil"/>
+              <w:left w:val="nil"/>
+              <w:bottom w:val="single" w:sz="6" w:space="0" w:color="auto"/>
+              <w:right w:val="single" w:sz="6" w:space="0" w:color="auto"/>
+            </w:tcBorders>
+            <w:shd w:val="clear" w:color="auto" w:fill="auto"/>
+            <w:hideMark/>
+          </w:tcPr>
+          <w:p>
+            <w:pPr>
+              <w:spacing w:after="0" w:line="240" w:lineRule="auto"/>
+              <w:jc w:val="both"/>
+              <w:textAlignment w:val="baseline"/>
+              <w:rPr>
+                <w:rFonts w:ascii="Times New Roman" w:eastAsia="Times New Roman" w:hAnsi="Times New Roman" w:cs="Times New Roman"/>
+                <w:sz w:val="24"/>
+                <w:szCs w:val="24"/>
+              </w:rPr>
+            </w:pPr>
+            <w:r>
+              <w:rPr>
+                <w:rFonts w:ascii="Times New Roman" w:eastAsia="Times New Roman" w:hAnsi="Times New Roman" w:cs="Times New Roman"/>
+                <w:sz w:val="24"/>
+                <w:szCs w:val="24"/>
+              </w:rPr>
+              <w:t>Dada una lista de tipos de servicio de salud y la cantidad deseada requeridos por la campaña, se debe encontrar servicios que los satisfacen y hacer las reservas individuales correspondientes.</w:t>
+            </w:r>
+          </w:p>
+        </w:tc>
+      </w:tr>
+      <w:tr>
+        <w:tc>
+          <w:tcPr>
+            <w:tcW w:w="2295" w:type="dxa"/>
+            <w:tcBorders>
+              <w:top w:val="nil"/>
+              <w:left w:val="single" w:sz="6" w:space="0" w:color="auto"/>
+              <w:bottom w:val="single" w:sz="6" w:space="0" w:color="auto"/>
+              <w:right w:val="single" w:sz="6" w:space="0" w:color="auto"/>
+            </w:tcBorders>
+            <w:shd w:val="clear" w:color="auto" w:fill="F3F3F3"/>
+            <w:vAlign w:val="center"/>
+          </w:tcPr>
+          <w:p>
+            <w:pPr>
+              <w:spacing w:after="0" w:line="240" w:lineRule="auto"/>
+              <w:jc w:val="both"/>
+              <w:textAlignment w:val="baseline"/>
+              <w:rPr>
+                <w:rFonts w:ascii="Times New Roman" w:eastAsia="Times New Roman" w:hAnsi="Times New Roman" w:cs="Times New Roman"/>
+                <w:b/>
+                <w:bCs/>
+                <w:sz w:val="24"/>
+                <w:szCs w:val="24"/>
+                <w:lang w:eastAsia="es-ES"/>
+              </w:rPr>
+            </w:pPr>
+            <w:r>
+              <w:rPr>
+                <w:rFonts w:ascii="Times New Roman" w:eastAsia="Times New Roman" w:hAnsi="Times New Roman" w:cs="Times New Roman"/>
+                <w:b/>
+                <w:bCs/>
+                <w:sz w:val="24"/>
+                <w:szCs w:val="24"/>
+                <w:lang w:eastAsia="es-ES"/>
+              </w:rPr>
+              <w:t>Usuario</w:t>
+            </w:r>
+          </w:p>
+        </w:tc>
+        <w:tc>
+          <w:tcPr>
+            <w:tcW w:w="6480" w:type="dxa"/>
+            <w:tcBorders>
+              <w:top w:val="nil"/>
+              <w:left w:val="nil"/>
+              <w:bottom w:val="single" w:sz="6" w:space="0" w:color="auto"/>
+              <w:right w:val="single" w:sz="6" w:space="0" w:color="auto"/>
+            </w:tcBorders>
+            <w:shd w:val="clear" w:color="auto" w:fill="auto"/>
+          </w:tcPr>
+          <w:p>
+            <w:pPr>
+              <w:spacing w:after="0" w:line="240" w:lineRule="auto"/>
+              <w:jc w:val="both"/>
+              <w:textAlignment w:val="baseline"/>
+              <w:rPr>
+                <w:rFonts w:ascii="Times New Roman" w:eastAsia="Times New Roman" w:hAnsi="Times New Roman" w:cs="Times New Roman"/>
+                <w:sz w:val="24"/>
+                <w:szCs w:val="24"/>
+              </w:rPr>
+            </w:pPr>
+            <w:r>
+              <w:rPr>
+                <w:rFonts w:ascii="Times New Roman" w:eastAsia="Times New Roman" w:hAnsi="Times New Roman" w:cs="Times New Roman"/>
+                <w:sz w:val="24"/>
+                <w:szCs w:val="24"/>
+              </w:rPr>
+              <w:t>Organizador de campaña</w:t>
+            </w:r>
+          </w:p>
+        </w:tc>
+      </w:tr>
+      <w:tr>
+        <w:trPr>
+          <w:trHeight w:val="315"/>
+        </w:trPr>
+        <w:tc>
+          <w:tcPr>
+            <w:tcW w:w="8775" w:type="dxa"/>
+            <w:gridSpan w:val="2"/>
+            <w:tcBorders>
+              <w:top w:val="nil"/>
+              <w:left w:val="single" w:sz="6" w:space="0" w:color="auto"/>
+              <w:bottom w:val="single" w:sz="6" w:space="0" w:color="auto"/>
+              <w:right w:val="single" w:sz="6" w:space="0" w:color="auto"/>
+            </w:tcBorders>
+            <w:shd w:val="clear" w:color="auto" w:fill="666699"/>
+            <w:vAlign w:val="center"/>
+            <w:hideMark/>
+          </w:tcPr>
+          <w:p>
+            <w:pPr>
+              <w:spacing w:after="0" w:line="240" w:lineRule="auto"/>
+              <w:jc w:val="both"/>
+              <w:textAlignment w:val="baseline"/>
+              <w:rPr>
+                <w:rFonts w:ascii="Times New Roman" w:eastAsia="Times New Roman" w:hAnsi="Times New Roman" w:cs="Times New Roman"/>
+                <w:sz w:val="24"/>
+                <w:szCs w:val="24"/>
+                <w:lang w:eastAsia="es-ES"/>
+              </w:rPr>
+            </w:pPr>
+            <w:r>
+              <w:rPr>
+                <w:rFonts w:ascii="Times New Roman" w:eastAsia="Times New Roman" w:hAnsi="Times New Roman" w:cs="Times New Roman"/>
+                <w:b/>
+                <w:bCs/>
+                <w:color w:val="DDDDDD"/>
+                <w:sz w:val="24"/>
+                <w:szCs w:val="24"/>
+                <w:lang w:eastAsia="es-ES"/>
+              </w:rPr>
+              <w:t>Entradas</w:t>
+            </w:r>
+            <w:r>
+              <w:rPr>
+                <w:rFonts w:ascii="Times New Roman" w:eastAsia="Times New Roman" w:hAnsi="Times New Roman" w:cs="Times New Roman"/>
+                <w:sz w:val="24"/>
+                <w:szCs w:val="24"/>
+                <w:lang w:eastAsia="es-ES"/>
+              </w:rPr>
+              <w:t> </w:t>
+            </w:r>
+          </w:p>
+        </w:tc>
+      </w:tr>
+      <w:tr>
+        <w:tc>
+          <w:tcPr>
+            <w:tcW w:w="8775" w:type="dxa"/>
+            <w:gridSpan w:val="2"/>
+            <w:tcBorders>
+              <w:top w:val="nil"/>
+              <w:left w:val="single" w:sz="6" w:space="0" w:color="auto"/>
+              <w:bottom w:val="single" w:sz="6" w:space="0" w:color="auto"/>
+              <w:right w:val="single" w:sz="6" w:space="0" w:color="auto"/>
+            </w:tcBorders>
+            <w:shd w:val="clear" w:color="auto" w:fill="auto"/>
+            <w:hideMark/>
+          </w:tcPr>
+          <w:p>
+            <w:pPr>
+              <w:spacing w:after="0" w:line="240" w:lineRule="auto"/>
+              <w:jc w:val="both"/>
+              <w:textAlignment w:val="baseline"/>
+              <w:rPr>
+                <w:rFonts w:ascii="Times New Roman" w:eastAsia="Times New Roman" w:hAnsi="Times New Roman" w:cs="Times New Roman"/>
+                <w:sz w:val="24"/>
+                <w:szCs w:val="24"/>
+              </w:rPr>
+            </w:pPr>
+            <w:r>
+              <w:rPr>
+                <w:rFonts w:ascii="Times New Roman" w:eastAsia="Times New Roman" w:hAnsi="Times New Roman" w:cs="Times New Roman"/>
+                <w:sz w:val="24"/>
+                <w:szCs w:val="24"/>
+              </w:rPr>
+              <w:t>Nombre</w:t>
+            </w:r>
+            <w:r>
+              <w:rPr>
+                <w:rFonts w:ascii="Times New Roman" w:eastAsia="Times New Roman" w:hAnsi="Times New Roman" w:cs="Times New Roman"/>
+                <w:sz w:val="24"/>
+                <w:szCs w:val="24"/>
+              </w:rPr>
+              <w:br/>
+              <w:t>Afiliados esperados</w:t>
+            </w:r>
+          </w:p>
+          <w:p>
+            <w:pPr>
+              <w:spacing w:after="0" w:line="240" w:lineRule="auto"/>
+              <w:jc w:val="both"/>
+              <w:textAlignment w:val="baseline"/>
+              <w:rPr>
+                <w:rFonts w:ascii="Times New Roman" w:eastAsia="Times New Roman" w:hAnsi="Times New Roman" w:cs="Times New Roman"/>
+                <w:sz w:val="24"/>
+                <w:szCs w:val="24"/>
+              </w:rPr>
+            </w:pPr>
+            <w:r>
+              <w:rPr>
+                <w:rFonts w:ascii="Times New Roman" w:eastAsia="Times New Roman" w:hAnsi="Times New Roman" w:cs="Times New Roman"/>
+                <w:sz w:val="24"/>
+                <w:szCs w:val="24"/>
+              </w:rPr>
+              <w:t>Fecha inicio</w:t>
+            </w:r>
+          </w:p>
+          <w:p>
+            <w:pPr>
+              <w:spacing w:after="0" w:line="240" w:lineRule="auto"/>
+              <w:jc w:val="both"/>
+              <w:textAlignment w:val="baseline"/>
+              <w:rPr>
+                <w:rFonts w:ascii="Times New Roman" w:eastAsia="Times New Roman" w:hAnsi="Times New Roman" w:cs="Times New Roman"/>
+                <w:sz w:val="24"/>
+                <w:szCs w:val="24"/>
+              </w:rPr>
+            </w:pPr>
+            <w:r>
+              <w:rPr>
+                <w:rFonts w:ascii="Times New Roman" w:eastAsia="Times New Roman" w:hAnsi="Times New Roman" w:cs="Times New Roman"/>
+                <w:sz w:val="24"/>
+                <w:szCs w:val="24"/>
+              </w:rPr>
+              <w:t>Fecha final</w:t>
+            </w:r>
+          </w:p>
+          <w:p>
+            <w:pPr>
+              <w:spacing w:after="0" w:line="240" w:lineRule="auto"/>
+              <w:jc w:val="both"/>
+              <w:textAlignment w:val="baseline"/>
+              <w:rPr>
+                <w:rFonts w:ascii="Times New Roman" w:eastAsia="Times New Roman" w:hAnsi="Times New Roman" w:cs="Times New Roman"/>
+                <w:sz w:val="24"/>
+                <w:szCs w:val="24"/>
+              </w:rPr>
+            </w:pPr>
+            <w:r>
+              <w:rPr>
+                <w:rFonts w:ascii="Times New Roman" w:eastAsia="Times New Roman" w:hAnsi="Times New Roman" w:cs="Times New Roman"/>
+                <w:sz w:val="24"/>
+                <w:szCs w:val="24"/>
+              </w:rPr>
+              <w:t>Servicios</w:t>
+            </w:r>
+          </w:p>
+          <w:p>
+            <w:pPr>
+              <w:spacing w:after="0" w:line="240" w:lineRule="auto"/>
+              <w:jc w:val="both"/>
+              <w:textAlignment w:val="baseline"/>
+              <w:rPr>
+                <w:rFonts w:ascii="Times New Roman" w:eastAsia="Times New Roman" w:hAnsi="Times New Roman" w:cs="Times New Roman"/>
+                <w:sz w:val="24"/>
+                <w:szCs w:val="24"/>
+              </w:rPr>
+            </w:pPr>
+            <w:r>
+              <w:rPr>
+                <w:rFonts w:ascii="Times New Roman" w:eastAsia="Times New Roman" w:hAnsi="Times New Roman" w:cs="Times New Roman"/>
+                <w:sz w:val="24"/>
+                <w:szCs w:val="24"/>
+              </w:rPr>
+              <w:t>Cantidades de cada servicio</w:t>
+            </w:r>
+          </w:p>
+        </w:tc>
+      </w:tr>
+      <w:tr>
+        <w:trPr>
+          <w:trHeight w:val="315"/>
+        </w:trPr>
+        <w:tc>
+          <w:tcPr>
+            <w:tcW w:w="8775" w:type="dxa"/>
+            <w:gridSpan w:val="2"/>
+            <w:tcBorders>
+              <w:top w:val="nil"/>
+              <w:left w:val="single" w:sz="6" w:space="0" w:color="auto"/>
+              <w:bottom w:val="single" w:sz="6" w:space="0" w:color="auto"/>
+              <w:right w:val="single" w:sz="6" w:space="0" w:color="auto"/>
+            </w:tcBorders>
+            <w:shd w:val="clear" w:color="auto" w:fill="666699"/>
+            <w:vAlign w:val="center"/>
+            <w:hideMark/>
+          </w:tcPr>
+          <w:p>
+            <w:pPr>
+              <w:spacing w:after="0" w:line="240" w:lineRule="auto"/>
+              <w:jc w:val="both"/>
+              <w:textAlignment w:val="baseline"/>
+              <w:rPr>
+                <w:rFonts w:ascii="Times New Roman" w:eastAsia="Times New Roman" w:hAnsi="Times New Roman" w:cs="Times New Roman"/>
+                <w:sz w:val="24"/>
+                <w:szCs w:val="24"/>
+                <w:lang w:eastAsia="es-ES"/>
+              </w:rPr>
+            </w:pPr>
+            <w:r>
+              <w:rPr>
+                <w:rFonts w:ascii="Times New Roman" w:eastAsia="Times New Roman" w:hAnsi="Times New Roman" w:cs="Times New Roman"/>
+                <w:b/>
+                <w:bCs/>
+                <w:color w:val="DDDDDD"/>
+                <w:sz w:val="24"/>
+                <w:szCs w:val="24"/>
+                <w:lang w:eastAsia="es-ES"/>
+              </w:rPr>
+              <w:t>Resultados</w:t>
+            </w:r>
+            <w:r>
+              <w:rPr>
+                <w:rFonts w:ascii="Times New Roman" w:eastAsia="Times New Roman" w:hAnsi="Times New Roman" w:cs="Times New Roman"/>
+                <w:sz w:val="24"/>
+                <w:szCs w:val="24"/>
+                <w:lang w:eastAsia="es-ES"/>
+              </w:rPr>
+              <w:t> </w:t>
+            </w:r>
+          </w:p>
+        </w:tc>
+      </w:tr>
+      <w:tr>
+        <w:tc>
+          <w:tcPr>
+            <w:tcW w:w="8775" w:type="dxa"/>
+            <w:gridSpan w:val="2"/>
+            <w:tcBorders>
+              <w:top w:val="nil"/>
+              <w:left w:val="single" w:sz="6" w:space="0" w:color="auto"/>
+              <w:bottom w:val="nil"/>
+              <w:right w:val="single" w:sz="6" w:space="0" w:color="auto"/>
+            </w:tcBorders>
+            <w:shd w:val="clear" w:color="auto" w:fill="auto"/>
+            <w:hideMark/>
+          </w:tcPr>
+          <w:p>
+            <w:pPr>
+              <w:spacing w:after="0" w:line="240" w:lineRule="auto"/>
+              <w:jc w:val="both"/>
+              <w:textAlignment w:val="baseline"/>
+              <w:rPr>
+                <w:rFonts w:ascii="Times New Roman" w:eastAsia="Times New Roman" w:hAnsi="Times New Roman" w:cs="Times New Roman"/>
+                <w:sz w:val="24"/>
+                <w:szCs w:val="24"/>
+                <w:lang w:eastAsia="es-ES"/>
+              </w:rPr>
+            </w:pPr>
+            <w:r>
+              <w:rPr>
+                <w:rFonts w:ascii="Times New Roman" w:eastAsia="Times New Roman" w:hAnsi="Times New Roman" w:cs="Times New Roman"/>
+                <w:sz w:val="24"/>
+                <w:szCs w:val="24"/>
+              </w:rPr>
+              <w:t>Se hacen las reservas individuales correspondientes a los servicios de salud y cantidades requeridas.</w:t>
+            </w:r>
+          </w:p>
+        </w:tc>
+      </w:tr>
+      <w:tr>
+        <w:tc>
+          <w:tcPr>
+            <w:tcW w:w="8775" w:type="dxa"/>
+            <w:gridSpan w:val="2"/>
+            <w:tcBorders>
+              <w:top w:val="nil"/>
+              <w:left w:val="single" w:sz="6" w:space="0" w:color="auto"/>
+              <w:bottom w:val="single" w:sz="6" w:space="0" w:color="auto"/>
+              <w:right w:val="single" w:sz="6" w:space="0" w:color="auto"/>
+            </w:tcBorders>
+            <w:shd w:val="clear" w:color="auto" w:fill="666699"/>
+          </w:tcPr>
+          <w:p>
+            <w:pPr>
+              <w:spacing w:after="0" w:line="240" w:lineRule="auto"/>
+              <w:jc w:val="both"/>
+              <w:textAlignment w:val="baseline"/>
+              <w:rPr>
+                <w:rFonts w:ascii="Times New Roman" w:eastAsia="Times New Roman" w:hAnsi="Times New Roman" w:cs="Times New Roman"/>
+                <w:sz w:val="24"/>
+                <w:szCs w:val="24"/>
+              </w:rPr>
+            </w:pPr>
+            <w:r>
+              <w:rPr>
+                <w:rFonts w:ascii="Times New Roman" w:eastAsia="Times New Roman" w:hAnsi="Times New Roman" w:cs="Times New Roman"/>
+                <w:b/>
+                <w:bCs/>
+                <w:color w:val="DDDDDD"/>
+                <w:sz w:val="24"/>
+                <w:szCs w:val="24"/>
+                <w:lang w:eastAsia="es-ES"/>
+              </w:rPr>
+              <w:t>RNF asocia</w:t>
+            </w:r>
+            <w:r>
+              <w:rPr>
+                <w:rFonts w:ascii="Times New Roman" w:eastAsia="Times New Roman" w:hAnsi="Times New Roman" w:cs="Times New Roman"/>
+                <w:b/>
+                <w:bCs/>
+                <w:color w:val="DDDDDD"/>
+                <w:sz w:val="24"/>
+                <w:szCs w:val="24"/>
+                <w:shd w:val="clear" w:color="auto" w:fill="666699"/>
+                <w:lang w:eastAsia="es-ES"/>
+              </w:rPr>
+              <w:t>dos</w:t>
+            </w:r>
+            <w:r>
+              <w:rPr>
+                <w:rFonts w:ascii="Times New Roman" w:eastAsia="Times New Roman" w:hAnsi="Times New Roman" w:cs="Times New Roman"/>
+                <w:sz w:val="24"/>
+                <w:szCs w:val="24"/>
+                <w:shd w:val="clear" w:color="auto" w:fill="666699"/>
+              </w:rPr>
+              <w:t> </w:t>
+            </w:r>
+          </w:p>
+        </w:tc>
+      </w:tr>
+      <w:tr>
+        <w:tc>
+          <w:tcPr>
+            <w:tcW w:w="8775" w:type="dxa"/>
+            <w:gridSpan w:val="2"/>
+            <w:tcBorders>
+              <w:top w:val="nil"/>
+              <w:left w:val="single" w:sz="6" w:space="0" w:color="auto"/>
+              <w:bottom w:val="single" w:sz="4" w:space="0" w:color="auto"/>
+              <w:right w:val="single" w:sz="6" w:space="0" w:color="auto"/>
+            </w:tcBorders>
+            <w:shd w:val="clear" w:color="auto" w:fill="auto"/>
+          </w:tcPr>
+          <w:p>
+            <w:pPr>
+              <w:spacing w:after="0" w:line="240" w:lineRule="auto"/>
+              <w:jc w:val="both"/>
+              <w:textAlignment w:val="baseline"/>
+              <w:rPr>
+                <w:rFonts w:ascii="Times New Roman" w:eastAsia="Times New Roman" w:hAnsi="Times New Roman" w:cs="Times New Roman"/>
+                <w:sz w:val="24"/>
+                <w:szCs w:val="24"/>
+              </w:rPr>
+            </w:pPr>
+            <w:r>
+              <w:rPr>
+                <w:rFonts w:ascii="Times New Roman" w:eastAsia="Times New Roman" w:hAnsi="Times New Roman" w:cs="Times New Roman"/>
+                <w:sz w:val="24"/>
+                <w:szCs w:val="24"/>
+              </w:rPr>
+              <w:t>Privacidad</w:t>
+            </w:r>
+            <w:r>
+              <w:rPr>
+                <w:rFonts w:ascii="Times New Roman" w:eastAsia="Times New Roman" w:hAnsi="Times New Roman" w:cs="Times New Roman"/>
+                <w:sz w:val="24"/>
+                <w:szCs w:val="24"/>
+              </w:rPr>
+              <w:t xml:space="preserve">: Solo el organizador de campaña tiene acceso </w:t>
+            </w:r>
+          </w:p>
+        </w:tc>
+      </w:tr>
+      <w:tr>
+        <w:tc>
+          <w:tcPr>
+            <w:tcW w:w="8775" w:type="dxa"/>
+            <w:gridSpan w:val="2"/>
+            <w:tcBorders>
+              <w:top w:val="single" w:sz="4" w:space="0" w:color="auto"/>
+              <w:left w:val="single" w:sz="4" w:space="0" w:color="auto"/>
+              <w:bottom w:val="single" w:sz="4" w:space="0" w:color="auto"/>
+              <w:right w:val="single" w:sz="4" w:space="0" w:color="auto"/>
+            </w:tcBorders>
+            <w:shd w:val="clear" w:color="auto" w:fill="auto"/>
+          </w:tcPr>
+          <w:p>
+            <w:pPr>
+              <w:spacing w:after="0" w:line="240" w:lineRule="auto"/>
+              <w:jc w:val="both"/>
+              <w:textAlignment w:val="baseline"/>
+              <w:rPr>
+                <w:rFonts w:ascii="Times New Roman" w:eastAsia="Times New Roman" w:hAnsi="Times New Roman" w:cs="Times New Roman"/>
+                <w:sz w:val="24"/>
+                <w:szCs w:val="24"/>
+              </w:rPr>
+            </w:pPr>
+            <w:r>
+              <w:rPr>
+                <w:rFonts w:ascii="Times New Roman" w:eastAsia="Times New Roman" w:hAnsi="Times New Roman" w:cs="Times New Roman"/>
+                <w:sz w:val="24"/>
+                <w:szCs w:val="24"/>
+              </w:rPr>
+              <w:t>Atomicidad</w:t>
+            </w:r>
+            <w:r>
+              <w:rPr>
+                <w:rFonts w:ascii="Times New Roman" w:eastAsia="Times New Roman" w:hAnsi="Times New Roman" w:cs="Times New Roman"/>
+                <w:sz w:val="24"/>
+                <w:szCs w:val="24"/>
+              </w:rPr>
+              <w:t xml:space="preserve">: </w:t>
+            </w:r>
+            <w:r>
+              <w:rPr>
+                <w:rFonts w:ascii="Times New Roman" w:eastAsia="Times New Roman" w:hAnsi="Times New Roman" w:cs="Times New Roman"/>
+                <w:sz w:val="24"/>
+                <w:szCs w:val="24"/>
+              </w:rPr>
+              <w:t xml:space="preserve">Se hace en una sola transacción. Si algo falla, se hace </w:t>
+            </w:r>
+            <w:proofErr w:type="spellStart"/>
+            <w:r>
+              <w:rPr>
+                <w:rFonts w:ascii="Times New Roman" w:eastAsia="Times New Roman" w:hAnsi="Times New Roman" w:cs="Times New Roman"/>
+                <w:sz w:val="24"/>
+                <w:szCs w:val="24"/>
+              </w:rPr>
+              <w:t>rollback</w:t>
+            </w:r>
+            <w:proofErr w:type="spellEnd"/>
+            <w:r>
+              <w:rPr>
+                <w:rFonts w:ascii="Times New Roman" w:eastAsia="Times New Roman" w:hAnsi="Times New Roman" w:cs="Times New Roman"/>
+                <w:sz w:val="24"/>
+                <w:szCs w:val="24"/>
+              </w:rPr>
+              <w:t>, por lo que aplica el “Todo o nada”</w:t>
+            </w:r>
+          </w:p>
+        </w:tc>
+      </w:tr>
+      <w:tr>
+        <w:tc>
+          <w:tcPr>
+            <w:tcW w:w="8775" w:type="dxa"/>
+            <w:gridSpan w:val="2"/>
+            <w:tcBorders>
+              <w:top w:val="single" w:sz="4" w:space="0" w:color="auto"/>
+              <w:left w:val="single" w:sz="4" w:space="0" w:color="auto"/>
+              <w:bottom w:val="single" w:sz="4" w:space="0" w:color="auto"/>
+              <w:right w:val="single" w:sz="4" w:space="0" w:color="auto"/>
+            </w:tcBorders>
+            <w:shd w:val="clear" w:color="auto" w:fill="auto"/>
+          </w:tcPr>
+          <w:p>
+            <w:pPr>
+              <w:spacing w:after="0" w:line="240" w:lineRule="auto"/>
+              <w:jc w:val="both"/>
+              <w:textAlignment w:val="baseline"/>
+              <w:rPr>
+                <w:rFonts w:ascii="Times New Roman" w:eastAsia="Times New Roman" w:hAnsi="Times New Roman" w:cs="Times New Roman"/>
+                <w:sz w:val="24"/>
+                <w:szCs w:val="24"/>
+              </w:rPr>
+            </w:pPr>
+            <w:r>
+              <w:rPr>
+                <w:rFonts w:ascii="Times New Roman" w:eastAsia="Times New Roman" w:hAnsi="Times New Roman" w:cs="Times New Roman"/>
+                <w:sz w:val="24"/>
+                <w:szCs w:val="24"/>
+              </w:rPr>
+              <w:t>Consistencia: Se comprueban las reglas de negocio dentro de la transacción de tal forma que al finalizar cada transacción el estado de la base de datos es válido.</w:t>
+            </w:r>
+          </w:p>
+        </w:tc>
+      </w:tr>
+      <w:tr>
+        <w:tc>
+          <w:tcPr>
+            <w:tcW w:w="8775" w:type="dxa"/>
+            <w:gridSpan w:val="2"/>
+            <w:tcBorders>
+              <w:top w:val="single" w:sz="4" w:space="0" w:color="auto"/>
+              <w:left w:val="single" w:sz="4" w:space="0" w:color="auto"/>
+              <w:bottom w:val="single" w:sz="4" w:space="0" w:color="auto"/>
+              <w:right w:val="single" w:sz="4" w:space="0" w:color="auto"/>
+            </w:tcBorders>
+            <w:shd w:val="clear" w:color="auto" w:fill="auto"/>
+          </w:tcPr>
+          <w:p>
+            <w:pPr>
+              <w:spacing w:after="0" w:line="240" w:lineRule="auto"/>
+              <w:jc w:val="both"/>
+              <w:textAlignment w:val="baseline"/>
+              <w:rPr>
+                <w:rFonts w:ascii="Times New Roman" w:eastAsia="Times New Roman" w:hAnsi="Times New Roman" w:cs="Times New Roman"/>
+                <w:sz w:val="24"/>
+                <w:szCs w:val="24"/>
+              </w:rPr>
+            </w:pPr>
+            <w:r>
+              <w:rPr>
+                <w:rFonts w:ascii="Times New Roman" w:eastAsia="Times New Roman" w:hAnsi="Times New Roman" w:cs="Times New Roman"/>
+                <w:sz w:val="24"/>
+                <w:szCs w:val="24"/>
+              </w:rPr>
+              <w:t xml:space="preserve">Aislamiento: Se utiliza un nivel de aislamiento </w:t>
+            </w:r>
+            <w:proofErr w:type="spellStart"/>
+            <w:r>
+              <w:rPr>
+                <w:rFonts w:ascii="Times New Roman" w:eastAsia="Times New Roman" w:hAnsi="Times New Roman" w:cs="Times New Roman"/>
+                <w:sz w:val="24"/>
+                <w:szCs w:val="24"/>
+              </w:rPr>
+              <w:t>serializable</w:t>
+            </w:r>
+            <w:proofErr w:type="spellEnd"/>
+            <w:r>
+              <w:rPr>
+                <w:rFonts w:ascii="Times New Roman" w:eastAsia="Times New Roman" w:hAnsi="Times New Roman" w:cs="Times New Roman"/>
+                <w:sz w:val="24"/>
+                <w:szCs w:val="24"/>
+              </w:rPr>
+              <w:t xml:space="preserve">, de tal forma que no pueda haber lecturas sucias, inconsistentes o fantasmas. </w:t>
+            </w:r>
+          </w:p>
+        </w:tc>
+      </w:tr>
+      <w:tr>
+        <w:tc>
+          <w:tcPr>
+            <w:tcW w:w="8775" w:type="dxa"/>
+            <w:gridSpan w:val="2"/>
+            <w:tcBorders>
+              <w:top w:val="single" w:sz="4" w:space="0" w:color="auto"/>
+              <w:left w:val="single" w:sz="4" w:space="0" w:color="auto"/>
+              <w:bottom w:val="single" w:sz="4" w:space="0" w:color="auto"/>
+              <w:right w:val="single" w:sz="4" w:space="0" w:color="auto"/>
+            </w:tcBorders>
+            <w:shd w:val="clear" w:color="auto" w:fill="auto"/>
+          </w:tcPr>
+          <w:p>
+            <w:pPr>
+              <w:spacing w:after="0" w:line="240" w:lineRule="auto"/>
+              <w:jc w:val="both"/>
+              <w:textAlignment w:val="baseline"/>
+              <w:rPr>
+                <w:rFonts w:ascii="Times New Roman" w:eastAsia="Times New Roman" w:hAnsi="Times New Roman" w:cs="Times New Roman"/>
+                <w:sz w:val="24"/>
+                <w:szCs w:val="24"/>
+              </w:rPr>
+            </w:pPr>
+            <w:r>
+              <w:rPr>
+                <w:rFonts w:ascii="Times New Roman" w:eastAsia="Times New Roman" w:hAnsi="Times New Roman" w:cs="Times New Roman"/>
+                <w:sz w:val="24"/>
+                <w:szCs w:val="24"/>
+              </w:rPr>
+              <w:t>Durabilidad: Se persiste en la base de datos la información.</w:t>
+            </w:r>
+          </w:p>
+        </w:tc>
+      </w:tr>
+    </w:tbl>
+    <w:p>
+      <w:pPr>
+        <w:spacing w:before="40" w:after="120"/>
+        <w:jc w:val="both"/>
+        <w:rPr>
+          <w:rFonts w:ascii="Times New Roman" w:eastAsia="Times New Roman" w:hAnsi="Times New Roman" w:cs="Times New Roman"/>
+          <w:b/>
+          <w:bCs/>
+          <w:sz w:val="28"/>
+          <w:szCs w:val="28"/>
+        </w:rPr>
+      </w:pPr>
+    </w:p>
+    <w:tbl>
+      <w:tblPr>
+        <w:tblW w:w="8775" w:type="dxa"/>
+        <w:tblBorders>
+          <w:top w:val="outset" w:sz="6" w:space="0" w:color="auto"/>
+          <w:left w:val="outset" w:sz="6" w:space="0" w:color="auto"/>
+          <w:bottom w:val="outset" w:sz="6" w:space="0" w:color="auto"/>
+          <w:right w:val="outset" w:sz="6" w:space="0" w:color="auto"/>
+        </w:tblBorders>
+        <w:tblCellMar>
+          <w:left w:w="0" w:type="dxa"/>
+          <w:right w:w="0" w:type="dxa"/>
+        </w:tblCellMar>
+        <w:tblLook w:val="04A0" w:firstRow="1" w:lastRow="0" w:firstColumn="1" w:lastColumn="0" w:noHBand="0" w:noVBand="1"/>
+      </w:tblPr>
+      <w:tblGrid>
+        <w:gridCol w:w="2295"/>
+        <w:gridCol w:w="6480"/>
+      </w:tblGrid>
+      <w:tr>
+        <w:tc>
+          <w:tcPr>
+            <w:tcW w:w="2295" w:type="dxa"/>
+            <w:tcBorders>
+              <w:top w:val="single" w:sz="6" w:space="0" w:color="auto"/>
+              <w:left w:val="single" w:sz="6" w:space="0" w:color="auto"/>
+              <w:bottom w:val="single" w:sz="6" w:space="0" w:color="auto"/>
+              <w:right w:val="single" w:sz="6" w:space="0" w:color="auto"/>
+            </w:tcBorders>
+            <w:shd w:val="clear" w:color="auto" w:fill="F3F3F3"/>
+            <w:vAlign w:val="center"/>
+            <w:hideMark/>
+          </w:tcPr>
+          <w:p>
+            <w:pPr>
+              <w:spacing w:after="0" w:line="240" w:lineRule="auto"/>
+              <w:jc w:val="both"/>
+              <w:textAlignment w:val="baseline"/>
+              <w:rPr>
+                <w:rFonts w:ascii="Times New Roman" w:eastAsia="Times New Roman" w:hAnsi="Times New Roman" w:cs="Times New Roman"/>
+                <w:sz w:val="24"/>
+                <w:szCs w:val="24"/>
+                <w:lang w:eastAsia="es-ES"/>
+              </w:rPr>
+            </w:pPr>
+            <w:r>
+              <w:rPr>
+                <w:rFonts w:ascii="Times New Roman" w:eastAsia="Times New Roman" w:hAnsi="Times New Roman" w:cs="Times New Roman"/>
+                <w:b/>
+                <w:bCs/>
+                <w:sz w:val="24"/>
+                <w:szCs w:val="24"/>
+                <w:lang w:eastAsia="es-ES"/>
+              </w:rPr>
+              <w:t>Nombre</w:t>
+            </w:r>
+            <w:r>
+              <w:rPr>
+                <w:rFonts w:ascii="Times New Roman" w:eastAsia="Times New Roman" w:hAnsi="Times New Roman" w:cs="Times New Roman"/>
+                <w:sz w:val="24"/>
+                <w:szCs w:val="24"/>
+                <w:lang w:eastAsia="es-ES"/>
+              </w:rPr>
+              <w:t> </w:t>
+            </w:r>
+          </w:p>
+        </w:tc>
+        <w:tc>
+          <w:tcPr>
+            <w:tcW w:w="6480" w:type="dxa"/>
+            <w:tcBorders>
+              <w:top w:val="single" w:sz="6" w:space="0" w:color="auto"/>
+              <w:left w:val="nil"/>
+              <w:bottom w:val="single" w:sz="6" w:space="0" w:color="auto"/>
+              <w:right w:val="single" w:sz="6" w:space="0" w:color="auto"/>
+            </w:tcBorders>
+            <w:shd w:val="clear" w:color="auto" w:fill="auto"/>
+            <w:hideMark/>
+          </w:tcPr>
+          <w:p>
+            <w:pPr>
+              <w:spacing w:after="0" w:line="240" w:lineRule="auto"/>
+              <w:jc w:val="both"/>
+              <w:textAlignment w:val="baseline"/>
+              <w:rPr>
+                <w:rFonts w:ascii="Times New Roman" w:eastAsia="Times New Roman" w:hAnsi="Times New Roman" w:cs="Times New Roman"/>
+                <w:sz w:val="24"/>
+                <w:szCs w:val="24"/>
+              </w:rPr>
+            </w:pPr>
+            <w:r>
+              <w:rPr>
+                <w:rFonts w:ascii="Times New Roman" w:eastAsia="Times New Roman" w:hAnsi="Times New Roman" w:cs="Times New Roman"/>
+                <w:sz w:val="24"/>
+                <w:szCs w:val="24"/>
+              </w:rPr>
+              <w:t>RF</w:t>
+            </w:r>
+            <w:r>
+              <w:rPr>
+                <w:rFonts w:ascii="Times New Roman" w:eastAsia="Times New Roman" w:hAnsi="Times New Roman" w:cs="Times New Roman"/>
+                <w:sz w:val="24"/>
+                <w:szCs w:val="24"/>
+              </w:rPr>
+              <w:t>1</w:t>
+            </w:r>
+            <w:r>
+              <w:rPr>
+                <w:rFonts w:ascii="Times New Roman" w:eastAsia="Times New Roman" w:hAnsi="Times New Roman" w:cs="Times New Roman"/>
+                <w:sz w:val="24"/>
+                <w:szCs w:val="24"/>
+              </w:rPr>
+              <w:t>1</w:t>
+            </w:r>
+            <w:r>
+              <w:rPr>
+                <w:rFonts w:ascii="Times New Roman" w:eastAsia="Times New Roman" w:hAnsi="Times New Roman" w:cs="Times New Roman"/>
+                <w:sz w:val="24"/>
+                <w:szCs w:val="24"/>
+              </w:rPr>
+              <w:t xml:space="preserve"> </w:t>
+            </w:r>
+            <w:r>
+              <w:rPr>
+                <w:rFonts w:ascii="Times New Roman" w:eastAsia="Times New Roman" w:hAnsi="Times New Roman" w:cs="Times New Roman"/>
+                <w:sz w:val="24"/>
+                <w:szCs w:val="24"/>
+              </w:rPr>
+              <w:t>Cancelar servicios de la campaña</w:t>
+            </w:r>
+          </w:p>
+        </w:tc>
+      </w:tr>
+      <w:tr>
+        <w:tc>
+          <w:tcPr>
+            <w:tcW w:w="2295" w:type="dxa"/>
+            <w:tcBorders>
+              <w:top w:val="nil"/>
+              <w:left w:val="single" w:sz="6" w:space="0" w:color="auto"/>
+              <w:bottom w:val="single" w:sz="6" w:space="0" w:color="auto"/>
+              <w:right w:val="single" w:sz="6" w:space="0" w:color="auto"/>
+            </w:tcBorders>
+            <w:shd w:val="clear" w:color="auto" w:fill="F3F3F3"/>
+            <w:vAlign w:val="center"/>
+            <w:hideMark/>
+          </w:tcPr>
+          <w:p>
+            <w:pPr>
+              <w:spacing w:after="0" w:line="240" w:lineRule="auto"/>
+              <w:jc w:val="both"/>
+              <w:textAlignment w:val="baseline"/>
+              <w:rPr>
+                <w:rFonts w:ascii="Times New Roman" w:eastAsia="Times New Roman" w:hAnsi="Times New Roman" w:cs="Times New Roman"/>
+                <w:sz w:val="24"/>
+                <w:szCs w:val="24"/>
+                <w:lang w:eastAsia="es-ES"/>
+              </w:rPr>
+            </w:pPr>
+            <w:r>
+              <w:rPr>
+                <w:rFonts w:ascii="Times New Roman" w:eastAsia="Times New Roman" w:hAnsi="Times New Roman" w:cs="Times New Roman"/>
+                <w:b/>
+                <w:bCs/>
+                <w:sz w:val="24"/>
+                <w:szCs w:val="24"/>
+                <w:lang w:eastAsia="es-ES"/>
+              </w:rPr>
+              <w:t>Resumen</w:t>
+            </w:r>
+            <w:r>
+              <w:rPr>
+                <w:rFonts w:ascii="Times New Roman" w:eastAsia="Times New Roman" w:hAnsi="Times New Roman" w:cs="Times New Roman"/>
+                <w:sz w:val="24"/>
+                <w:szCs w:val="24"/>
+                <w:lang w:eastAsia="es-ES"/>
+              </w:rPr>
+              <w:t> </w:t>
+            </w:r>
+          </w:p>
+        </w:tc>
+        <w:tc>
+          <w:tcPr>
+            <w:tcW w:w="6480" w:type="dxa"/>
+            <w:tcBorders>
+              <w:top w:val="nil"/>
+              <w:left w:val="nil"/>
+              <w:bottom w:val="single" w:sz="6" w:space="0" w:color="auto"/>
+              <w:right w:val="single" w:sz="6" w:space="0" w:color="auto"/>
+            </w:tcBorders>
+            <w:shd w:val="clear" w:color="auto" w:fill="auto"/>
+            <w:hideMark/>
+          </w:tcPr>
+          <w:p>
+            <w:pPr>
+              <w:spacing w:after="0" w:line="240" w:lineRule="auto"/>
+              <w:jc w:val="both"/>
+              <w:textAlignment w:val="baseline"/>
+              <w:rPr>
+                <w:rFonts w:ascii="Times New Roman" w:eastAsia="Times New Roman" w:hAnsi="Times New Roman" w:cs="Times New Roman"/>
+                <w:sz w:val="24"/>
+                <w:szCs w:val="24"/>
+              </w:rPr>
+            </w:pPr>
+            <w:r>
+              <w:rPr>
+                <w:rFonts w:ascii="Times New Roman" w:eastAsia="Times New Roman" w:hAnsi="Times New Roman" w:cs="Times New Roman"/>
+                <w:sz w:val="24"/>
+                <w:szCs w:val="24"/>
+              </w:rPr>
+              <w:t>Un recepcionista r</w:t>
+            </w:r>
+            <w:r>
+              <w:rPr>
+                <w:rFonts w:ascii="Times New Roman" w:eastAsia="Times New Roman" w:hAnsi="Times New Roman" w:cs="Times New Roman"/>
+                <w:sz w:val="24"/>
+                <w:szCs w:val="24"/>
+              </w:rPr>
+              <w:t>egistra la prestación del servicio de salud al afiliado</w:t>
+            </w:r>
+            <w:r>
+              <w:rPr>
+                <w:rFonts w:ascii="Times New Roman" w:eastAsia="Times New Roman" w:hAnsi="Times New Roman" w:cs="Times New Roman"/>
+                <w:sz w:val="24"/>
+                <w:szCs w:val="24"/>
+              </w:rPr>
+              <w:t>.</w:t>
+            </w:r>
+          </w:p>
+        </w:tc>
+      </w:tr>
+      <w:tr>
+        <w:tc>
+          <w:tcPr>
+            <w:tcW w:w="2295" w:type="dxa"/>
+            <w:tcBorders>
+              <w:top w:val="nil"/>
+              <w:left w:val="single" w:sz="6" w:space="0" w:color="auto"/>
+              <w:bottom w:val="single" w:sz="6" w:space="0" w:color="auto"/>
+              <w:right w:val="single" w:sz="6" w:space="0" w:color="auto"/>
+            </w:tcBorders>
+            <w:shd w:val="clear" w:color="auto" w:fill="F3F3F3"/>
+            <w:vAlign w:val="center"/>
+          </w:tcPr>
+          <w:p>
+            <w:pPr>
+              <w:spacing w:after="0" w:line="240" w:lineRule="auto"/>
+              <w:jc w:val="both"/>
+              <w:textAlignment w:val="baseline"/>
+              <w:rPr>
+                <w:rFonts w:ascii="Times New Roman" w:eastAsia="Times New Roman" w:hAnsi="Times New Roman" w:cs="Times New Roman"/>
+                <w:b/>
+                <w:bCs/>
+                <w:sz w:val="24"/>
+                <w:szCs w:val="24"/>
+                <w:lang w:eastAsia="es-ES"/>
+              </w:rPr>
+            </w:pPr>
+            <w:r>
+              <w:rPr>
+                <w:rFonts w:ascii="Times New Roman" w:eastAsia="Times New Roman" w:hAnsi="Times New Roman" w:cs="Times New Roman"/>
+                <w:b/>
+                <w:bCs/>
+                <w:sz w:val="24"/>
+                <w:szCs w:val="24"/>
+                <w:lang w:eastAsia="es-ES"/>
+              </w:rPr>
+              <w:t>Usuario</w:t>
+            </w:r>
+          </w:p>
+        </w:tc>
+        <w:tc>
+          <w:tcPr>
+            <w:tcW w:w="6480" w:type="dxa"/>
+            <w:tcBorders>
+              <w:top w:val="nil"/>
+              <w:left w:val="nil"/>
+              <w:bottom w:val="single" w:sz="6" w:space="0" w:color="auto"/>
+              <w:right w:val="single" w:sz="6" w:space="0" w:color="auto"/>
+            </w:tcBorders>
+            <w:shd w:val="clear" w:color="auto" w:fill="auto"/>
+          </w:tcPr>
+          <w:p>
+            <w:pPr>
+              <w:spacing w:after="0" w:line="240" w:lineRule="auto"/>
+              <w:jc w:val="both"/>
+              <w:textAlignment w:val="baseline"/>
+              <w:rPr>
+                <w:rFonts w:ascii="Times New Roman" w:eastAsia="Times New Roman" w:hAnsi="Times New Roman" w:cs="Times New Roman"/>
+                <w:sz w:val="24"/>
+                <w:szCs w:val="24"/>
+              </w:rPr>
+            </w:pPr>
+            <w:r>
+              <w:rPr>
+                <w:rFonts w:ascii="Times New Roman" w:eastAsia="Times New Roman" w:hAnsi="Times New Roman" w:cs="Times New Roman"/>
+                <w:sz w:val="24"/>
+                <w:szCs w:val="24"/>
+              </w:rPr>
+              <w:t>Organizador de campaña</w:t>
+            </w:r>
+          </w:p>
+        </w:tc>
+      </w:tr>
+      <w:tr>
+        <w:trPr>
+          <w:trHeight w:val="315"/>
+        </w:trPr>
+        <w:tc>
+          <w:tcPr>
+            <w:tcW w:w="8775" w:type="dxa"/>
+            <w:gridSpan w:val="2"/>
+            <w:tcBorders>
+              <w:top w:val="nil"/>
+              <w:left w:val="single" w:sz="6" w:space="0" w:color="auto"/>
+              <w:bottom w:val="single" w:sz="6" w:space="0" w:color="auto"/>
+              <w:right w:val="single" w:sz="6" w:space="0" w:color="auto"/>
+            </w:tcBorders>
+            <w:shd w:val="clear" w:color="auto" w:fill="666699"/>
+            <w:vAlign w:val="center"/>
+            <w:hideMark/>
+          </w:tcPr>
+          <w:p>
+            <w:pPr>
+              <w:spacing w:after="0" w:line="240" w:lineRule="auto"/>
+              <w:jc w:val="both"/>
+              <w:textAlignment w:val="baseline"/>
+              <w:rPr>
+                <w:rFonts w:ascii="Times New Roman" w:eastAsia="Times New Roman" w:hAnsi="Times New Roman" w:cs="Times New Roman"/>
+                <w:sz w:val="24"/>
+                <w:szCs w:val="24"/>
+                <w:lang w:eastAsia="es-ES"/>
+              </w:rPr>
+            </w:pPr>
+            <w:r>
+              <w:rPr>
+                <w:rFonts w:ascii="Times New Roman" w:eastAsia="Times New Roman" w:hAnsi="Times New Roman" w:cs="Times New Roman"/>
+                <w:b/>
+                <w:bCs/>
+                <w:color w:val="DDDDDD"/>
+                <w:sz w:val="24"/>
+                <w:szCs w:val="24"/>
+                <w:lang w:eastAsia="es-ES"/>
+              </w:rPr>
+              <w:t>Entradas</w:t>
+            </w:r>
+            <w:r>
+              <w:rPr>
+                <w:rFonts w:ascii="Times New Roman" w:eastAsia="Times New Roman" w:hAnsi="Times New Roman" w:cs="Times New Roman"/>
+                <w:sz w:val="24"/>
+                <w:szCs w:val="24"/>
+                <w:lang w:eastAsia="es-ES"/>
+              </w:rPr>
+              <w:t> </w:t>
+            </w:r>
+          </w:p>
+        </w:tc>
+      </w:tr>
+      <w:tr>
+        <w:tc>
+          <w:tcPr>
+            <w:tcW w:w="8775" w:type="dxa"/>
+            <w:gridSpan w:val="2"/>
+            <w:tcBorders>
+              <w:top w:val="nil"/>
+              <w:left w:val="single" w:sz="6" w:space="0" w:color="auto"/>
+              <w:bottom w:val="single" w:sz="6" w:space="0" w:color="auto"/>
+              <w:right w:val="single" w:sz="6" w:space="0" w:color="auto"/>
+            </w:tcBorders>
+            <w:shd w:val="clear" w:color="auto" w:fill="auto"/>
+            <w:hideMark/>
+          </w:tcPr>
+          <w:p>
+            <w:pPr>
+              <w:spacing w:after="0" w:line="240" w:lineRule="auto"/>
+              <w:jc w:val="both"/>
+              <w:textAlignment w:val="baseline"/>
+              <w:rPr>
+                <w:rFonts w:ascii="Times New Roman" w:eastAsia="Times New Roman" w:hAnsi="Times New Roman" w:cs="Times New Roman"/>
+                <w:sz w:val="24"/>
+                <w:szCs w:val="24"/>
+              </w:rPr>
+            </w:pPr>
+            <w:r>
+              <w:rPr>
+                <w:rFonts w:ascii="Times New Roman" w:eastAsia="Times New Roman" w:hAnsi="Times New Roman" w:cs="Times New Roman"/>
+                <w:sz w:val="24"/>
+                <w:szCs w:val="24"/>
+              </w:rPr>
+              <w:t>Id de campaña</w:t>
+            </w:r>
+          </w:p>
+          <w:p>
+            <w:pPr>
+              <w:spacing w:after="0" w:line="240" w:lineRule="auto"/>
+              <w:jc w:val="both"/>
+              <w:textAlignment w:val="baseline"/>
+              <w:rPr>
+                <w:rFonts w:ascii="Times New Roman" w:eastAsia="Times New Roman" w:hAnsi="Times New Roman" w:cs="Times New Roman"/>
+                <w:sz w:val="24"/>
+                <w:szCs w:val="24"/>
+              </w:rPr>
+            </w:pPr>
+            <w:r>
+              <w:rPr>
+                <w:rFonts w:ascii="Times New Roman" w:eastAsia="Times New Roman" w:hAnsi="Times New Roman" w:cs="Times New Roman"/>
+                <w:sz w:val="24"/>
+                <w:szCs w:val="24"/>
+              </w:rPr>
+              <w:t>Id de servicio</w:t>
+            </w:r>
+          </w:p>
+        </w:tc>
+      </w:tr>
+      <w:tr>
+        <w:trPr>
+          <w:trHeight w:val="315"/>
+        </w:trPr>
+        <w:tc>
+          <w:tcPr>
+            <w:tcW w:w="8775" w:type="dxa"/>
+            <w:gridSpan w:val="2"/>
+            <w:tcBorders>
+              <w:top w:val="nil"/>
+              <w:left w:val="single" w:sz="6" w:space="0" w:color="auto"/>
+              <w:bottom w:val="single" w:sz="6" w:space="0" w:color="auto"/>
+              <w:right w:val="single" w:sz="6" w:space="0" w:color="auto"/>
+            </w:tcBorders>
+            <w:shd w:val="clear" w:color="auto" w:fill="666699"/>
+            <w:vAlign w:val="center"/>
+            <w:hideMark/>
+          </w:tcPr>
+          <w:p>
+            <w:pPr>
+              <w:spacing w:after="0" w:line="240" w:lineRule="auto"/>
+              <w:jc w:val="both"/>
+              <w:textAlignment w:val="baseline"/>
+              <w:rPr>
+                <w:rFonts w:ascii="Times New Roman" w:eastAsia="Times New Roman" w:hAnsi="Times New Roman" w:cs="Times New Roman"/>
+                <w:sz w:val="24"/>
+                <w:szCs w:val="24"/>
+                <w:lang w:eastAsia="es-ES"/>
+              </w:rPr>
+            </w:pPr>
+            <w:r>
+              <w:rPr>
+                <w:rFonts w:ascii="Times New Roman" w:eastAsia="Times New Roman" w:hAnsi="Times New Roman" w:cs="Times New Roman"/>
+                <w:b/>
+                <w:bCs/>
+                <w:color w:val="DDDDDD"/>
+                <w:sz w:val="24"/>
+                <w:szCs w:val="24"/>
+                <w:lang w:eastAsia="es-ES"/>
+              </w:rPr>
+              <w:t>Resultados</w:t>
+            </w:r>
+            <w:r>
+              <w:rPr>
+                <w:rFonts w:ascii="Times New Roman" w:eastAsia="Times New Roman" w:hAnsi="Times New Roman" w:cs="Times New Roman"/>
+                <w:sz w:val="24"/>
+                <w:szCs w:val="24"/>
+                <w:lang w:eastAsia="es-ES"/>
+              </w:rPr>
+              <w:t> </w:t>
+            </w:r>
+          </w:p>
+        </w:tc>
+      </w:tr>
+      <w:tr>
+        <w:tc>
+          <w:tcPr>
+            <w:tcW w:w="8775" w:type="dxa"/>
+            <w:gridSpan w:val="2"/>
+            <w:tcBorders>
+              <w:top w:val="nil"/>
+              <w:left w:val="single" w:sz="6" w:space="0" w:color="auto"/>
+              <w:bottom w:val="nil"/>
+              <w:right w:val="single" w:sz="6" w:space="0" w:color="auto"/>
+            </w:tcBorders>
+            <w:shd w:val="clear" w:color="auto" w:fill="auto"/>
+            <w:hideMark/>
+          </w:tcPr>
+          <w:p>
+            <w:pPr>
+              <w:spacing w:after="0" w:line="240" w:lineRule="auto"/>
+              <w:jc w:val="both"/>
+              <w:textAlignment w:val="baseline"/>
+              <w:rPr>
+                <w:rFonts w:ascii="Times New Roman" w:eastAsia="Times New Roman" w:hAnsi="Times New Roman" w:cs="Times New Roman"/>
+                <w:sz w:val="24"/>
+                <w:szCs w:val="24"/>
+                <w:lang w:eastAsia="es-ES"/>
+              </w:rPr>
+            </w:pPr>
+            <w:r>
+              <w:rPr>
+                <w:rFonts w:ascii="Times New Roman" w:eastAsia="Times New Roman" w:hAnsi="Times New Roman" w:cs="Times New Roman"/>
+                <w:sz w:val="24"/>
+                <w:szCs w:val="24"/>
+              </w:rPr>
+              <w:t>Se eliminan las reservas correspondientes a un servicio</w:t>
+            </w:r>
+            <w:r>
+              <w:rPr>
+                <w:rFonts w:ascii="Times New Roman" w:eastAsia="Times New Roman" w:hAnsi="Times New Roman" w:cs="Times New Roman"/>
+                <w:sz w:val="24"/>
+                <w:szCs w:val="24"/>
+              </w:rPr>
+              <w:t xml:space="preserve"> para una campaña.</w:t>
+            </w:r>
+          </w:p>
+        </w:tc>
+      </w:tr>
+      <w:tr>
+        <w:tc>
+          <w:tcPr>
+            <w:tcW w:w="8775" w:type="dxa"/>
+            <w:gridSpan w:val="2"/>
+            <w:tcBorders>
+              <w:top w:val="nil"/>
+              <w:left w:val="single" w:sz="6" w:space="0" w:color="auto"/>
+              <w:bottom w:val="single" w:sz="6" w:space="0" w:color="auto"/>
+              <w:right w:val="single" w:sz="6" w:space="0" w:color="auto"/>
+            </w:tcBorders>
+            <w:shd w:val="clear" w:color="auto" w:fill="666699"/>
+          </w:tcPr>
+          <w:p>
+            <w:pPr>
+              <w:spacing w:after="0" w:line="240" w:lineRule="auto"/>
+              <w:jc w:val="both"/>
+              <w:textAlignment w:val="baseline"/>
+              <w:rPr>
+                <w:rFonts w:ascii="Times New Roman" w:eastAsia="Times New Roman" w:hAnsi="Times New Roman" w:cs="Times New Roman"/>
+                <w:sz w:val="24"/>
+                <w:szCs w:val="24"/>
+              </w:rPr>
+            </w:pPr>
+            <w:r>
+              <w:rPr>
+                <w:rFonts w:ascii="Times New Roman" w:eastAsia="Times New Roman" w:hAnsi="Times New Roman" w:cs="Times New Roman"/>
+                <w:b/>
+                <w:bCs/>
+                <w:color w:val="DDDDDD"/>
+                <w:sz w:val="24"/>
+                <w:szCs w:val="24"/>
+                <w:lang w:eastAsia="es-ES"/>
+              </w:rPr>
+              <w:t>RNF asocia</w:t>
+            </w:r>
+            <w:r>
+              <w:rPr>
+                <w:rFonts w:ascii="Times New Roman" w:eastAsia="Times New Roman" w:hAnsi="Times New Roman" w:cs="Times New Roman"/>
+                <w:b/>
+                <w:bCs/>
+                <w:color w:val="DDDDDD"/>
+                <w:sz w:val="24"/>
+                <w:szCs w:val="24"/>
+                <w:shd w:val="clear" w:color="auto" w:fill="666699"/>
+                <w:lang w:eastAsia="es-ES"/>
+              </w:rPr>
+              <w:t>dos</w:t>
+            </w:r>
+            <w:r>
+              <w:rPr>
+                <w:rFonts w:ascii="Times New Roman" w:eastAsia="Times New Roman" w:hAnsi="Times New Roman" w:cs="Times New Roman"/>
+                <w:sz w:val="24"/>
+                <w:szCs w:val="24"/>
+                <w:shd w:val="clear" w:color="auto" w:fill="666699"/>
+              </w:rPr>
+              <w:t> </w:t>
+            </w:r>
+          </w:p>
+        </w:tc>
+      </w:tr>
+      <w:tr>
+        <w:tc>
+          <w:tcPr>
+            <w:tcW w:w="8775" w:type="dxa"/>
+            <w:gridSpan w:val="2"/>
+            <w:tcBorders>
+              <w:top w:val="nil"/>
+              <w:left w:val="single" w:sz="6" w:space="0" w:color="auto"/>
+              <w:bottom w:val="single" w:sz="4" w:space="0" w:color="auto"/>
+              <w:right w:val="single" w:sz="6" w:space="0" w:color="auto"/>
+            </w:tcBorders>
+            <w:shd w:val="clear" w:color="auto" w:fill="auto"/>
+          </w:tcPr>
+          <w:p>
+            <w:pPr>
+              <w:spacing w:after="0" w:line="240" w:lineRule="auto"/>
+              <w:jc w:val="both"/>
+              <w:textAlignment w:val="baseline"/>
+              <w:rPr>
+                <w:rFonts w:ascii="Times New Roman" w:eastAsia="Times New Roman" w:hAnsi="Times New Roman" w:cs="Times New Roman"/>
+                <w:sz w:val="24"/>
+                <w:szCs w:val="24"/>
+              </w:rPr>
+            </w:pPr>
+            <w:r>
+              <w:rPr>
+                <w:rFonts w:ascii="Times New Roman" w:eastAsia="Times New Roman" w:hAnsi="Times New Roman" w:cs="Times New Roman"/>
+                <w:sz w:val="24"/>
+                <w:szCs w:val="24"/>
+              </w:rPr>
+              <w:t xml:space="preserve">Privacidad: Solo el organizador de campaña tiene acceso </w:t>
+            </w:r>
+          </w:p>
+        </w:tc>
+      </w:tr>
+      <w:tr>
+        <w:tc>
+          <w:tcPr>
+            <w:tcW w:w="8775" w:type="dxa"/>
+            <w:gridSpan w:val="2"/>
+            <w:tcBorders>
+              <w:top w:val="single" w:sz="4" w:space="0" w:color="auto"/>
+              <w:left w:val="single" w:sz="4" w:space="0" w:color="auto"/>
+              <w:bottom w:val="single" w:sz="4" w:space="0" w:color="auto"/>
+              <w:right w:val="single" w:sz="4" w:space="0" w:color="auto"/>
+            </w:tcBorders>
+            <w:shd w:val="clear" w:color="auto" w:fill="auto"/>
+          </w:tcPr>
+          <w:p>
+            <w:pPr>
+              <w:spacing w:after="0" w:line="240" w:lineRule="auto"/>
+              <w:jc w:val="both"/>
+              <w:textAlignment w:val="baseline"/>
+              <w:rPr>
+                <w:rFonts w:ascii="Times New Roman" w:eastAsia="Times New Roman" w:hAnsi="Times New Roman" w:cs="Times New Roman"/>
+                <w:sz w:val="24"/>
+                <w:szCs w:val="24"/>
+              </w:rPr>
+            </w:pPr>
+            <w:r>
+              <w:rPr>
+                <w:rFonts w:ascii="Times New Roman" w:eastAsia="Times New Roman" w:hAnsi="Times New Roman" w:cs="Times New Roman"/>
+                <w:sz w:val="24"/>
+                <w:szCs w:val="24"/>
+              </w:rPr>
+              <w:t xml:space="preserve">Atomicidad: Se hace en una sola transacción. Si algo falla, se hace </w:t>
+            </w:r>
+            <w:proofErr w:type="spellStart"/>
+            <w:r>
+              <w:rPr>
+                <w:rFonts w:ascii="Times New Roman" w:eastAsia="Times New Roman" w:hAnsi="Times New Roman" w:cs="Times New Roman"/>
+                <w:sz w:val="24"/>
+                <w:szCs w:val="24"/>
+              </w:rPr>
+              <w:t>rollback</w:t>
+            </w:r>
+            <w:proofErr w:type="spellEnd"/>
+            <w:r>
+              <w:rPr>
+                <w:rFonts w:ascii="Times New Roman" w:eastAsia="Times New Roman" w:hAnsi="Times New Roman" w:cs="Times New Roman"/>
+                <w:sz w:val="24"/>
+                <w:szCs w:val="24"/>
+              </w:rPr>
+              <w:t>, por lo que aplica el “Todo o nada”</w:t>
+            </w:r>
+          </w:p>
+        </w:tc>
+      </w:tr>
+      <w:tr>
+        <w:tc>
+          <w:tcPr>
+            <w:tcW w:w="8775" w:type="dxa"/>
+            <w:gridSpan w:val="2"/>
+            <w:tcBorders>
+              <w:top w:val="single" w:sz="4" w:space="0" w:color="auto"/>
+              <w:left w:val="single" w:sz="4" w:space="0" w:color="auto"/>
+              <w:bottom w:val="single" w:sz="4" w:space="0" w:color="auto"/>
+              <w:right w:val="single" w:sz="4" w:space="0" w:color="auto"/>
+            </w:tcBorders>
+            <w:shd w:val="clear" w:color="auto" w:fill="auto"/>
+          </w:tcPr>
+          <w:p>
+            <w:pPr>
+              <w:spacing w:after="0" w:line="240" w:lineRule="auto"/>
+              <w:jc w:val="both"/>
+              <w:textAlignment w:val="baseline"/>
+              <w:rPr>
+                <w:rFonts w:ascii="Times New Roman" w:eastAsia="Times New Roman" w:hAnsi="Times New Roman" w:cs="Times New Roman"/>
+                <w:sz w:val="24"/>
+                <w:szCs w:val="24"/>
+              </w:rPr>
+            </w:pPr>
+            <w:r>
+              <w:rPr>
+                <w:rFonts w:ascii="Times New Roman" w:eastAsia="Times New Roman" w:hAnsi="Times New Roman" w:cs="Times New Roman"/>
+                <w:sz w:val="24"/>
+                <w:szCs w:val="24"/>
+              </w:rPr>
+              <w:t>Consistencia: Se comprueban las reglas de negocio dentro de la transacción de tal forma que al finalizar cada transacción el estado de la base de datos es válido.</w:t>
+            </w:r>
+          </w:p>
+        </w:tc>
+      </w:tr>
+      <w:tr>
+        <w:tc>
+          <w:tcPr>
+            <w:tcW w:w="8775" w:type="dxa"/>
+            <w:gridSpan w:val="2"/>
+            <w:tcBorders>
+              <w:top w:val="single" w:sz="4" w:space="0" w:color="auto"/>
+              <w:left w:val="single" w:sz="4" w:space="0" w:color="auto"/>
+              <w:bottom w:val="single" w:sz="4" w:space="0" w:color="auto"/>
+              <w:right w:val="single" w:sz="4" w:space="0" w:color="auto"/>
+            </w:tcBorders>
+            <w:shd w:val="clear" w:color="auto" w:fill="auto"/>
+          </w:tcPr>
+          <w:p>
+            <w:pPr>
+              <w:spacing w:after="0" w:line="240" w:lineRule="auto"/>
+              <w:jc w:val="both"/>
+              <w:textAlignment w:val="baseline"/>
+              <w:rPr>
+                <w:rFonts w:ascii="Times New Roman" w:eastAsia="Times New Roman" w:hAnsi="Times New Roman" w:cs="Times New Roman"/>
+                <w:sz w:val="24"/>
+                <w:szCs w:val="24"/>
+              </w:rPr>
+            </w:pPr>
+            <w:r>
+              <w:rPr>
+                <w:rFonts w:ascii="Times New Roman" w:eastAsia="Times New Roman" w:hAnsi="Times New Roman" w:cs="Times New Roman"/>
+                <w:sz w:val="24"/>
+                <w:szCs w:val="24"/>
+              </w:rPr>
+              <w:t xml:space="preserve">Aislamiento: Se utiliza un nivel de aislamiento </w:t>
+            </w:r>
+            <w:proofErr w:type="spellStart"/>
+            <w:r>
+              <w:rPr>
+                <w:rFonts w:ascii="Times New Roman" w:eastAsia="Times New Roman" w:hAnsi="Times New Roman" w:cs="Times New Roman"/>
+                <w:sz w:val="24"/>
+                <w:szCs w:val="24"/>
+              </w:rPr>
+              <w:t>serializable</w:t>
+            </w:r>
+            <w:proofErr w:type="spellEnd"/>
+            <w:r>
+              <w:rPr>
+                <w:rFonts w:ascii="Times New Roman" w:eastAsia="Times New Roman" w:hAnsi="Times New Roman" w:cs="Times New Roman"/>
+                <w:sz w:val="24"/>
+                <w:szCs w:val="24"/>
+              </w:rPr>
+              <w:t xml:space="preserve">, de tal forma que no pueda haber lecturas sucias, inconsistentes o fantasmas. </w:t>
+            </w:r>
+          </w:p>
+        </w:tc>
+      </w:tr>
+      <w:tr>
+        <w:tc>
+          <w:tcPr>
+            <w:tcW w:w="8775" w:type="dxa"/>
+            <w:gridSpan w:val="2"/>
+            <w:tcBorders>
+              <w:top w:val="single" w:sz="4" w:space="0" w:color="auto"/>
+              <w:left w:val="single" w:sz="4" w:space="0" w:color="auto"/>
+              <w:bottom w:val="single" w:sz="4" w:space="0" w:color="auto"/>
+              <w:right w:val="single" w:sz="4" w:space="0" w:color="auto"/>
+            </w:tcBorders>
+            <w:shd w:val="clear" w:color="auto" w:fill="auto"/>
+          </w:tcPr>
+          <w:p>
+            <w:pPr>
+              <w:spacing w:after="0" w:line="240" w:lineRule="auto"/>
+              <w:jc w:val="both"/>
+              <w:textAlignment w:val="baseline"/>
+              <w:rPr>
+                <w:rFonts w:ascii="Times New Roman" w:eastAsia="Times New Roman" w:hAnsi="Times New Roman" w:cs="Times New Roman"/>
+                <w:sz w:val="24"/>
+                <w:szCs w:val="24"/>
+              </w:rPr>
+            </w:pPr>
+            <w:r>
+              <w:rPr>
+                <w:rFonts w:ascii="Times New Roman" w:eastAsia="Times New Roman" w:hAnsi="Times New Roman" w:cs="Times New Roman"/>
+                <w:sz w:val="24"/>
+                <w:szCs w:val="24"/>
+              </w:rPr>
+              <w:t>Durabilidad: Se persiste en la base de datos la información.</w:t>
+            </w:r>
+          </w:p>
+        </w:tc>
+      </w:tr>
+    </w:tbl>
+    <w:p>
+      <w:pPr>
+        <w:spacing w:before="40" w:after="120"/>
+        <w:jc w:val="both"/>
+        <w:rPr>
+          <w:rFonts w:ascii="Times New Roman" w:eastAsia="Times New Roman" w:hAnsi="Times New Roman" w:cs="Times New Roman"/>
+          <w:b/>
+          <w:bCs/>
+          <w:sz w:val="28"/>
+          <w:szCs w:val="28"/>
+        </w:rPr>
+      </w:pPr>
+    </w:p>
+    <w:p>
+      <w:pPr>
+        <w:spacing w:before="40" w:after="120"/>
+        <w:jc w:val="both"/>
+        <w:rPr>
+          <w:rFonts w:ascii="Times New Roman" w:eastAsia="Times New Roman" w:hAnsi="Times New Roman" w:cs="Times New Roman"/>
+          <w:b/>
+          <w:bCs/>
+          <w:sz w:val="28"/>
+          <w:szCs w:val="28"/>
+        </w:rPr>
+      </w:pPr>
+    </w:p>
+    <w:p>
+      <w:pPr>
+        <w:spacing w:before="40" w:after="120"/>
+        <w:jc w:val="both"/>
+        <w:rPr>
+          <w:rFonts w:ascii="Times New Roman" w:eastAsia="Times New Roman" w:hAnsi="Times New Roman" w:cs="Times New Roman"/>
+          <w:b/>
+          <w:bCs/>
+          <w:sz w:val="28"/>
+          <w:szCs w:val="28"/>
+        </w:rPr>
+      </w:pPr>
+    </w:p>
+    <w:tbl>
+      <w:tblPr>
+        <w:tblW w:w="8775" w:type="dxa"/>
+        <w:tblBorders>
+          <w:top w:val="outset" w:sz="6" w:space="0" w:color="auto"/>
+          <w:left w:val="outset" w:sz="6" w:space="0" w:color="auto"/>
+          <w:bottom w:val="outset" w:sz="6" w:space="0" w:color="auto"/>
+          <w:right w:val="outset" w:sz="6" w:space="0" w:color="auto"/>
+        </w:tblBorders>
+        <w:tblCellMar>
+          <w:left w:w="0" w:type="dxa"/>
+          <w:right w:w="0" w:type="dxa"/>
+        </w:tblCellMar>
+        <w:tblLook w:val="04A0" w:firstRow="1" w:lastRow="0" w:firstColumn="1" w:lastColumn="0" w:noHBand="0" w:noVBand="1"/>
+      </w:tblPr>
+      <w:tblGrid>
+        <w:gridCol w:w="2295"/>
+        <w:gridCol w:w="6480"/>
+      </w:tblGrid>
+      <w:tr>
+        <w:tc>
+          <w:tcPr>
+            <w:tcW w:w="2295" w:type="dxa"/>
+            <w:tcBorders>
+              <w:top w:val="single" w:sz="6" w:space="0" w:color="auto"/>
+              <w:left w:val="single" w:sz="6" w:space="0" w:color="auto"/>
+              <w:bottom w:val="single" w:sz="6" w:space="0" w:color="auto"/>
+              <w:right w:val="single" w:sz="6" w:space="0" w:color="auto"/>
+            </w:tcBorders>
+            <w:shd w:val="clear" w:color="auto" w:fill="F3F3F3"/>
+            <w:vAlign w:val="center"/>
+            <w:hideMark/>
+          </w:tcPr>
+          <w:p>
+            <w:pPr>
+              <w:spacing w:after="0" w:line="240" w:lineRule="auto"/>
+              <w:jc w:val="both"/>
+              <w:textAlignment w:val="baseline"/>
+              <w:rPr>
+                <w:rFonts w:ascii="Times New Roman" w:eastAsia="Times New Roman" w:hAnsi="Times New Roman" w:cs="Times New Roman"/>
+                <w:sz w:val="24"/>
+                <w:szCs w:val="24"/>
+                <w:lang w:eastAsia="es-ES"/>
+              </w:rPr>
+            </w:pPr>
+            <w:r>
+              <w:rPr>
+                <w:rFonts w:ascii="Times New Roman" w:eastAsia="Times New Roman" w:hAnsi="Times New Roman" w:cs="Times New Roman"/>
+                <w:b/>
+                <w:bCs/>
+                <w:sz w:val="24"/>
+                <w:szCs w:val="24"/>
+                <w:lang w:eastAsia="es-ES"/>
+              </w:rPr>
+              <w:lastRenderedPageBreak/>
+              <w:t>Nombre</w:t>
+            </w:r>
+            <w:r>
+              <w:rPr>
+                <w:rFonts w:ascii="Times New Roman" w:eastAsia="Times New Roman" w:hAnsi="Times New Roman" w:cs="Times New Roman"/>
+                <w:sz w:val="24"/>
+                <w:szCs w:val="24"/>
+                <w:lang w:eastAsia="es-ES"/>
+              </w:rPr>
+              <w:t> </w:t>
+            </w:r>
+          </w:p>
+        </w:tc>
+        <w:tc>
+          <w:tcPr>
+            <w:tcW w:w="6480" w:type="dxa"/>
+            <w:tcBorders>
+              <w:top w:val="single" w:sz="6" w:space="0" w:color="auto"/>
+              <w:left w:val="nil"/>
+              <w:bottom w:val="single" w:sz="6" w:space="0" w:color="auto"/>
+              <w:right w:val="single" w:sz="6" w:space="0" w:color="auto"/>
+            </w:tcBorders>
+            <w:shd w:val="clear" w:color="auto" w:fill="auto"/>
+            <w:hideMark/>
+          </w:tcPr>
+          <w:p>
+            <w:pPr>
+              <w:spacing w:after="0" w:line="240" w:lineRule="auto"/>
+              <w:jc w:val="both"/>
+              <w:textAlignment w:val="baseline"/>
+              <w:rPr>
+                <w:rFonts w:ascii="Times New Roman" w:eastAsia="Times New Roman" w:hAnsi="Times New Roman" w:cs="Times New Roman"/>
+                <w:sz w:val="24"/>
+                <w:szCs w:val="24"/>
+              </w:rPr>
+            </w:pPr>
+            <w:r>
+              <w:rPr>
+                <w:rFonts w:ascii="Times New Roman" w:eastAsia="Times New Roman" w:hAnsi="Times New Roman" w:cs="Times New Roman"/>
+                <w:sz w:val="24"/>
+                <w:szCs w:val="24"/>
+              </w:rPr>
+              <w:t>RF</w:t>
+            </w:r>
+            <w:r>
+              <w:rPr>
+                <w:rFonts w:ascii="Times New Roman" w:eastAsia="Times New Roman" w:hAnsi="Times New Roman" w:cs="Times New Roman"/>
+                <w:sz w:val="24"/>
+                <w:szCs w:val="24"/>
+              </w:rPr>
+              <w:t>1</w:t>
+            </w:r>
+            <w:r>
+              <w:rPr>
+                <w:rFonts w:ascii="Times New Roman" w:eastAsia="Times New Roman" w:hAnsi="Times New Roman" w:cs="Times New Roman"/>
+                <w:sz w:val="24"/>
+                <w:szCs w:val="24"/>
+              </w:rPr>
+              <w:t>2 Deshabilitar servicios de salud</w:t>
+            </w:r>
+          </w:p>
+        </w:tc>
+      </w:tr>
+      <w:tr>
+        <w:tc>
+          <w:tcPr>
+            <w:tcW w:w="2295" w:type="dxa"/>
+            <w:tcBorders>
+              <w:top w:val="nil"/>
+              <w:left w:val="single" w:sz="6" w:space="0" w:color="auto"/>
+              <w:bottom w:val="single" w:sz="6" w:space="0" w:color="auto"/>
+              <w:right w:val="single" w:sz="6" w:space="0" w:color="auto"/>
+            </w:tcBorders>
+            <w:shd w:val="clear" w:color="auto" w:fill="F3F3F3"/>
+            <w:vAlign w:val="center"/>
+            <w:hideMark/>
+          </w:tcPr>
+          <w:p>
+            <w:pPr>
+              <w:spacing w:after="0" w:line="240" w:lineRule="auto"/>
+              <w:jc w:val="both"/>
+              <w:textAlignment w:val="baseline"/>
+              <w:rPr>
+                <w:rFonts w:ascii="Times New Roman" w:eastAsia="Times New Roman" w:hAnsi="Times New Roman" w:cs="Times New Roman"/>
+                <w:sz w:val="24"/>
+                <w:szCs w:val="24"/>
+                <w:lang w:eastAsia="es-ES"/>
+              </w:rPr>
+            </w:pPr>
+            <w:r>
+              <w:rPr>
+                <w:rFonts w:ascii="Times New Roman" w:eastAsia="Times New Roman" w:hAnsi="Times New Roman" w:cs="Times New Roman"/>
+                <w:b/>
+                <w:bCs/>
+                <w:sz w:val="24"/>
+                <w:szCs w:val="24"/>
+                <w:lang w:eastAsia="es-ES"/>
+              </w:rPr>
+              <w:t>Resumen</w:t>
+            </w:r>
+            <w:r>
+              <w:rPr>
+                <w:rFonts w:ascii="Times New Roman" w:eastAsia="Times New Roman" w:hAnsi="Times New Roman" w:cs="Times New Roman"/>
+                <w:sz w:val="24"/>
+                <w:szCs w:val="24"/>
+                <w:lang w:eastAsia="es-ES"/>
+              </w:rPr>
+              <w:t> </w:t>
+            </w:r>
+          </w:p>
+        </w:tc>
+        <w:tc>
+          <w:tcPr>
+            <w:tcW w:w="6480" w:type="dxa"/>
+            <w:tcBorders>
+              <w:top w:val="nil"/>
+              <w:left w:val="nil"/>
+              <w:bottom w:val="single" w:sz="6" w:space="0" w:color="auto"/>
+              <w:right w:val="single" w:sz="6" w:space="0" w:color="auto"/>
+            </w:tcBorders>
+            <w:shd w:val="clear" w:color="auto" w:fill="auto"/>
+            <w:hideMark/>
+          </w:tcPr>
+          <w:p>
+            <w:pPr>
+              <w:spacing w:after="0" w:line="240" w:lineRule="auto"/>
+              <w:jc w:val="both"/>
+              <w:textAlignment w:val="baseline"/>
+              <w:rPr>
+                <w:rFonts w:ascii="Times New Roman" w:eastAsia="Times New Roman" w:hAnsi="Times New Roman" w:cs="Times New Roman"/>
+                <w:sz w:val="24"/>
+                <w:szCs w:val="24"/>
+              </w:rPr>
+            </w:pPr>
+            <w:r>
+              <w:rPr>
+                <w:rFonts w:ascii="Times New Roman" w:eastAsia="Times New Roman" w:hAnsi="Times New Roman" w:cs="Times New Roman"/>
+                <w:sz w:val="24"/>
+                <w:szCs w:val="24"/>
+              </w:rPr>
+              <w:t>Se deshabilita un servicio de salud en la IPS correspondiente, moviendo o cancelando las reservas correspondientes.</w:t>
+            </w:r>
+          </w:p>
+        </w:tc>
+      </w:tr>
+      <w:tr>
+        <w:tc>
+          <w:tcPr>
+            <w:tcW w:w="2295" w:type="dxa"/>
+            <w:tcBorders>
+              <w:top w:val="nil"/>
+              <w:left w:val="single" w:sz="6" w:space="0" w:color="auto"/>
+              <w:bottom w:val="single" w:sz="6" w:space="0" w:color="auto"/>
+              <w:right w:val="single" w:sz="6" w:space="0" w:color="auto"/>
+            </w:tcBorders>
+            <w:shd w:val="clear" w:color="auto" w:fill="F3F3F3"/>
+            <w:vAlign w:val="center"/>
+          </w:tcPr>
+          <w:p>
+            <w:pPr>
+              <w:spacing w:after="0" w:line="240" w:lineRule="auto"/>
+              <w:jc w:val="both"/>
+              <w:textAlignment w:val="baseline"/>
+              <w:rPr>
+                <w:rFonts w:ascii="Times New Roman" w:eastAsia="Times New Roman" w:hAnsi="Times New Roman" w:cs="Times New Roman"/>
+                <w:b/>
+                <w:bCs/>
+                <w:sz w:val="24"/>
+                <w:szCs w:val="24"/>
+                <w:lang w:eastAsia="es-ES"/>
+              </w:rPr>
+            </w:pPr>
+            <w:r>
+              <w:rPr>
+                <w:rFonts w:ascii="Times New Roman" w:eastAsia="Times New Roman" w:hAnsi="Times New Roman" w:cs="Times New Roman"/>
+                <w:b/>
+                <w:bCs/>
+                <w:sz w:val="24"/>
+                <w:szCs w:val="24"/>
+                <w:lang w:eastAsia="es-ES"/>
+              </w:rPr>
+              <w:t>Usuario</w:t>
+            </w:r>
+          </w:p>
+        </w:tc>
+        <w:tc>
+          <w:tcPr>
+            <w:tcW w:w="6480" w:type="dxa"/>
+            <w:tcBorders>
+              <w:top w:val="nil"/>
+              <w:left w:val="nil"/>
+              <w:bottom w:val="single" w:sz="6" w:space="0" w:color="auto"/>
+              <w:right w:val="single" w:sz="6" w:space="0" w:color="auto"/>
+            </w:tcBorders>
+            <w:shd w:val="clear" w:color="auto" w:fill="auto"/>
+          </w:tcPr>
+          <w:p>
+            <w:pPr>
+              <w:spacing w:after="0" w:line="240" w:lineRule="auto"/>
+              <w:jc w:val="both"/>
+              <w:textAlignment w:val="baseline"/>
+              <w:rPr>
+                <w:rFonts w:ascii="Times New Roman" w:eastAsia="Times New Roman" w:hAnsi="Times New Roman" w:cs="Times New Roman"/>
+                <w:sz w:val="24"/>
+                <w:szCs w:val="24"/>
+              </w:rPr>
+            </w:pPr>
+            <w:r>
+              <w:rPr>
+                <w:rFonts w:ascii="Times New Roman" w:eastAsia="Times New Roman" w:hAnsi="Times New Roman" w:cs="Times New Roman"/>
+                <w:sz w:val="24"/>
+                <w:szCs w:val="24"/>
+              </w:rPr>
+              <w:t>Gerente</w:t>
+            </w:r>
+          </w:p>
+        </w:tc>
+      </w:tr>
+      <w:tr>
+        <w:trPr>
+          <w:trHeight w:val="315"/>
+        </w:trPr>
+        <w:tc>
+          <w:tcPr>
+            <w:tcW w:w="8775" w:type="dxa"/>
+            <w:gridSpan w:val="2"/>
+            <w:tcBorders>
+              <w:top w:val="nil"/>
+              <w:left w:val="single" w:sz="6" w:space="0" w:color="auto"/>
+              <w:bottom w:val="single" w:sz="6" w:space="0" w:color="auto"/>
+              <w:right w:val="single" w:sz="6" w:space="0" w:color="auto"/>
+            </w:tcBorders>
+            <w:shd w:val="clear" w:color="auto" w:fill="666699"/>
+            <w:vAlign w:val="center"/>
+            <w:hideMark/>
+          </w:tcPr>
+          <w:p>
+            <w:pPr>
+              <w:spacing w:after="0" w:line="240" w:lineRule="auto"/>
+              <w:jc w:val="both"/>
+              <w:textAlignment w:val="baseline"/>
+              <w:rPr>
+                <w:rFonts w:ascii="Times New Roman" w:eastAsia="Times New Roman" w:hAnsi="Times New Roman" w:cs="Times New Roman"/>
+                <w:sz w:val="24"/>
+                <w:szCs w:val="24"/>
+                <w:lang w:eastAsia="es-ES"/>
+              </w:rPr>
+            </w:pPr>
+            <w:r>
+              <w:rPr>
+                <w:rFonts w:ascii="Times New Roman" w:eastAsia="Times New Roman" w:hAnsi="Times New Roman" w:cs="Times New Roman"/>
+                <w:b/>
+                <w:bCs/>
+                <w:color w:val="DDDDDD"/>
+                <w:sz w:val="24"/>
+                <w:szCs w:val="24"/>
+                <w:lang w:eastAsia="es-ES"/>
+              </w:rPr>
+              <w:t>Entradas</w:t>
+            </w:r>
+            <w:r>
+              <w:rPr>
+                <w:rFonts w:ascii="Times New Roman" w:eastAsia="Times New Roman" w:hAnsi="Times New Roman" w:cs="Times New Roman"/>
+                <w:sz w:val="24"/>
+                <w:szCs w:val="24"/>
+                <w:lang w:eastAsia="es-ES"/>
+              </w:rPr>
+              <w:t> </w:t>
+            </w:r>
+          </w:p>
+        </w:tc>
+      </w:tr>
+      <w:tr>
+        <w:tc>
+          <w:tcPr>
+            <w:tcW w:w="8775" w:type="dxa"/>
+            <w:gridSpan w:val="2"/>
+            <w:tcBorders>
+              <w:top w:val="nil"/>
+              <w:left w:val="single" w:sz="6" w:space="0" w:color="auto"/>
+              <w:bottom w:val="single" w:sz="6" w:space="0" w:color="auto"/>
+              <w:right w:val="single" w:sz="6" w:space="0" w:color="auto"/>
+            </w:tcBorders>
+            <w:shd w:val="clear" w:color="auto" w:fill="auto"/>
+            <w:hideMark/>
+          </w:tcPr>
+          <w:p>
+            <w:pPr>
+              <w:spacing w:after="0" w:line="240" w:lineRule="auto"/>
+              <w:jc w:val="both"/>
+              <w:textAlignment w:val="baseline"/>
+              <w:rPr>
+                <w:rFonts w:ascii="Times New Roman" w:eastAsia="Times New Roman" w:hAnsi="Times New Roman" w:cs="Times New Roman"/>
+                <w:sz w:val="24"/>
+                <w:szCs w:val="24"/>
+              </w:rPr>
+            </w:pPr>
+            <w:r>
+              <w:rPr>
+                <w:rFonts w:ascii="Times New Roman" w:eastAsia="Times New Roman" w:hAnsi="Times New Roman" w:cs="Times New Roman"/>
+                <w:sz w:val="24"/>
+                <w:szCs w:val="24"/>
+              </w:rPr>
+              <w:t>Id de servicio</w:t>
+            </w:r>
+          </w:p>
+          <w:p>
+            <w:pPr>
+              <w:spacing w:after="0" w:line="240" w:lineRule="auto"/>
+              <w:jc w:val="both"/>
+              <w:textAlignment w:val="baseline"/>
+              <w:rPr>
+                <w:rFonts w:ascii="Times New Roman" w:eastAsia="Times New Roman" w:hAnsi="Times New Roman" w:cs="Times New Roman"/>
+                <w:sz w:val="24"/>
+                <w:szCs w:val="24"/>
+              </w:rPr>
+            </w:pPr>
+            <w:r>
+              <w:rPr>
+                <w:rFonts w:ascii="Times New Roman" w:eastAsia="Times New Roman" w:hAnsi="Times New Roman" w:cs="Times New Roman"/>
+                <w:sz w:val="24"/>
+                <w:szCs w:val="24"/>
+              </w:rPr>
+              <w:t>Id de IPS</w:t>
+            </w:r>
+          </w:p>
+          <w:p>
+            <w:pPr>
+              <w:spacing w:after="0" w:line="240" w:lineRule="auto"/>
+              <w:jc w:val="both"/>
+              <w:textAlignment w:val="baseline"/>
+              <w:rPr>
+                <w:rFonts w:ascii="Times New Roman" w:eastAsia="Times New Roman" w:hAnsi="Times New Roman" w:cs="Times New Roman"/>
+                <w:sz w:val="24"/>
+                <w:szCs w:val="24"/>
+              </w:rPr>
+            </w:pPr>
+            <w:r>
+              <w:rPr>
+                <w:rFonts w:ascii="Times New Roman" w:eastAsia="Times New Roman" w:hAnsi="Times New Roman" w:cs="Times New Roman"/>
+                <w:sz w:val="24"/>
+                <w:szCs w:val="24"/>
+              </w:rPr>
+              <w:t>Fecha inicial</w:t>
+            </w:r>
+          </w:p>
+          <w:p>
+            <w:pPr>
+              <w:spacing w:after="0" w:line="240" w:lineRule="auto"/>
+              <w:jc w:val="both"/>
+              <w:textAlignment w:val="baseline"/>
+              <w:rPr>
+                <w:rFonts w:ascii="Times New Roman" w:eastAsia="Times New Roman" w:hAnsi="Times New Roman" w:cs="Times New Roman"/>
+                <w:sz w:val="24"/>
+                <w:szCs w:val="24"/>
+              </w:rPr>
+            </w:pPr>
+            <w:r>
+              <w:rPr>
+                <w:rFonts w:ascii="Times New Roman" w:eastAsia="Times New Roman" w:hAnsi="Times New Roman" w:cs="Times New Roman"/>
+                <w:sz w:val="24"/>
+                <w:szCs w:val="24"/>
+              </w:rPr>
+              <w:t>Fecha final</w:t>
+            </w:r>
+          </w:p>
+        </w:tc>
+      </w:tr>
+      <w:tr>
+        <w:trPr>
+          <w:trHeight w:val="315"/>
+        </w:trPr>
+        <w:tc>
+          <w:tcPr>
+            <w:tcW w:w="8775" w:type="dxa"/>
+            <w:gridSpan w:val="2"/>
+            <w:tcBorders>
+              <w:top w:val="nil"/>
+              <w:left w:val="single" w:sz="6" w:space="0" w:color="auto"/>
+              <w:bottom w:val="single" w:sz="6" w:space="0" w:color="auto"/>
+              <w:right w:val="single" w:sz="6" w:space="0" w:color="auto"/>
+            </w:tcBorders>
+            <w:shd w:val="clear" w:color="auto" w:fill="666699"/>
+            <w:vAlign w:val="center"/>
+            <w:hideMark/>
+          </w:tcPr>
+          <w:p>
+            <w:pPr>
+              <w:spacing w:after="0" w:line="240" w:lineRule="auto"/>
+              <w:jc w:val="both"/>
+              <w:textAlignment w:val="baseline"/>
+              <w:rPr>
+                <w:rFonts w:ascii="Times New Roman" w:eastAsia="Times New Roman" w:hAnsi="Times New Roman" w:cs="Times New Roman"/>
+                <w:sz w:val="24"/>
+                <w:szCs w:val="24"/>
+                <w:lang w:eastAsia="es-ES"/>
+              </w:rPr>
+            </w:pPr>
+            <w:r>
+              <w:rPr>
+                <w:rFonts w:ascii="Times New Roman" w:eastAsia="Times New Roman" w:hAnsi="Times New Roman" w:cs="Times New Roman"/>
+                <w:b/>
+                <w:bCs/>
+                <w:color w:val="DDDDDD"/>
+                <w:sz w:val="24"/>
+                <w:szCs w:val="24"/>
+                <w:lang w:eastAsia="es-ES"/>
+              </w:rPr>
+              <w:t>Resultados</w:t>
+            </w:r>
+            <w:r>
+              <w:rPr>
+                <w:rFonts w:ascii="Times New Roman" w:eastAsia="Times New Roman" w:hAnsi="Times New Roman" w:cs="Times New Roman"/>
+                <w:sz w:val="24"/>
+                <w:szCs w:val="24"/>
+                <w:lang w:eastAsia="es-ES"/>
+              </w:rPr>
+              <w:t> </w:t>
+            </w:r>
+          </w:p>
+        </w:tc>
+      </w:tr>
+      <w:tr>
+        <w:tc>
+          <w:tcPr>
+            <w:tcW w:w="8775" w:type="dxa"/>
+            <w:gridSpan w:val="2"/>
+            <w:tcBorders>
+              <w:top w:val="nil"/>
+              <w:left w:val="single" w:sz="6" w:space="0" w:color="auto"/>
+              <w:bottom w:val="nil"/>
+              <w:right w:val="single" w:sz="6" w:space="0" w:color="auto"/>
+            </w:tcBorders>
+            <w:shd w:val="clear" w:color="auto" w:fill="auto"/>
+            <w:hideMark/>
+          </w:tcPr>
+          <w:p>
+            <w:pPr>
+              <w:spacing w:after="0" w:line="240" w:lineRule="auto"/>
+              <w:jc w:val="both"/>
+              <w:textAlignment w:val="baseline"/>
+              <w:rPr>
+                <w:rFonts w:ascii="Times New Roman" w:eastAsia="Times New Roman" w:hAnsi="Times New Roman" w:cs="Times New Roman"/>
+                <w:sz w:val="24"/>
+                <w:szCs w:val="24"/>
+                <w:lang w:eastAsia="es-ES"/>
+              </w:rPr>
+            </w:pPr>
+            <w:r>
+              <w:rPr>
+                <w:rFonts w:ascii="Times New Roman" w:eastAsia="Times New Roman" w:hAnsi="Times New Roman" w:cs="Times New Roman"/>
+                <w:sz w:val="24"/>
+                <w:szCs w:val="24"/>
+                <w:lang w:eastAsia="es-ES"/>
+              </w:rPr>
+              <w:t>Se registra que un servicio se encuentra deshabilitado en las fechas correspondientes y se mueven las reservas programadas en dichas fechas. Si no es posible moverlas, se cancelan.</w:t>
+            </w:r>
+          </w:p>
+        </w:tc>
+      </w:tr>
+      <w:tr>
+        <w:tc>
+          <w:tcPr>
+            <w:tcW w:w="8775" w:type="dxa"/>
+            <w:gridSpan w:val="2"/>
+            <w:tcBorders>
+              <w:top w:val="nil"/>
+              <w:left w:val="single" w:sz="6" w:space="0" w:color="auto"/>
+              <w:bottom w:val="single" w:sz="6" w:space="0" w:color="auto"/>
+              <w:right w:val="single" w:sz="6" w:space="0" w:color="auto"/>
+            </w:tcBorders>
+            <w:shd w:val="clear" w:color="auto" w:fill="666699"/>
+          </w:tcPr>
+          <w:p>
+            <w:pPr>
+              <w:spacing w:after="0" w:line="240" w:lineRule="auto"/>
+              <w:jc w:val="both"/>
+              <w:textAlignment w:val="baseline"/>
+              <w:rPr>
+                <w:rFonts w:ascii="Times New Roman" w:eastAsia="Times New Roman" w:hAnsi="Times New Roman" w:cs="Times New Roman"/>
+                <w:sz w:val="24"/>
+                <w:szCs w:val="24"/>
+              </w:rPr>
+            </w:pPr>
+            <w:r>
+              <w:rPr>
+                <w:rFonts w:ascii="Times New Roman" w:eastAsia="Times New Roman" w:hAnsi="Times New Roman" w:cs="Times New Roman"/>
+                <w:b/>
+                <w:bCs/>
+                <w:color w:val="DDDDDD"/>
+                <w:sz w:val="24"/>
+                <w:szCs w:val="24"/>
+                <w:lang w:eastAsia="es-ES"/>
+              </w:rPr>
+              <w:t>RNF asocia</w:t>
+            </w:r>
+            <w:r>
+              <w:rPr>
+                <w:rFonts w:ascii="Times New Roman" w:eastAsia="Times New Roman" w:hAnsi="Times New Roman" w:cs="Times New Roman"/>
+                <w:b/>
+                <w:bCs/>
+                <w:color w:val="DDDDDD"/>
+                <w:sz w:val="24"/>
+                <w:szCs w:val="24"/>
+                <w:shd w:val="clear" w:color="auto" w:fill="666699"/>
+                <w:lang w:eastAsia="es-ES"/>
+              </w:rPr>
+              <w:t>dos</w:t>
+            </w:r>
+            <w:r>
+              <w:rPr>
+                <w:rFonts w:ascii="Times New Roman" w:eastAsia="Times New Roman" w:hAnsi="Times New Roman" w:cs="Times New Roman"/>
+                <w:sz w:val="24"/>
+                <w:szCs w:val="24"/>
+                <w:shd w:val="clear" w:color="auto" w:fill="666699"/>
+              </w:rPr>
+              <w:t> </w:t>
+            </w:r>
+          </w:p>
+        </w:tc>
+      </w:tr>
+      <w:tr>
+        <w:tc>
+          <w:tcPr>
+            <w:tcW w:w="8775" w:type="dxa"/>
+            <w:gridSpan w:val="2"/>
+            <w:tcBorders>
+              <w:top w:val="nil"/>
+              <w:left w:val="single" w:sz="6" w:space="0" w:color="auto"/>
+              <w:bottom w:val="single" w:sz="4" w:space="0" w:color="auto"/>
+              <w:right w:val="single" w:sz="6" w:space="0" w:color="auto"/>
+            </w:tcBorders>
+            <w:shd w:val="clear" w:color="auto" w:fill="auto"/>
+          </w:tcPr>
+          <w:p>
+            <w:pPr>
+              <w:spacing w:after="0" w:line="240" w:lineRule="auto"/>
+              <w:jc w:val="both"/>
+              <w:textAlignment w:val="baseline"/>
+              <w:rPr>
+                <w:rFonts w:ascii="Times New Roman" w:eastAsia="Times New Roman" w:hAnsi="Times New Roman" w:cs="Times New Roman"/>
+                <w:sz w:val="24"/>
+                <w:szCs w:val="24"/>
+              </w:rPr>
+            </w:pPr>
+            <w:r>
+              <w:rPr>
+                <w:rFonts w:ascii="Times New Roman" w:eastAsia="Times New Roman" w:hAnsi="Times New Roman" w:cs="Times New Roman"/>
+                <w:sz w:val="24"/>
+                <w:szCs w:val="24"/>
+              </w:rPr>
+              <w:t xml:space="preserve">Privacidad: Solo el organizador de campaña tiene acceso </w:t>
+            </w:r>
+          </w:p>
+        </w:tc>
+      </w:tr>
+      <w:tr>
+        <w:tc>
+          <w:tcPr>
+            <w:tcW w:w="8775" w:type="dxa"/>
+            <w:gridSpan w:val="2"/>
+            <w:tcBorders>
+              <w:top w:val="single" w:sz="4" w:space="0" w:color="auto"/>
+              <w:left w:val="single" w:sz="4" w:space="0" w:color="auto"/>
+              <w:bottom w:val="single" w:sz="4" w:space="0" w:color="auto"/>
+              <w:right w:val="single" w:sz="4" w:space="0" w:color="auto"/>
+            </w:tcBorders>
+            <w:shd w:val="clear" w:color="auto" w:fill="auto"/>
+          </w:tcPr>
+          <w:p>
+            <w:pPr>
+              <w:spacing w:after="0" w:line="240" w:lineRule="auto"/>
+              <w:jc w:val="both"/>
+              <w:textAlignment w:val="baseline"/>
+              <w:rPr>
+                <w:rFonts w:ascii="Times New Roman" w:eastAsia="Times New Roman" w:hAnsi="Times New Roman" w:cs="Times New Roman"/>
+                <w:sz w:val="24"/>
+                <w:szCs w:val="24"/>
+              </w:rPr>
+            </w:pPr>
+            <w:r>
+              <w:rPr>
+                <w:rFonts w:ascii="Times New Roman" w:eastAsia="Times New Roman" w:hAnsi="Times New Roman" w:cs="Times New Roman"/>
+                <w:sz w:val="24"/>
+                <w:szCs w:val="24"/>
+              </w:rPr>
+              <w:t xml:space="preserve">Atomicidad: Se hace en una sola transacción. Si algo falla, se hace </w:t>
+            </w:r>
+            <w:proofErr w:type="spellStart"/>
+            <w:r>
+              <w:rPr>
+                <w:rFonts w:ascii="Times New Roman" w:eastAsia="Times New Roman" w:hAnsi="Times New Roman" w:cs="Times New Roman"/>
+                <w:sz w:val="24"/>
+                <w:szCs w:val="24"/>
+              </w:rPr>
+              <w:t>rollback</w:t>
+            </w:r>
+            <w:proofErr w:type="spellEnd"/>
+            <w:r>
+              <w:rPr>
+                <w:rFonts w:ascii="Times New Roman" w:eastAsia="Times New Roman" w:hAnsi="Times New Roman" w:cs="Times New Roman"/>
+                <w:sz w:val="24"/>
+                <w:szCs w:val="24"/>
+              </w:rPr>
+              <w:t>, por lo que aplica el “Todo o nada”</w:t>
+            </w:r>
+          </w:p>
+        </w:tc>
+      </w:tr>
+      <w:tr>
+        <w:tc>
+          <w:tcPr>
+            <w:tcW w:w="8775" w:type="dxa"/>
+            <w:gridSpan w:val="2"/>
+            <w:tcBorders>
+              <w:top w:val="single" w:sz="4" w:space="0" w:color="auto"/>
+              <w:left w:val="single" w:sz="4" w:space="0" w:color="auto"/>
+              <w:bottom w:val="single" w:sz="4" w:space="0" w:color="auto"/>
+              <w:right w:val="single" w:sz="4" w:space="0" w:color="auto"/>
+            </w:tcBorders>
+            <w:shd w:val="clear" w:color="auto" w:fill="auto"/>
+          </w:tcPr>
+          <w:p>
+            <w:pPr>
+              <w:spacing w:after="0" w:line="240" w:lineRule="auto"/>
+              <w:jc w:val="both"/>
+              <w:textAlignment w:val="baseline"/>
+              <w:rPr>
+                <w:rFonts w:ascii="Times New Roman" w:eastAsia="Times New Roman" w:hAnsi="Times New Roman" w:cs="Times New Roman"/>
+                <w:sz w:val="24"/>
+                <w:szCs w:val="24"/>
+              </w:rPr>
+            </w:pPr>
+            <w:r>
+              <w:rPr>
+                <w:rFonts w:ascii="Times New Roman" w:eastAsia="Times New Roman" w:hAnsi="Times New Roman" w:cs="Times New Roman"/>
+                <w:sz w:val="24"/>
+                <w:szCs w:val="24"/>
+              </w:rPr>
+              <w:t>Consistencia: Se comprueban las reglas de negocio dentro de la transacción de tal forma que al finalizar cada transacción el estado de la base de datos es válido.</w:t>
+            </w:r>
+          </w:p>
+        </w:tc>
+      </w:tr>
+      <w:tr>
+        <w:tc>
+          <w:tcPr>
+            <w:tcW w:w="8775" w:type="dxa"/>
+            <w:gridSpan w:val="2"/>
+            <w:tcBorders>
+              <w:top w:val="single" w:sz="4" w:space="0" w:color="auto"/>
+              <w:left w:val="single" w:sz="4" w:space="0" w:color="auto"/>
+              <w:bottom w:val="single" w:sz="4" w:space="0" w:color="auto"/>
+              <w:right w:val="single" w:sz="4" w:space="0" w:color="auto"/>
+            </w:tcBorders>
+            <w:shd w:val="clear" w:color="auto" w:fill="auto"/>
+          </w:tcPr>
+          <w:p>
+            <w:pPr>
+              <w:spacing w:after="0" w:line="240" w:lineRule="auto"/>
+              <w:jc w:val="both"/>
+              <w:textAlignment w:val="baseline"/>
+              <w:rPr>
+                <w:rFonts w:ascii="Times New Roman" w:eastAsia="Times New Roman" w:hAnsi="Times New Roman" w:cs="Times New Roman"/>
+                <w:sz w:val="24"/>
+                <w:szCs w:val="24"/>
+              </w:rPr>
+            </w:pPr>
+            <w:r>
+              <w:rPr>
+                <w:rFonts w:ascii="Times New Roman" w:eastAsia="Times New Roman" w:hAnsi="Times New Roman" w:cs="Times New Roman"/>
+                <w:sz w:val="24"/>
+                <w:szCs w:val="24"/>
+              </w:rPr>
+              <w:t xml:space="preserve">Aislamiento: Se utiliza un nivel de aislamiento </w:t>
+            </w:r>
+            <w:proofErr w:type="spellStart"/>
+            <w:r>
+              <w:rPr>
+                <w:rFonts w:ascii="Times New Roman" w:eastAsia="Times New Roman" w:hAnsi="Times New Roman" w:cs="Times New Roman"/>
+                <w:sz w:val="24"/>
+                <w:szCs w:val="24"/>
+              </w:rPr>
+              <w:t>serializable</w:t>
+            </w:r>
+            <w:proofErr w:type="spellEnd"/>
+            <w:r>
+              <w:rPr>
+                <w:rFonts w:ascii="Times New Roman" w:eastAsia="Times New Roman" w:hAnsi="Times New Roman" w:cs="Times New Roman"/>
+                <w:sz w:val="24"/>
+                <w:szCs w:val="24"/>
+              </w:rPr>
+              <w:t xml:space="preserve">, de tal forma que no pueda haber lecturas sucias, inconsistentes o fantasmas. </w:t>
+            </w:r>
+          </w:p>
+        </w:tc>
+      </w:tr>
+      <w:tr>
+        <w:tc>
+          <w:tcPr>
+            <w:tcW w:w="8775" w:type="dxa"/>
+            <w:gridSpan w:val="2"/>
+            <w:tcBorders>
+              <w:top w:val="single" w:sz="4" w:space="0" w:color="auto"/>
+              <w:left w:val="single" w:sz="4" w:space="0" w:color="auto"/>
+              <w:bottom w:val="single" w:sz="4" w:space="0" w:color="auto"/>
+              <w:right w:val="single" w:sz="4" w:space="0" w:color="auto"/>
+            </w:tcBorders>
+            <w:shd w:val="clear" w:color="auto" w:fill="auto"/>
+          </w:tcPr>
+          <w:p>
+            <w:pPr>
+              <w:spacing w:after="0" w:line="240" w:lineRule="auto"/>
+              <w:jc w:val="both"/>
+              <w:textAlignment w:val="baseline"/>
+              <w:rPr>
+                <w:rFonts w:ascii="Times New Roman" w:eastAsia="Times New Roman" w:hAnsi="Times New Roman" w:cs="Times New Roman"/>
+                <w:sz w:val="24"/>
+                <w:szCs w:val="24"/>
+              </w:rPr>
+            </w:pPr>
+            <w:r>
+              <w:rPr>
+                <w:rFonts w:ascii="Times New Roman" w:eastAsia="Times New Roman" w:hAnsi="Times New Roman" w:cs="Times New Roman"/>
+                <w:sz w:val="24"/>
+                <w:szCs w:val="24"/>
+              </w:rPr>
+              <w:t>Durabilidad: Se persiste en la base de datos la información.</w:t>
+            </w:r>
+          </w:p>
+        </w:tc>
+      </w:tr>
+    </w:tbl>
+    <w:p>
+      <w:pPr>
+        <w:spacing w:before="40" w:after="120"/>
+        <w:jc w:val="both"/>
+        <w:rPr>
+          <w:rFonts w:ascii="Times New Roman" w:eastAsia="Times New Roman" w:hAnsi="Times New Roman" w:cs="Times New Roman"/>
+          <w:b/>
+          <w:bCs/>
+          <w:sz w:val="28"/>
+          <w:szCs w:val="28"/>
+        </w:rPr>
+      </w:pPr>
+    </w:p>
+    <w:tbl>
+      <w:tblPr>
+        <w:tblW w:w="8775" w:type="dxa"/>
+        <w:tblBorders>
+          <w:top w:val="outset" w:sz="6" w:space="0" w:color="auto"/>
+          <w:left w:val="outset" w:sz="6" w:space="0" w:color="auto"/>
+          <w:bottom w:val="outset" w:sz="6" w:space="0" w:color="auto"/>
+          <w:right w:val="outset" w:sz="6" w:space="0" w:color="auto"/>
+        </w:tblBorders>
+        <w:tblCellMar>
+          <w:left w:w="0" w:type="dxa"/>
+          <w:right w:w="0" w:type="dxa"/>
+        </w:tblCellMar>
+        <w:tblLook w:val="04A0" w:firstRow="1" w:lastRow="0" w:firstColumn="1" w:lastColumn="0" w:noHBand="0" w:noVBand="1"/>
+      </w:tblPr>
+      <w:tblGrid>
+        <w:gridCol w:w="2295"/>
+        <w:gridCol w:w="6480"/>
+      </w:tblGrid>
+      <w:tr>
+        <w:tc>
+          <w:tcPr>
+            <w:tcW w:w="2295" w:type="dxa"/>
+            <w:tcBorders>
+              <w:top w:val="single" w:sz="6" w:space="0" w:color="auto"/>
+              <w:left w:val="single" w:sz="6" w:space="0" w:color="auto"/>
+              <w:bottom w:val="single" w:sz="6" w:space="0" w:color="auto"/>
+              <w:right w:val="single" w:sz="6" w:space="0" w:color="auto"/>
+            </w:tcBorders>
+            <w:shd w:val="clear" w:color="auto" w:fill="F3F3F3"/>
+            <w:vAlign w:val="center"/>
+            <w:hideMark/>
+          </w:tcPr>
+          <w:p>
+            <w:pPr>
+              <w:spacing w:after="0" w:line="240" w:lineRule="auto"/>
+              <w:jc w:val="both"/>
+              <w:textAlignment w:val="baseline"/>
+              <w:rPr>
+                <w:rFonts w:ascii="Times New Roman" w:eastAsia="Times New Roman" w:hAnsi="Times New Roman" w:cs="Times New Roman"/>
+                <w:sz w:val="24"/>
+                <w:szCs w:val="24"/>
+                <w:lang w:eastAsia="es-ES"/>
+              </w:rPr>
+            </w:pPr>
+            <w:r>
+              <w:rPr>
+                <w:rFonts w:ascii="Times New Roman" w:eastAsia="Times New Roman" w:hAnsi="Times New Roman" w:cs="Times New Roman"/>
+                <w:b/>
+                <w:bCs/>
+                <w:sz w:val="24"/>
+                <w:szCs w:val="24"/>
+                <w:lang w:eastAsia="es-ES"/>
+              </w:rPr>
+              <w:t>Nombre</w:t>
+            </w:r>
+            <w:r>
+              <w:rPr>
+                <w:rFonts w:ascii="Times New Roman" w:eastAsia="Times New Roman" w:hAnsi="Times New Roman" w:cs="Times New Roman"/>
+                <w:sz w:val="24"/>
+                <w:szCs w:val="24"/>
+                <w:lang w:eastAsia="es-ES"/>
+              </w:rPr>
+              <w:t> </w:t>
+            </w:r>
+          </w:p>
+        </w:tc>
+        <w:tc>
+          <w:tcPr>
+            <w:tcW w:w="6480" w:type="dxa"/>
+            <w:tcBorders>
+              <w:top w:val="single" w:sz="6" w:space="0" w:color="auto"/>
+              <w:left w:val="nil"/>
+              <w:bottom w:val="single" w:sz="6" w:space="0" w:color="auto"/>
+              <w:right w:val="single" w:sz="6" w:space="0" w:color="auto"/>
+            </w:tcBorders>
+            <w:shd w:val="clear" w:color="auto" w:fill="auto"/>
+            <w:hideMark/>
+          </w:tcPr>
+          <w:p>
+            <w:pPr>
+              <w:spacing w:after="0" w:line="240" w:lineRule="auto"/>
+              <w:jc w:val="both"/>
+              <w:textAlignment w:val="baseline"/>
+              <w:rPr>
+                <w:rFonts w:ascii="Times New Roman" w:eastAsia="Times New Roman" w:hAnsi="Times New Roman" w:cs="Times New Roman"/>
+                <w:sz w:val="24"/>
+                <w:szCs w:val="24"/>
+              </w:rPr>
+            </w:pPr>
+            <w:r>
+              <w:rPr>
+                <w:rFonts w:ascii="Times New Roman" w:eastAsia="Times New Roman" w:hAnsi="Times New Roman" w:cs="Times New Roman"/>
+                <w:sz w:val="24"/>
+                <w:szCs w:val="24"/>
+              </w:rPr>
+              <w:t>RF</w:t>
+            </w:r>
+            <w:r>
+              <w:rPr>
+                <w:rFonts w:ascii="Times New Roman" w:eastAsia="Times New Roman" w:hAnsi="Times New Roman" w:cs="Times New Roman"/>
+                <w:sz w:val="24"/>
+                <w:szCs w:val="24"/>
+              </w:rPr>
+              <w:t>13 Registrar la reapertura de servicios de salud</w:t>
+            </w:r>
+          </w:p>
+        </w:tc>
+      </w:tr>
+      <w:tr>
+        <w:tc>
+          <w:tcPr>
+            <w:tcW w:w="2295" w:type="dxa"/>
+            <w:tcBorders>
+              <w:top w:val="nil"/>
+              <w:left w:val="single" w:sz="6" w:space="0" w:color="auto"/>
+              <w:bottom w:val="single" w:sz="6" w:space="0" w:color="auto"/>
+              <w:right w:val="single" w:sz="6" w:space="0" w:color="auto"/>
+            </w:tcBorders>
+            <w:shd w:val="clear" w:color="auto" w:fill="F3F3F3"/>
+            <w:vAlign w:val="center"/>
+            <w:hideMark/>
+          </w:tcPr>
+          <w:p>
+            <w:pPr>
+              <w:spacing w:after="0" w:line="240" w:lineRule="auto"/>
+              <w:jc w:val="both"/>
+              <w:textAlignment w:val="baseline"/>
+              <w:rPr>
+                <w:rFonts w:ascii="Times New Roman" w:eastAsia="Times New Roman" w:hAnsi="Times New Roman" w:cs="Times New Roman"/>
+                <w:sz w:val="24"/>
+                <w:szCs w:val="24"/>
+                <w:lang w:eastAsia="es-ES"/>
+              </w:rPr>
+            </w:pPr>
+            <w:r>
+              <w:rPr>
+                <w:rFonts w:ascii="Times New Roman" w:eastAsia="Times New Roman" w:hAnsi="Times New Roman" w:cs="Times New Roman"/>
+                <w:b/>
+                <w:bCs/>
+                <w:sz w:val="24"/>
+                <w:szCs w:val="24"/>
+                <w:lang w:eastAsia="es-ES"/>
+              </w:rPr>
+              <w:t>Resumen</w:t>
+            </w:r>
+            <w:r>
+              <w:rPr>
+                <w:rFonts w:ascii="Times New Roman" w:eastAsia="Times New Roman" w:hAnsi="Times New Roman" w:cs="Times New Roman"/>
+                <w:sz w:val="24"/>
+                <w:szCs w:val="24"/>
+                <w:lang w:eastAsia="es-ES"/>
+              </w:rPr>
+              <w:t> </w:t>
+            </w:r>
+          </w:p>
+        </w:tc>
+        <w:tc>
+          <w:tcPr>
+            <w:tcW w:w="6480" w:type="dxa"/>
+            <w:tcBorders>
+              <w:top w:val="nil"/>
+              <w:left w:val="nil"/>
+              <w:bottom w:val="single" w:sz="6" w:space="0" w:color="auto"/>
+              <w:right w:val="single" w:sz="6" w:space="0" w:color="auto"/>
+            </w:tcBorders>
+            <w:shd w:val="clear" w:color="auto" w:fill="auto"/>
+            <w:hideMark/>
+          </w:tcPr>
+          <w:p>
+            <w:pPr>
+              <w:spacing w:after="0" w:line="240" w:lineRule="auto"/>
+              <w:jc w:val="both"/>
+              <w:textAlignment w:val="baseline"/>
+              <w:rPr>
+                <w:rFonts w:ascii="Times New Roman" w:eastAsia="Times New Roman" w:hAnsi="Times New Roman" w:cs="Times New Roman"/>
+                <w:sz w:val="24"/>
+                <w:szCs w:val="24"/>
+              </w:rPr>
+            </w:pPr>
+            <w:r>
+              <w:rPr>
+                <w:rFonts w:ascii="Times New Roman" w:eastAsia="Times New Roman" w:hAnsi="Times New Roman" w:cs="Times New Roman"/>
+                <w:sz w:val="24"/>
+                <w:szCs w:val="24"/>
+              </w:rPr>
+              <w:t>Vuelven a quedar disponibles los servicios</w:t>
+            </w:r>
+          </w:p>
+        </w:tc>
+      </w:tr>
+      <w:tr>
+        <w:tc>
+          <w:tcPr>
+            <w:tcW w:w="2295" w:type="dxa"/>
+            <w:tcBorders>
+              <w:top w:val="nil"/>
+              <w:left w:val="single" w:sz="6" w:space="0" w:color="auto"/>
+              <w:bottom w:val="single" w:sz="6" w:space="0" w:color="auto"/>
+              <w:right w:val="single" w:sz="6" w:space="0" w:color="auto"/>
+            </w:tcBorders>
+            <w:shd w:val="clear" w:color="auto" w:fill="F3F3F3"/>
+            <w:vAlign w:val="center"/>
+          </w:tcPr>
+          <w:p>
+            <w:pPr>
+              <w:spacing w:after="0" w:line="240" w:lineRule="auto"/>
+              <w:jc w:val="both"/>
+              <w:textAlignment w:val="baseline"/>
+              <w:rPr>
+                <w:rFonts w:ascii="Times New Roman" w:eastAsia="Times New Roman" w:hAnsi="Times New Roman" w:cs="Times New Roman"/>
+                <w:b/>
+                <w:bCs/>
+                <w:sz w:val="24"/>
+                <w:szCs w:val="24"/>
+                <w:lang w:eastAsia="es-ES"/>
+              </w:rPr>
+            </w:pPr>
+            <w:r>
+              <w:rPr>
+                <w:rFonts w:ascii="Times New Roman" w:eastAsia="Times New Roman" w:hAnsi="Times New Roman" w:cs="Times New Roman"/>
+                <w:b/>
+                <w:bCs/>
+                <w:sz w:val="24"/>
+                <w:szCs w:val="24"/>
+                <w:lang w:eastAsia="es-ES"/>
+              </w:rPr>
+              <w:t>Usuario</w:t>
+            </w:r>
+          </w:p>
+        </w:tc>
+        <w:tc>
+          <w:tcPr>
+            <w:tcW w:w="6480" w:type="dxa"/>
+            <w:tcBorders>
+              <w:top w:val="nil"/>
+              <w:left w:val="nil"/>
+              <w:bottom w:val="single" w:sz="6" w:space="0" w:color="auto"/>
+              <w:right w:val="single" w:sz="6" w:space="0" w:color="auto"/>
+            </w:tcBorders>
+            <w:shd w:val="clear" w:color="auto" w:fill="auto"/>
+          </w:tcPr>
+          <w:p>
+            <w:pPr>
+              <w:spacing w:after="0" w:line="240" w:lineRule="auto"/>
+              <w:jc w:val="both"/>
+              <w:textAlignment w:val="baseline"/>
+              <w:rPr>
+                <w:rFonts w:ascii="Times New Roman" w:eastAsia="Times New Roman" w:hAnsi="Times New Roman" w:cs="Times New Roman"/>
+                <w:sz w:val="24"/>
+                <w:szCs w:val="24"/>
+              </w:rPr>
+            </w:pPr>
+            <w:r>
+              <w:rPr>
+                <w:rFonts w:ascii="Times New Roman" w:eastAsia="Times New Roman" w:hAnsi="Times New Roman" w:cs="Times New Roman"/>
+                <w:sz w:val="24"/>
+                <w:szCs w:val="24"/>
+              </w:rPr>
+              <w:t>Gerente</w:t>
+            </w:r>
+          </w:p>
+        </w:tc>
+      </w:tr>
+      <w:tr>
+        <w:trPr>
+          <w:trHeight w:val="315"/>
+        </w:trPr>
+        <w:tc>
+          <w:tcPr>
+            <w:tcW w:w="8775" w:type="dxa"/>
+            <w:gridSpan w:val="2"/>
+            <w:tcBorders>
+              <w:top w:val="nil"/>
+              <w:left w:val="single" w:sz="6" w:space="0" w:color="auto"/>
+              <w:bottom w:val="single" w:sz="6" w:space="0" w:color="auto"/>
+              <w:right w:val="single" w:sz="6" w:space="0" w:color="auto"/>
+            </w:tcBorders>
+            <w:shd w:val="clear" w:color="auto" w:fill="666699"/>
+            <w:vAlign w:val="center"/>
+            <w:hideMark/>
+          </w:tcPr>
+          <w:p>
+            <w:pPr>
+              <w:spacing w:after="0" w:line="240" w:lineRule="auto"/>
+              <w:jc w:val="both"/>
+              <w:textAlignment w:val="baseline"/>
+              <w:rPr>
+                <w:rFonts w:ascii="Times New Roman" w:eastAsia="Times New Roman" w:hAnsi="Times New Roman" w:cs="Times New Roman"/>
+                <w:sz w:val="24"/>
+                <w:szCs w:val="24"/>
+                <w:lang w:eastAsia="es-ES"/>
+              </w:rPr>
+            </w:pPr>
+            <w:r>
+              <w:rPr>
+                <w:rFonts w:ascii="Times New Roman" w:eastAsia="Times New Roman" w:hAnsi="Times New Roman" w:cs="Times New Roman"/>
+                <w:b/>
+                <w:bCs/>
+                <w:color w:val="DDDDDD"/>
+                <w:sz w:val="24"/>
+                <w:szCs w:val="24"/>
+                <w:lang w:eastAsia="es-ES"/>
+              </w:rPr>
+              <w:t>Entradas</w:t>
+            </w:r>
+            <w:r>
+              <w:rPr>
+                <w:rFonts w:ascii="Times New Roman" w:eastAsia="Times New Roman" w:hAnsi="Times New Roman" w:cs="Times New Roman"/>
+                <w:sz w:val="24"/>
+                <w:szCs w:val="24"/>
+                <w:lang w:eastAsia="es-ES"/>
+              </w:rPr>
+              <w:t> </w:t>
+            </w:r>
+          </w:p>
+        </w:tc>
+      </w:tr>
+      <w:tr>
+        <w:tc>
+          <w:tcPr>
+            <w:tcW w:w="8775" w:type="dxa"/>
+            <w:gridSpan w:val="2"/>
+            <w:tcBorders>
+              <w:top w:val="nil"/>
+              <w:left w:val="single" w:sz="6" w:space="0" w:color="auto"/>
+              <w:bottom w:val="single" w:sz="6" w:space="0" w:color="auto"/>
+              <w:right w:val="single" w:sz="6" w:space="0" w:color="auto"/>
+            </w:tcBorders>
+            <w:shd w:val="clear" w:color="auto" w:fill="auto"/>
+            <w:hideMark/>
+          </w:tcPr>
+          <w:p>
+            <w:pPr>
+              <w:spacing w:after="0" w:line="240" w:lineRule="auto"/>
+              <w:jc w:val="both"/>
+              <w:textAlignment w:val="baseline"/>
+              <w:rPr>
+                <w:rFonts w:ascii="Times New Roman" w:eastAsia="Times New Roman" w:hAnsi="Times New Roman" w:cs="Times New Roman"/>
+                <w:sz w:val="24"/>
+                <w:szCs w:val="24"/>
+              </w:rPr>
+            </w:pPr>
+            <w:r>
+              <w:rPr>
+                <w:rFonts w:ascii="Times New Roman" w:eastAsia="Times New Roman" w:hAnsi="Times New Roman" w:cs="Times New Roman"/>
+                <w:sz w:val="24"/>
+                <w:szCs w:val="24"/>
+              </w:rPr>
+              <w:t>Id del servicio</w:t>
+            </w:r>
+          </w:p>
+          <w:p>
+            <w:pPr>
+              <w:spacing w:after="0" w:line="240" w:lineRule="auto"/>
+              <w:jc w:val="both"/>
+              <w:textAlignment w:val="baseline"/>
+              <w:rPr>
+                <w:rFonts w:ascii="Times New Roman" w:eastAsia="Times New Roman" w:hAnsi="Times New Roman" w:cs="Times New Roman"/>
+                <w:sz w:val="24"/>
+                <w:szCs w:val="24"/>
+              </w:rPr>
+            </w:pPr>
+            <w:r>
+              <w:rPr>
+                <w:rFonts w:ascii="Times New Roman" w:eastAsia="Times New Roman" w:hAnsi="Times New Roman" w:cs="Times New Roman"/>
+                <w:sz w:val="24"/>
+                <w:szCs w:val="24"/>
+              </w:rPr>
+              <w:t>Id de la IPS</w:t>
+            </w:r>
+          </w:p>
+          <w:p>
+            <w:pPr>
+              <w:spacing w:after="0" w:line="240" w:lineRule="auto"/>
+              <w:jc w:val="both"/>
+              <w:textAlignment w:val="baseline"/>
+              <w:rPr>
+                <w:rFonts w:ascii="Times New Roman" w:eastAsia="Times New Roman" w:hAnsi="Times New Roman" w:cs="Times New Roman"/>
+                <w:sz w:val="24"/>
+                <w:szCs w:val="24"/>
+              </w:rPr>
+            </w:pPr>
+            <w:r>
+              <w:rPr>
+                <w:rFonts w:ascii="Times New Roman" w:eastAsia="Times New Roman" w:hAnsi="Times New Roman" w:cs="Times New Roman"/>
+                <w:sz w:val="24"/>
+                <w:szCs w:val="24"/>
+              </w:rPr>
+              <w:t>Fecha de reapertura</w:t>
+            </w:r>
+          </w:p>
+        </w:tc>
+      </w:tr>
+      <w:tr>
+        <w:trPr>
+          <w:trHeight w:val="315"/>
+        </w:trPr>
+        <w:tc>
+          <w:tcPr>
+            <w:tcW w:w="8775" w:type="dxa"/>
+            <w:gridSpan w:val="2"/>
+            <w:tcBorders>
+              <w:top w:val="nil"/>
+              <w:left w:val="single" w:sz="6" w:space="0" w:color="auto"/>
+              <w:bottom w:val="single" w:sz="6" w:space="0" w:color="auto"/>
+              <w:right w:val="single" w:sz="6" w:space="0" w:color="auto"/>
+            </w:tcBorders>
+            <w:shd w:val="clear" w:color="auto" w:fill="666699"/>
+            <w:vAlign w:val="center"/>
+            <w:hideMark/>
+          </w:tcPr>
+          <w:p>
+            <w:pPr>
+              <w:spacing w:after="0" w:line="240" w:lineRule="auto"/>
+              <w:jc w:val="both"/>
+              <w:textAlignment w:val="baseline"/>
+              <w:rPr>
+                <w:rFonts w:ascii="Times New Roman" w:eastAsia="Times New Roman" w:hAnsi="Times New Roman" w:cs="Times New Roman"/>
+                <w:sz w:val="24"/>
+                <w:szCs w:val="24"/>
+                <w:lang w:eastAsia="es-ES"/>
+              </w:rPr>
+            </w:pPr>
+            <w:r>
+              <w:rPr>
+                <w:rFonts w:ascii="Times New Roman" w:eastAsia="Times New Roman" w:hAnsi="Times New Roman" w:cs="Times New Roman"/>
+                <w:b/>
+                <w:bCs/>
+                <w:color w:val="DDDDDD"/>
+                <w:sz w:val="24"/>
+                <w:szCs w:val="24"/>
+                <w:lang w:eastAsia="es-ES"/>
+              </w:rPr>
+              <w:t>Resultados</w:t>
+            </w:r>
+            <w:r>
+              <w:rPr>
+                <w:rFonts w:ascii="Times New Roman" w:eastAsia="Times New Roman" w:hAnsi="Times New Roman" w:cs="Times New Roman"/>
+                <w:sz w:val="24"/>
+                <w:szCs w:val="24"/>
+                <w:lang w:eastAsia="es-ES"/>
+              </w:rPr>
+              <w:t> </w:t>
+            </w:r>
+          </w:p>
+        </w:tc>
+      </w:tr>
+      <w:tr>
+        <w:tc>
+          <w:tcPr>
+            <w:tcW w:w="8775" w:type="dxa"/>
+            <w:gridSpan w:val="2"/>
+            <w:tcBorders>
+              <w:top w:val="nil"/>
+              <w:left w:val="single" w:sz="6" w:space="0" w:color="auto"/>
+              <w:bottom w:val="nil"/>
+              <w:right w:val="single" w:sz="6" w:space="0" w:color="auto"/>
+            </w:tcBorders>
+            <w:shd w:val="clear" w:color="auto" w:fill="auto"/>
+            <w:hideMark/>
+          </w:tcPr>
+          <w:p>
+            <w:pPr>
+              <w:spacing w:after="0" w:line="240" w:lineRule="auto"/>
+              <w:jc w:val="both"/>
+              <w:textAlignment w:val="baseline"/>
+              <w:rPr>
+                <w:rFonts w:ascii="Times New Roman" w:eastAsia="Times New Roman" w:hAnsi="Times New Roman" w:cs="Times New Roman"/>
+                <w:sz w:val="24"/>
+                <w:szCs w:val="24"/>
+                <w:lang w:eastAsia="es-ES"/>
+              </w:rPr>
+            </w:pPr>
+            <w:r>
+              <w:rPr>
+                <w:rFonts w:ascii="Times New Roman" w:eastAsia="Times New Roman" w:hAnsi="Times New Roman" w:cs="Times New Roman"/>
+                <w:sz w:val="24"/>
+                <w:szCs w:val="24"/>
+                <w:lang w:eastAsia="es-ES"/>
+              </w:rPr>
+              <w:t>Se registra que un servicio queda abierto nuevamente, es decir que se cambia la ficha final del registro de inhabilitación para que puedan hacerse reservas en esas fechas.</w:t>
+            </w:r>
+          </w:p>
+        </w:tc>
+      </w:tr>
+      <w:tr>
+        <w:tc>
+          <w:tcPr>
+            <w:tcW w:w="8775" w:type="dxa"/>
+            <w:gridSpan w:val="2"/>
+            <w:tcBorders>
+              <w:top w:val="nil"/>
+              <w:left w:val="single" w:sz="6" w:space="0" w:color="auto"/>
+              <w:bottom w:val="single" w:sz="6" w:space="0" w:color="auto"/>
+              <w:right w:val="single" w:sz="6" w:space="0" w:color="auto"/>
+            </w:tcBorders>
+            <w:shd w:val="clear" w:color="auto" w:fill="666699"/>
+          </w:tcPr>
+          <w:p>
+            <w:pPr>
+              <w:spacing w:after="0" w:line="240" w:lineRule="auto"/>
+              <w:jc w:val="both"/>
+              <w:textAlignment w:val="baseline"/>
+              <w:rPr>
+                <w:rFonts w:ascii="Times New Roman" w:eastAsia="Times New Roman" w:hAnsi="Times New Roman" w:cs="Times New Roman"/>
+                <w:sz w:val="24"/>
+                <w:szCs w:val="24"/>
+              </w:rPr>
+            </w:pPr>
+            <w:r>
+              <w:rPr>
+                <w:rFonts w:ascii="Times New Roman" w:eastAsia="Times New Roman" w:hAnsi="Times New Roman" w:cs="Times New Roman"/>
+                <w:b/>
+                <w:bCs/>
+                <w:color w:val="DDDDDD"/>
+                <w:sz w:val="24"/>
+                <w:szCs w:val="24"/>
+                <w:lang w:eastAsia="es-ES"/>
+              </w:rPr>
+              <w:t>RNF asocia</w:t>
+            </w:r>
+            <w:r>
+              <w:rPr>
+                <w:rFonts w:ascii="Times New Roman" w:eastAsia="Times New Roman" w:hAnsi="Times New Roman" w:cs="Times New Roman"/>
+                <w:b/>
+                <w:bCs/>
+                <w:color w:val="DDDDDD"/>
+                <w:sz w:val="24"/>
+                <w:szCs w:val="24"/>
+                <w:shd w:val="clear" w:color="auto" w:fill="666699"/>
+                <w:lang w:eastAsia="es-ES"/>
+              </w:rPr>
+              <w:t>dos</w:t>
+            </w:r>
+            <w:r>
+              <w:rPr>
+                <w:rFonts w:ascii="Times New Roman" w:eastAsia="Times New Roman" w:hAnsi="Times New Roman" w:cs="Times New Roman"/>
+                <w:sz w:val="24"/>
+                <w:szCs w:val="24"/>
+                <w:shd w:val="clear" w:color="auto" w:fill="666699"/>
+              </w:rPr>
+              <w:t> </w:t>
+            </w:r>
+          </w:p>
+        </w:tc>
+      </w:tr>
+      <w:tr>
+        <w:tc>
+          <w:tcPr>
+            <w:tcW w:w="8775" w:type="dxa"/>
+            <w:gridSpan w:val="2"/>
+            <w:tcBorders>
+              <w:top w:val="nil"/>
+              <w:left w:val="single" w:sz="6" w:space="0" w:color="auto"/>
+              <w:bottom w:val="single" w:sz="4" w:space="0" w:color="auto"/>
+              <w:right w:val="single" w:sz="6" w:space="0" w:color="auto"/>
+            </w:tcBorders>
+            <w:shd w:val="clear" w:color="auto" w:fill="auto"/>
+          </w:tcPr>
+          <w:p>
+            <w:pPr>
+              <w:spacing w:after="0" w:line="240" w:lineRule="auto"/>
+              <w:jc w:val="both"/>
+              <w:textAlignment w:val="baseline"/>
+              <w:rPr>
+                <w:rFonts w:ascii="Times New Roman" w:eastAsia="Times New Roman" w:hAnsi="Times New Roman" w:cs="Times New Roman"/>
+                <w:sz w:val="24"/>
+                <w:szCs w:val="24"/>
+              </w:rPr>
+            </w:pPr>
+            <w:r>
+              <w:rPr>
+                <w:rFonts w:ascii="Times New Roman" w:eastAsia="Times New Roman" w:hAnsi="Times New Roman" w:cs="Times New Roman"/>
+                <w:sz w:val="24"/>
+                <w:szCs w:val="24"/>
+              </w:rPr>
+              <w:t xml:space="preserve">Privacidad: Solo el organizador de campaña tiene acceso </w:t>
+            </w:r>
+          </w:p>
+        </w:tc>
+      </w:tr>
+      <w:tr>
+        <w:tc>
+          <w:tcPr>
+            <w:tcW w:w="8775" w:type="dxa"/>
+            <w:gridSpan w:val="2"/>
+            <w:tcBorders>
+              <w:top w:val="single" w:sz="4" w:space="0" w:color="auto"/>
+              <w:left w:val="single" w:sz="4" w:space="0" w:color="auto"/>
+              <w:bottom w:val="single" w:sz="4" w:space="0" w:color="auto"/>
+              <w:right w:val="single" w:sz="4" w:space="0" w:color="auto"/>
+            </w:tcBorders>
+            <w:shd w:val="clear" w:color="auto" w:fill="auto"/>
+          </w:tcPr>
+          <w:p>
+            <w:pPr>
+              <w:spacing w:after="0" w:line="240" w:lineRule="auto"/>
+              <w:jc w:val="both"/>
+              <w:textAlignment w:val="baseline"/>
+              <w:rPr>
+                <w:rFonts w:ascii="Times New Roman" w:eastAsia="Times New Roman" w:hAnsi="Times New Roman" w:cs="Times New Roman"/>
+                <w:sz w:val="24"/>
+                <w:szCs w:val="24"/>
+              </w:rPr>
+            </w:pPr>
+            <w:r>
+              <w:rPr>
+                <w:rFonts w:ascii="Times New Roman" w:eastAsia="Times New Roman" w:hAnsi="Times New Roman" w:cs="Times New Roman"/>
+                <w:sz w:val="24"/>
+                <w:szCs w:val="24"/>
+              </w:rPr>
+              <w:t xml:space="preserve">Atomicidad: Se hace en una sola transacción. Si algo falla, se hace </w:t>
+            </w:r>
+            <w:proofErr w:type="spellStart"/>
+            <w:r>
+              <w:rPr>
+                <w:rFonts w:ascii="Times New Roman" w:eastAsia="Times New Roman" w:hAnsi="Times New Roman" w:cs="Times New Roman"/>
+                <w:sz w:val="24"/>
+                <w:szCs w:val="24"/>
+              </w:rPr>
+              <w:t>rollback</w:t>
+            </w:r>
+            <w:proofErr w:type="spellEnd"/>
+            <w:r>
+              <w:rPr>
+                <w:rFonts w:ascii="Times New Roman" w:eastAsia="Times New Roman" w:hAnsi="Times New Roman" w:cs="Times New Roman"/>
+                <w:sz w:val="24"/>
+                <w:szCs w:val="24"/>
+              </w:rPr>
+              <w:t>, por lo que aplica el “Todo o nada”</w:t>
+            </w:r>
+          </w:p>
+        </w:tc>
+      </w:tr>
+      <w:tr>
+        <w:tc>
+          <w:tcPr>
+            <w:tcW w:w="8775" w:type="dxa"/>
+            <w:gridSpan w:val="2"/>
+            <w:tcBorders>
+              <w:top w:val="single" w:sz="4" w:space="0" w:color="auto"/>
+              <w:left w:val="single" w:sz="4" w:space="0" w:color="auto"/>
+              <w:bottom w:val="single" w:sz="4" w:space="0" w:color="auto"/>
+              <w:right w:val="single" w:sz="4" w:space="0" w:color="auto"/>
+            </w:tcBorders>
+            <w:shd w:val="clear" w:color="auto" w:fill="auto"/>
+          </w:tcPr>
+          <w:p>
+            <w:pPr>
+              <w:spacing w:after="0" w:line="240" w:lineRule="auto"/>
+              <w:jc w:val="both"/>
+              <w:textAlignment w:val="baseline"/>
+              <w:rPr>
+                <w:rFonts w:ascii="Times New Roman" w:eastAsia="Times New Roman" w:hAnsi="Times New Roman" w:cs="Times New Roman"/>
+                <w:sz w:val="24"/>
+                <w:szCs w:val="24"/>
+              </w:rPr>
+            </w:pPr>
+            <w:r>
+              <w:rPr>
+                <w:rFonts w:ascii="Times New Roman" w:eastAsia="Times New Roman" w:hAnsi="Times New Roman" w:cs="Times New Roman"/>
+                <w:sz w:val="24"/>
+                <w:szCs w:val="24"/>
+              </w:rPr>
+              <w:t>Consistencia: Se comprueban las reglas de negocio dentro de la transacción de tal forma que al finalizar cada transacción el estado de la base de datos es válido.</w:t>
+            </w:r>
+          </w:p>
+        </w:tc>
+      </w:tr>
+      <w:tr>
+        <w:tc>
+          <w:tcPr>
+            <w:tcW w:w="8775" w:type="dxa"/>
+            <w:gridSpan w:val="2"/>
+            <w:tcBorders>
+              <w:top w:val="single" w:sz="4" w:space="0" w:color="auto"/>
+              <w:left w:val="single" w:sz="4" w:space="0" w:color="auto"/>
+              <w:bottom w:val="single" w:sz="4" w:space="0" w:color="auto"/>
+              <w:right w:val="single" w:sz="4" w:space="0" w:color="auto"/>
+            </w:tcBorders>
+            <w:shd w:val="clear" w:color="auto" w:fill="auto"/>
+          </w:tcPr>
+          <w:p>
+            <w:pPr>
+              <w:spacing w:after="0" w:line="240" w:lineRule="auto"/>
+              <w:jc w:val="both"/>
+              <w:textAlignment w:val="baseline"/>
+              <w:rPr>
+                <w:rFonts w:ascii="Times New Roman" w:eastAsia="Times New Roman" w:hAnsi="Times New Roman" w:cs="Times New Roman"/>
+                <w:sz w:val="24"/>
+                <w:szCs w:val="24"/>
+              </w:rPr>
+            </w:pPr>
+            <w:r>
+              <w:rPr>
+                <w:rFonts w:ascii="Times New Roman" w:eastAsia="Times New Roman" w:hAnsi="Times New Roman" w:cs="Times New Roman"/>
+                <w:sz w:val="24"/>
+                <w:szCs w:val="24"/>
+              </w:rPr>
+              <w:t xml:space="preserve">Aislamiento: Se utiliza un nivel de aislamiento </w:t>
+            </w:r>
+            <w:proofErr w:type="spellStart"/>
+            <w:r>
+              <w:rPr>
+                <w:rFonts w:ascii="Times New Roman" w:eastAsia="Times New Roman" w:hAnsi="Times New Roman" w:cs="Times New Roman"/>
+                <w:sz w:val="24"/>
+                <w:szCs w:val="24"/>
+              </w:rPr>
+              <w:t>serializable</w:t>
+            </w:r>
+            <w:proofErr w:type="spellEnd"/>
+            <w:r>
+              <w:rPr>
+                <w:rFonts w:ascii="Times New Roman" w:eastAsia="Times New Roman" w:hAnsi="Times New Roman" w:cs="Times New Roman"/>
+                <w:sz w:val="24"/>
+                <w:szCs w:val="24"/>
+              </w:rPr>
+              <w:t xml:space="preserve">, de tal forma que no pueda haber lecturas sucias, inconsistentes o fantasmas. </w:t>
+            </w:r>
+          </w:p>
+        </w:tc>
+      </w:tr>
+      <w:tr>
+        <w:tc>
+          <w:tcPr>
+            <w:tcW w:w="8775" w:type="dxa"/>
+            <w:gridSpan w:val="2"/>
+            <w:tcBorders>
+              <w:top w:val="single" w:sz="4" w:space="0" w:color="auto"/>
+              <w:left w:val="single" w:sz="4" w:space="0" w:color="auto"/>
+              <w:bottom w:val="single" w:sz="4" w:space="0" w:color="auto"/>
+              <w:right w:val="single" w:sz="4" w:space="0" w:color="auto"/>
+            </w:tcBorders>
+            <w:shd w:val="clear" w:color="auto" w:fill="auto"/>
+          </w:tcPr>
+          <w:p>
+            <w:pPr>
+              <w:spacing w:after="0" w:line="240" w:lineRule="auto"/>
+              <w:jc w:val="both"/>
+              <w:textAlignment w:val="baseline"/>
+              <w:rPr>
+                <w:rFonts w:ascii="Times New Roman" w:eastAsia="Times New Roman" w:hAnsi="Times New Roman" w:cs="Times New Roman"/>
+                <w:sz w:val="24"/>
+                <w:szCs w:val="24"/>
+              </w:rPr>
+            </w:pPr>
+            <w:r>
+              <w:rPr>
+                <w:rFonts w:ascii="Times New Roman" w:eastAsia="Times New Roman" w:hAnsi="Times New Roman" w:cs="Times New Roman"/>
+                <w:sz w:val="24"/>
+                <w:szCs w:val="24"/>
+              </w:rPr>
+              <w:t>Durabilidad: Se persiste en la base de datos la información.</w:t>
+            </w:r>
+          </w:p>
+        </w:tc>
+      </w:tr>
+    </w:tbl>
     <w:p>
       <w:pPr>
         <w:spacing w:before="40" w:after="120"/>
@@ -6058,7 +9779,6 @@
           <w:sz w:val="28"/>
           <w:szCs w:val="28"/>
         </w:rPr>
-        <w:lastRenderedPageBreak/>
         <w:t>Requerimientos funcionales de consulta</w:t>
       </w:r>
     </w:p>
@@ -6230,6 +9950,7 @@
                 <w:szCs w:val="24"/>
                 <w:lang w:eastAsia="es-ES"/>
               </w:rPr>
+              <w:lastRenderedPageBreak/>
               <w:t>Resumen</w:t>
             </w:r>
             <w:r>
@@ -6273,6 +9994,79 @@
                 <w:szCs w:val="24"/>
               </w:rPr>
               <w:t>Se muestra la cantidad de servicios que ha prestado cada IPS en cierto tiempo</w:t>
+            </w:r>
+          </w:p>
+        </w:tc>
+      </w:tr>
+      <w:tr>
+        <w:tc>
+          <w:tcPr>
+            <w:tcW w:w="2295" w:type="dxa"/>
+            <w:tcBorders>
+              <w:top w:val="nil"/>
+              <w:left w:val="single" w:sz="6" w:space="0" w:color="auto"/>
+              <w:bottom w:val="single" w:sz="6" w:space="0" w:color="auto"/>
+              <w:right w:val="single" w:sz="6" w:space="0" w:color="auto"/>
+            </w:tcBorders>
+            <w:shd w:val="clear" w:color="auto" w:fill="F3F3F3"/>
+            <w:vAlign w:val="center"/>
+          </w:tcPr>
+          <w:p>
+            <w:pPr>
+              <w:spacing w:after="0" w:line="240" w:lineRule="auto"/>
+              <w:jc w:val="both"/>
+              <w:textAlignment w:val="baseline"/>
+              <w:rPr>
+                <w:rFonts w:ascii="Times New Roman" w:eastAsia="Times New Roman" w:hAnsi="Times New Roman" w:cs="Times New Roman"/>
+                <w:b/>
+                <w:bCs/>
+                <w:sz w:val="24"/>
+                <w:szCs w:val="24"/>
+                <w:lang w:eastAsia="es-ES"/>
+              </w:rPr>
+            </w:pPr>
+            <w:r>
+              <w:rPr>
+                <w:rFonts w:ascii="Times New Roman" w:eastAsia="Times New Roman" w:hAnsi="Times New Roman" w:cs="Times New Roman"/>
+                <w:b/>
+                <w:bCs/>
+                <w:sz w:val="24"/>
+                <w:szCs w:val="24"/>
+                <w:lang w:eastAsia="es-ES"/>
+              </w:rPr>
+              <w:t>Usuario</w:t>
+            </w:r>
+          </w:p>
+        </w:tc>
+        <w:tc>
+          <w:tcPr>
+            <w:tcW w:w="6480" w:type="dxa"/>
+            <w:tcBorders>
+              <w:top w:val="nil"/>
+              <w:left w:val="nil"/>
+              <w:bottom w:val="single" w:sz="6" w:space="0" w:color="auto"/>
+              <w:right w:val="single" w:sz="6" w:space="0" w:color="auto"/>
+            </w:tcBorders>
+            <w:shd w:val="clear" w:color="auto" w:fill="auto"/>
+          </w:tcPr>
+          <w:p>
+            <w:pPr>
+              <w:spacing w:after="0" w:line="240" w:lineRule="auto"/>
+              <w:jc w:val="both"/>
+              <w:textAlignment w:val="baseline"/>
+              <w:rPr>
+                <w:rFonts w:ascii="Times New Roman" w:eastAsia="Times New Roman" w:hAnsi="Times New Roman" w:cs="Times New Roman"/>
+                <w:sz w:val="24"/>
+                <w:szCs w:val="24"/>
+              </w:rPr>
+            </w:pPr>
+            <w:r>
+              <w:rPr>
+                <w:rFonts w:ascii="Times New Roman" w:eastAsia="Times New Roman" w:hAnsi="Times New Roman" w:cs="Times New Roman"/>
+                <w:sz w:val="24"/>
+                <w:szCs w:val="24"/>
+              </w:rPr>
+              <w:t>Gerente</w:t>
             </w:r>
           </w:p>
         </w:tc>
@@ -6362,23 +10156,7 @@
                 <w:sz w:val="24"/>
                 <w:szCs w:val="24"/>
               </w:rPr>
-              <w:t>Per</w:t>
-            </w:r>
-            <w:r>
-              <w:rPr>
-                <w:rFonts w:ascii="Times New Roman" w:eastAsia="Times New Roman" w:hAnsi="Times New Roman" w:cs="Times New Roman"/>
-                <w:sz w:val="24"/>
-                <w:szCs w:val="24"/>
-              </w:rPr>
-              <w:t>í</w:t>
-            </w:r>
-            <w:r>
-              <w:rPr>
-                <w:rFonts w:ascii="Times New Roman" w:eastAsia="Times New Roman" w:hAnsi="Times New Roman" w:cs="Times New Roman"/>
-                <w:sz w:val="24"/>
-                <w:szCs w:val="24"/>
-              </w:rPr>
-              <w:t>odo de tiempo</w:t>
+              <w:t>Período de tiempo</w:t>
             </w:r>
           </w:p>
         </w:tc>
@@ -6470,71 +10248,8 @@
                 <w:szCs w:val="24"/>
                 <w:lang w:eastAsia="es-ES"/>
               </w:rPr>
-              <w:t>Se despliega una lista con l</w:t>
-            </w:r>
-            <w:r>
-              <w:rPr>
-                <w:rFonts w:ascii="Times New Roman" w:eastAsia="Times New Roman" w:hAnsi="Times New Roman" w:cs="Times New Roman"/>
-                <w:sz w:val="24"/>
-                <w:szCs w:val="24"/>
-                <w:lang w:eastAsia="es-ES"/>
-              </w:rPr>
-              <w:t>os nombres de las IPS y la</w:t>
-            </w:r>
-            <w:r>
-              <w:rPr>
-                <w:rFonts w:ascii="Times New Roman" w:eastAsia="Times New Roman" w:hAnsi="Times New Roman" w:cs="Times New Roman"/>
-                <w:sz w:val="24"/>
-                <w:szCs w:val="24"/>
-                <w:lang w:eastAsia="es-ES"/>
-              </w:rPr>
-              <w:t xml:space="preserve"> cantidad de servicios que han sido prestado</w:t>
-            </w:r>
-            <w:r>
-              <w:rPr>
-                <w:rFonts w:ascii="Times New Roman" w:eastAsia="Times New Roman" w:hAnsi="Times New Roman" w:cs="Times New Roman"/>
-                <w:sz w:val="24"/>
-                <w:szCs w:val="24"/>
-                <w:lang w:eastAsia="es-ES"/>
-              </w:rPr>
-              <w:t>s</w:t>
-            </w:r>
-            <w:r>
-              <w:rPr>
-                <w:rFonts w:ascii="Times New Roman" w:eastAsia="Times New Roman" w:hAnsi="Times New Roman" w:cs="Times New Roman"/>
-                <w:sz w:val="24"/>
-                <w:szCs w:val="24"/>
-                <w:lang w:eastAsia="es-ES"/>
-              </w:rPr>
-              <w:t xml:space="preserve"> por cada IPS dentro de un rango temporal.</w:t>
-            </w:r>
-          </w:p>
-        </w:tc>
-      </w:tr>
-      <w:tr>
-        <w:tc>
-          <w:tcPr>
-            <w:tcW w:w="8775" w:type="dxa"/>
-            <w:gridSpan w:val="2"/>
-            <w:tcBorders>
-              <w:top w:val="nil"/>
-              <w:left w:val="single" w:sz="6" w:space="0" w:color="auto"/>
-              <w:bottom w:val="single" w:sz="6" w:space="0" w:color="auto"/>
-              <w:right w:val="single" w:sz="6" w:space="0" w:color="auto"/>
-            </w:tcBorders>
-            <w:shd w:val="clear" w:color="auto" w:fill="auto"/>
-          </w:tcPr>
-          <w:p>
-            <w:pPr>
-              <w:spacing w:after="0" w:line="240" w:lineRule="auto"/>
-              <w:jc w:val="both"/>
-              <w:textAlignment w:val="baseline"/>
-              <w:rPr>
-                <w:rFonts w:ascii="Times New Roman" w:eastAsia="Times New Roman" w:hAnsi="Times New Roman" w:cs="Times New Roman"/>
-                <w:sz w:val="24"/>
-                <w:szCs w:val="24"/>
-              </w:rPr>
-            </w:pPr>
+              <w:t>Se despliega una lista con los nombres de las IPS y la cantidad de servicios que han sido prestados por cada IPS dentro de un rango temporal.</w:t>
+            </w:r>
           </w:p>
         </w:tc>
       </w:tr>
@@ -6880,6 +10595,79 @@
         </w:tc>
       </w:tr>
       <w:tr>
+        <w:tc>
+          <w:tcPr>
+            <w:tcW w:w="2295" w:type="dxa"/>
+            <w:tcBorders>
+              <w:top w:val="nil"/>
+              <w:left w:val="single" w:sz="6" w:space="0" w:color="auto"/>
+              <w:bottom w:val="single" w:sz="6" w:space="0" w:color="auto"/>
+              <w:right w:val="single" w:sz="6" w:space="0" w:color="auto"/>
+            </w:tcBorders>
+            <w:shd w:val="clear" w:color="auto" w:fill="F3F3F3"/>
+            <w:vAlign w:val="center"/>
+          </w:tcPr>
+          <w:p>
+            <w:pPr>
+              <w:spacing w:after="0" w:line="240" w:lineRule="auto"/>
+              <w:jc w:val="both"/>
+              <w:textAlignment w:val="baseline"/>
+              <w:rPr>
+                <w:rFonts w:ascii="Times New Roman" w:eastAsia="Times New Roman" w:hAnsi="Times New Roman" w:cs="Times New Roman"/>
+                <w:b/>
+                <w:bCs/>
+                <w:sz w:val="24"/>
+                <w:szCs w:val="24"/>
+                <w:lang w:eastAsia="es-ES"/>
+              </w:rPr>
+            </w:pPr>
+            <w:r>
+              <w:rPr>
+                <w:rFonts w:ascii="Times New Roman" w:eastAsia="Times New Roman" w:hAnsi="Times New Roman" w:cs="Times New Roman"/>
+                <w:b/>
+                <w:bCs/>
+                <w:sz w:val="24"/>
+                <w:szCs w:val="24"/>
+                <w:lang w:eastAsia="es-ES"/>
+              </w:rPr>
+              <w:t>Usuario</w:t>
+            </w:r>
+          </w:p>
+        </w:tc>
+        <w:tc>
+          <w:tcPr>
+            <w:tcW w:w="6480" w:type="dxa"/>
+            <w:tcBorders>
+              <w:top w:val="nil"/>
+              <w:left w:val="nil"/>
+              <w:bottom w:val="single" w:sz="6" w:space="0" w:color="auto"/>
+              <w:right w:val="single" w:sz="6" w:space="0" w:color="auto"/>
+            </w:tcBorders>
+            <w:shd w:val="clear" w:color="auto" w:fill="auto"/>
+          </w:tcPr>
+          <w:p>
+            <w:pPr>
+              <w:spacing w:after="0" w:line="240" w:lineRule="auto"/>
+              <w:jc w:val="both"/>
+              <w:textAlignment w:val="baseline"/>
+              <w:rPr>
+                <w:rFonts w:ascii="Times New Roman" w:eastAsia="Times New Roman" w:hAnsi="Times New Roman" w:cs="Times New Roman"/>
+                <w:sz w:val="24"/>
+                <w:szCs w:val="24"/>
+              </w:rPr>
+            </w:pPr>
+            <w:r>
+              <w:rPr>
+                <w:rFonts w:ascii="Times New Roman" w:eastAsia="Times New Roman" w:hAnsi="Times New Roman" w:cs="Times New Roman"/>
+                <w:sz w:val="24"/>
+                <w:szCs w:val="24"/>
+              </w:rPr>
+              <w:t>Gerente</w:t>
+            </w:r>
+          </w:p>
+        </w:tc>
+      </w:tr>
+      <w:tr>
         <w:trPr>
           <w:trHeight w:val="315"/>
         </w:trPr>
@@ -7155,33 +10943,6 @@
               </w:rPr>
               <w:t>.</w:t>
             </w:r>
-          </w:p>
-        </w:tc>
-      </w:tr>
-      <w:tr>
-        <w:tc>
-          <w:tcPr>
-            <w:tcW w:w="8775" w:type="dxa"/>
-            <w:gridSpan w:val="2"/>
-            <w:tcBorders>
-              <w:top w:val="nil"/>
-              <w:left w:val="single" w:sz="6" w:space="0" w:color="auto"/>
-              <w:bottom w:val="single" w:sz="6" w:space="0" w:color="auto"/>
-              <w:right w:val="single" w:sz="6" w:space="0" w:color="auto"/>
-            </w:tcBorders>
-            <w:shd w:val="clear" w:color="auto" w:fill="auto"/>
-          </w:tcPr>
-          <w:p>
-            <w:pPr>
-              <w:spacing w:after="0" w:line="240" w:lineRule="auto"/>
-              <w:jc w:val="both"/>
-              <w:textAlignment w:val="baseline"/>
-              <w:rPr>
-                <w:rFonts w:ascii="Times New Roman" w:eastAsia="Times New Roman" w:hAnsi="Times New Roman" w:cs="Times New Roman"/>
-                <w:sz w:val="24"/>
-                <w:szCs w:val="24"/>
-              </w:rPr>
-            </w:pPr>
           </w:p>
         </w:tc>
       </w:tr>
@@ -7412,31 +11173,7 @@
                 <w:sz w:val="24"/>
                 <w:szCs w:val="24"/>
               </w:rPr>
-              <w:t>C</w:t>
-            </w:r>
-            <w:r>
-              <w:rPr>
-                <w:rFonts w:ascii="Times New Roman" w:eastAsia="Times New Roman" w:hAnsi="Times New Roman" w:cs="Times New Roman"/>
-                <w:sz w:val="24"/>
-                <w:szCs w:val="24"/>
-              </w:rPr>
-              <w:t>3</w:t>
-            </w:r>
-            <w:r>
-              <w:rPr>
-                <w:rFonts w:ascii="Times New Roman" w:eastAsia="Times New Roman" w:hAnsi="Times New Roman" w:cs="Times New Roman"/>
-                <w:sz w:val="24"/>
-                <w:szCs w:val="24"/>
-              </w:rPr>
-              <w:t xml:space="preserve">: </w:t>
-            </w:r>
-            <w:r>
-              <w:rPr>
-                <w:rFonts w:ascii="Times New Roman" w:eastAsia="Times New Roman" w:hAnsi="Times New Roman" w:cs="Times New Roman"/>
-                <w:sz w:val="24"/>
-                <w:szCs w:val="24"/>
-              </w:rPr>
-              <w:t>M</w:t>
+              <w:t>C3: M</w:t>
             </w:r>
             <w:r>
               <w:rPr>
@@ -7527,6 +11264,79 @@
                 <w:szCs w:val="24"/>
               </w:rPr>
               <w:t xml:space="preserve">Muestra el índice de uso de cada servicio provisto </w:t>
+            </w:r>
+          </w:p>
+        </w:tc>
+      </w:tr>
+      <w:tr>
+        <w:tc>
+          <w:tcPr>
+            <w:tcW w:w="2295" w:type="dxa"/>
+            <w:tcBorders>
+              <w:top w:val="nil"/>
+              <w:left w:val="single" w:sz="6" w:space="0" w:color="auto"/>
+              <w:bottom w:val="single" w:sz="6" w:space="0" w:color="auto"/>
+              <w:right w:val="single" w:sz="6" w:space="0" w:color="auto"/>
+            </w:tcBorders>
+            <w:shd w:val="clear" w:color="auto" w:fill="F3F3F3"/>
+            <w:vAlign w:val="center"/>
+          </w:tcPr>
+          <w:p>
+            <w:pPr>
+              <w:spacing w:after="0" w:line="240" w:lineRule="auto"/>
+              <w:jc w:val="both"/>
+              <w:textAlignment w:val="baseline"/>
+              <w:rPr>
+                <w:rFonts w:ascii="Times New Roman" w:eastAsia="Times New Roman" w:hAnsi="Times New Roman" w:cs="Times New Roman"/>
+                <w:b/>
+                <w:bCs/>
+                <w:sz w:val="24"/>
+                <w:szCs w:val="24"/>
+                <w:lang w:eastAsia="es-ES"/>
+              </w:rPr>
+            </w:pPr>
+            <w:r>
+              <w:rPr>
+                <w:rFonts w:ascii="Times New Roman" w:eastAsia="Times New Roman" w:hAnsi="Times New Roman" w:cs="Times New Roman"/>
+                <w:b/>
+                <w:bCs/>
+                <w:sz w:val="24"/>
+                <w:szCs w:val="24"/>
+                <w:lang w:eastAsia="es-ES"/>
+              </w:rPr>
+              <w:t>Usuario</w:t>
+            </w:r>
+          </w:p>
+        </w:tc>
+        <w:tc>
+          <w:tcPr>
+            <w:tcW w:w="6480" w:type="dxa"/>
+            <w:tcBorders>
+              <w:top w:val="nil"/>
+              <w:left w:val="nil"/>
+              <w:bottom w:val="single" w:sz="6" w:space="0" w:color="auto"/>
+              <w:right w:val="single" w:sz="6" w:space="0" w:color="auto"/>
+            </w:tcBorders>
+            <w:shd w:val="clear" w:color="auto" w:fill="auto"/>
+          </w:tcPr>
+          <w:p>
+            <w:pPr>
+              <w:spacing w:after="0" w:line="240" w:lineRule="auto"/>
+              <w:jc w:val="both"/>
+              <w:textAlignment w:val="baseline"/>
+              <w:rPr>
+                <w:rFonts w:ascii="Times New Roman" w:eastAsia="Times New Roman" w:hAnsi="Times New Roman" w:cs="Times New Roman"/>
+                <w:sz w:val="24"/>
+                <w:szCs w:val="24"/>
+              </w:rPr>
+            </w:pPr>
+            <w:r>
+              <w:rPr>
+                <w:rFonts w:ascii="Times New Roman" w:eastAsia="Times New Roman" w:hAnsi="Times New Roman" w:cs="Times New Roman"/>
+                <w:sz w:val="24"/>
+                <w:szCs w:val="24"/>
+              </w:rPr>
+              <w:t>Gerente</w:t>
             </w:r>
           </w:p>
         </w:tc>
@@ -7945,23 +11755,7 @@
                 <w:sz w:val="24"/>
                 <w:szCs w:val="24"/>
               </w:rPr>
-              <w:t>C</w:t>
-            </w:r>
-            <w:r>
-              <w:rPr>
-                <w:rFonts w:ascii="Times New Roman" w:eastAsia="Times New Roman" w:hAnsi="Times New Roman" w:cs="Times New Roman"/>
-                <w:sz w:val="24"/>
-                <w:szCs w:val="24"/>
-              </w:rPr>
-              <w:t>4</w:t>
-            </w:r>
-            <w:r>
-              <w:rPr>
-                <w:rFonts w:ascii="Times New Roman" w:eastAsia="Times New Roman" w:hAnsi="Times New Roman" w:cs="Times New Roman"/>
-                <w:sz w:val="24"/>
-                <w:szCs w:val="24"/>
-              </w:rPr>
-              <w:t xml:space="preserve">: </w:t>
+              <w:t xml:space="preserve">C4: </w:t>
             </w:r>
             <w:r>
               <w:rPr>
@@ -8068,6 +11862,79 @@
                 <w:szCs w:val="24"/>
               </w:rPr>
               <w:t>servicios que cumplen cierta característica</w:t>
+            </w:r>
+          </w:p>
+        </w:tc>
+      </w:tr>
+      <w:tr>
+        <w:tc>
+          <w:tcPr>
+            <w:tcW w:w="2295" w:type="dxa"/>
+            <w:tcBorders>
+              <w:top w:val="nil"/>
+              <w:left w:val="single" w:sz="6" w:space="0" w:color="auto"/>
+              <w:bottom w:val="single" w:sz="6" w:space="0" w:color="auto"/>
+              <w:right w:val="single" w:sz="6" w:space="0" w:color="auto"/>
+            </w:tcBorders>
+            <w:shd w:val="clear" w:color="auto" w:fill="F3F3F3"/>
+            <w:vAlign w:val="center"/>
+          </w:tcPr>
+          <w:p>
+            <w:pPr>
+              <w:spacing w:after="0" w:line="240" w:lineRule="auto"/>
+              <w:jc w:val="both"/>
+              <w:textAlignment w:val="baseline"/>
+              <w:rPr>
+                <w:rFonts w:ascii="Times New Roman" w:eastAsia="Times New Roman" w:hAnsi="Times New Roman" w:cs="Times New Roman"/>
+                <w:b/>
+                <w:bCs/>
+                <w:sz w:val="24"/>
+                <w:szCs w:val="24"/>
+                <w:lang w:eastAsia="es-ES"/>
+              </w:rPr>
+            </w:pPr>
+            <w:r>
+              <w:rPr>
+                <w:rFonts w:ascii="Times New Roman" w:eastAsia="Times New Roman" w:hAnsi="Times New Roman" w:cs="Times New Roman"/>
+                <w:b/>
+                <w:bCs/>
+                <w:sz w:val="24"/>
+                <w:szCs w:val="24"/>
+                <w:lang w:eastAsia="es-ES"/>
+              </w:rPr>
+              <w:t>Usuario</w:t>
+            </w:r>
+          </w:p>
+        </w:tc>
+        <w:tc>
+          <w:tcPr>
+            <w:tcW w:w="6480" w:type="dxa"/>
+            <w:tcBorders>
+              <w:top w:val="nil"/>
+              <w:left w:val="nil"/>
+              <w:bottom w:val="single" w:sz="6" w:space="0" w:color="auto"/>
+              <w:right w:val="single" w:sz="6" w:space="0" w:color="auto"/>
+            </w:tcBorders>
+            <w:shd w:val="clear" w:color="auto" w:fill="auto"/>
+          </w:tcPr>
+          <w:p>
+            <w:pPr>
+              <w:spacing w:after="0" w:line="240" w:lineRule="auto"/>
+              <w:jc w:val="both"/>
+              <w:textAlignment w:val="baseline"/>
+              <w:rPr>
+                <w:rFonts w:ascii="Times New Roman" w:eastAsia="Times New Roman" w:hAnsi="Times New Roman" w:cs="Times New Roman"/>
+                <w:sz w:val="24"/>
+                <w:szCs w:val="24"/>
+              </w:rPr>
+            </w:pPr>
+            <w:r>
+              <w:rPr>
+                <w:rFonts w:ascii="Times New Roman" w:eastAsia="Times New Roman" w:hAnsi="Times New Roman" w:cs="Times New Roman"/>
+                <w:sz w:val="24"/>
+                <w:szCs w:val="24"/>
+              </w:rPr>
+              <w:t>Gerente</w:t>
             </w:r>
           </w:p>
         </w:tc>
@@ -8249,139 +12116,112 @@
                 <w:szCs w:val="24"/>
                 <w:lang w:eastAsia="es-ES"/>
               </w:rPr>
+              <w:t xml:space="preserve">Se despliega una lista </w:t>
+            </w:r>
+            <w:r>
+              <w:rPr>
+                <w:rFonts w:ascii="Times New Roman" w:eastAsia="Times New Roman" w:hAnsi="Times New Roman" w:cs="Times New Roman"/>
+                <w:sz w:val="24"/>
+                <w:szCs w:val="24"/>
+                <w:lang w:eastAsia="es-ES"/>
+              </w:rPr>
+              <w:t>con los nombres de los servicios que cumplen con la característica filtrada así como el valor de dicha característica.</w:t>
+            </w:r>
+          </w:p>
+        </w:tc>
+      </w:tr>
+      <w:tr>
+        <w:tc>
+          <w:tcPr>
+            <w:tcW w:w="8775" w:type="dxa"/>
+            <w:gridSpan w:val="2"/>
+            <w:tcBorders>
+              <w:top w:val="nil"/>
+              <w:left w:val="single" w:sz="6" w:space="0" w:color="auto"/>
+              <w:bottom w:val="single" w:sz="6" w:space="0" w:color="auto"/>
+              <w:right w:val="single" w:sz="6" w:space="0" w:color="auto"/>
+            </w:tcBorders>
+            <w:shd w:val="clear" w:color="auto" w:fill="666699"/>
+          </w:tcPr>
+          <w:p>
+            <w:pPr>
+              <w:spacing w:after="0" w:line="240" w:lineRule="auto"/>
+              <w:jc w:val="both"/>
+              <w:textAlignment w:val="baseline"/>
+              <w:rPr>
+                <w:rFonts w:ascii="Times New Roman" w:eastAsia="Times New Roman" w:hAnsi="Times New Roman" w:cs="Times New Roman"/>
+                <w:sz w:val="24"/>
+                <w:szCs w:val="24"/>
+              </w:rPr>
+            </w:pPr>
+            <w:r>
+              <w:rPr>
+                <w:rFonts w:ascii="Times New Roman" w:eastAsia="Times New Roman" w:hAnsi="Times New Roman" w:cs="Times New Roman"/>
+                <w:b/>
+                <w:bCs/>
+                <w:color w:val="DDDDDD"/>
+                <w:sz w:val="24"/>
+                <w:szCs w:val="24"/>
+                <w:lang w:eastAsia="es-ES"/>
+              </w:rPr>
+              <w:t>RNF asocia</w:t>
+            </w:r>
+            <w:r>
+              <w:rPr>
+                <w:rFonts w:ascii="Times New Roman" w:eastAsia="Times New Roman" w:hAnsi="Times New Roman" w:cs="Times New Roman"/>
+                <w:b/>
+                <w:bCs/>
+                <w:color w:val="DDDDDD"/>
+                <w:sz w:val="24"/>
+                <w:szCs w:val="24"/>
+                <w:shd w:val="clear" w:color="auto" w:fill="666699"/>
+                <w:lang w:eastAsia="es-ES"/>
+              </w:rPr>
+              <w:t>dos</w:t>
+            </w:r>
+            <w:r>
+              <w:rPr>
+                <w:rFonts w:ascii="Times New Roman" w:eastAsia="Times New Roman" w:hAnsi="Times New Roman" w:cs="Times New Roman"/>
+                <w:sz w:val="24"/>
+                <w:szCs w:val="24"/>
+                <w:shd w:val="clear" w:color="auto" w:fill="666699"/>
+              </w:rPr>
+              <w:t> </w:t>
+            </w:r>
+          </w:p>
+        </w:tc>
+      </w:tr>
+      <w:tr>
+        <w:tc>
+          <w:tcPr>
+            <w:tcW w:w="8775" w:type="dxa"/>
+            <w:gridSpan w:val="2"/>
+            <w:tcBorders>
+              <w:top w:val="nil"/>
+              <w:left w:val="single" w:sz="6" w:space="0" w:color="auto"/>
+              <w:bottom w:val="single" w:sz="6" w:space="0" w:color="auto"/>
+              <w:right w:val="single" w:sz="6" w:space="0" w:color="auto"/>
+            </w:tcBorders>
+            <w:shd w:val="clear" w:color="auto" w:fill="auto"/>
+          </w:tcPr>
+          <w:p>
+            <w:pPr>
+              <w:spacing w:after="0" w:line="240" w:lineRule="auto"/>
+              <w:jc w:val="both"/>
+              <w:textAlignment w:val="baseline"/>
+              <w:rPr>
+                <w:rFonts w:ascii="Times New Roman" w:eastAsia="Times New Roman" w:hAnsi="Times New Roman" w:cs="Times New Roman"/>
+                <w:sz w:val="24"/>
+                <w:szCs w:val="24"/>
+              </w:rPr>
+            </w:pPr>
+            <w:r>
+              <w:rPr>
+                <w:rFonts w:ascii="Times New Roman" w:eastAsia="Times New Roman" w:hAnsi="Times New Roman" w:cs="Times New Roman"/>
+                <w:sz w:val="24"/>
+                <w:szCs w:val="24"/>
+              </w:rPr>
               <w:lastRenderedPageBreak/>
-              <w:t xml:space="preserve">Se despliega una lista </w:t>
-            </w:r>
-            <w:r>
-              <w:rPr>
-                <w:rFonts w:ascii="Times New Roman" w:eastAsia="Times New Roman" w:hAnsi="Times New Roman" w:cs="Times New Roman"/>
-                <w:sz w:val="24"/>
-                <w:szCs w:val="24"/>
-                <w:lang w:eastAsia="es-ES"/>
-              </w:rPr>
-              <w:t>con los nombres de los servicios que cumplen con la característica filtrada así como el valor de dicha característica.</w:t>
-            </w:r>
-          </w:p>
-        </w:tc>
-      </w:tr>
-      <w:tr>
-        <w:tc>
-          <w:tcPr>
-            <w:tcW w:w="8775" w:type="dxa"/>
-            <w:gridSpan w:val="2"/>
-            <w:tcBorders>
-              <w:top w:val="nil"/>
-              <w:left w:val="single" w:sz="6" w:space="0" w:color="auto"/>
-              <w:bottom w:val="single" w:sz="6" w:space="0" w:color="auto"/>
-              <w:right w:val="single" w:sz="6" w:space="0" w:color="auto"/>
-            </w:tcBorders>
-            <w:shd w:val="clear" w:color="auto" w:fill="auto"/>
-          </w:tcPr>
-          <w:p>
-            <w:pPr>
-              <w:spacing w:after="0" w:line="240" w:lineRule="auto"/>
-              <w:jc w:val="both"/>
-              <w:textAlignment w:val="baseline"/>
-              <w:rPr>
-                <w:rFonts w:ascii="Times New Roman" w:eastAsia="Times New Roman" w:hAnsi="Times New Roman" w:cs="Times New Roman"/>
-                <w:sz w:val="24"/>
-                <w:szCs w:val="24"/>
-              </w:rPr>
-            </w:pPr>
-          </w:p>
-        </w:tc>
-      </w:tr>
-      <w:tr>
-        <w:tc>
-          <w:tcPr>
-            <w:tcW w:w="8775" w:type="dxa"/>
-            <w:gridSpan w:val="2"/>
-            <w:tcBorders>
-              <w:top w:val="nil"/>
-              <w:left w:val="single" w:sz="6" w:space="0" w:color="auto"/>
-              <w:bottom w:val="single" w:sz="6" w:space="0" w:color="auto"/>
-              <w:right w:val="single" w:sz="6" w:space="0" w:color="auto"/>
-            </w:tcBorders>
-            <w:shd w:val="clear" w:color="auto" w:fill="666699"/>
-          </w:tcPr>
-          <w:p>
-            <w:pPr>
-              <w:spacing w:after="0" w:line="240" w:lineRule="auto"/>
-              <w:jc w:val="both"/>
-              <w:textAlignment w:val="baseline"/>
-              <w:rPr>
-                <w:rFonts w:ascii="Times New Roman" w:eastAsia="Times New Roman" w:hAnsi="Times New Roman" w:cs="Times New Roman"/>
-                <w:sz w:val="24"/>
-                <w:szCs w:val="24"/>
-              </w:rPr>
-            </w:pPr>
-            <w:r>
-              <w:rPr>
-                <w:rFonts w:ascii="Times New Roman" w:eastAsia="Times New Roman" w:hAnsi="Times New Roman" w:cs="Times New Roman"/>
-                <w:b/>
-                <w:bCs/>
-                <w:color w:val="DDDDDD"/>
-                <w:sz w:val="24"/>
-                <w:szCs w:val="24"/>
-                <w:lang w:eastAsia="es-ES"/>
-              </w:rPr>
-              <w:t>RNF asocia</w:t>
-            </w:r>
-            <w:r>
-              <w:rPr>
-                <w:rFonts w:ascii="Times New Roman" w:eastAsia="Times New Roman" w:hAnsi="Times New Roman" w:cs="Times New Roman"/>
-                <w:b/>
-                <w:bCs/>
-                <w:color w:val="DDDDDD"/>
-                <w:sz w:val="24"/>
-                <w:szCs w:val="24"/>
-                <w:shd w:val="clear" w:color="auto" w:fill="666699"/>
-                <w:lang w:eastAsia="es-ES"/>
-              </w:rPr>
-              <w:t>dos</w:t>
-            </w:r>
-            <w:r>
-              <w:rPr>
-                <w:rFonts w:ascii="Times New Roman" w:eastAsia="Times New Roman" w:hAnsi="Times New Roman" w:cs="Times New Roman"/>
-                <w:sz w:val="24"/>
-                <w:szCs w:val="24"/>
-                <w:shd w:val="clear" w:color="auto" w:fill="666699"/>
-              </w:rPr>
-              <w:t> </w:t>
-            </w:r>
-          </w:p>
-        </w:tc>
-      </w:tr>
-      <w:tr>
-        <w:tc>
-          <w:tcPr>
-            <w:tcW w:w="8775" w:type="dxa"/>
-            <w:gridSpan w:val="2"/>
-            <w:tcBorders>
-              <w:top w:val="nil"/>
-              <w:left w:val="single" w:sz="6" w:space="0" w:color="auto"/>
-              <w:bottom w:val="single" w:sz="6" w:space="0" w:color="auto"/>
-              <w:right w:val="single" w:sz="6" w:space="0" w:color="auto"/>
-            </w:tcBorders>
-            <w:shd w:val="clear" w:color="auto" w:fill="auto"/>
-          </w:tcPr>
-          <w:p>
-            <w:pPr>
-              <w:spacing w:after="0" w:line="240" w:lineRule="auto"/>
-              <w:jc w:val="both"/>
-              <w:textAlignment w:val="baseline"/>
-              <w:rPr>
-                <w:rFonts w:ascii="Times New Roman" w:eastAsia="Times New Roman" w:hAnsi="Times New Roman" w:cs="Times New Roman"/>
-                <w:sz w:val="24"/>
-                <w:szCs w:val="24"/>
-              </w:rPr>
-            </w:pPr>
-            <w:r>
-              <w:rPr>
-                <w:rFonts w:ascii="Times New Roman" w:eastAsia="Times New Roman" w:hAnsi="Times New Roman" w:cs="Times New Roman"/>
-                <w:sz w:val="24"/>
-                <w:szCs w:val="24"/>
-              </w:rPr>
               <w:t>Concurrencia</w:t>
             </w:r>
           </w:p>
@@ -8649,6 +12489,79 @@
         </w:tc>
       </w:tr>
       <w:tr>
+        <w:tc>
+          <w:tcPr>
+            <w:tcW w:w="2295" w:type="dxa"/>
+            <w:tcBorders>
+              <w:top w:val="nil"/>
+              <w:left w:val="single" w:sz="6" w:space="0" w:color="auto"/>
+              <w:bottom w:val="single" w:sz="6" w:space="0" w:color="auto"/>
+              <w:right w:val="single" w:sz="6" w:space="0" w:color="auto"/>
+            </w:tcBorders>
+            <w:shd w:val="clear" w:color="auto" w:fill="F3F3F3"/>
+            <w:vAlign w:val="center"/>
+          </w:tcPr>
+          <w:p>
+            <w:pPr>
+              <w:spacing w:after="0" w:line="240" w:lineRule="auto"/>
+              <w:jc w:val="both"/>
+              <w:textAlignment w:val="baseline"/>
+              <w:rPr>
+                <w:rFonts w:ascii="Times New Roman" w:eastAsia="Times New Roman" w:hAnsi="Times New Roman" w:cs="Times New Roman"/>
+                <w:b/>
+                <w:bCs/>
+                <w:sz w:val="24"/>
+                <w:szCs w:val="24"/>
+                <w:lang w:eastAsia="es-ES"/>
+              </w:rPr>
+            </w:pPr>
+            <w:r>
+              <w:rPr>
+                <w:rFonts w:ascii="Times New Roman" w:eastAsia="Times New Roman" w:hAnsi="Times New Roman" w:cs="Times New Roman"/>
+                <w:b/>
+                <w:bCs/>
+                <w:sz w:val="24"/>
+                <w:szCs w:val="24"/>
+                <w:lang w:eastAsia="es-ES"/>
+              </w:rPr>
+              <w:t>Usuario</w:t>
+            </w:r>
+          </w:p>
+        </w:tc>
+        <w:tc>
+          <w:tcPr>
+            <w:tcW w:w="6480" w:type="dxa"/>
+            <w:tcBorders>
+              <w:top w:val="nil"/>
+              <w:left w:val="nil"/>
+              <w:bottom w:val="single" w:sz="6" w:space="0" w:color="auto"/>
+              <w:right w:val="single" w:sz="6" w:space="0" w:color="auto"/>
+            </w:tcBorders>
+            <w:shd w:val="clear" w:color="auto" w:fill="auto"/>
+          </w:tcPr>
+          <w:p>
+            <w:pPr>
+              <w:spacing w:after="0" w:line="240" w:lineRule="auto"/>
+              <w:jc w:val="both"/>
+              <w:textAlignment w:val="baseline"/>
+              <w:rPr>
+                <w:rFonts w:ascii="Times New Roman" w:eastAsia="Times New Roman" w:hAnsi="Times New Roman" w:cs="Times New Roman"/>
+                <w:sz w:val="24"/>
+                <w:szCs w:val="24"/>
+              </w:rPr>
+            </w:pPr>
+            <w:r>
+              <w:rPr>
+                <w:rFonts w:ascii="Times New Roman" w:eastAsia="Times New Roman" w:hAnsi="Times New Roman" w:cs="Times New Roman"/>
+                <w:sz w:val="24"/>
+                <w:szCs w:val="24"/>
+              </w:rPr>
+              <w:t>Gerente</w:t>
+            </w:r>
+          </w:p>
+        </w:tc>
+      </w:tr>
+      <w:tr>
         <w:trPr>
           <w:trHeight w:val="315"/>
         </w:trPr>
@@ -8893,19 +12806,2000 @@
               <w:bottom w:val="single" w:sz="6" w:space="0" w:color="auto"/>
               <w:right w:val="single" w:sz="6" w:space="0" w:color="auto"/>
             </w:tcBorders>
-            <w:shd w:val="clear" w:color="auto" w:fill="auto"/>
-          </w:tcPr>
-          <w:p>
-            <w:pPr>
-              <w:spacing w:after="0" w:line="240" w:lineRule="auto"/>
-              <w:jc w:val="both"/>
-              <w:textAlignment w:val="baseline"/>
-              <w:rPr>
-                <w:rFonts w:ascii="Times New Roman" w:eastAsia="Times New Roman" w:hAnsi="Times New Roman" w:cs="Times New Roman"/>
-                <w:sz w:val="24"/>
-                <w:szCs w:val="24"/>
-              </w:rPr>
-            </w:pPr>
+            <w:shd w:val="clear" w:color="auto" w:fill="666699"/>
+          </w:tcPr>
+          <w:p>
+            <w:pPr>
+              <w:spacing w:after="0" w:line="240" w:lineRule="auto"/>
+              <w:jc w:val="both"/>
+              <w:textAlignment w:val="baseline"/>
+              <w:rPr>
+                <w:rFonts w:ascii="Times New Roman" w:eastAsia="Times New Roman" w:hAnsi="Times New Roman" w:cs="Times New Roman"/>
+                <w:sz w:val="24"/>
+                <w:szCs w:val="24"/>
+              </w:rPr>
+            </w:pPr>
+            <w:r>
+              <w:rPr>
+                <w:rFonts w:ascii="Times New Roman" w:eastAsia="Times New Roman" w:hAnsi="Times New Roman" w:cs="Times New Roman"/>
+                <w:b/>
+                <w:bCs/>
+                <w:color w:val="DDDDDD"/>
+                <w:sz w:val="24"/>
+                <w:szCs w:val="24"/>
+                <w:lang w:eastAsia="es-ES"/>
+              </w:rPr>
+              <w:t>RNF asocia</w:t>
+            </w:r>
+            <w:r>
+              <w:rPr>
+                <w:rFonts w:ascii="Times New Roman" w:eastAsia="Times New Roman" w:hAnsi="Times New Roman" w:cs="Times New Roman"/>
+                <w:b/>
+                <w:bCs/>
+                <w:color w:val="DDDDDD"/>
+                <w:sz w:val="24"/>
+                <w:szCs w:val="24"/>
+                <w:shd w:val="clear" w:color="auto" w:fill="666699"/>
+                <w:lang w:eastAsia="es-ES"/>
+              </w:rPr>
+              <w:t>dos</w:t>
+            </w:r>
+            <w:r>
+              <w:rPr>
+                <w:rFonts w:ascii="Times New Roman" w:eastAsia="Times New Roman" w:hAnsi="Times New Roman" w:cs="Times New Roman"/>
+                <w:sz w:val="24"/>
+                <w:szCs w:val="24"/>
+                <w:shd w:val="clear" w:color="auto" w:fill="666699"/>
+              </w:rPr>
+              <w:t> </w:t>
+            </w:r>
+          </w:p>
+        </w:tc>
+      </w:tr>
+      <w:tr>
+        <w:tc>
+          <w:tcPr>
+            <w:tcW w:w="8775" w:type="dxa"/>
+            <w:gridSpan w:val="2"/>
+            <w:tcBorders>
+              <w:top w:val="nil"/>
+              <w:left w:val="single" w:sz="6" w:space="0" w:color="auto"/>
+              <w:bottom w:val="single" w:sz="6" w:space="0" w:color="auto"/>
+              <w:right w:val="single" w:sz="6" w:space="0" w:color="auto"/>
+            </w:tcBorders>
+            <w:shd w:val="clear" w:color="auto" w:fill="auto"/>
+          </w:tcPr>
+          <w:p>
+            <w:pPr>
+              <w:spacing w:after="0" w:line="240" w:lineRule="auto"/>
+              <w:jc w:val="both"/>
+              <w:textAlignment w:val="baseline"/>
+              <w:rPr>
+                <w:rFonts w:ascii="Times New Roman" w:eastAsia="Times New Roman" w:hAnsi="Times New Roman" w:cs="Times New Roman"/>
+                <w:sz w:val="24"/>
+                <w:szCs w:val="24"/>
+              </w:rPr>
+            </w:pPr>
+            <w:r>
+              <w:rPr>
+                <w:rFonts w:ascii="Times New Roman" w:eastAsia="Times New Roman" w:hAnsi="Times New Roman" w:cs="Times New Roman"/>
+                <w:sz w:val="24"/>
+                <w:szCs w:val="24"/>
+              </w:rPr>
+              <w:t>Concurrencia</w:t>
+            </w:r>
+          </w:p>
+        </w:tc>
+      </w:tr>
+    </w:tbl>
+    <w:p>
+      <w:pPr>
+        <w:spacing w:before="40" w:after="120"/>
+        <w:jc w:val="both"/>
+        <w:rPr>
+          <w:rFonts w:ascii="Times New Roman" w:eastAsia="Times New Roman" w:hAnsi="Times New Roman" w:cs="Times New Roman"/>
+          <w:b/>
+          <w:bCs/>
+          <w:sz w:val="28"/>
+          <w:szCs w:val="28"/>
+        </w:rPr>
+      </w:pPr>
+    </w:p>
+    <w:tbl>
+      <w:tblPr>
+        <w:tblW w:w="8775" w:type="dxa"/>
+        <w:tblBorders>
+          <w:top w:val="outset" w:sz="6" w:space="0" w:color="auto"/>
+          <w:left w:val="outset" w:sz="6" w:space="0" w:color="auto"/>
+          <w:bottom w:val="outset" w:sz="6" w:space="0" w:color="auto"/>
+          <w:right w:val="outset" w:sz="6" w:space="0" w:color="auto"/>
+        </w:tblBorders>
+        <w:tblCellMar>
+          <w:left w:w="0" w:type="dxa"/>
+          <w:right w:w="0" w:type="dxa"/>
+        </w:tblCellMar>
+        <w:tblLook w:val="04A0" w:firstRow="1" w:lastRow="0" w:firstColumn="1" w:lastColumn="0" w:noHBand="0" w:noVBand="1"/>
+      </w:tblPr>
+      <w:tblGrid>
+        <w:gridCol w:w="2295"/>
+        <w:gridCol w:w="6480"/>
+      </w:tblGrid>
+      <w:tr>
+        <w:tc>
+          <w:tcPr>
+            <w:tcW w:w="2295" w:type="dxa"/>
+            <w:tcBorders>
+              <w:top w:val="single" w:sz="6" w:space="0" w:color="auto"/>
+              <w:left w:val="single" w:sz="6" w:space="0" w:color="auto"/>
+              <w:bottom w:val="single" w:sz="6" w:space="0" w:color="auto"/>
+              <w:right w:val="single" w:sz="6" w:space="0" w:color="auto"/>
+            </w:tcBorders>
+            <w:shd w:val="clear" w:color="auto" w:fill="F3F3F3"/>
+            <w:vAlign w:val="center"/>
+            <w:hideMark/>
+          </w:tcPr>
+          <w:p>
+            <w:pPr>
+              <w:spacing w:after="0" w:line="240" w:lineRule="auto"/>
+              <w:jc w:val="both"/>
+              <w:textAlignment w:val="baseline"/>
+              <w:rPr>
+                <w:rFonts w:ascii="Times New Roman" w:eastAsia="Times New Roman" w:hAnsi="Times New Roman" w:cs="Times New Roman"/>
+                <w:sz w:val="24"/>
+                <w:szCs w:val="24"/>
+                <w:lang w:eastAsia="es-ES"/>
+              </w:rPr>
+            </w:pPr>
+            <w:r>
+              <w:rPr>
+                <w:rFonts w:ascii="Times New Roman" w:eastAsia="Times New Roman" w:hAnsi="Times New Roman" w:cs="Times New Roman"/>
+                <w:b/>
+                <w:bCs/>
+                <w:sz w:val="24"/>
+                <w:szCs w:val="24"/>
+                <w:lang w:eastAsia="es-ES"/>
+              </w:rPr>
+              <w:t>Nombre</w:t>
+            </w:r>
+            <w:r>
+              <w:rPr>
+                <w:rFonts w:ascii="Times New Roman" w:eastAsia="Times New Roman" w:hAnsi="Times New Roman" w:cs="Times New Roman"/>
+                <w:sz w:val="24"/>
+                <w:szCs w:val="24"/>
+                <w:lang w:eastAsia="es-ES"/>
+              </w:rPr>
+              <w:t> </w:t>
+            </w:r>
+          </w:p>
+        </w:tc>
+        <w:tc>
+          <w:tcPr>
+            <w:tcW w:w="6480" w:type="dxa"/>
+            <w:tcBorders>
+              <w:top w:val="single" w:sz="6" w:space="0" w:color="auto"/>
+              <w:left w:val="nil"/>
+              <w:bottom w:val="single" w:sz="6" w:space="0" w:color="auto"/>
+              <w:right w:val="single" w:sz="6" w:space="0" w:color="auto"/>
+            </w:tcBorders>
+            <w:shd w:val="clear" w:color="auto" w:fill="auto"/>
+            <w:hideMark/>
+          </w:tcPr>
+          <w:p>
+            <w:pPr>
+              <w:spacing w:after="0" w:line="240" w:lineRule="auto"/>
+              <w:jc w:val="both"/>
+              <w:textAlignment w:val="baseline"/>
+              <w:rPr>
+                <w:rFonts w:ascii="Times New Roman" w:eastAsia="Times New Roman" w:hAnsi="Times New Roman" w:cs="Times New Roman"/>
+                <w:sz w:val="24"/>
+                <w:szCs w:val="24"/>
+              </w:rPr>
+            </w:pPr>
+            <w:r>
+              <w:rPr>
+                <w:rFonts w:ascii="Times New Roman" w:eastAsia="Times New Roman" w:hAnsi="Times New Roman" w:cs="Times New Roman"/>
+                <w:sz w:val="24"/>
+                <w:szCs w:val="24"/>
+              </w:rPr>
+              <w:t>RF</w:t>
+            </w:r>
+            <w:r>
+              <w:rPr>
+                <w:rFonts w:ascii="Times New Roman" w:eastAsia="Times New Roman" w:hAnsi="Times New Roman" w:cs="Times New Roman"/>
+                <w:sz w:val="24"/>
+                <w:szCs w:val="24"/>
+              </w:rPr>
+              <w:t>C</w:t>
+            </w:r>
+            <w:r>
+              <w:rPr>
+                <w:rFonts w:ascii="Times New Roman" w:eastAsia="Times New Roman" w:hAnsi="Times New Roman" w:cs="Times New Roman"/>
+                <w:sz w:val="24"/>
+                <w:szCs w:val="24"/>
+              </w:rPr>
+              <w:t>6</w:t>
+            </w:r>
+            <w:r>
+              <w:rPr>
+                <w:rFonts w:ascii="Times New Roman" w:eastAsia="Times New Roman" w:hAnsi="Times New Roman" w:cs="Times New Roman"/>
+                <w:sz w:val="24"/>
+                <w:szCs w:val="24"/>
+              </w:rPr>
+              <w:t xml:space="preserve">: </w:t>
+            </w:r>
+            <w:r>
+              <w:rPr>
+                <w:rFonts w:ascii="Times New Roman" w:eastAsia="Times New Roman" w:hAnsi="Times New Roman" w:cs="Times New Roman"/>
+                <w:sz w:val="24"/>
+                <w:szCs w:val="24"/>
+              </w:rPr>
+              <w:t>A</w:t>
+            </w:r>
+            <w:r>
+              <w:rPr>
+                <w:rFonts w:ascii="Times New Roman" w:eastAsia="Times New Roman" w:hAnsi="Times New Roman" w:cs="Times New Roman"/>
+                <w:sz w:val="24"/>
+                <w:szCs w:val="24"/>
+              </w:rPr>
+              <w:t>nalizar</w:t>
+            </w:r>
+            <w:r>
+              <w:rPr>
+                <w:rFonts w:ascii="Times New Roman" w:eastAsia="Times New Roman" w:hAnsi="Times New Roman" w:cs="Times New Roman"/>
+                <w:sz w:val="24"/>
+                <w:szCs w:val="24"/>
+              </w:rPr>
+              <w:t xml:space="preserve"> </w:t>
+            </w:r>
+            <w:r>
+              <w:rPr>
+                <w:rFonts w:ascii="Times New Roman" w:eastAsia="Times New Roman" w:hAnsi="Times New Roman" w:cs="Times New Roman"/>
+                <w:sz w:val="24"/>
+                <w:szCs w:val="24"/>
+              </w:rPr>
+              <w:t>la</w:t>
+            </w:r>
+            <w:r>
+              <w:rPr>
+                <w:rFonts w:ascii="Times New Roman" w:eastAsia="Times New Roman" w:hAnsi="Times New Roman" w:cs="Times New Roman"/>
+                <w:sz w:val="24"/>
+                <w:szCs w:val="24"/>
+              </w:rPr>
+              <w:t xml:space="preserve"> </w:t>
+            </w:r>
+            <w:r>
+              <w:rPr>
+                <w:rFonts w:ascii="Times New Roman" w:eastAsia="Times New Roman" w:hAnsi="Times New Roman" w:cs="Times New Roman"/>
+                <w:sz w:val="24"/>
+                <w:szCs w:val="24"/>
+              </w:rPr>
+              <w:t>operación</w:t>
+            </w:r>
+            <w:r>
+              <w:rPr>
+                <w:rFonts w:ascii="Times New Roman" w:eastAsia="Times New Roman" w:hAnsi="Times New Roman" w:cs="Times New Roman"/>
+                <w:sz w:val="24"/>
+                <w:szCs w:val="24"/>
+              </w:rPr>
+              <w:t xml:space="preserve"> </w:t>
+            </w:r>
+            <w:r>
+              <w:rPr>
+                <w:rFonts w:ascii="Times New Roman" w:eastAsia="Times New Roman" w:hAnsi="Times New Roman" w:cs="Times New Roman"/>
+                <w:sz w:val="24"/>
+                <w:szCs w:val="24"/>
+              </w:rPr>
+              <w:t>de</w:t>
+            </w:r>
+            <w:r>
+              <w:rPr>
+                <w:rFonts w:ascii="Times New Roman" w:eastAsia="Times New Roman" w:hAnsi="Times New Roman" w:cs="Times New Roman"/>
+                <w:sz w:val="24"/>
+                <w:szCs w:val="24"/>
+              </w:rPr>
+              <w:t xml:space="preserve"> EPS A</w:t>
+            </w:r>
+            <w:r>
+              <w:rPr>
+                <w:rFonts w:ascii="Times New Roman" w:eastAsia="Times New Roman" w:hAnsi="Times New Roman" w:cs="Times New Roman"/>
+                <w:sz w:val="24"/>
+                <w:szCs w:val="24"/>
+              </w:rPr>
+              <w:t>ndes</w:t>
+            </w:r>
+          </w:p>
+        </w:tc>
+      </w:tr>
+      <w:tr>
+        <w:tc>
+          <w:tcPr>
+            <w:tcW w:w="2295" w:type="dxa"/>
+            <w:tcBorders>
+              <w:top w:val="nil"/>
+              <w:left w:val="single" w:sz="6" w:space="0" w:color="auto"/>
+              <w:bottom w:val="single" w:sz="6" w:space="0" w:color="auto"/>
+              <w:right w:val="single" w:sz="6" w:space="0" w:color="auto"/>
+            </w:tcBorders>
+            <w:shd w:val="clear" w:color="auto" w:fill="F3F3F3"/>
+            <w:vAlign w:val="center"/>
+            <w:hideMark/>
+          </w:tcPr>
+          <w:p>
+            <w:pPr>
+              <w:spacing w:after="0" w:line="240" w:lineRule="auto"/>
+              <w:jc w:val="both"/>
+              <w:textAlignment w:val="baseline"/>
+              <w:rPr>
+                <w:rFonts w:ascii="Times New Roman" w:eastAsia="Times New Roman" w:hAnsi="Times New Roman" w:cs="Times New Roman"/>
+                <w:sz w:val="24"/>
+                <w:szCs w:val="24"/>
+                <w:lang w:eastAsia="es-ES"/>
+              </w:rPr>
+            </w:pPr>
+            <w:r>
+              <w:rPr>
+                <w:rFonts w:ascii="Times New Roman" w:eastAsia="Times New Roman" w:hAnsi="Times New Roman" w:cs="Times New Roman"/>
+                <w:b/>
+                <w:bCs/>
+                <w:sz w:val="24"/>
+                <w:szCs w:val="24"/>
+                <w:lang w:eastAsia="es-ES"/>
+              </w:rPr>
+              <w:t>Resumen</w:t>
+            </w:r>
+            <w:r>
+              <w:rPr>
+                <w:rFonts w:ascii="Times New Roman" w:eastAsia="Times New Roman" w:hAnsi="Times New Roman" w:cs="Times New Roman"/>
+                <w:sz w:val="24"/>
+                <w:szCs w:val="24"/>
+                <w:lang w:eastAsia="es-ES"/>
+              </w:rPr>
+              <w:t> </w:t>
+            </w:r>
+          </w:p>
+        </w:tc>
+        <w:tc>
+          <w:tcPr>
+            <w:tcW w:w="6480" w:type="dxa"/>
+            <w:tcBorders>
+              <w:top w:val="nil"/>
+              <w:left w:val="nil"/>
+              <w:bottom w:val="single" w:sz="6" w:space="0" w:color="auto"/>
+              <w:right w:val="single" w:sz="6" w:space="0" w:color="auto"/>
+            </w:tcBorders>
+            <w:shd w:val="clear" w:color="auto" w:fill="auto"/>
+            <w:hideMark/>
+          </w:tcPr>
+          <w:p>
+            <w:pPr>
+              <w:spacing w:after="0" w:line="240" w:lineRule="auto"/>
+              <w:jc w:val="both"/>
+              <w:textAlignment w:val="baseline"/>
+              <w:rPr>
+                <w:rFonts w:ascii="Times New Roman" w:eastAsia="Times New Roman" w:hAnsi="Times New Roman" w:cs="Times New Roman"/>
+                <w:sz w:val="24"/>
+                <w:szCs w:val="24"/>
+              </w:rPr>
+            </w:pPr>
+            <w:r>
+              <w:rPr>
+                <w:rFonts w:ascii="Times New Roman" w:eastAsia="Times New Roman" w:hAnsi="Times New Roman" w:cs="Times New Roman"/>
+                <w:sz w:val="24"/>
+                <w:szCs w:val="24"/>
+              </w:rPr>
+              <w:t>Se dan las fechas de mayor demanda, mayor actividad y menor demanda para una unidad de tiempo</w:t>
+            </w:r>
+          </w:p>
+        </w:tc>
+      </w:tr>
+      <w:tr>
+        <w:tc>
+          <w:tcPr>
+            <w:tcW w:w="2295" w:type="dxa"/>
+            <w:tcBorders>
+              <w:top w:val="nil"/>
+              <w:left w:val="single" w:sz="6" w:space="0" w:color="auto"/>
+              <w:bottom w:val="single" w:sz="6" w:space="0" w:color="auto"/>
+              <w:right w:val="single" w:sz="6" w:space="0" w:color="auto"/>
+            </w:tcBorders>
+            <w:shd w:val="clear" w:color="auto" w:fill="F3F3F3"/>
+            <w:vAlign w:val="center"/>
+          </w:tcPr>
+          <w:p>
+            <w:pPr>
+              <w:spacing w:after="0" w:line="240" w:lineRule="auto"/>
+              <w:jc w:val="both"/>
+              <w:textAlignment w:val="baseline"/>
+              <w:rPr>
+                <w:rFonts w:ascii="Times New Roman" w:eastAsia="Times New Roman" w:hAnsi="Times New Roman" w:cs="Times New Roman"/>
+                <w:b/>
+                <w:bCs/>
+                <w:sz w:val="24"/>
+                <w:szCs w:val="24"/>
+                <w:lang w:eastAsia="es-ES"/>
+              </w:rPr>
+            </w:pPr>
+            <w:r>
+              <w:rPr>
+                <w:rFonts w:ascii="Times New Roman" w:eastAsia="Times New Roman" w:hAnsi="Times New Roman" w:cs="Times New Roman"/>
+                <w:b/>
+                <w:bCs/>
+                <w:sz w:val="24"/>
+                <w:szCs w:val="24"/>
+                <w:lang w:eastAsia="es-ES"/>
+              </w:rPr>
+              <w:t>Usuario</w:t>
+            </w:r>
+          </w:p>
+        </w:tc>
+        <w:tc>
+          <w:tcPr>
+            <w:tcW w:w="6480" w:type="dxa"/>
+            <w:tcBorders>
+              <w:top w:val="nil"/>
+              <w:left w:val="nil"/>
+              <w:bottom w:val="single" w:sz="6" w:space="0" w:color="auto"/>
+              <w:right w:val="single" w:sz="6" w:space="0" w:color="auto"/>
+            </w:tcBorders>
+            <w:shd w:val="clear" w:color="auto" w:fill="auto"/>
+          </w:tcPr>
+          <w:p>
+            <w:pPr>
+              <w:spacing w:after="0" w:line="240" w:lineRule="auto"/>
+              <w:jc w:val="both"/>
+              <w:textAlignment w:val="baseline"/>
+              <w:rPr>
+                <w:rFonts w:ascii="Times New Roman" w:eastAsia="Times New Roman" w:hAnsi="Times New Roman" w:cs="Times New Roman"/>
+                <w:sz w:val="24"/>
+                <w:szCs w:val="24"/>
+              </w:rPr>
+            </w:pPr>
+            <w:r>
+              <w:rPr>
+                <w:rFonts w:ascii="Times New Roman" w:eastAsia="Times New Roman" w:hAnsi="Times New Roman" w:cs="Times New Roman"/>
+                <w:sz w:val="24"/>
+                <w:szCs w:val="24"/>
+              </w:rPr>
+              <w:t>Gerente</w:t>
+            </w:r>
+          </w:p>
+        </w:tc>
+      </w:tr>
+      <w:tr>
+        <w:trPr>
+          <w:trHeight w:val="315"/>
+        </w:trPr>
+        <w:tc>
+          <w:tcPr>
+            <w:tcW w:w="8775" w:type="dxa"/>
+            <w:gridSpan w:val="2"/>
+            <w:tcBorders>
+              <w:top w:val="nil"/>
+              <w:left w:val="single" w:sz="6" w:space="0" w:color="auto"/>
+              <w:bottom w:val="single" w:sz="6" w:space="0" w:color="auto"/>
+              <w:right w:val="single" w:sz="6" w:space="0" w:color="auto"/>
+            </w:tcBorders>
+            <w:shd w:val="clear" w:color="auto" w:fill="666699"/>
+            <w:vAlign w:val="center"/>
+            <w:hideMark/>
+          </w:tcPr>
+          <w:p>
+            <w:pPr>
+              <w:spacing w:after="0" w:line="240" w:lineRule="auto"/>
+              <w:jc w:val="both"/>
+              <w:textAlignment w:val="baseline"/>
+              <w:rPr>
+                <w:rFonts w:ascii="Times New Roman" w:eastAsia="Times New Roman" w:hAnsi="Times New Roman" w:cs="Times New Roman"/>
+                <w:sz w:val="24"/>
+                <w:szCs w:val="24"/>
+                <w:lang w:eastAsia="es-ES"/>
+              </w:rPr>
+            </w:pPr>
+            <w:r>
+              <w:rPr>
+                <w:rFonts w:ascii="Times New Roman" w:eastAsia="Times New Roman" w:hAnsi="Times New Roman" w:cs="Times New Roman"/>
+                <w:b/>
+                <w:bCs/>
+                <w:color w:val="DDDDDD"/>
+                <w:sz w:val="24"/>
+                <w:szCs w:val="24"/>
+                <w:lang w:eastAsia="es-ES"/>
+              </w:rPr>
+              <w:t>Entradas</w:t>
+            </w:r>
+            <w:r>
+              <w:rPr>
+                <w:rFonts w:ascii="Times New Roman" w:eastAsia="Times New Roman" w:hAnsi="Times New Roman" w:cs="Times New Roman"/>
+                <w:sz w:val="24"/>
+                <w:szCs w:val="24"/>
+                <w:lang w:eastAsia="es-ES"/>
+              </w:rPr>
+              <w:t> </w:t>
+            </w:r>
+          </w:p>
+        </w:tc>
+      </w:tr>
+      <w:tr>
+        <w:tc>
+          <w:tcPr>
+            <w:tcW w:w="8775" w:type="dxa"/>
+            <w:gridSpan w:val="2"/>
+            <w:tcBorders>
+              <w:top w:val="nil"/>
+              <w:left w:val="single" w:sz="6" w:space="0" w:color="auto"/>
+              <w:bottom w:val="single" w:sz="6" w:space="0" w:color="auto"/>
+              <w:right w:val="single" w:sz="6" w:space="0" w:color="auto"/>
+            </w:tcBorders>
+            <w:shd w:val="clear" w:color="auto" w:fill="auto"/>
+            <w:hideMark/>
+          </w:tcPr>
+          <w:p>
+            <w:pPr>
+              <w:spacing w:after="0" w:line="240" w:lineRule="auto"/>
+              <w:jc w:val="both"/>
+              <w:textAlignment w:val="baseline"/>
+              <w:rPr>
+                <w:rFonts w:ascii="Times New Roman" w:eastAsia="Times New Roman" w:hAnsi="Times New Roman" w:cs="Times New Roman"/>
+                <w:sz w:val="24"/>
+                <w:szCs w:val="24"/>
+              </w:rPr>
+            </w:pPr>
+            <w:r>
+              <w:rPr>
+                <w:rFonts w:ascii="Times New Roman" w:eastAsia="Times New Roman" w:hAnsi="Times New Roman" w:cs="Times New Roman"/>
+                <w:sz w:val="24"/>
+                <w:szCs w:val="24"/>
+              </w:rPr>
+              <w:t>Unidad de tiempo</w:t>
+            </w:r>
+          </w:p>
+          <w:p>
+            <w:pPr>
+              <w:spacing w:after="0" w:line="240" w:lineRule="auto"/>
+              <w:jc w:val="both"/>
+              <w:textAlignment w:val="baseline"/>
+              <w:rPr>
+                <w:rFonts w:ascii="Times New Roman" w:eastAsia="Times New Roman" w:hAnsi="Times New Roman" w:cs="Times New Roman"/>
+                <w:sz w:val="24"/>
+                <w:szCs w:val="24"/>
+              </w:rPr>
+            </w:pPr>
+            <w:r>
+              <w:rPr>
+                <w:rFonts w:ascii="Times New Roman" w:eastAsia="Times New Roman" w:hAnsi="Times New Roman" w:cs="Times New Roman"/>
+                <w:sz w:val="24"/>
+                <w:szCs w:val="24"/>
+              </w:rPr>
+              <w:t>Servicio de Salud</w:t>
+            </w:r>
+          </w:p>
+        </w:tc>
+      </w:tr>
+      <w:tr>
+        <w:trPr>
+          <w:trHeight w:val="315"/>
+        </w:trPr>
+        <w:tc>
+          <w:tcPr>
+            <w:tcW w:w="8775" w:type="dxa"/>
+            <w:gridSpan w:val="2"/>
+            <w:tcBorders>
+              <w:top w:val="nil"/>
+              <w:left w:val="single" w:sz="6" w:space="0" w:color="auto"/>
+              <w:bottom w:val="single" w:sz="6" w:space="0" w:color="auto"/>
+              <w:right w:val="single" w:sz="6" w:space="0" w:color="auto"/>
+            </w:tcBorders>
+            <w:shd w:val="clear" w:color="auto" w:fill="666699"/>
+            <w:vAlign w:val="center"/>
+            <w:hideMark/>
+          </w:tcPr>
+          <w:p>
+            <w:pPr>
+              <w:spacing w:after="0" w:line="240" w:lineRule="auto"/>
+              <w:jc w:val="both"/>
+              <w:textAlignment w:val="baseline"/>
+              <w:rPr>
+                <w:rFonts w:ascii="Times New Roman" w:eastAsia="Times New Roman" w:hAnsi="Times New Roman" w:cs="Times New Roman"/>
+                <w:sz w:val="24"/>
+                <w:szCs w:val="24"/>
+                <w:lang w:eastAsia="es-ES"/>
+              </w:rPr>
+            </w:pPr>
+            <w:r>
+              <w:rPr>
+                <w:rFonts w:ascii="Times New Roman" w:eastAsia="Times New Roman" w:hAnsi="Times New Roman" w:cs="Times New Roman"/>
+                <w:b/>
+                <w:bCs/>
+                <w:color w:val="DDDDDD"/>
+                <w:sz w:val="24"/>
+                <w:szCs w:val="24"/>
+                <w:lang w:eastAsia="es-ES"/>
+              </w:rPr>
+              <w:t>Resultados</w:t>
+            </w:r>
+            <w:r>
+              <w:rPr>
+                <w:rFonts w:ascii="Times New Roman" w:eastAsia="Times New Roman" w:hAnsi="Times New Roman" w:cs="Times New Roman"/>
+                <w:sz w:val="24"/>
+                <w:szCs w:val="24"/>
+                <w:lang w:eastAsia="es-ES"/>
+              </w:rPr>
+              <w:t> </w:t>
+            </w:r>
+          </w:p>
+        </w:tc>
+      </w:tr>
+      <w:tr>
+        <w:trPr>
+          <w:trHeight w:val="306"/>
+        </w:trPr>
+        <w:tc>
+          <w:tcPr>
+            <w:tcW w:w="8775" w:type="dxa"/>
+            <w:gridSpan w:val="2"/>
+            <w:tcBorders>
+              <w:top w:val="nil"/>
+              <w:left w:val="single" w:sz="6" w:space="0" w:color="auto"/>
+              <w:bottom w:val="nil"/>
+              <w:right w:val="single" w:sz="6" w:space="0" w:color="auto"/>
+            </w:tcBorders>
+            <w:shd w:val="clear" w:color="auto" w:fill="auto"/>
+            <w:hideMark/>
+          </w:tcPr>
+          <w:p>
+            <w:pPr>
+              <w:spacing w:after="0" w:line="240" w:lineRule="auto"/>
+              <w:jc w:val="both"/>
+              <w:textAlignment w:val="baseline"/>
+              <w:rPr>
+                <w:rFonts w:ascii="Times New Roman" w:eastAsia="Times New Roman" w:hAnsi="Times New Roman" w:cs="Times New Roman"/>
+                <w:sz w:val="24"/>
+                <w:szCs w:val="24"/>
+                <w:lang w:eastAsia="es-ES"/>
+              </w:rPr>
+            </w:pPr>
+            <w:r>
+              <w:rPr>
+                <w:rFonts w:ascii="Times New Roman" w:eastAsia="Times New Roman" w:hAnsi="Times New Roman" w:cs="Times New Roman"/>
+                <w:sz w:val="24"/>
+                <w:szCs w:val="24"/>
+                <w:lang w:eastAsia="es-ES"/>
+              </w:rPr>
+              <w:t xml:space="preserve">Dada una unidad de tiempo (por ejemplo, semana o mes) y un servicio de salud, considerando todo el tiempo de operación de </w:t>
+            </w:r>
+            <w:proofErr w:type="spellStart"/>
+            <w:r>
+              <w:rPr>
+                <w:rFonts w:ascii="Times New Roman" w:eastAsia="Times New Roman" w:hAnsi="Times New Roman" w:cs="Times New Roman"/>
+                <w:sz w:val="24"/>
+                <w:szCs w:val="24"/>
+                <w:lang w:eastAsia="es-ES"/>
+              </w:rPr>
+              <w:t>EPSAndes</w:t>
+            </w:r>
+            <w:proofErr w:type="spellEnd"/>
+            <w:r>
+              <w:rPr>
+                <w:rFonts w:ascii="Times New Roman" w:eastAsia="Times New Roman" w:hAnsi="Times New Roman" w:cs="Times New Roman"/>
+                <w:sz w:val="24"/>
+                <w:szCs w:val="24"/>
+                <w:lang w:eastAsia="es-ES"/>
+              </w:rPr>
+              <w:t>, indicar cuáles fueron las fechas de mayor demanda (mayor cantidad de servicios solicitados), las de mayor actividad (mayor cantidad de servicios efectivamente prestados) y también las fechas de menor demanda.</w:t>
+            </w:r>
+          </w:p>
+        </w:tc>
+      </w:tr>
+      <w:tr>
+        <w:tc>
+          <w:tcPr>
+            <w:tcW w:w="8775" w:type="dxa"/>
+            <w:gridSpan w:val="2"/>
+            <w:tcBorders>
+              <w:top w:val="nil"/>
+              <w:left w:val="single" w:sz="6" w:space="0" w:color="auto"/>
+              <w:bottom w:val="single" w:sz="6" w:space="0" w:color="auto"/>
+              <w:right w:val="single" w:sz="6" w:space="0" w:color="auto"/>
+            </w:tcBorders>
+            <w:shd w:val="clear" w:color="auto" w:fill="666699"/>
+          </w:tcPr>
+          <w:p>
+            <w:pPr>
+              <w:spacing w:after="0" w:line="240" w:lineRule="auto"/>
+              <w:jc w:val="both"/>
+              <w:textAlignment w:val="baseline"/>
+              <w:rPr>
+                <w:rFonts w:ascii="Times New Roman" w:eastAsia="Times New Roman" w:hAnsi="Times New Roman" w:cs="Times New Roman"/>
+                <w:sz w:val="24"/>
+                <w:szCs w:val="24"/>
+              </w:rPr>
+            </w:pPr>
+            <w:r>
+              <w:rPr>
+                <w:rFonts w:ascii="Times New Roman" w:eastAsia="Times New Roman" w:hAnsi="Times New Roman" w:cs="Times New Roman"/>
+                <w:b/>
+                <w:bCs/>
+                <w:color w:val="DDDDDD"/>
+                <w:sz w:val="24"/>
+                <w:szCs w:val="24"/>
+                <w:lang w:eastAsia="es-ES"/>
+              </w:rPr>
+              <w:t>RNF asocia</w:t>
+            </w:r>
+            <w:r>
+              <w:rPr>
+                <w:rFonts w:ascii="Times New Roman" w:eastAsia="Times New Roman" w:hAnsi="Times New Roman" w:cs="Times New Roman"/>
+                <w:b/>
+                <w:bCs/>
+                <w:color w:val="DDDDDD"/>
+                <w:sz w:val="24"/>
+                <w:szCs w:val="24"/>
+                <w:shd w:val="clear" w:color="auto" w:fill="666699"/>
+                <w:lang w:eastAsia="es-ES"/>
+              </w:rPr>
+              <w:t>dos</w:t>
+            </w:r>
+            <w:r>
+              <w:rPr>
+                <w:rFonts w:ascii="Times New Roman" w:eastAsia="Times New Roman" w:hAnsi="Times New Roman" w:cs="Times New Roman"/>
+                <w:sz w:val="24"/>
+                <w:szCs w:val="24"/>
+                <w:shd w:val="clear" w:color="auto" w:fill="666699"/>
+              </w:rPr>
+              <w:t> </w:t>
+            </w:r>
+          </w:p>
+        </w:tc>
+      </w:tr>
+      <w:tr>
+        <w:tc>
+          <w:tcPr>
+            <w:tcW w:w="8775" w:type="dxa"/>
+            <w:gridSpan w:val="2"/>
+            <w:tcBorders>
+              <w:top w:val="nil"/>
+              <w:left w:val="single" w:sz="6" w:space="0" w:color="auto"/>
+              <w:bottom w:val="single" w:sz="6" w:space="0" w:color="auto"/>
+              <w:right w:val="single" w:sz="6" w:space="0" w:color="auto"/>
+            </w:tcBorders>
+            <w:shd w:val="clear" w:color="auto" w:fill="auto"/>
+          </w:tcPr>
+          <w:p>
+            <w:pPr>
+              <w:spacing w:after="0" w:line="240" w:lineRule="auto"/>
+              <w:jc w:val="both"/>
+              <w:textAlignment w:val="baseline"/>
+              <w:rPr>
+                <w:rFonts w:ascii="Times New Roman" w:eastAsia="Times New Roman" w:hAnsi="Times New Roman" w:cs="Times New Roman"/>
+                <w:sz w:val="24"/>
+                <w:szCs w:val="24"/>
+              </w:rPr>
+            </w:pPr>
+            <w:r>
+              <w:rPr>
+                <w:rFonts w:ascii="Times New Roman" w:eastAsia="Times New Roman" w:hAnsi="Times New Roman" w:cs="Times New Roman"/>
+                <w:sz w:val="24"/>
+                <w:szCs w:val="24"/>
+              </w:rPr>
+              <w:t>Concurrencia</w:t>
+            </w:r>
+          </w:p>
+        </w:tc>
+      </w:tr>
+    </w:tbl>
+    <w:p>
+      <w:pPr>
+        <w:spacing w:before="40" w:after="120"/>
+        <w:jc w:val="both"/>
+        <w:rPr>
+          <w:rFonts w:ascii="Times New Roman" w:eastAsia="Times New Roman" w:hAnsi="Times New Roman" w:cs="Times New Roman"/>
+          <w:b/>
+          <w:bCs/>
+          <w:sz w:val="28"/>
+          <w:szCs w:val="28"/>
+        </w:rPr>
+      </w:pPr>
+    </w:p>
+    <w:tbl>
+      <w:tblPr>
+        <w:tblW w:w="8775" w:type="dxa"/>
+        <w:tblBorders>
+          <w:top w:val="outset" w:sz="6" w:space="0" w:color="auto"/>
+          <w:left w:val="outset" w:sz="6" w:space="0" w:color="auto"/>
+          <w:bottom w:val="outset" w:sz="6" w:space="0" w:color="auto"/>
+          <w:right w:val="outset" w:sz="6" w:space="0" w:color="auto"/>
+        </w:tblBorders>
+        <w:tblCellMar>
+          <w:left w:w="0" w:type="dxa"/>
+          <w:right w:w="0" w:type="dxa"/>
+        </w:tblCellMar>
+        <w:tblLook w:val="04A0" w:firstRow="1" w:lastRow="0" w:firstColumn="1" w:lastColumn="0" w:noHBand="0" w:noVBand="1"/>
+      </w:tblPr>
+      <w:tblGrid>
+        <w:gridCol w:w="2295"/>
+        <w:gridCol w:w="6480"/>
+      </w:tblGrid>
+      <w:tr>
+        <w:tc>
+          <w:tcPr>
+            <w:tcW w:w="2295" w:type="dxa"/>
+            <w:tcBorders>
+              <w:top w:val="single" w:sz="6" w:space="0" w:color="auto"/>
+              <w:left w:val="single" w:sz="6" w:space="0" w:color="auto"/>
+              <w:bottom w:val="single" w:sz="6" w:space="0" w:color="auto"/>
+              <w:right w:val="single" w:sz="6" w:space="0" w:color="auto"/>
+            </w:tcBorders>
+            <w:shd w:val="clear" w:color="auto" w:fill="F3F3F3"/>
+            <w:vAlign w:val="center"/>
+            <w:hideMark/>
+          </w:tcPr>
+          <w:p>
+            <w:pPr>
+              <w:spacing w:after="0" w:line="240" w:lineRule="auto"/>
+              <w:jc w:val="both"/>
+              <w:textAlignment w:val="baseline"/>
+              <w:rPr>
+                <w:rFonts w:ascii="Times New Roman" w:eastAsia="Times New Roman" w:hAnsi="Times New Roman" w:cs="Times New Roman"/>
+                <w:sz w:val="24"/>
+                <w:szCs w:val="24"/>
+                <w:lang w:eastAsia="es-ES"/>
+              </w:rPr>
+            </w:pPr>
+            <w:r>
+              <w:rPr>
+                <w:rFonts w:ascii="Times New Roman" w:eastAsia="Times New Roman" w:hAnsi="Times New Roman" w:cs="Times New Roman"/>
+                <w:b/>
+                <w:bCs/>
+                <w:sz w:val="24"/>
+                <w:szCs w:val="24"/>
+                <w:lang w:eastAsia="es-ES"/>
+              </w:rPr>
+              <w:t>Nombre</w:t>
+            </w:r>
+            <w:r>
+              <w:rPr>
+                <w:rFonts w:ascii="Times New Roman" w:eastAsia="Times New Roman" w:hAnsi="Times New Roman" w:cs="Times New Roman"/>
+                <w:sz w:val="24"/>
+                <w:szCs w:val="24"/>
+                <w:lang w:eastAsia="es-ES"/>
+              </w:rPr>
+              <w:t> </w:t>
+            </w:r>
+          </w:p>
+        </w:tc>
+        <w:tc>
+          <w:tcPr>
+            <w:tcW w:w="6480" w:type="dxa"/>
+            <w:tcBorders>
+              <w:top w:val="single" w:sz="6" w:space="0" w:color="auto"/>
+              <w:left w:val="nil"/>
+              <w:bottom w:val="single" w:sz="6" w:space="0" w:color="auto"/>
+              <w:right w:val="single" w:sz="6" w:space="0" w:color="auto"/>
+            </w:tcBorders>
+            <w:shd w:val="clear" w:color="auto" w:fill="auto"/>
+            <w:hideMark/>
+          </w:tcPr>
+          <w:p>
+            <w:pPr>
+              <w:spacing w:after="0" w:line="240" w:lineRule="auto"/>
+              <w:jc w:val="both"/>
+              <w:textAlignment w:val="baseline"/>
+              <w:rPr>
+                <w:rFonts w:ascii="Times New Roman" w:eastAsia="Times New Roman" w:hAnsi="Times New Roman" w:cs="Times New Roman"/>
+                <w:sz w:val="24"/>
+                <w:szCs w:val="24"/>
+              </w:rPr>
+            </w:pPr>
+            <w:r>
+              <w:rPr>
+                <w:rFonts w:ascii="Times New Roman" w:eastAsia="Times New Roman" w:hAnsi="Times New Roman" w:cs="Times New Roman"/>
+                <w:sz w:val="24"/>
+                <w:szCs w:val="24"/>
+              </w:rPr>
+              <w:t>RF</w:t>
+            </w:r>
+            <w:r>
+              <w:rPr>
+                <w:rFonts w:ascii="Times New Roman" w:eastAsia="Times New Roman" w:hAnsi="Times New Roman" w:cs="Times New Roman"/>
+                <w:sz w:val="24"/>
+                <w:szCs w:val="24"/>
+              </w:rPr>
+              <w:t>C</w:t>
+            </w:r>
+            <w:r>
+              <w:rPr>
+                <w:rFonts w:ascii="Times New Roman" w:eastAsia="Times New Roman" w:hAnsi="Times New Roman" w:cs="Times New Roman"/>
+                <w:sz w:val="24"/>
+                <w:szCs w:val="24"/>
+              </w:rPr>
+              <w:t>7</w:t>
+            </w:r>
+            <w:r>
+              <w:rPr>
+                <w:rFonts w:ascii="Times New Roman" w:eastAsia="Times New Roman" w:hAnsi="Times New Roman" w:cs="Times New Roman"/>
+                <w:sz w:val="24"/>
+                <w:szCs w:val="24"/>
+              </w:rPr>
+              <w:t xml:space="preserve">: </w:t>
+            </w:r>
+            <w:r>
+              <w:rPr>
+                <w:rFonts w:ascii="Times New Roman" w:eastAsia="Times New Roman" w:hAnsi="Times New Roman" w:cs="Times New Roman"/>
+                <w:sz w:val="24"/>
+                <w:szCs w:val="24"/>
+              </w:rPr>
+              <w:t>E</w:t>
+            </w:r>
+            <w:r>
+              <w:rPr>
+                <w:rFonts w:ascii="Times New Roman" w:eastAsia="Times New Roman" w:hAnsi="Times New Roman" w:cs="Times New Roman"/>
+                <w:sz w:val="24"/>
+                <w:szCs w:val="24"/>
+              </w:rPr>
+              <w:t>ncontrar</w:t>
+            </w:r>
+            <w:r>
+              <w:rPr>
+                <w:rFonts w:ascii="Times New Roman" w:eastAsia="Times New Roman" w:hAnsi="Times New Roman" w:cs="Times New Roman"/>
+                <w:sz w:val="24"/>
+                <w:szCs w:val="24"/>
+              </w:rPr>
+              <w:t xml:space="preserve"> </w:t>
+            </w:r>
+            <w:r>
+              <w:rPr>
+                <w:rFonts w:ascii="Times New Roman" w:eastAsia="Times New Roman" w:hAnsi="Times New Roman" w:cs="Times New Roman"/>
+                <w:sz w:val="24"/>
+                <w:szCs w:val="24"/>
+              </w:rPr>
+              <w:t>los</w:t>
+            </w:r>
+            <w:r>
+              <w:rPr>
+                <w:rFonts w:ascii="Times New Roman" w:eastAsia="Times New Roman" w:hAnsi="Times New Roman" w:cs="Times New Roman"/>
+                <w:sz w:val="24"/>
+                <w:szCs w:val="24"/>
+              </w:rPr>
+              <w:t xml:space="preserve"> </w:t>
+            </w:r>
+            <w:r>
+              <w:rPr>
+                <w:rFonts w:ascii="Times New Roman" w:eastAsia="Times New Roman" w:hAnsi="Times New Roman" w:cs="Times New Roman"/>
+                <w:sz w:val="24"/>
+                <w:szCs w:val="24"/>
+              </w:rPr>
+              <w:t>afiliados</w:t>
+            </w:r>
+            <w:r>
+              <w:rPr>
+                <w:rFonts w:ascii="Times New Roman" w:eastAsia="Times New Roman" w:hAnsi="Times New Roman" w:cs="Times New Roman"/>
+                <w:sz w:val="24"/>
+                <w:szCs w:val="24"/>
+              </w:rPr>
+              <w:t xml:space="preserve"> </w:t>
+            </w:r>
+            <w:r>
+              <w:rPr>
+                <w:rFonts w:ascii="Times New Roman" w:eastAsia="Times New Roman" w:hAnsi="Times New Roman" w:cs="Times New Roman"/>
+                <w:sz w:val="24"/>
+                <w:szCs w:val="24"/>
+              </w:rPr>
+              <w:t>exigentes</w:t>
+            </w:r>
+          </w:p>
+        </w:tc>
+      </w:tr>
+      <w:tr>
+        <w:tc>
+          <w:tcPr>
+            <w:tcW w:w="2295" w:type="dxa"/>
+            <w:tcBorders>
+              <w:top w:val="nil"/>
+              <w:left w:val="single" w:sz="6" w:space="0" w:color="auto"/>
+              <w:bottom w:val="single" w:sz="6" w:space="0" w:color="auto"/>
+              <w:right w:val="single" w:sz="6" w:space="0" w:color="auto"/>
+            </w:tcBorders>
+            <w:shd w:val="clear" w:color="auto" w:fill="F3F3F3"/>
+            <w:vAlign w:val="center"/>
+            <w:hideMark/>
+          </w:tcPr>
+          <w:p>
+            <w:pPr>
+              <w:spacing w:after="0" w:line="240" w:lineRule="auto"/>
+              <w:jc w:val="both"/>
+              <w:textAlignment w:val="baseline"/>
+              <w:rPr>
+                <w:rFonts w:ascii="Times New Roman" w:eastAsia="Times New Roman" w:hAnsi="Times New Roman" w:cs="Times New Roman"/>
+                <w:sz w:val="24"/>
+                <w:szCs w:val="24"/>
+                <w:lang w:eastAsia="es-ES"/>
+              </w:rPr>
+            </w:pPr>
+            <w:r>
+              <w:rPr>
+                <w:rFonts w:ascii="Times New Roman" w:eastAsia="Times New Roman" w:hAnsi="Times New Roman" w:cs="Times New Roman"/>
+                <w:b/>
+                <w:bCs/>
+                <w:sz w:val="24"/>
+                <w:szCs w:val="24"/>
+                <w:lang w:eastAsia="es-ES"/>
+              </w:rPr>
+              <w:t>Resumen</w:t>
+            </w:r>
+            <w:r>
+              <w:rPr>
+                <w:rFonts w:ascii="Times New Roman" w:eastAsia="Times New Roman" w:hAnsi="Times New Roman" w:cs="Times New Roman"/>
+                <w:sz w:val="24"/>
+                <w:szCs w:val="24"/>
+                <w:lang w:eastAsia="es-ES"/>
+              </w:rPr>
+              <w:t> </w:t>
+            </w:r>
+          </w:p>
+        </w:tc>
+        <w:tc>
+          <w:tcPr>
+            <w:tcW w:w="6480" w:type="dxa"/>
+            <w:tcBorders>
+              <w:top w:val="nil"/>
+              <w:left w:val="nil"/>
+              <w:bottom w:val="single" w:sz="6" w:space="0" w:color="auto"/>
+              <w:right w:val="single" w:sz="6" w:space="0" w:color="auto"/>
+            </w:tcBorders>
+            <w:shd w:val="clear" w:color="auto" w:fill="auto"/>
+            <w:hideMark/>
+          </w:tcPr>
+          <w:p>
+            <w:pPr>
+              <w:spacing w:after="0" w:line="240" w:lineRule="auto"/>
+              <w:jc w:val="both"/>
+              <w:textAlignment w:val="baseline"/>
+              <w:rPr>
+                <w:rFonts w:ascii="Times New Roman" w:eastAsia="Times New Roman" w:hAnsi="Times New Roman" w:cs="Times New Roman"/>
+                <w:sz w:val="24"/>
+                <w:szCs w:val="24"/>
+              </w:rPr>
+            </w:pPr>
+            <w:r>
+              <w:rPr>
+                <w:rFonts w:ascii="Times New Roman" w:eastAsia="Times New Roman" w:hAnsi="Times New Roman" w:cs="Times New Roman"/>
+                <w:sz w:val="24"/>
+                <w:szCs w:val="24"/>
+              </w:rPr>
+              <w:t>Se muestra la información de los afiliados exigentes</w:t>
+            </w:r>
+          </w:p>
+        </w:tc>
+      </w:tr>
+      <w:tr>
+        <w:tc>
+          <w:tcPr>
+            <w:tcW w:w="2295" w:type="dxa"/>
+            <w:tcBorders>
+              <w:top w:val="nil"/>
+              <w:left w:val="single" w:sz="6" w:space="0" w:color="auto"/>
+              <w:bottom w:val="single" w:sz="6" w:space="0" w:color="auto"/>
+              <w:right w:val="single" w:sz="6" w:space="0" w:color="auto"/>
+            </w:tcBorders>
+            <w:shd w:val="clear" w:color="auto" w:fill="F3F3F3"/>
+            <w:vAlign w:val="center"/>
+          </w:tcPr>
+          <w:p>
+            <w:pPr>
+              <w:spacing w:after="0" w:line="240" w:lineRule="auto"/>
+              <w:jc w:val="both"/>
+              <w:textAlignment w:val="baseline"/>
+              <w:rPr>
+                <w:rFonts w:ascii="Times New Roman" w:eastAsia="Times New Roman" w:hAnsi="Times New Roman" w:cs="Times New Roman"/>
+                <w:b/>
+                <w:bCs/>
+                <w:sz w:val="24"/>
+                <w:szCs w:val="24"/>
+                <w:lang w:eastAsia="es-ES"/>
+              </w:rPr>
+            </w:pPr>
+            <w:r>
+              <w:rPr>
+                <w:rFonts w:ascii="Times New Roman" w:eastAsia="Times New Roman" w:hAnsi="Times New Roman" w:cs="Times New Roman"/>
+                <w:b/>
+                <w:bCs/>
+                <w:sz w:val="24"/>
+                <w:szCs w:val="24"/>
+                <w:lang w:eastAsia="es-ES"/>
+              </w:rPr>
+              <w:t>Usuario</w:t>
+            </w:r>
+          </w:p>
+        </w:tc>
+        <w:tc>
+          <w:tcPr>
+            <w:tcW w:w="6480" w:type="dxa"/>
+            <w:tcBorders>
+              <w:top w:val="nil"/>
+              <w:left w:val="nil"/>
+              <w:bottom w:val="single" w:sz="6" w:space="0" w:color="auto"/>
+              <w:right w:val="single" w:sz="6" w:space="0" w:color="auto"/>
+            </w:tcBorders>
+            <w:shd w:val="clear" w:color="auto" w:fill="auto"/>
+          </w:tcPr>
+          <w:p>
+            <w:pPr>
+              <w:spacing w:after="0" w:line="240" w:lineRule="auto"/>
+              <w:jc w:val="both"/>
+              <w:textAlignment w:val="baseline"/>
+              <w:rPr>
+                <w:rFonts w:ascii="Times New Roman" w:eastAsia="Times New Roman" w:hAnsi="Times New Roman" w:cs="Times New Roman"/>
+                <w:sz w:val="24"/>
+                <w:szCs w:val="24"/>
+              </w:rPr>
+            </w:pPr>
+            <w:r>
+              <w:rPr>
+                <w:rFonts w:ascii="Times New Roman" w:eastAsia="Times New Roman" w:hAnsi="Times New Roman" w:cs="Times New Roman"/>
+                <w:sz w:val="24"/>
+                <w:szCs w:val="24"/>
+              </w:rPr>
+              <w:t>Gerente</w:t>
+            </w:r>
+          </w:p>
+        </w:tc>
+      </w:tr>
+      <w:tr>
+        <w:trPr>
+          <w:trHeight w:val="315"/>
+        </w:trPr>
+        <w:tc>
+          <w:tcPr>
+            <w:tcW w:w="8775" w:type="dxa"/>
+            <w:gridSpan w:val="2"/>
+            <w:tcBorders>
+              <w:top w:val="nil"/>
+              <w:left w:val="single" w:sz="6" w:space="0" w:color="auto"/>
+              <w:bottom w:val="single" w:sz="6" w:space="0" w:color="auto"/>
+              <w:right w:val="single" w:sz="6" w:space="0" w:color="auto"/>
+            </w:tcBorders>
+            <w:shd w:val="clear" w:color="auto" w:fill="666699"/>
+            <w:vAlign w:val="center"/>
+            <w:hideMark/>
+          </w:tcPr>
+          <w:p>
+            <w:pPr>
+              <w:spacing w:after="0" w:line="240" w:lineRule="auto"/>
+              <w:jc w:val="both"/>
+              <w:textAlignment w:val="baseline"/>
+              <w:rPr>
+                <w:rFonts w:ascii="Times New Roman" w:eastAsia="Times New Roman" w:hAnsi="Times New Roman" w:cs="Times New Roman"/>
+                <w:sz w:val="24"/>
+                <w:szCs w:val="24"/>
+                <w:lang w:eastAsia="es-ES"/>
+              </w:rPr>
+            </w:pPr>
+            <w:r>
+              <w:rPr>
+                <w:rFonts w:ascii="Times New Roman" w:eastAsia="Times New Roman" w:hAnsi="Times New Roman" w:cs="Times New Roman"/>
+                <w:b/>
+                <w:bCs/>
+                <w:color w:val="DDDDDD"/>
+                <w:sz w:val="24"/>
+                <w:szCs w:val="24"/>
+                <w:lang w:eastAsia="es-ES"/>
+              </w:rPr>
+              <w:t>Entradas</w:t>
+            </w:r>
+            <w:r>
+              <w:rPr>
+                <w:rFonts w:ascii="Times New Roman" w:eastAsia="Times New Roman" w:hAnsi="Times New Roman" w:cs="Times New Roman"/>
+                <w:sz w:val="24"/>
+                <w:szCs w:val="24"/>
+                <w:lang w:eastAsia="es-ES"/>
+              </w:rPr>
+              <w:t> </w:t>
+            </w:r>
+          </w:p>
+        </w:tc>
+      </w:tr>
+      <w:tr>
+        <w:tc>
+          <w:tcPr>
+            <w:tcW w:w="8775" w:type="dxa"/>
+            <w:gridSpan w:val="2"/>
+            <w:tcBorders>
+              <w:top w:val="nil"/>
+              <w:left w:val="single" w:sz="6" w:space="0" w:color="auto"/>
+              <w:bottom w:val="single" w:sz="6" w:space="0" w:color="auto"/>
+              <w:right w:val="single" w:sz="6" w:space="0" w:color="auto"/>
+            </w:tcBorders>
+            <w:shd w:val="clear" w:color="auto" w:fill="auto"/>
+            <w:hideMark/>
+          </w:tcPr>
+          <w:p>
+            <w:pPr>
+              <w:spacing w:after="0" w:line="240" w:lineRule="auto"/>
+              <w:jc w:val="both"/>
+              <w:textAlignment w:val="baseline"/>
+              <w:rPr>
+                <w:rFonts w:ascii="Times New Roman" w:eastAsia="Times New Roman" w:hAnsi="Times New Roman" w:cs="Times New Roman"/>
+                <w:sz w:val="24"/>
+                <w:szCs w:val="24"/>
+              </w:rPr>
+            </w:pPr>
+          </w:p>
+        </w:tc>
+      </w:tr>
+      <w:tr>
+        <w:trPr>
+          <w:trHeight w:val="315"/>
+        </w:trPr>
+        <w:tc>
+          <w:tcPr>
+            <w:tcW w:w="8775" w:type="dxa"/>
+            <w:gridSpan w:val="2"/>
+            <w:tcBorders>
+              <w:top w:val="nil"/>
+              <w:left w:val="single" w:sz="6" w:space="0" w:color="auto"/>
+              <w:bottom w:val="single" w:sz="6" w:space="0" w:color="auto"/>
+              <w:right w:val="single" w:sz="6" w:space="0" w:color="auto"/>
+            </w:tcBorders>
+            <w:shd w:val="clear" w:color="auto" w:fill="666699"/>
+            <w:vAlign w:val="center"/>
+            <w:hideMark/>
+          </w:tcPr>
+          <w:p>
+            <w:pPr>
+              <w:spacing w:after="0" w:line="240" w:lineRule="auto"/>
+              <w:jc w:val="both"/>
+              <w:textAlignment w:val="baseline"/>
+              <w:rPr>
+                <w:rFonts w:ascii="Times New Roman" w:eastAsia="Times New Roman" w:hAnsi="Times New Roman" w:cs="Times New Roman"/>
+                <w:sz w:val="24"/>
+                <w:szCs w:val="24"/>
+                <w:lang w:eastAsia="es-ES"/>
+              </w:rPr>
+            </w:pPr>
+            <w:r>
+              <w:rPr>
+                <w:rFonts w:ascii="Times New Roman" w:eastAsia="Times New Roman" w:hAnsi="Times New Roman" w:cs="Times New Roman"/>
+                <w:b/>
+                <w:bCs/>
+                <w:color w:val="DDDDDD"/>
+                <w:sz w:val="24"/>
+                <w:szCs w:val="24"/>
+                <w:lang w:eastAsia="es-ES"/>
+              </w:rPr>
+              <w:t>Resultados</w:t>
+            </w:r>
+            <w:r>
+              <w:rPr>
+                <w:rFonts w:ascii="Times New Roman" w:eastAsia="Times New Roman" w:hAnsi="Times New Roman" w:cs="Times New Roman"/>
+                <w:sz w:val="24"/>
+                <w:szCs w:val="24"/>
+                <w:lang w:eastAsia="es-ES"/>
+              </w:rPr>
+              <w:t> </w:t>
+            </w:r>
+          </w:p>
+        </w:tc>
+      </w:tr>
+      <w:tr>
+        <w:trPr>
+          <w:trHeight w:val="306"/>
+        </w:trPr>
+        <w:tc>
+          <w:tcPr>
+            <w:tcW w:w="8775" w:type="dxa"/>
+            <w:gridSpan w:val="2"/>
+            <w:tcBorders>
+              <w:top w:val="nil"/>
+              <w:left w:val="single" w:sz="6" w:space="0" w:color="auto"/>
+              <w:bottom w:val="nil"/>
+              <w:right w:val="single" w:sz="6" w:space="0" w:color="auto"/>
+            </w:tcBorders>
+            <w:shd w:val="clear" w:color="auto" w:fill="auto"/>
+            <w:hideMark/>
+          </w:tcPr>
+          <w:p>
+            <w:pPr>
+              <w:pStyle w:val="NormalWeb"/>
+              <w:rPr>
+                <w:lang w:eastAsia="es-ES"/>
+              </w:rPr>
+            </w:pPr>
+            <w:r>
+              <w:rPr>
+                <w:lang w:val="es-ES" w:eastAsia="es-ES"/>
+              </w:rPr>
+              <w:t xml:space="preserve">Encontrar la </w:t>
+            </w:r>
+            <w:proofErr w:type="spellStart"/>
+            <w:r>
+              <w:rPr>
+                <w:lang w:val="es-ES" w:eastAsia="es-ES"/>
+              </w:rPr>
+              <w:t>información</w:t>
+            </w:r>
+            <w:proofErr w:type="spellEnd"/>
+            <w:r>
+              <w:rPr>
+                <w:lang w:val="es-ES" w:eastAsia="es-ES"/>
+              </w:rPr>
+              <w:t xml:space="preserve"> de los afiliados exigente. Se considera exigente a un afiliado que, durante el </w:t>
+            </w:r>
+            <w:proofErr w:type="spellStart"/>
+            <w:r>
+              <w:rPr>
+                <w:lang w:val="es-ES" w:eastAsia="es-ES"/>
+              </w:rPr>
+              <w:t>último</w:t>
+            </w:r>
+            <w:proofErr w:type="spellEnd"/>
+            <w:r>
+              <w:rPr>
+                <w:lang w:val="es-ES" w:eastAsia="es-ES"/>
+              </w:rPr>
+              <w:t xml:space="preserve"> </w:t>
+            </w:r>
+            <w:proofErr w:type="spellStart"/>
+            <w:r>
+              <w:rPr>
+                <w:lang w:val="es-ES" w:eastAsia="es-ES"/>
+              </w:rPr>
+              <w:t>año</w:t>
+            </w:r>
+            <w:proofErr w:type="spellEnd"/>
+            <w:r>
+              <w:rPr>
+                <w:lang w:val="es-ES" w:eastAsia="es-ES"/>
+              </w:rPr>
+              <w:t xml:space="preserve"> de </w:t>
+            </w:r>
+            <w:proofErr w:type="spellStart"/>
+            <w:r>
+              <w:rPr>
+                <w:lang w:val="es-ES" w:eastAsia="es-ES"/>
+              </w:rPr>
+              <w:t>operación</w:t>
+            </w:r>
+            <w:proofErr w:type="spellEnd"/>
+            <w:r>
+              <w:rPr>
+                <w:lang w:val="es-ES" w:eastAsia="es-ES"/>
+              </w:rPr>
+              <w:t xml:space="preserve"> de </w:t>
+            </w:r>
+            <w:proofErr w:type="spellStart"/>
+            <w:r>
+              <w:rPr>
+                <w:lang w:val="es-ES" w:eastAsia="es-ES"/>
+              </w:rPr>
+              <w:t>EPSAndes</w:t>
+            </w:r>
+            <w:proofErr w:type="spellEnd"/>
+            <w:r>
+              <w:rPr>
+                <w:lang w:val="es-ES" w:eastAsia="es-ES"/>
+              </w:rPr>
+              <w:t xml:space="preserve">, ha solicitado y recibido </w:t>
+            </w:r>
+            <w:proofErr w:type="spellStart"/>
+            <w:r>
+              <w:rPr>
+                <w:lang w:val="es-ES" w:eastAsia="es-ES"/>
+              </w:rPr>
+              <w:t>más</w:t>
+            </w:r>
+            <w:proofErr w:type="spellEnd"/>
+            <w:r>
+              <w:rPr>
+                <w:lang w:val="es-ES" w:eastAsia="es-ES"/>
+              </w:rPr>
+              <w:t xml:space="preserve"> de doce (12) de servicios de salud, de por lo menos tres (3) tipos de servicio diferentes. La </w:t>
+            </w:r>
+            <w:r>
+              <w:rPr>
+                <w:lang w:val="es-ES" w:eastAsia="es-ES"/>
+              </w:rPr>
+              <w:t>información</w:t>
+            </w:r>
+            <w:r>
+              <w:rPr>
+                <w:lang w:val="es-ES" w:eastAsia="es-ES"/>
+              </w:rPr>
+              <w:t xml:space="preserve"> en el resultado debe evidenciar e</w:t>
+            </w:r>
+            <w:r>
+              <w:rPr>
+                <w:lang w:val="es-ES" w:eastAsia="es-ES"/>
+              </w:rPr>
+              <w:t>l h</w:t>
+            </w:r>
+            <w:r>
+              <w:rPr>
+                <w:lang w:val="es-ES" w:eastAsia="es-ES"/>
+              </w:rPr>
+              <w:t>echo de ser afiliado exigente.</w:t>
+            </w:r>
+          </w:p>
+        </w:tc>
+      </w:tr>
+      <w:tr>
+        <w:tc>
+          <w:tcPr>
+            <w:tcW w:w="8775" w:type="dxa"/>
+            <w:gridSpan w:val="2"/>
+            <w:tcBorders>
+              <w:top w:val="nil"/>
+              <w:left w:val="single" w:sz="6" w:space="0" w:color="auto"/>
+              <w:bottom w:val="single" w:sz="6" w:space="0" w:color="auto"/>
+              <w:right w:val="single" w:sz="6" w:space="0" w:color="auto"/>
+            </w:tcBorders>
+            <w:shd w:val="clear" w:color="auto" w:fill="666699"/>
+          </w:tcPr>
+          <w:p>
+            <w:pPr>
+              <w:spacing w:after="0" w:line="240" w:lineRule="auto"/>
+              <w:jc w:val="both"/>
+              <w:textAlignment w:val="baseline"/>
+              <w:rPr>
+                <w:rFonts w:ascii="Times New Roman" w:eastAsia="Times New Roman" w:hAnsi="Times New Roman" w:cs="Times New Roman"/>
+                <w:sz w:val="24"/>
+                <w:szCs w:val="24"/>
+              </w:rPr>
+            </w:pPr>
+            <w:r>
+              <w:rPr>
+                <w:rFonts w:ascii="Times New Roman" w:eastAsia="Times New Roman" w:hAnsi="Times New Roman" w:cs="Times New Roman"/>
+                <w:b/>
+                <w:bCs/>
+                <w:color w:val="DDDDDD"/>
+                <w:sz w:val="24"/>
+                <w:szCs w:val="24"/>
+                <w:lang w:eastAsia="es-ES"/>
+              </w:rPr>
+              <w:t>RNF asocia</w:t>
+            </w:r>
+            <w:r>
+              <w:rPr>
+                <w:rFonts w:ascii="Times New Roman" w:eastAsia="Times New Roman" w:hAnsi="Times New Roman" w:cs="Times New Roman"/>
+                <w:b/>
+                <w:bCs/>
+                <w:color w:val="DDDDDD"/>
+                <w:sz w:val="24"/>
+                <w:szCs w:val="24"/>
+                <w:shd w:val="clear" w:color="auto" w:fill="666699"/>
+                <w:lang w:eastAsia="es-ES"/>
+              </w:rPr>
+              <w:t>dos</w:t>
+            </w:r>
+            <w:r>
+              <w:rPr>
+                <w:rFonts w:ascii="Times New Roman" w:eastAsia="Times New Roman" w:hAnsi="Times New Roman" w:cs="Times New Roman"/>
+                <w:sz w:val="24"/>
+                <w:szCs w:val="24"/>
+                <w:shd w:val="clear" w:color="auto" w:fill="666699"/>
+              </w:rPr>
+              <w:t> </w:t>
+            </w:r>
+          </w:p>
+        </w:tc>
+      </w:tr>
+      <w:tr>
+        <w:tc>
+          <w:tcPr>
+            <w:tcW w:w="8775" w:type="dxa"/>
+            <w:gridSpan w:val="2"/>
+            <w:tcBorders>
+              <w:top w:val="nil"/>
+              <w:left w:val="single" w:sz="6" w:space="0" w:color="auto"/>
+              <w:bottom w:val="single" w:sz="6" w:space="0" w:color="auto"/>
+              <w:right w:val="single" w:sz="6" w:space="0" w:color="auto"/>
+            </w:tcBorders>
+            <w:shd w:val="clear" w:color="auto" w:fill="auto"/>
+          </w:tcPr>
+          <w:p>
+            <w:pPr>
+              <w:spacing w:after="0" w:line="240" w:lineRule="auto"/>
+              <w:jc w:val="both"/>
+              <w:textAlignment w:val="baseline"/>
+              <w:rPr>
+                <w:rFonts w:ascii="Times New Roman" w:eastAsia="Times New Roman" w:hAnsi="Times New Roman" w:cs="Times New Roman"/>
+                <w:sz w:val="24"/>
+                <w:szCs w:val="24"/>
+              </w:rPr>
+            </w:pPr>
+            <w:r>
+              <w:rPr>
+                <w:rFonts w:ascii="Times New Roman" w:eastAsia="Times New Roman" w:hAnsi="Times New Roman" w:cs="Times New Roman"/>
+                <w:sz w:val="24"/>
+                <w:szCs w:val="24"/>
+              </w:rPr>
+              <w:t>Concurrencia</w:t>
+            </w:r>
+          </w:p>
+        </w:tc>
+      </w:tr>
+    </w:tbl>
+    <w:p>
+      <w:pPr>
+        <w:spacing w:before="40" w:after="120"/>
+        <w:jc w:val="both"/>
+        <w:rPr>
+          <w:rFonts w:ascii="Times New Roman" w:eastAsia="Times New Roman" w:hAnsi="Times New Roman" w:cs="Times New Roman"/>
+          <w:b/>
+          <w:bCs/>
+          <w:sz w:val="28"/>
+          <w:szCs w:val="28"/>
+        </w:rPr>
+      </w:pPr>
+    </w:p>
+    <w:tbl>
+      <w:tblPr>
+        <w:tblW w:w="8775" w:type="dxa"/>
+        <w:tblBorders>
+          <w:top w:val="outset" w:sz="6" w:space="0" w:color="auto"/>
+          <w:left w:val="outset" w:sz="6" w:space="0" w:color="auto"/>
+          <w:bottom w:val="outset" w:sz="6" w:space="0" w:color="auto"/>
+          <w:right w:val="outset" w:sz="6" w:space="0" w:color="auto"/>
+        </w:tblBorders>
+        <w:tblCellMar>
+          <w:left w:w="0" w:type="dxa"/>
+          <w:right w:w="0" w:type="dxa"/>
+        </w:tblCellMar>
+        <w:tblLook w:val="04A0" w:firstRow="1" w:lastRow="0" w:firstColumn="1" w:lastColumn="0" w:noHBand="0" w:noVBand="1"/>
+      </w:tblPr>
+      <w:tblGrid>
+        <w:gridCol w:w="2295"/>
+        <w:gridCol w:w="6480"/>
+      </w:tblGrid>
+      <w:tr>
+        <w:tc>
+          <w:tcPr>
+            <w:tcW w:w="2295" w:type="dxa"/>
+            <w:tcBorders>
+              <w:top w:val="single" w:sz="6" w:space="0" w:color="auto"/>
+              <w:left w:val="single" w:sz="6" w:space="0" w:color="auto"/>
+              <w:bottom w:val="single" w:sz="6" w:space="0" w:color="auto"/>
+              <w:right w:val="single" w:sz="6" w:space="0" w:color="auto"/>
+            </w:tcBorders>
+            <w:shd w:val="clear" w:color="auto" w:fill="F3F3F3"/>
+            <w:vAlign w:val="center"/>
+            <w:hideMark/>
+          </w:tcPr>
+          <w:p>
+            <w:pPr>
+              <w:spacing w:after="0" w:line="240" w:lineRule="auto"/>
+              <w:jc w:val="both"/>
+              <w:textAlignment w:val="baseline"/>
+              <w:rPr>
+                <w:rFonts w:ascii="Times New Roman" w:eastAsia="Times New Roman" w:hAnsi="Times New Roman" w:cs="Times New Roman"/>
+                <w:sz w:val="24"/>
+                <w:szCs w:val="24"/>
+                <w:lang w:eastAsia="es-ES"/>
+              </w:rPr>
+            </w:pPr>
+            <w:r>
+              <w:rPr>
+                <w:rFonts w:ascii="Times New Roman" w:eastAsia="Times New Roman" w:hAnsi="Times New Roman" w:cs="Times New Roman"/>
+                <w:b/>
+                <w:bCs/>
+                <w:sz w:val="24"/>
+                <w:szCs w:val="24"/>
+                <w:lang w:eastAsia="es-ES"/>
+              </w:rPr>
+              <w:t>Nombre</w:t>
+            </w:r>
+            <w:r>
+              <w:rPr>
+                <w:rFonts w:ascii="Times New Roman" w:eastAsia="Times New Roman" w:hAnsi="Times New Roman" w:cs="Times New Roman"/>
+                <w:sz w:val="24"/>
+                <w:szCs w:val="24"/>
+                <w:lang w:eastAsia="es-ES"/>
+              </w:rPr>
+              <w:t> </w:t>
+            </w:r>
+          </w:p>
+        </w:tc>
+        <w:tc>
+          <w:tcPr>
+            <w:tcW w:w="6480" w:type="dxa"/>
+            <w:tcBorders>
+              <w:top w:val="single" w:sz="6" w:space="0" w:color="auto"/>
+              <w:left w:val="nil"/>
+              <w:bottom w:val="single" w:sz="6" w:space="0" w:color="auto"/>
+              <w:right w:val="single" w:sz="6" w:space="0" w:color="auto"/>
+            </w:tcBorders>
+            <w:shd w:val="clear" w:color="auto" w:fill="auto"/>
+            <w:hideMark/>
+          </w:tcPr>
+          <w:p>
+            <w:pPr>
+              <w:spacing w:after="0" w:line="240" w:lineRule="auto"/>
+              <w:jc w:val="both"/>
+              <w:textAlignment w:val="baseline"/>
+              <w:rPr>
+                <w:rFonts w:ascii="Times New Roman" w:eastAsia="Times New Roman" w:hAnsi="Times New Roman" w:cs="Times New Roman"/>
+                <w:sz w:val="24"/>
+                <w:szCs w:val="24"/>
+              </w:rPr>
+            </w:pPr>
+            <w:r>
+              <w:rPr>
+                <w:rFonts w:ascii="Times New Roman" w:eastAsia="Times New Roman" w:hAnsi="Times New Roman" w:cs="Times New Roman"/>
+                <w:sz w:val="24"/>
+                <w:szCs w:val="24"/>
+              </w:rPr>
+              <w:t>RF</w:t>
+            </w:r>
+            <w:r>
+              <w:rPr>
+                <w:rFonts w:ascii="Times New Roman" w:eastAsia="Times New Roman" w:hAnsi="Times New Roman" w:cs="Times New Roman"/>
+                <w:sz w:val="24"/>
+                <w:szCs w:val="24"/>
+              </w:rPr>
+              <w:t>C</w:t>
+            </w:r>
+            <w:r>
+              <w:rPr>
+                <w:rFonts w:ascii="Times New Roman" w:eastAsia="Times New Roman" w:hAnsi="Times New Roman" w:cs="Times New Roman"/>
+                <w:sz w:val="24"/>
+                <w:szCs w:val="24"/>
+              </w:rPr>
+              <w:t>8</w:t>
+            </w:r>
+            <w:r>
+              <w:rPr>
+                <w:rFonts w:ascii="Times New Roman" w:eastAsia="Times New Roman" w:hAnsi="Times New Roman" w:cs="Times New Roman"/>
+                <w:sz w:val="24"/>
+                <w:szCs w:val="24"/>
+              </w:rPr>
+              <w:t xml:space="preserve">: </w:t>
+            </w:r>
+            <w:r>
+              <w:rPr>
+                <w:rFonts w:ascii="Times New Roman" w:eastAsia="Times New Roman" w:hAnsi="Times New Roman" w:cs="Times New Roman"/>
+                <w:sz w:val="24"/>
+                <w:szCs w:val="24"/>
+              </w:rPr>
+              <w:t>E</w:t>
+            </w:r>
+            <w:r>
+              <w:rPr>
+                <w:rFonts w:ascii="Times New Roman" w:eastAsia="Times New Roman" w:hAnsi="Times New Roman" w:cs="Times New Roman"/>
+                <w:sz w:val="24"/>
+                <w:szCs w:val="24"/>
+              </w:rPr>
+              <w:t>ncontrar los servicios que no tienen mucha demanda</w:t>
+            </w:r>
+          </w:p>
+        </w:tc>
+      </w:tr>
+      <w:tr>
+        <w:tc>
+          <w:tcPr>
+            <w:tcW w:w="2295" w:type="dxa"/>
+            <w:tcBorders>
+              <w:top w:val="nil"/>
+              <w:left w:val="single" w:sz="6" w:space="0" w:color="auto"/>
+              <w:bottom w:val="single" w:sz="6" w:space="0" w:color="auto"/>
+              <w:right w:val="single" w:sz="6" w:space="0" w:color="auto"/>
+            </w:tcBorders>
+            <w:shd w:val="clear" w:color="auto" w:fill="F3F3F3"/>
+            <w:vAlign w:val="center"/>
+            <w:hideMark/>
+          </w:tcPr>
+          <w:p>
+            <w:pPr>
+              <w:spacing w:after="0" w:line="240" w:lineRule="auto"/>
+              <w:jc w:val="both"/>
+              <w:textAlignment w:val="baseline"/>
+              <w:rPr>
+                <w:rFonts w:ascii="Times New Roman" w:eastAsia="Times New Roman" w:hAnsi="Times New Roman" w:cs="Times New Roman"/>
+                <w:sz w:val="24"/>
+                <w:szCs w:val="24"/>
+                <w:lang w:eastAsia="es-ES"/>
+              </w:rPr>
+            </w:pPr>
+            <w:r>
+              <w:rPr>
+                <w:rFonts w:ascii="Times New Roman" w:eastAsia="Times New Roman" w:hAnsi="Times New Roman" w:cs="Times New Roman"/>
+                <w:b/>
+                <w:bCs/>
+                <w:sz w:val="24"/>
+                <w:szCs w:val="24"/>
+                <w:lang w:eastAsia="es-ES"/>
+              </w:rPr>
+              <w:t>Resumen</w:t>
+            </w:r>
+            <w:r>
+              <w:rPr>
+                <w:rFonts w:ascii="Times New Roman" w:eastAsia="Times New Roman" w:hAnsi="Times New Roman" w:cs="Times New Roman"/>
+                <w:sz w:val="24"/>
+                <w:szCs w:val="24"/>
+                <w:lang w:eastAsia="es-ES"/>
+              </w:rPr>
+              <w:t> </w:t>
+            </w:r>
+          </w:p>
+        </w:tc>
+        <w:tc>
+          <w:tcPr>
+            <w:tcW w:w="6480" w:type="dxa"/>
+            <w:tcBorders>
+              <w:top w:val="nil"/>
+              <w:left w:val="nil"/>
+              <w:bottom w:val="single" w:sz="6" w:space="0" w:color="auto"/>
+              <w:right w:val="single" w:sz="6" w:space="0" w:color="auto"/>
+            </w:tcBorders>
+            <w:shd w:val="clear" w:color="auto" w:fill="auto"/>
+            <w:hideMark/>
+          </w:tcPr>
+          <w:p>
+            <w:pPr>
+              <w:spacing w:after="0" w:line="240" w:lineRule="auto"/>
+              <w:jc w:val="both"/>
+              <w:textAlignment w:val="baseline"/>
+              <w:rPr>
+                <w:rFonts w:ascii="Times New Roman" w:eastAsia="Times New Roman" w:hAnsi="Times New Roman" w:cs="Times New Roman"/>
+                <w:sz w:val="24"/>
+                <w:szCs w:val="24"/>
+              </w:rPr>
+            </w:pPr>
+            <w:r>
+              <w:rPr>
+                <w:rFonts w:ascii="Times New Roman" w:eastAsia="Times New Roman" w:hAnsi="Times New Roman" w:cs="Times New Roman"/>
+                <w:sz w:val="24"/>
+                <w:szCs w:val="24"/>
+              </w:rPr>
+              <w:t>Se muestran los servicios que han sido solicitados menos de 3 veces semanales en el último año de operación</w:t>
+            </w:r>
+          </w:p>
+        </w:tc>
+      </w:tr>
+      <w:tr>
+        <w:tc>
+          <w:tcPr>
+            <w:tcW w:w="2295" w:type="dxa"/>
+            <w:tcBorders>
+              <w:top w:val="nil"/>
+              <w:left w:val="single" w:sz="6" w:space="0" w:color="auto"/>
+              <w:bottom w:val="single" w:sz="6" w:space="0" w:color="auto"/>
+              <w:right w:val="single" w:sz="6" w:space="0" w:color="auto"/>
+            </w:tcBorders>
+            <w:shd w:val="clear" w:color="auto" w:fill="F3F3F3"/>
+            <w:vAlign w:val="center"/>
+          </w:tcPr>
+          <w:p>
+            <w:pPr>
+              <w:spacing w:after="0" w:line="240" w:lineRule="auto"/>
+              <w:jc w:val="both"/>
+              <w:textAlignment w:val="baseline"/>
+              <w:rPr>
+                <w:rFonts w:ascii="Times New Roman" w:eastAsia="Times New Roman" w:hAnsi="Times New Roman" w:cs="Times New Roman"/>
+                <w:b/>
+                <w:bCs/>
+                <w:sz w:val="24"/>
+                <w:szCs w:val="24"/>
+                <w:lang w:eastAsia="es-ES"/>
+              </w:rPr>
+            </w:pPr>
+            <w:r>
+              <w:rPr>
+                <w:rFonts w:ascii="Times New Roman" w:eastAsia="Times New Roman" w:hAnsi="Times New Roman" w:cs="Times New Roman"/>
+                <w:b/>
+                <w:bCs/>
+                <w:sz w:val="24"/>
+                <w:szCs w:val="24"/>
+                <w:lang w:eastAsia="es-ES"/>
+              </w:rPr>
+              <w:t>Usuario</w:t>
+            </w:r>
+          </w:p>
+        </w:tc>
+        <w:tc>
+          <w:tcPr>
+            <w:tcW w:w="6480" w:type="dxa"/>
+            <w:tcBorders>
+              <w:top w:val="nil"/>
+              <w:left w:val="nil"/>
+              <w:bottom w:val="single" w:sz="6" w:space="0" w:color="auto"/>
+              <w:right w:val="single" w:sz="6" w:space="0" w:color="auto"/>
+            </w:tcBorders>
+            <w:shd w:val="clear" w:color="auto" w:fill="auto"/>
+          </w:tcPr>
+          <w:p>
+            <w:pPr>
+              <w:spacing w:after="0" w:line="240" w:lineRule="auto"/>
+              <w:jc w:val="both"/>
+              <w:textAlignment w:val="baseline"/>
+              <w:rPr>
+                <w:rFonts w:ascii="Times New Roman" w:eastAsia="Times New Roman" w:hAnsi="Times New Roman" w:cs="Times New Roman"/>
+                <w:sz w:val="24"/>
+                <w:szCs w:val="24"/>
+              </w:rPr>
+            </w:pPr>
+            <w:r>
+              <w:rPr>
+                <w:rFonts w:ascii="Times New Roman" w:eastAsia="Times New Roman" w:hAnsi="Times New Roman" w:cs="Times New Roman"/>
+                <w:sz w:val="24"/>
+                <w:szCs w:val="24"/>
+              </w:rPr>
+              <w:t>Gerente</w:t>
+            </w:r>
+          </w:p>
+        </w:tc>
+      </w:tr>
+      <w:tr>
+        <w:trPr>
+          <w:trHeight w:val="315"/>
+        </w:trPr>
+        <w:tc>
+          <w:tcPr>
+            <w:tcW w:w="8775" w:type="dxa"/>
+            <w:gridSpan w:val="2"/>
+            <w:tcBorders>
+              <w:top w:val="nil"/>
+              <w:left w:val="single" w:sz="6" w:space="0" w:color="auto"/>
+              <w:bottom w:val="single" w:sz="6" w:space="0" w:color="auto"/>
+              <w:right w:val="single" w:sz="6" w:space="0" w:color="auto"/>
+            </w:tcBorders>
+            <w:shd w:val="clear" w:color="auto" w:fill="666699"/>
+            <w:vAlign w:val="center"/>
+            <w:hideMark/>
+          </w:tcPr>
+          <w:p>
+            <w:pPr>
+              <w:spacing w:after="0" w:line="240" w:lineRule="auto"/>
+              <w:jc w:val="both"/>
+              <w:textAlignment w:val="baseline"/>
+              <w:rPr>
+                <w:rFonts w:ascii="Times New Roman" w:eastAsia="Times New Roman" w:hAnsi="Times New Roman" w:cs="Times New Roman"/>
+                <w:sz w:val="24"/>
+                <w:szCs w:val="24"/>
+                <w:lang w:eastAsia="es-ES"/>
+              </w:rPr>
+            </w:pPr>
+            <w:r>
+              <w:rPr>
+                <w:rFonts w:ascii="Times New Roman" w:eastAsia="Times New Roman" w:hAnsi="Times New Roman" w:cs="Times New Roman"/>
+                <w:b/>
+                <w:bCs/>
+                <w:color w:val="DDDDDD"/>
+                <w:sz w:val="24"/>
+                <w:szCs w:val="24"/>
+                <w:lang w:eastAsia="es-ES"/>
+              </w:rPr>
+              <w:t>Entradas</w:t>
+            </w:r>
+            <w:r>
+              <w:rPr>
+                <w:rFonts w:ascii="Times New Roman" w:eastAsia="Times New Roman" w:hAnsi="Times New Roman" w:cs="Times New Roman"/>
+                <w:sz w:val="24"/>
+                <w:szCs w:val="24"/>
+                <w:lang w:eastAsia="es-ES"/>
+              </w:rPr>
+              <w:t> </w:t>
+            </w:r>
+          </w:p>
+        </w:tc>
+      </w:tr>
+      <w:tr>
+        <w:tc>
+          <w:tcPr>
+            <w:tcW w:w="8775" w:type="dxa"/>
+            <w:gridSpan w:val="2"/>
+            <w:tcBorders>
+              <w:top w:val="nil"/>
+              <w:left w:val="single" w:sz="6" w:space="0" w:color="auto"/>
+              <w:bottom w:val="single" w:sz="6" w:space="0" w:color="auto"/>
+              <w:right w:val="single" w:sz="6" w:space="0" w:color="auto"/>
+            </w:tcBorders>
+            <w:shd w:val="clear" w:color="auto" w:fill="auto"/>
+            <w:hideMark/>
+          </w:tcPr>
+          <w:p>
+            <w:pPr>
+              <w:spacing w:after="0" w:line="240" w:lineRule="auto"/>
+              <w:jc w:val="both"/>
+              <w:textAlignment w:val="baseline"/>
+              <w:rPr>
+                <w:rFonts w:ascii="Times New Roman" w:eastAsia="Times New Roman" w:hAnsi="Times New Roman" w:cs="Times New Roman"/>
+                <w:sz w:val="24"/>
+                <w:szCs w:val="24"/>
+              </w:rPr>
+            </w:pPr>
+          </w:p>
+        </w:tc>
+      </w:tr>
+      <w:tr>
+        <w:trPr>
+          <w:trHeight w:val="315"/>
+        </w:trPr>
+        <w:tc>
+          <w:tcPr>
+            <w:tcW w:w="8775" w:type="dxa"/>
+            <w:gridSpan w:val="2"/>
+            <w:tcBorders>
+              <w:top w:val="nil"/>
+              <w:left w:val="single" w:sz="6" w:space="0" w:color="auto"/>
+              <w:bottom w:val="single" w:sz="6" w:space="0" w:color="auto"/>
+              <w:right w:val="single" w:sz="6" w:space="0" w:color="auto"/>
+            </w:tcBorders>
+            <w:shd w:val="clear" w:color="auto" w:fill="666699"/>
+            <w:vAlign w:val="center"/>
+            <w:hideMark/>
+          </w:tcPr>
+          <w:p>
+            <w:pPr>
+              <w:spacing w:after="0" w:line="240" w:lineRule="auto"/>
+              <w:jc w:val="both"/>
+              <w:textAlignment w:val="baseline"/>
+              <w:rPr>
+                <w:rFonts w:ascii="Times New Roman" w:eastAsia="Times New Roman" w:hAnsi="Times New Roman" w:cs="Times New Roman"/>
+                <w:sz w:val="24"/>
+                <w:szCs w:val="24"/>
+                <w:lang w:eastAsia="es-ES"/>
+              </w:rPr>
+            </w:pPr>
+            <w:r>
+              <w:rPr>
+                <w:rFonts w:ascii="Times New Roman" w:eastAsia="Times New Roman" w:hAnsi="Times New Roman" w:cs="Times New Roman"/>
+                <w:b/>
+                <w:bCs/>
+                <w:color w:val="DDDDDD"/>
+                <w:sz w:val="24"/>
+                <w:szCs w:val="24"/>
+                <w:lang w:eastAsia="es-ES"/>
+              </w:rPr>
+              <w:t>Resultados</w:t>
+            </w:r>
+            <w:r>
+              <w:rPr>
+                <w:rFonts w:ascii="Times New Roman" w:eastAsia="Times New Roman" w:hAnsi="Times New Roman" w:cs="Times New Roman"/>
+                <w:sz w:val="24"/>
+                <w:szCs w:val="24"/>
+                <w:lang w:eastAsia="es-ES"/>
+              </w:rPr>
+              <w:t> </w:t>
+            </w:r>
+          </w:p>
+        </w:tc>
+      </w:tr>
+      <w:tr>
+        <w:trPr>
+          <w:trHeight w:val="306"/>
+        </w:trPr>
+        <w:tc>
+          <w:tcPr>
+            <w:tcW w:w="8775" w:type="dxa"/>
+            <w:gridSpan w:val="2"/>
+            <w:tcBorders>
+              <w:top w:val="nil"/>
+              <w:left w:val="single" w:sz="6" w:space="0" w:color="auto"/>
+              <w:bottom w:val="nil"/>
+              <w:right w:val="single" w:sz="6" w:space="0" w:color="auto"/>
+            </w:tcBorders>
+            <w:shd w:val="clear" w:color="auto" w:fill="auto"/>
+            <w:hideMark/>
+          </w:tcPr>
+          <w:p>
+            <w:pPr>
+              <w:spacing w:after="0" w:line="240" w:lineRule="auto"/>
+              <w:jc w:val="both"/>
+              <w:textAlignment w:val="baseline"/>
+              <w:rPr>
+                <w:rFonts w:ascii="Times New Roman" w:eastAsia="Times New Roman" w:hAnsi="Times New Roman" w:cs="Times New Roman"/>
+                <w:sz w:val="24"/>
+                <w:szCs w:val="24"/>
+                <w:lang w:eastAsia="es-ES"/>
+              </w:rPr>
+            </w:pPr>
+            <w:r>
+              <w:rPr>
+                <w:rFonts w:ascii="Times New Roman" w:eastAsia="Times New Roman" w:hAnsi="Times New Roman" w:cs="Times New Roman"/>
+                <w:sz w:val="24"/>
+                <w:szCs w:val="24"/>
+              </w:rPr>
+              <w:t>Se muestran los servicios que han sido solicitados menos de 3 veces semanales en el último año de operación</w:t>
+            </w:r>
           </w:p>
         </w:tc>
       </w:tr>
@@ -9048,7 +14942,7 @@
       </w:pPr>
     </w:pPrDefault>
   </w:docDefaults>
-  <w:latentStyles w:defLockedState="0" w:defUIPriority="99" w:defSemiHidden="0" w:defUnhideWhenUsed="0" w:defQFormat="0" w:count="377">
+  <w:latentStyles w:defLockedState="0" w:defUIPriority="99" w:defSemiHidden="0" w:defUnhideWhenUsed="0" w:defQFormat="0" w:count="376">
     <w:lsdException w:name="Normal" w:uiPriority="0" w:qFormat="1"/>
     <w:lsdException w:name="heading 1" w:uiPriority="9" w:qFormat="1"/>
     <w:lsdException w:name="heading 2" w:semiHidden="1" w:uiPriority="9" w:unhideWhenUsed="1" w:qFormat="1"/>
@@ -9154,6 +15048,7 @@
     <w:lsdException w:name="HTML Sample" w:semiHidden="1" w:unhideWhenUsed="1"/>
     <w:lsdException w:name="HTML Typewriter" w:semiHidden="1" w:unhideWhenUsed="1"/>
     <w:lsdException w:name="HTML Variable" w:semiHidden="1" w:unhideWhenUsed="1"/>
+    <w:lsdException w:name="Normal Table" w:semiHidden="1" w:unhideWhenUsed="1"/>
     <w:lsdException w:name="annotation subject" w:semiHidden="1" w:unhideWhenUsed="1"/>
     <w:lsdException w:name="No List" w:semiHidden="1" w:unhideWhenUsed="1"/>
     <w:lsdException w:name="Outline List 1" w:semiHidden="1" w:unhideWhenUsed="1"/>
@@ -9199,9 +15094,11 @@
     <w:lsdException w:name="Table Subtle 1" w:semiHidden="1" w:unhideWhenUsed="1"/>
     <w:lsdException w:name="Table Subtle 2" w:semiHidden="1" w:unhideWhenUsed="1"/>
     <w:lsdException w:name="Table Web 1" w:semiHidden="1" w:unhideWhenUsed="1"/>
+    <w:lsdException w:name="Table Web 2" w:semiHidden="1" w:unhideWhenUsed="1"/>
     <w:lsdException w:name="Table Web 3" w:semiHidden="1" w:unhideWhenUsed="1"/>
     <w:lsdException w:name="Balloon Text" w:semiHidden="1" w:unhideWhenUsed="1"/>
     <w:lsdException w:name="Table Grid" w:uiPriority="39"/>
+    <w:lsdException w:name="Table Theme" w:semiHidden="1" w:unhideWhenUsed="1"/>
     <w:lsdException w:name="Placeholder Text" w:semiHidden="1"/>
     <w:lsdException w:name="No Spacing" w:uiPriority="1" w:qFormat="1"/>
     <w:lsdException w:name="Light Shading" w:uiPriority="60"/>
@@ -9422,7 +15319,6 @@
     <w:lsdException w:name="Hashtag" w:semiHidden="1" w:unhideWhenUsed="1"/>
     <w:lsdException w:name="Unresolved Mention" w:semiHidden="1" w:unhideWhenUsed="1"/>
     <w:lsdException w:name="Smart Link" w:semiHidden="1" w:unhideWhenUsed="1"/>
-    <w:lsdException w:name="Smart Link Error" w:semiHidden="1" w:unhideWhenUsed="1"/>
   </w:latentStyles>
   <w:style w:type="paragraph" w:default="1" w:styleId="Normal">
     <w:name w:val="Normal"/>
@@ -9502,6 +15398,22 @@
     <w:name w:val="spellingerror"/>
     <w:basedOn w:val="DefaultParagraphFont"/>
     <w:rsid w:val="009B08FD"/>
+  </w:style>
+  <w:style w:type="paragraph" w:styleId="NormalWeb">
+    <w:name w:val="Normal (Web)"/>
+    <w:basedOn w:val="Normal"/>
+    <w:uiPriority w:val="99"/>
+    <w:unhideWhenUsed/>
+    <w:rsid w:val="008422D3"/>
+    <w:pPr>
+      <w:spacing w:before="100" w:beforeAutospacing="1" w:after="100" w:afterAutospacing="1" w:line="240" w:lineRule="auto"/>
+    </w:pPr>
+    <w:rPr>
+      <w:rFonts w:ascii="Times New Roman" w:eastAsia="Times New Roman" w:hAnsi="Times New Roman" w:cs="Times New Roman"/>
+      <w:sz w:val="24"/>
+      <w:szCs w:val="24"/>
+      <w:lang w:val="en-US"/>
+    </w:rPr>
   </w:style>
 </w:styles>
 </file>
@@ -9772,7 +15684,7 @@
 </file>
 
 <file path=customXml/itemProps1.xml><?xml version="1.0" encoding="utf-8"?>
-<ds:datastoreItem xmlns:ds="http://schemas.openxmlformats.org/officeDocument/2006/customXml" ds:itemID="{C6C109A4-F674-924B-8E23-502246B15711}">
+<ds:datastoreItem xmlns:ds="http://schemas.openxmlformats.org/officeDocument/2006/customXml" ds:itemID="{412426AC-19E5-FF45-9ED0-A9F8BBC981C4}">
   <ds:schemaRefs>
     <ds:schemaRef ds:uri="http://schemas.openxmlformats.org/officeDocument/2006/bibliography"/>
   </ds:schemaRefs>

--- a/data/WORD/Requerimientos_Funcionales.docx
+++ b/data/WORD/Requerimientos_Funcionales.docx
@@ -13009,31 +13009,7 @@
                 <w:sz w:val="24"/>
                 <w:szCs w:val="24"/>
               </w:rPr>
-              <w:t>C</w:t>
-            </w:r>
-            <w:r>
-              <w:rPr>
-                <w:rFonts w:ascii="Times New Roman" w:eastAsia="Times New Roman" w:hAnsi="Times New Roman" w:cs="Times New Roman"/>
-                <w:sz w:val="24"/>
-                <w:szCs w:val="24"/>
-              </w:rPr>
-              <w:t>6</w:t>
-            </w:r>
-            <w:r>
-              <w:rPr>
-                <w:rFonts w:ascii="Times New Roman" w:eastAsia="Times New Roman" w:hAnsi="Times New Roman" w:cs="Times New Roman"/>
-                <w:sz w:val="24"/>
-                <w:szCs w:val="24"/>
-              </w:rPr>
-              <w:t xml:space="preserve">: </w:t>
-            </w:r>
-            <w:r>
-              <w:rPr>
-                <w:rFonts w:ascii="Times New Roman" w:eastAsia="Times New Roman" w:hAnsi="Times New Roman" w:cs="Times New Roman"/>
-                <w:sz w:val="24"/>
-                <w:szCs w:val="24"/>
-              </w:rPr>
-              <w:t>A</w:t>
+              <w:t>C6: A</w:t>
             </w:r>
             <w:r>
               <w:rPr>
@@ -13704,31 +13680,7 @@
                 <w:sz w:val="24"/>
                 <w:szCs w:val="24"/>
               </w:rPr>
-              <w:t>C</w:t>
-            </w:r>
-            <w:r>
-              <w:rPr>
-                <w:rFonts w:ascii="Times New Roman" w:eastAsia="Times New Roman" w:hAnsi="Times New Roman" w:cs="Times New Roman"/>
-                <w:sz w:val="24"/>
-                <w:szCs w:val="24"/>
-              </w:rPr>
-              <w:t>7</w:t>
-            </w:r>
-            <w:r>
-              <w:rPr>
-                <w:rFonts w:ascii="Times New Roman" w:eastAsia="Times New Roman" w:hAnsi="Times New Roman" w:cs="Times New Roman"/>
-                <w:sz w:val="24"/>
-                <w:szCs w:val="24"/>
-              </w:rPr>
-              <w:t xml:space="preserve">: </w:t>
-            </w:r>
-            <w:r>
-              <w:rPr>
-                <w:rFonts w:ascii="Times New Roman" w:eastAsia="Times New Roman" w:hAnsi="Times New Roman" w:cs="Times New Roman"/>
-                <w:sz w:val="24"/>
-                <w:szCs w:val="24"/>
-              </w:rPr>
-              <w:t>E</w:t>
+              <w:t>C7: E</w:t>
             </w:r>
             <w:r>
               <w:rPr>
@@ -14385,6 +14337,7 @@
                 <w:szCs w:val="24"/>
                 <w:lang w:eastAsia="es-ES"/>
               </w:rPr>
+              <w:lastRenderedPageBreak/>
               <w:t>Nombre</w:t>
             </w:r>
             <w:r>
@@ -14435,23 +14388,7 @@
                 <w:sz w:val="24"/>
                 <w:szCs w:val="24"/>
               </w:rPr>
-              <w:t>C</w:t>
-            </w:r>
-            <w:r>
-              <w:rPr>
-                <w:rFonts w:ascii="Times New Roman" w:eastAsia="Times New Roman" w:hAnsi="Times New Roman" w:cs="Times New Roman"/>
-                <w:sz w:val="24"/>
-                <w:szCs w:val="24"/>
-              </w:rPr>
-              <w:t>8</w:t>
-            </w:r>
-            <w:r>
-              <w:rPr>
-                <w:rFonts w:ascii="Times New Roman" w:eastAsia="Times New Roman" w:hAnsi="Times New Roman" w:cs="Times New Roman"/>
-                <w:sz w:val="24"/>
-                <w:szCs w:val="24"/>
-              </w:rPr>
-              <w:t xml:space="preserve">: </w:t>
+              <w:t xml:space="preserve">C8: </w:t>
             </w:r>
             <w:r>
               <w:rPr>
@@ -14800,6 +14737,8 @@
               </w:rPr>
               <w:t>Se muestran los servicios que han sido solicitados menos de 3 veces semanales en el último año de operación</w:t>
             </w:r>
+            <w:bookmarkStart w:id="0" w:name="_GoBack"/>
+            <w:bookmarkEnd w:id="0"/>
           </w:p>
         </w:tc>
       </w:tr>
@@ -14912,8 +14851,2617 @@
           <w:szCs w:val="28"/>
         </w:rPr>
       </w:pPr>
-      <w:bookmarkStart w:id="0" w:name="_GoBack"/>
-      <w:bookmarkEnd w:id="0"/>
+    </w:p>
+    <w:tbl>
+      <w:tblPr>
+        <w:tblW w:w="8775" w:type="dxa"/>
+        <w:tblBorders>
+          <w:top w:val="outset" w:sz="6" w:space="0" w:color="auto"/>
+          <w:left w:val="outset" w:sz="6" w:space="0" w:color="auto"/>
+          <w:bottom w:val="outset" w:sz="6" w:space="0" w:color="auto"/>
+          <w:right w:val="outset" w:sz="6" w:space="0" w:color="auto"/>
+        </w:tblBorders>
+        <w:tblCellMar>
+          <w:left w:w="0" w:type="dxa"/>
+          <w:right w:w="0" w:type="dxa"/>
+        </w:tblCellMar>
+        <w:tblLook w:val="04A0" w:firstRow="1" w:lastRow="0" w:firstColumn="1" w:lastColumn="0" w:noHBand="0" w:noVBand="1"/>
+      </w:tblPr>
+      <w:tblGrid>
+        <w:gridCol w:w="2295"/>
+        <w:gridCol w:w="6480"/>
+      </w:tblGrid>
+      <w:tr>
+        <w:tc>
+          <w:tcPr>
+            <w:tcW w:w="2295" w:type="dxa"/>
+            <w:tcBorders>
+              <w:top w:val="single" w:sz="6" w:space="0" w:color="auto"/>
+              <w:left w:val="single" w:sz="6" w:space="0" w:color="auto"/>
+              <w:bottom w:val="single" w:sz="6" w:space="0" w:color="auto"/>
+              <w:right w:val="single" w:sz="6" w:space="0" w:color="auto"/>
+            </w:tcBorders>
+            <w:shd w:val="clear" w:color="auto" w:fill="F3F3F3"/>
+            <w:vAlign w:val="center"/>
+            <w:hideMark/>
+          </w:tcPr>
+          <w:p>
+            <w:pPr>
+              <w:spacing w:after="0" w:line="240" w:lineRule="auto"/>
+              <w:jc w:val="both"/>
+              <w:textAlignment w:val="baseline"/>
+              <w:rPr>
+                <w:rFonts w:ascii="Times New Roman" w:eastAsia="Times New Roman" w:hAnsi="Times New Roman" w:cs="Times New Roman"/>
+                <w:sz w:val="24"/>
+                <w:szCs w:val="24"/>
+                <w:lang w:eastAsia="es-ES"/>
+              </w:rPr>
+            </w:pPr>
+            <w:r>
+              <w:rPr>
+                <w:rFonts w:ascii="Times New Roman" w:eastAsia="Times New Roman" w:hAnsi="Times New Roman" w:cs="Times New Roman"/>
+                <w:b/>
+                <w:bCs/>
+                <w:sz w:val="24"/>
+                <w:szCs w:val="24"/>
+                <w:lang w:eastAsia="es-ES"/>
+              </w:rPr>
+              <w:t>Nombre</w:t>
+            </w:r>
+            <w:r>
+              <w:rPr>
+                <w:rFonts w:ascii="Times New Roman" w:eastAsia="Times New Roman" w:hAnsi="Times New Roman" w:cs="Times New Roman"/>
+                <w:sz w:val="24"/>
+                <w:szCs w:val="24"/>
+                <w:lang w:eastAsia="es-ES"/>
+              </w:rPr>
+              <w:t> </w:t>
+            </w:r>
+          </w:p>
+        </w:tc>
+        <w:tc>
+          <w:tcPr>
+            <w:tcW w:w="6480" w:type="dxa"/>
+            <w:tcBorders>
+              <w:top w:val="single" w:sz="6" w:space="0" w:color="auto"/>
+              <w:left w:val="nil"/>
+              <w:bottom w:val="single" w:sz="6" w:space="0" w:color="auto"/>
+              <w:right w:val="single" w:sz="6" w:space="0" w:color="auto"/>
+            </w:tcBorders>
+            <w:shd w:val="clear" w:color="auto" w:fill="auto"/>
+            <w:hideMark/>
+          </w:tcPr>
+          <w:p>
+            <w:pPr>
+              <w:spacing w:after="0" w:line="240" w:lineRule="auto"/>
+              <w:jc w:val="both"/>
+              <w:textAlignment w:val="baseline"/>
+              <w:rPr>
+                <w:rFonts w:ascii="Times New Roman" w:eastAsia="Times New Roman" w:hAnsi="Times New Roman" w:cs="Times New Roman"/>
+                <w:sz w:val="24"/>
+                <w:szCs w:val="24"/>
+              </w:rPr>
+            </w:pPr>
+            <w:r>
+              <w:rPr>
+                <w:rFonts w:ascii="Times New Roman" w:eastAsia="Times New Roman" w:hAnsi="Times New Roman" w:cs="Times New Roman"/>
+                <w:sz w:val="24"/>
+                <w:szCs w:val="24"/>
+              </w:rPr>
+              <w:t>RF</w:t>
+            </w:r>
+            <w:r>
+              <w:rPr>
+                <w:rFonts w:ascii="Times New Roman" w:eastAsia="Times New Roman" w:hAnsi="Times New Roman" w:cs="Times New Roman"/>
+                <w:sz w:val="24"/>
+                <w:szCs w:val="24"/>
+              </w:rPr>
+              <w:t xml:space="preserve">C9: </w:t>
+            </w:r>
+            <w:r>
+              <w:rPr>
+                <w:rFonts w:ascii="Times New Roman" w:eastAsia="Times New Roman" w:hAnsi="Times New Roman" w:cs="Times New Roman"/>
+                <w:sz w:val="24"/>
+                <w:szCs w:val="24"/>
+              </w:rPr>
+              <w:t>C</w:t>
+            </w:r>
+            <w:r>
+              <w:rPr>
+                <w:rFonts w:ascii="Times New Roman" w:eastAsia="Times New Roman" w:hAnsi="Times New Roman" w:cs="Times New Roman"/>
+                <w:sz w:val="24"/>
+                <w:szCs w:val="24"/>
+              </w:rPr>
+              <w:t xml:space="preserve">onsultar la prestación de servicios en </w:t>
+            </w:r>
+            <w:proofErr w:type="spellStart"/>
+            <w:r>
+              <w:rPr>
+                <w:rFonts w:ascii="Times New Roman" w:eastAsia="Times New Roman" w:hAnsi="Times New Roman" w:cs="Times New Roman"/>
+                <w:sz w:val="24"/>
+                <w:szCs w:val="24"/>
+              </w:rPr>
+              <w:t>EPSAndes</w:t>
+            </w:r>
+            <w:proofErr w:type="spellEnd"/>
+          </w:p>
+        </w:tc>
+      </w:tr>
+      <w:tr>
+        <w:tc>
+          <w:tcPr>
+            <w:tcW w:w="2295" w:type="dxa"/>
+            <w:tcBorders>
+              <w:top w:val="nil"/>
+              <w:left w:val="single" w:sz="6" w:space="0" w:color="auto"/>
+              <w:bottom w:val="single" w:sz="6" w:space="0" w:color="auto"/>
+              <w:right w:val="single" w:sz="6" w:space="0" w:color="auto"/>
+            </w:tcBorders>
+            <w:shd w:val="clear" w:color="auto" w:fill="F3F3F3"/>
+            <w:vAlign w:val="center"/>
+            <w:hideMark/>
+          </w:tcPr>
+          <w:p>
+            <w:pPr>
+              <w:spacing w:after="0" w:line="240" w:lineRule="auto"/>
+              <w:jc w:val="both"/>
+              <w:textAlignment w:val="baseline"/>
+              <w:rPr>
+                <w:rFonts w:ascii="Times New Roman" w:eastAsia="Times New Roman" w:hAnsi="Times New Roman" w:cs="Times New Roman"/>
+                <w:sz w:val="24"/>
+                <w:szCs w:val="24"/>
+                <w:lang w:eastAsia="es-ES"/>
+              </w:rPr>
+            </w:pPr>
+            <w:r>
+              <w:rPr>
+                <w:rFonts w:ascii="Times New Roman" w:eastAsia="Times New Roman" w:hAnsi="Times New Roman" w:cs="Times New Roman"/>
+                <w:b/>
+                <w:bCs/>
+                <w:sz w:val="24"/>
+                <w:szCs w:val="24"/>
+                <w:lang w:eastAsia="es-ES"/>
+              </w:rPr>
+              <w:t>Resumen</w:t>
+            </w:r>
+            <w:r>
+              <w:rPr>
+                <w:rFonts w:ascii="Times New Roman" w:eastAsia="Times New Roman" w:hAnsi="Times New Roman" w:cs="Times New Roman"/>
+                <w:sz w:val="24"/>
+                <w:szCs w:val="24"/>
+                <w:lang w:eastAsia="es-ES"/>
+              </w:rPr>
+              <w:t> </w:t>
+            </w:r>
+          </w:p>
+        </w:tc>
+        <w:tc>
+          <w:tcPr>
+            <w:tcW w:w="6480" w:type="dxa"/>
+            <w:tcBorders>
+              <w:top w:val="nil"/>
+              <w:left w:val="nil"/>
+              <w:bottom w:val="single" w:sz="6" w:space="0" w:color="auto"/>
+              <w:right w:val="single" w:sz="6" w:space="0" w:color="auto"/>
+            </w:tcBorders>
+            <w:shd w:val="clear" w:color="auto" w:fill="auto"/>
+            <w:hideMark/>
+          </w:tcPr>
+          <w:p>
+            <w:pPr>
+              <w:spacing w:after="0" w:line="240" w:lineRule="auto"/>
+              <w:jc w:val="both"/>
+              <w:textAlignment w:val="baseline"/>
+              <w:rPr>
+                <w:rFonts w:ascii="Times New Roman" w:eastAsia="Times New Roman" w:hAnsi="Times New Roman" w:cs="Times New Roman"/>
+                <w:sz w:val="24"/>
+                <w:szCs w:val="24"/>
+              </w:rPr>
+            </w:pPr>
+            <w:r>
+              <w:rPr>
+                <w:rFonts w:ascii="Times New Roman" w:eastAsia="Times New Roman" w:hAnsi="Times New Roman" w:cs="Times New Roman"/>
+                <w:sz w:val="24"/>
+                <w:szCs w:val="24"/>
+              </w:rPr>
+              <w:t xml:space="preserve">Se muestra información sobre los afiliados y </w:t>
+            </w:r>
+            <w:r>
+              <w:rPr>
+                <w:rFonts w:ascii="Times New Roman" w:eastAsia="Times New Roman" w:hAnsi="Times New Roman" w:cs="Times New Roman"/>
+                <w:sz w:val="24"/>
+                <w:szCs w:val="24"/>
+              </w:rPr>
+              <w:t>el uso que han hecho de los servicios de salud disponibles</w:t>
+            </w:r>
+          </w:p>
+        </w:tc>
+      </w:tr>
+      <w:tr>
+        <w:tc>
+          <w:tcPr>
+            <w:tcW w:w="2295" w:type="dxa"/>
+            <w:tcBorders>
+              <w:top w:val="nil"/>
+              <w:left w:val="single" w:sz="6" w:space="0" w:color="auto"/>
+              <w:bottom w:val="single" w:sz="6" w:space="0" w:color="auto"/>
+              <w:right w:val="single" w:sz="6" w:space="0" w:color="auto"/>
+            </w:tcBorders>
+            <w:shd w:val="clear" w:color="auto" w:fill="F3F3F3"/>
+            <w:vAlign w:val="center"/>
+          </w:tcPr>
+          <w:p>
+            <w:pPr>
+              <w:spacing w:after="0" w:line="240" w:lineRule="auto"/>
+              <w:jc w:val="both"/>
+              <w:textAlignment w:val="baseline"/>
+              <w:rPr>
+                <w:rFonts w:ascii="Times New Roman" w:eastAsia="Times New Roman" w:hAnsi="Times New Roman" w:cs="Times New Roman"/>
+                <w:b/>
+                <w:bCs/>
+                <w:sz w:val="24"/>
+                <w:szCs w:val="24"/>
+                <w:lang w:eastAsia="es-ES"/>
+              </w:rPr>
+            </w:pPr>
+            <w:r>
+              <w:rPr>
+                <w:rFonts w:ascii="Times New Roman" w:eastAsia="Times New Roman" w:hAnsi="Times New Roman" w:cs="Times New Roman"/>
+                <w:b/>
+                <w:bCs/>
+                <w:sz w:val="24"/>
+                <w:szCs w:val="24"/>
+                <w:lang w:eastAsia="es-ES"/>
+              </w:rPr>
+              <w:t>Usuario</w:t>
+            </w:r>
+          </w:p>
+        </w:tc>
+        <w:tc>
+          <w:tcPr>
+            <w:tcW w:w="6480" w:type="dxa"/>
+            <w:tcBorders>
+              <w:top w:val="nil"/>
+              <w:left w:val="nil"/>
+              <w:bottom w:val="single" w:sz="6" w:space="0" w:color="auto"/>
+              <w:right w:val="single" w:sz="6" w:space="0" w:color="auto"/>
+            </w:tcBorders>
+            <w:shd w:val="clear" w:color="auto" w:fill="auto"/>
+          </w:tcPr>
+          <w:p>
+            <w:pPr>
+              <w:spacing w:after="0" w:line="240" w:lineRule="auto"/>
+              <w:jc w:val="both"/>
+              <w:textAlignment w:val="baseline"/>
+              <w:rPr>
+                <w:rFonts w:ascii="Times New Roman" w:eastAsia="Times New Roman" w:hAnsi="Times New Roman" w:cs="Times New Roman"/>
+                <w:sz w:val="24"/>
+                <w:szCs w:val="24"/>
+              </w:rPr>
+            </w:pPr>
+            <w:r>
+              <w:rPr>
+                <w:rFonts w:ascii="Times New Roman" w:eastAsia="Times New Roman" w:hAnsi="Times New Roman" w:cs="Times New Roman"/>
+                <w:sz w:val="24"/>
+                <w:szCs w:val="24"/>
+              </w:rPr>
+              <w:t>Gerente</w:t>
+            </w:r>
+            <w:r>
+              <w:rPr>
+                <w:rFonts w:ascii="Times New Roman" w:eastAsia="Times New Roman" w:hAnsi="Times New Roman" w:cs="Times New Roman"/>
+                <w:sz w:val="24"/>
+                <w:szCs w:val="24"/>
+              </w:rPr>
+              <w:t>, Organizador</w:t>
+            </w:r>
+          </w:p>
+        </w:tc>
+      </w:tr>
+      <w:tr>
+        <w:trPr>
+          <w:trHeight w:val="315"/>
+        </w:trPr>
+        <w:tc>
+          <w:tcPr>
+            <w:tcW w:w="8775" w:type="dxa"/>
+            <w:gridSpan w:val="2"/>
+            <w:tcBorders>
+              <w:top w:val="nil"/>
+              <w:left w:val="single" w:sz="6" w:space="0" w:color="auto"/>
+              <w:bottom w:val="single" w:sz="6" w:space="0" w:color="auto"/>
+              <w:right w:val="single" w:sz="6" w:space="0" w:color="auto"/>
+            </w:tcBorders>
+            <w:shd w:val="clear" w:color="auto" w:fill="666699"/>
+            <w:vAlign w:val="center"/>
+            <w:hideMark/>
+          </w:tcPr>
+          <w:p>
+            <w:pPr>
+              <w:spacing w:after="0" w:line="240" w:lineRule="auto"/>
+              <w:jc w:val="both"/>
+              <w:textAlignment w:val="baseline"/>
+              <w:rPr>
+                <w:rFonts w:ascii="Times New Roman" w:eastAsia="Times New Roman" w:hAnsi="Times New Roman" w:cs="Times New Roman"/>
+                <w:sz w:val="24"/>
+                <w:szCs w:val="24"/>
+                <w:lang w:eastAsia="es-ES"/>
+              </w:rPr>
+            </w:pPr>
+            <w:r>
+              <w:rPr>
+                <w:rFonts w:ascii="Times New Roman" w:eastAsia="Times New Roman" w:hAnsi="Times New Roman" w:cs="Times New Roman"/>
+                <w:b/>
+                <w:bCs/>
+                <w:color w:val="DDDDDD"/>
+                <w:sz w:val="24"/>
+                <w:szCs w:val="24"/>
+                <w:lang w:eastAsia="es-ES"/>
+              </w:rPr>
+              <w:t>Entradas</w:t>
+            </w:r>
+            <w:r>
+              <w:rPr>
+                <w:rFonts w:ascii="Times New Roman" w:eastAsia="Times New Roman" w:hAnsi="Times New Roman" w:cs="Times New Roman"/>
+                <w:sz w:val="24"/>
+                <w:szCs w:val="24"/>
+                <w:lang w:eastAsia="es-ES"/>
+              </w:rPr>
+              <w:t> </w:t>
+            </w:r>
+          </w:p>
+        </w:tc>
+      </w:tr>
+      <w:tr>
+        <w:tc>
+          <w:tcPr>
+            <w:tcW w:w="8775" w:type="dxa"/>
+            <w:gridSpan w:val="2"/>
+            <w:tcBorders>
+              <w:top w:val="nil"/>
+              <w:left w:val="single" w:sz="6" w:space="0" w:color="auto"/>
+              <w:bottom w:val="single" w:sz="6" w:space="0" w:color="auto"/>
+              <w:right w:val="single" w:sz="6" w:space="0" w:color="auto"/>
+            </w:tcBorders>
+            <w:shd w:val="clear" w:color="auto" w:fill="auto"/>
+            <w:hideMark/>
+          </w:tcPr>
+          <w:p>
+            <w:pPr>
+              <w:spacing w:after="0" w:line="240" w:lineRule="auto"/>
+              <w:jc w:val="both"/>
+              <w:textAlignment w:val="baseline"/>
+              <w:rPr>
+                <w:rFonts w:ascii="Times New Roman" w:eastAsia="Times New Roman" w:hAnsi="Times New Roman" w:cs="Times New Roman"/>
+                <w:sz w:val="24"/>
+                <w:szCs w:val="24"/>
+              </w:rPr>
+            </w:pPr>
+            <w:r>
+              <w:rPr>
+                <w:rFonts w:ascii="Times New Roman" w:eastAsia="Times New Roman" w:hAnsi="Times New Roman" w:cs="Times New Roman"/>
+                <w:sz w:val="24"/>
+                <w:szCs w:val="24"/>
+              </w:rPr>
+              <w:t>Criterio de consulta</w:t>
+            </w:r>
+          </w:p>
+        </w:tc>
+      </w:tr>
+      <w:tr>
+        <w:trPr>
+          <w:trHeight w:val="315"/>
+        </w:trPr>
+        <w:tc>
+          <w:tcPr>
+            <w:tcW w:w="8775" w:type="dxa"/>
+            <w:gridSpan w:val="2"/>
+            <w:tcBorders>
+              <w:top w:val="nil"/>
+              <w:left w:val="single" w:sz="6" w:space="0" w:color="auto"/>
+              <w:bottom w:val="single" w:sz="6" w:space="0" w:color="auto"/>
+              <w:right w:val="single" w:sz="6" w:space="0" w:color="auto"/>
+            </w:tcBorders>
+            <w:shd w:val="clear" w:color="auto" w:fill="666699"/>
+            <w:vAlign w:val="center"/>
+            <w:hideMark/>
+          </w:tcPr>
+          <w:p>
+            <w:pPr>
+              <w:spacing w:after="0" w:line="240" w:lineRule="auto"/>
+              <w:jc w:val="both"/>
+              <w:textAlignment w:val="baseline"/>
+              <w:rPr>
+                <w:rFonts w:ascii="Times New Roman" w:eastAsia="Times New Roman" w:hAnsi="Times New Roman" w:cs="Times New Roman"/>
+                <w:sz w:val="24"/>
+                <w:szCs w:val="24"/>
+                <w:lang w:eastAsia="es-ES"/>
+              </w:rPr>
+            </w:pPr>
+            <w:r>
+              <w:rPr>
+                <w:rFonts w:ascii="Times New Roman" w:eastAsia="Times New Roman" w:hAnsi="Times New Roman" w:cs="Times New Roman"/>
+                <w:b/>
+                <w:bCs/>
+                <w:color w:val="DDDDDD"/>
+                <w:sz w:val="24"/>
+                <w:szCs w:val="24"/>
+                <w:lang w:eastAsia="es-ES"/>
+              </w:rPr>
+              <w:t>Resultados</w:t>
+            </w:r>
+            <w:r>
+              <w:rPr>
+                <w:rFonts w:ascii="Times New Roman" w:eastAsia="Times New Roman" w:hAnsi="Times New Roman" w:cs="Times New Roman"/>
+                <w:sz w:val="24"/>
+                <w:szCs w:val="24"/>
+                <w:lang w:eastAsia="es-ES"/>
+              </w:rPr>
+              <w:t> </w:t>
+            </w:r>
+          </w:p>
+        </w:tc>
+      </w:tr>
+      <w:tr>
+        <w:trPr>
+          <w:trHeight w:val="306"/>
+        </w:trPr>
+        <w:tc>
+          <w:tcPr>
+            <w:tcW w:w="8775" w:type="dxa"/>
+            <w:gridSpan w:val="2"/>
+            <w:tcBorders>
+              <w:top w:val="nil"/>
+              <w:left w:val="single" w:sz="6" w:space="0" w:color="auto"/>
+              <w:bottom w:val="nil"/>
+              <w:right w:val="single" w:sz="6" w:space="0" w:color="auto"/>
+            </w:tcBorders>
+            <w:shd w:val="clear" w:color="auto" w:fill="auto"/>
+            <w:hideMark/>
+          </w:tcPr>
+          <w:p>
+            <w:pPr>
+              <w:spacing w:after="0" w:line="240" w:lineRule="auto"/>
+              <w:jc w:val="both"/>
+              <w:textAlignment w:val="baseline"/>
+              <w:rPr>
+                <w:rFonts w:ascii="Times New Roman" w:eastAsia="Times New Roman" w:hAnsi="Times New Roman" w:cs="Times New Roman"/>
+                <w:sz w:val="24"/>
+                <w:szCs w:val="24"/>
+                <w:lang w:eastAsia="es-ES"/>
+              </w:rPr>
+            </w:pPr>
+            <w:r>
+              <w:rPr>
+                <w:rFonts w:ascii="Times New Roman" w:eastAsia="Times New Roman" w:hAnsi="Times New Roman" w:cs="Times New Roman"/>
+                <w:sz w:val="24"/>
+                <w:szCs w:val="24"/>
+              </w:rPr>
+              <w:t xml:space="preserve">Se </w:t>
+            </w:r>
+            <w:r>
+              <w:rPr>
+                <w:rFonts w:ascii="Times New Roman" w:eastAsia="Times New Roman" w:hAnsi="Times New Roman" w:cs="Times New Roman"/>
+                <w:sz w:val="24"/>
+                <w:szCs w:val="24"/>
+              </w:rPr>
+              <w:t xml:space="preserve">muestran, de acuerdo a los criterios de búsqueda, la información sobre el uso de los servicios en </w:t>
+            </w:r>
+            <w:proofErr w:type="spellStart"/>
+            <w:r>
+              <w:rPr>
+                <w:rFonts w:ascii="Times New Roman" w:eastAsia="Times New Roman" w:hAnsi="Times New Roman" w:cs="Times New Roman"/>
+                <w:sz w:val="24"/>
+                <w:szCs w:val="24"/>
+              </w:rPr>
+              <w:t>EPSAndes</w:t>
+            </w:r>
+            <w:proofErr w:type="spellEnd"/>
+          </w:p>
+        </w:tc>
+      </w:tr>
+      <w:tr>
+        <w:tc>
+          <w:tcPr>
+            <w:tcW w:w="8775" w:type="dxa"/>
+            <w:gridSpan w:val="2"/>
+            <w:tcBorders>
+              <w:top w:val="nil"/>
+              <w:left w:val="single" w:sz="6" w:space="0" w:color="auto"/>
+              <w:bottom w:val="single" w:sz="6" w:space="0" w:color="auto"/>
+              <w:right w:val="single" w:sz="6" w:space="0" w:color="auto"/>
+            </w:tcBorders>
+            <w:shd w:val="clear" w:color="auto" w:fill="666699"/>
+          </w:tcPr>
+          <w:p>
+            <w:pPr>
+              <w:spacing w:after="0" w:line="240" w:lineRule="auto"/>
+              <w:jc w:val="both"/>
+              <w:textAlignment w:val="baseline"/>
+              <w:rPr>
+                <w:rFonts w:ascii="Times New Roman" w:eastAsia="Times New Roman" w:hAnsi="Times New Roman" w:cs="Times New Roman"/>
+                <w:sz w:val="24"/>
+                <w:szCs w:val="24"/>
+              </w:rPr>
+            </w:pPr>
+            <w:r>
+              <w:rPr>
+                <w:rFonts w:ascii="Times New Roman" w:eastAsia="Times New Roman" w:hAnsi="Times New Roman" w:cs="Times New Roman"/>
+                <w:b/>
+                <w:bCs/>
+                <w:color w:val="DDDDDD"/>
+                <w:sz w:val="24"/>
+                <w:szCs w:val="24"/>
+                <w:lang w:eastAsia="es-ES"/>
+              </w:rPr>
+              <w:t>RNF asocia</w:t>
+            </w:r>
+            <w:r>
+              <w:rPr>
+                <w:rFonts w:ascii="Times New Roman" w:eastAsia="Times New Roman" w:hAnsi="Times New Roman" w:cs="Times New Roman"/>
+                <w:b/>
+                <w:bCs/>
+                <w:color w:val="DDDDDD"/>
+                <w:sz w:val="24"/>
+                <w:szCs w:val="24"/>
+                <w:shd w:val="clear" w:color="auto" w:fill="666699"/>
+                <w:lang w:eastAsia="es-ES"/>
+              </w:rPr>
+              <w:t>dos</w:t>
+            </w:r>
+            <w:r>
+              <w:rPr>
+                <w:rFonts w:ascii="Times New Roman" w:eastAsia="Times New Roman" w:hAnsi="Times New Roman" w:cs="Times New Roman"/>
+                <w:sz w:val="24"/>
+                <w:szCs w:val="24"/>
+                <w:shd w:val="clear" w:color="auto" w:fill="666699"/>
+              </w:rPr>
+              <w:t> </w:t>
+            </w:r>
+          </w:p>
+        </w:tc>
+      </w:tr>
+      <w:tr>
+        <w:tc>
+          <w:tcPr>
+            <w:tcW w:w="8775" w:type="dxa"/>
+            <w:gridSpan w:val="2"/>
+            <w:tcBorders>
+              <w:top w:val="single" w:sz="6" w:space="0" w:color="auto"/>
+              <w:left w:val="single" w:sz="6" w:space="0" w:color="auto"/>
+              <w:bottom w:val="nil"/>
+              <w:right w:val="single" w:sz="6" w:space="0" w:color="auto"/>
+            </w:tcBorders>
+            <w:shd w:val="clear" w:color="auto" w:fill="auto"/>
+          </w:tcPr>
+          <w:p>
+            <w:pPr>
+              <w:spacing w:after="0" w:line="240" w:lineRule="auto"/>
+              <w:jc w:val="both"/>
+              <w:textAlignment w:val="baseline"/>
+              <w:rPr>
+                <w:rFonts w:ascii="Times New Roman" w:eastAsia="Times New Roman" w:hAnsi="Times New Roman" w:cs="Times New Roman"/>
+                <w:sz w:val="24"/>
+                <w:szCs w:val="24"/>
+              </w:rPr>
+            </w:pPr>
+            <w:r>
+              <w:rPr>
+                <w:rFonts w:ascii="Times New Roman" w:eastAsia="Times New Roman" w:hAnsi="Times New Roman" w:cs="Times New Roman"/>
+                <w:sz w:val="24"/>
+                <w:szCs w:val="24"/>
+              </w:rPr>
+              <w:t>Concurrencia</w:t>
+            </w:r>
+          </w:p>
+        </w:tc>
+      </w:tr>
+      <w:tr>
+        <w:tc>
+          <w:tcPr>
+            <w:tcW w:w="8775" w:type="dxa"/>
+            <w:gridSpan w:val="2"/>
+            <w:tcBorders>
+              <w:top w:val="nil"/>
+              <w:left w:val="single" w:sz="6" w:space="0" w:color="auto"/>
+              <w:bottom w:val="single" w:sz="4" w:space="0" w:color="auto"/>
+              <w:right w:val="single" w:sz="6" w:space="0" w:color="auto"/>
+            </w:tcBorders>
+            <w:shd w:val="clear" w:color="auto" w:fill="auto"/>
+          </w:tcPr>
+          <w:p>
+            <w:pPr>
+              <w:spacing w:after="0" w:line="240" w:lineRule="auto"/>
+              <w:jc w:val="both"/>
+              <w:textAlignment w:val="baseline"/>
+              <w:rPr>
+                <w:rFonts w:ascii="Times New Roman" w:eastAsia="Times New Roman" w:hAnsi="Times New Roman" w:cs="Times New Roman"/>
+                <w:sz w:val="24"/>
+                <w:szCs w:val="24"/>
+              </w:rPr>
+            </w:pPr>
+            <w:r>
+              <w:rPr>
+                <w:rFonts w:ascii="Times New Roman" w:eastAsia="Times New Roman" w:hAnsi="Times New Roman" w:cs="Times New Roman"/>
+                <w:sz w:val="24"/>
+                <w:szCs w:val="24"/>
+              </w:rPr>
+              <w:t>Eficiencia</w:t>
+            </w:r>
+            <w:r>
+              <w:rPr>
+                <w:rFonts w:ascii="Times New Roman" w:eastAsia="Times New Roman" w:hAnsi="Times New Roman" w:cs="Times New Roman"/>
+                <w:sz w:val="24"/>
+                <w:szCs w:val="24"/>
+              </w:rPr>
+              <w:br/>
+              <w:t>Privacidad</w:t>
+            </w:r>
+          </w:p>
+        </w:tc>
+      </w:tr>
+    </w:tbl>
+    <w:p>
+      <w:pPr>
+        <w:spacing w:before="40" w:after="120"/>
+        <w:jc w:val="both"/>
+        <w:rPr>
+          <w:rFonts w:ascii="Times New Roman" w:eastAsia="Times New Roman" w:hAnsi="Times New Roman" w:cs="Times New Roman"/>
+          <w:b/>
+          <w:bCs/>
+          <w:sz w:val="28"/>
+          <w:szCs w:val="28"/>
+        </w:rPr>
+      </w:pPr>
+    </w:p>
+    <w:tbl>
+      <w:tblPr>
+        <w:tblW w:w="8775" w:type="dxa"/>
+        <w:tblBorders>
+          <w:top w:val="outset" w:sz="6" w:space="0" w:color="auto"/>
+          <w:left w:val="outset" w:sz="6" w:space="0" w:color="auto"/>
+          <w:bottom w:val="outset" w:sz="6" w:space="0" w:color="auto"/>
+          <w:right w:val="outset" w:sz="6" w:space="0" w:color="auto"/>
+        </w:tblBorders>
+        <w:tblCellMar>
+          <w:left w:w="0" w:type="dxa"/>
+          <w:right w:w="0" w:type="dxa"/>
+        </w:tblCellMar>
+        <w:tblLook w:val="04A0" w:firstRow="1" w:lastRow="0" w:firstColumn="1" w:lastColumn="0" w:noHBand="0" w:noVBand="1"/>
+      </w:tblPr>
+      <w:tblGrid>
+        <w:gridCol w:w="2295"/>
+        <w:gridCol w:w="6480"/>
+      </w:tblGrid>
+      <w:tr>
+        <w:tc>
+          <w:tcPr>
+            <w:tcW w:w="2295" w:type="dxa"/>
+            <w:tcBorders>
+              <w:top w:val="single" w:sz="6" w:space="0" w:color="auto"/>
+              <w:left w:val="single" w:sz="6" w:space="0" w:color="auto"/>
+              <w:bottom w:val="single" w:sz="6" w:space="0" w:color="auto"/>
+              <w:right w:val="single" w:sz="6" w:space="0" w:color="auto"/>
+            </w:tcBorders>
+            <w:shd w:val="clear" w:color="auto" w:fill="F3F3F3"/>
+            <w:vAlign w:val="center"/>
+            <w:hideMark/>
+          </w:tcPr>
+          <w:p>
+            <w:pPr>
+              <w:spacing w:after="0" w:line="240" w:lineRule="auto"/>
+              <w:jc w:val="both"/>
+              <w:textAlignment w:val="baseline"/>
+              <w:rPr>
+                <w:rFonts w:ascii="Times New Roman" w:eastAsia="Times New Roman" w:hAnsi="Times New Roman" w:cs="Times New Roman"/>
+                <w:sz w:val="24"/>
+                <w:szCs w:val="24"/>
+                <w:lang w:eastAsia="es-ES"/>
+              </w:rPr>
+            </w:pPr>
+            <w:r>
+              <w:rPr>
+                <w:rFonts w:ascii="Times New Roman" w:eastAsia="Times New Roman" w:hAnsi="Times New Roman" w:cs="Times New Roman"/>
+                <w:b/>
+                <w:bCs/>
+                <w:sz w:val="24"/>
+                <w:szCs w:val="24"/>
+                <w:lang w:eastAsia="es-ES"/>
+              </w:rPr>
+              <w:t>Nombre</w:t>
+            </w:r>
+            <w:r>
+              <w:rPr>
+                <w:rFonts w:ascii="Times New Roman" w:eastAsia="Times New Roman" w:hAnsi="Times New Roman" w:cs="Times New Roman"/>
+                <w:sz w:val="24"/>
+                <w:szCs w:val="24"/>
+                <w:lang w:eastAsia="es-ES"/>
+              </w:rPr>
+              <w:t> </w:t>
+            </w:r>
+          </w:p>
+        </w:tc>
+        <w:tc>
+          <w:tcPr>
+            <w:tcW w:w="6480" w:type="dxa"/>
+            <w:tcBorders>
+              <w:top w:val="single" w:sz="6" w:space="0" w:color="auto"/>
+              <w:left w:val="nil"/>
+              <w:bottom w:val="single" w:sz="6" w:space="0" w:color="auto"/>
+              <w:right w:val="single" w:sz="6" w:space="0" w:color="auto"/>
+            </w:tcBorders>
+            <w:shd w:val="clear" w:color="auto" w:fill="auto"/>
+            <w:hideMark/>
+          </w:tcPr>
+          <w:p>
+            <w:pPr>
+              <w:spacing w:after="0" w:line="240" w:lineRule="auto"/>
+              <w:jc w:val="both"/>
+              <w:textAlignment w:val="baseline"/>
+              <w:rPr>
+                <w:rFonts w:ascii="Times New Roman" w:eastAsia="Times New Roman" w:hAnsi="Times New Roman" w:cs="Times New Roman"/>
+                <w:sz w:val="24"/>
+                <w:szCs w:val="24"/>
+              </w:rPr>
+            </w:pPr>
+            <w:r>
+              <w:rPr>
+                <w:rFonts w:ascii="Times New Roman" w:eastAsia="Times New Roman" w:hAnsi="Times New Roman" w:cs="Times New Roman"/>
+                <w:sz w:val="24"/>
+                <w:szCs w:val="24"/>
+              </w:rPr>
+              <w:t>RF</w:t>
+            </w:r>
+            <w:r>
+              <w:rPr>
+                <w:rFonts w:ascii="Times New Roman" w:eastAsia="Times New Roman" w:hAnsi="Times New Roman" w:cs="Times New Roman"/>
+                <w:sz w:val="24"/>
+                <w:szCs w:val="24"/>
+              </w:rPr>
+              <w:t xml:space="preserve">C10: </w:t>
+            </w:r>
+            <w:r>
+              <w:rPr>
+                <w:rFonts w:ascii="Times New Roman" w:eastAsia="Times New Roman" w:hAnsi="Times New Roman" w:cs="Times New Roman"/>
+                <w:sz w:val="24"/>
+                <w:szCs w:val="24"/>
+              </w:rPr>
+              <w:t>C</w:t>
+            </w:r>
+            <w:r>
+              <w:rPr>
+                <w:rFonts w:ascii="Times New Roman" w:eastAsia="Times New Roman" w:hAnsi="Times New Roman" w:cs="Times New Roman"/>
+                <w:sz w:val="24"/>
+                <w:szCs w:val="24"/>
+              </w:rPr>
+              <w:t xml:space="preserve">onsultar la prestación de servicios en </w:t>
+            </w:r>
+            <w:proofErr w:type="spellStart"/>
+            <w:r>
+              <w:rPr>
+                <w:rFonts w:ascii="Times New Roman" w:eastAsia="Times New Roman" w:hAnsi="Times New Roman" w:cs="Times New Roman"/>
+                <w:sz w:val="24"/>
+                <w:szCs w:val="24"/>
+              </w:rPr>
+              <w:t>EPSAndes</w:t>
+            </w:r>
+            <w:proofErr w:type="spellEnd"/>
+            <w:r>
+              <w:rPr>
+                <w:rFonts w:ascii="Times New Roman" w:eastAsia="Times New Roman" w:hAnsi="Times New Roman" w:cs="Times New Roman"/>
+                <w:sz w:val="24"/>
+                <w:szCs w:val="24"/>
+              </w:rPr>
+              <w:t xml:space="preserve"> </w:t>
+            </w:r>
+            <w:r>
+              <w:rPr>
+                <w:rFonts w:ascii="Times New Roman" w:eastAsia="Times New Roman" w:hAnsi="Times New Roman" w:cs="Times New Roman"/>
+                <w:sz w:val="24"/>
+                <w:szCs w:val="24"/>
+              </w:rPr>
+              <w:t>(2)</w:t>
+            </w:r>
+          </w:p>
+        </w:tc>
+      </w:tr>
+      <w:tr>
+        <w:tc>
+          <w:tcPr>
+            <w:tcW w:w="2295" w:type="dxa"/>
+            <w:tcBorders>
+              <w:top w:val="nil"/>
+              <w:left w:val="single" w:sz="6" w:space="0" w:color="auto"/>
+              <w:bottom w:val="single" w:sz="6" w:space="0" w:color="auto"/>
+              <w:right w:val="single" w:sz="6" w:space="0" w:color="auto"/>
+            </w:tcBorders>
+            <w:shd w:val="clear" w:color="auto" w:fill="F3F3F3"/>
+            <w:vAlign w:val="center"/>
+            <w:hideMark/>
+          </w:tcPr>
+          <w:p>
+            <w:pPr>
+              <w:spacing w:after="0" w:line="240" w:lineRule="auto"/>
+              <w:jc w:val="both"/>
+              <w:textAlignment w:val="baseline"/>
+              <w:rPr>
+                <w:rFonts w:ascii="Times New Roman" w:eastAsia="Times New Roman" w:hAnsi="Times New Roman" w:cs="Times New Roman"/>
+                <w:sz w:val="24"/>
+                <w:szCs w:val="24"/>
+                <w:lang w:eastAsia="es-ES"/>
+              </w:rPr>
+            </w:pPr>
+            <w:r>
+              <w:rPr>
+                <w:rFonts w:ascii="Times New Roman" w:eastAsia="Times New Roman" w:hAnsi="Times New Roman" w:cs="Times New Roman"/>
+                <w:b/>
+                <w:bCs/>
+                <w:sz w:val="24"/>
+                <w:szCs w:val="24"/>
+                <w:lang w:eastAsia="es-ES"/>
+              </w:rPr>
+              <w:t>Resumen</w:t>
+            </w:r>
+            <w:r>
+              <w:rPr>
+                <w:rFonts w:ascii="Times New Roman" w:eastAsia="Times New Roman" w:hAnsi="Times New Roman" w:cs="Times New Roman"/>
+                <w:sz w:val="24"/>
+                <w:szCs w:val="24"/>
+                <w:lang w:eastAsia="es-ES"/>
+              </w:rPr>
+              <w:t> </w:t>
+            </w:r>
+          </w:p>
+        </w:tc>
+        <w:tc>
+          <w:tcPr>
+            <w:tcW w:w="6480" w:type="dxa"/>
+            <w:tcBorders>
+              <w:top w:val="nil"/>
+              <w:left w:val="nil"/>
+              <w:bottom w:val="single" w:sz="6" w:space="0" w:color="auto"/>
+              <w:right w:val="single" w:sz="6" w:space="0" w:color="auto"/>
+            </w:tcBorders>
+            <w:shd w:val="clear" w:color="auto" w:fill="auto"/>
+            <w:hideMark/>
+          </w:tcPr>
+          <w:p>
+            <w:pPr>
+              <w:spacing w:after="0" w:line="240" w:lineRule="auto"/>
+              <w:jc w:val="both"/>
+              <w:textAlignment w:val="baseline"/>
+              <w:rPr>
+                <w:rFonts w:ascii="Times New Roman" w:eastAsia="Times New Roman" w:hAnsi="Times New Roman" w:cs="Times New Roman"/>
+                <w:sz w:val="24"/>
+                <w:szCs w:val="24"/>
+              </w:rPr>
+            </w:pPr>
+            <w:r>
+              <w:rPr>
+                <w:rFonts w:ascii="Times New Roman" w:eastAsia="Times New Roman" w:hAnsi="Times New Roman" w:cs="Times New Roman"/>
+                <w:sz w:val="24"/>
+                <w:szCs w:val="24"/>
+              </w:rPr>
+              <w:t>Se muestra información sobre los afiliados y el uso que han hecho de los servicios de salud disponibles</w:t>
+            </w:r>
+          </w:p>
+        </w:tc>
+      </w:tr>
+      <w:tr>
+        <w:tc>
+          <w:tcPr>
+            <w:tcW w:w="2295" w:type="dxa"/>
+            <w:tcBorders>
+              <w:top w:val="nil"/>
+              <w:left w:val="single" w:sz="6" w:space="0" w:color="auto"/>
+              <w:bottom w:val="single" w:sz="6" w:space="0" w:color="auto"/>
+              <w:right w:val="single" w:sz="6" w:space="0" w:color="auto"/>
+            </w:tcBorders>
+            <w:shd w:val="clear" w:color="auto" w:fill="F3F3F3"/>
+            <w:vAlign w:val="center"/>
+          </w:tcPr>
+          <w:p>
+            <w:pPr>
+              <w:spacing w:after="0" w:line="240" w:lineRule="auto"/>
+              <w:jc w:val="both"/>
+              <w:textAlignment w:val="baseline"/>
+              <w:rPr>
+                <w:rFonts w:ascii="Times New Roman" w:eastAsia="Times New Roman" w:hAnsi="Times New Roman" w:cs="Times New Roman"/>
+                <w:b/>
+                <w:bCs/>
+                <w:sz w:val="24"/>
+                <w:szCs w:val="24"/>
+                <w:lang w:eastAsia="es-ES"/>
+              </w:rPr>
+            </w:pPr>
+            <w:r>
+              <w:rPr>
+                <w:rFonts w:ascii="Times New Roman" w:eastAsia="Times New Roman" w:hAnsi="Times New Roman" w:cs="Times New Roman"/>
+                <w:b/>
+                <w:bCs/>
+                <w:sz w:val="24"/>
+                <w:szCs w:val="24"/>
+                <w:lang w:eastAsia="es-ES"/>
+              </w:rPr>
+              <w:t>Usuario</w:t>
+            </w:r>
+          </w:p>
+        </w:tc>
+        <w:tc>
+          <w:tcPr>
+            <w:tcW w:w="6480" w:type="dxa"/>
+            <w:tcBorders>
+              <w:top w:val="nil"/>
+              <w:left w:val="nil"/>
+              <w:bottom w:val="single" w:sz="6" w:space="0" w:color="auto"/>
+              <w:right w:val="single" w:sz="6" w:space="0" w:color="auto"/>
+            </w:tcBorders>
+            <w:shd w:val="clear" w:color="auto" w:fill="auto"/>
+          </w:tcPr>
+          <w:p>
+            <w:pPr>
+              <w:spacing w:after="0" w:line="240" w:lineRule="auto"/>
+              <w:jc w:val="both"/>
+              <w:textAlignment w:val="baseline"/>
+              <w:rPr>
+                <w:rFonts w:ascii="Times New Roman" w:eastAsia="Times New Roman" w:hAnsi="Times New Roman" w:cs="Times New Roman"/>
+                <w:sz w:val="24"/>
+                <w:szCs w:val="24"/>
+              </w:rPr>
+            </w:pPr>
+            <w:r>
+              <w:rPr>
+                <w:rFonts w:ascii="Times New Roman" w:eastAsia="Times New Roman" w:hAnsi="Times New Roman" w:cs="Times New Roman"/>
+                <w:sz w:val="24"/>
+                <w:szCs w:val="24"/>
+              </w:rPr>
+              <w:t>Gerente</w:t>
+            </w:r>
+            <w:r>
+              <w:rPr>
+                <w:rFonts w:ascii="Times New Roman" w:eastAsia="Times New Roman" w:hAnsi="Times New Roman" w:cs="Times New Roman"/>
+                <w:sz w:val="24"/>
+                <w:szCs w:val="24"/>
+              </w:rPr>
+              <w:t>, Organizador</w:t>
+            </w:r>
+          </w:p>
+        </w:tc>
+      </w:tr>
+      <w:tr>
+        <w:trPr>
+          <w:trHeight w:val="315"/>
+        </w:trPr>
+        <w:tc>
+          <w:tcPr>
+            <w:tcW w:w="8775" w:type="dxa"/>
+            <w:gridSpan w:val="2"/>
+            <w:tcBorders>
+              <w:top w:val="nil"/>
+              <w:left w:val="single" w:sz="6" w:space="0" w:color="auto"/>
+              <w:bottom w:val="single" w:sz="6" w:space="0" w:color="auto"/>
+              <w:right w:val="single" w:sz="6" w:space="0" w:color="auto"/>
+            </w:tcBorders>
+            <w:shd w:val="clear" w:color="auto" w:fill="666699"/>
+            <w:vAlign w:val="center"/>
+            <w:hideMark/>
+          </w:tcPr>
+          <w:p>
+            <w:pPr>
+              <w:spacing w:after="0" w:line="240" w:lineRule="auto"/>
+              <w:jc w:val="both"/>
+              <w:textAlignment w:val="baseline"/>
+              <w:rPr>
+                <w:rFonts w:ascii="Times New Roman" w:eastAsia="Times New Roman" w:hAnsi="Times New Roman" w:cs="Times New Roman"/>
+                <w:sz w:val="24"/>
+                <w:szCs w:val="24"/>
+                <w:lang w:eastAsia="es-ES"/>
+              </w:rPr>
+            </w:pPr>
+            <w:r>
+              <w:rPr>
+                <w:rFonts w:ascii="Times New Roman" w:eastAsia="Times New Roman" w:hAnsi="Times New Roman" w:cs="Times New Roman"/>
+                <w:b/>
+                <w:bCs/>
+                <w:color w:val="DDDDDD"/>
+                <w:sz w:val="24"/>
+                <w:szCs w:val="24"/>
+                <w:lang w:eastAsia="es-ES"/>
+              </w:rPr>
+              <w:t>Entradas</w:t>
+            </w:r>
+            <w:r>
+              <w:rPr>
+                <w:rFonts w:ascii="Times New Roman" w:eastAsia="Times New Roman" w:hAnsi="Times New Roman" w:cs="Times New Roman"/>
+                <w:sz w:val="24"/>
+                <w:szCs w:val="24"/>
+                <w:lang w:eastAsia="es-ES"/>
+              </w:rPr>
+              <w:t> </w:t>
+            </w:r>
+          </w:p>
+        </w:tc>
+      </w:tr>
+      <w:tr>
+        <w:tc>
+          <w:tcPr>
+            <w:tcW w:w="8775" w:type="dxa"/>
+            <w:gridSpan w:val="2"/>
+            <w:tcBorders>
+              <w:top w:val="nil"/>
+              <w:left w:val="single" w:sz="6" w:space="0" w:color="auto"/>
+              <w:bottom w:val="single" w:sz="6" w:space="0" w:color="auto"/>
+              <w:right w:val="single" w:sz="6" w:space="0" w:color="auto"/>
+            </w:tcBorders>
+            <w:shd w:val="clear" w:color="auto" w:fill="auto"/>
+            <w:hideMark/>
+          </w:tcPr>
+          <w:p>
+            <w:pPr>
+              <w:spacing w:after="0" w:line="240" w:lineRule="auto"/>
+              <w:jc w:val="both"/>
+              <w:textAlignment w:val="baseline"/>
+              <w:rPr>
+                <w:rFonts w:ascii="Times New Roman" w:eastAsia="Times New Roman" w:hAnsi="Times New Roman" w:cs="Times New Roman"/>
+                <w:sz w:val="24"/>
+                <w:szCs w:val="24"/>
+              </w:rPr>
+            </w:pPr>
+          </w:p>
+        </w:tc>
+      </w:tr>
+      <w:tr>
+        <w:tc>
+          <w:tcPr>
+            <w:tcW w:w="8775" w:type="dxa"/>
+            <w:gridSpan w:val="2"/>
+            <w:tcBorders>
+              <w:top w:val="nil"/>
+              <w:left w:val="single" w:sz="6" w:space="0" w:color="auto"/>
+              <w:bottom w:val="single" w:sz="6" w:space="0" w:color="auto"/>
+              <w:right w:val="single" w:sz="6" w:space="0" w:color="auto"/>
+            </w:tcBorders>
+            <w:shd w:val="clear" w:color="auto" w:fill="auto"/>
+            <w:hideMark/>
+          </w:tcPr>
+          <w:p>
+            <w:pPr>
+              <w:spacing w:after="0" w:line="240" w:lineRule="auto"/>
+              <w:jc w:val="both"/>
+              <w:textAlignment w:val="baseline"/>
+              <w:rPr>
+                <w:rFonts w:ascii="Times New Roman" w:eastAsia="Times New Roman" w:hAnsi="Times New Roman" w:cs="Times New Roman"/>
+                <w:sz w:val="24"/>
+                <w:szCs w:val="24"/>
+              </w:rPr>
+            </w:pPr>
+            <w:r>
+              <w:rPr>
+                <w:rFonts w:ascii="Times New Roman" w:eastAsia="Times New Roman" w:hAnsi="Times New Roman" w:cs="Times New Roman"/>
+                <w:sz w:val="24"/>
+                <w:szCs w:val="24"/>
+              </w:rPr>
+              <w:t>Criterio de consulta</w:t>
+            </w:r>
+          </w:p>
+        </w:tc>
+      </w:tr>
+      <w:tr>
+        <w:trPr>
+          <w:trHeight w:val="315"/>
+        </w:trPr>
+        <w:tc>
+          <w:tcPr>
+            <w:tcW w:w="8775" w:type="dxa"/>
+            <w:gridSpan w:val="2"/>
+            <w:tcBorders>
+              <w:top w:val="nil"/>
+              <w:left w:val="single" w:sz="6" w:space="0" w:color="auto"/>
+              <w:bottom w:val="single" w:sz="6" w:space="0" w:color="auto"/>
+              <w:right w:val="single" w:sz="6" w:space="0" w:color="auto"/>
+            </w:tcBorders>
+            <w:shd w:val="clear" w:color="auto" w:fill="666699"/>
+            <w:vAlign w:val="center"/>
+            <w:hideMark/>
+          </w:tcPr>
+          <w:p>
+            <w:pPr>
+              <w:spacing w:after="0" w:line="240" w:lineRule="auto"/>
+              <w:jc w:val="both"/>
+              <w:textAlignment w:val="baseline"/>
+              <w:rPr>
+                <w:rFonts w:ascii="Times New Roman" w:eastAsia="Times New Roman" w:hAnsi="Times New Roman" w:cs="Times New Roman"/>
+                <w:sz w:val="24"/>
+                <w:szCs w:val="24"/>
+                <w:lang w:eastAsia="es-ES"/>
+              </w:rPr>
+            </w:pPr>
+            <w:r>
+              <w:rPr>
+                <w:rFonts w:ascii="Times New Roman" w:eastAsia="Times New Roman" w:hAnsi="Times New Roman" w:cs="Times New Roman"/>
+                <w:b/>
+                <w:bCs/>
+                <w:color w:val="DDDDDD"/>
+                <w:sz w:val="24"/>
+                <w:szCs w:val="24"/>
+                <w:lang w:eastAsia="es-ES"/>
+              </w:rPr>
+              <w:t>Resultados</w:t>
+            </w:r>
+            <w:r>
+              <w:rPr>
+                <w:rFonts w:ascii="Times New Roman" w:eastAsia="Times New Roman" w:hAnsi="Times New Roman" w:cs="Times New Roman"/>
+                <w:sz w:val="24"/>
+                <w:szCs w:val="24"/>
+                <w:lang w:eastAsia="es-ES"/>
+              </w:rPr>
+              <w:t> </w:t>
+            </w:r>
+          </w:p>
+        </w:tc>
+      </w:tr>
+      <w:tr>
+        <w:trPr>
+          <w:trHeight w:val="306"/>
+        </w:trPr>
+        <w:tc>
+          <w:tcPr>
+            <w:tcW w:w="8775" w:type="dxa"/>
+            <w:gridSpan w:val="2"/>
+            <w:tcBorders>
+              <w:top w:val="nil"/>
+              <w:left w:val="single" w:sz="6" w:space="0" w:color="auto"/>
+              <w:bottom w:val="nil"/>
+              <w:right w:val="single" w:sz="6" w:space="0" w:color="auto"/>
+            </w:tcBorders>
+            <w:shd w:val="clear" w:color="auto" w:fill="auto"/>
+            <w:hideMark/>
+          </w:tcPr>
+          <w:p>
+            <w:pPr>
+              <w:spacing w:after="0" w:line="240" w:lineRule="auto"/>
+              <w:jc w:val="both"/>
+              <w:textAlignment w:val="baseline"/>
+              <w:rPr>
+                <w:rFonts w:ascii="Times New Roman" w:eastAsia="Times New Roman" w:hAnsi="Times New Roman" w:cs="Times New Roman"/>
+                <w:sz w:val="24"/>
+                <w:szCs w:val="24"/>
+                <w:lang w:eastAsia="es-ES"/>
+              </w:rPr>
+            </w:pPr>
+            <w:r>
+              <w:rPr>
+                <w:rFonts w:ascii="Times New Roman" w:eastAsia="Times New Roman" w:hAnsi="Times New Roman" w:cs="Times New Roman"/>
+                <w:sz w:val="24"/>
+                <w:szCs w:val="24"/>
+              </w:rPr>
+              <w:t>Se</w:t>
+            </w:r>
+            <w:r>
+              <w:rPr>
+                <w:rFonts w:ascii="Times New Roman" w:eastAsia="Times New Roman" w:hAnsi="Times New Roman" w:cs="Times New Roman"/>
+                <w:sz w:val="24"/>
+                <w:szCs w:val="24"/>
+              </w:rPr>
+              <w:t>gún el criterio de consulta</w:t>
+            </w:r>
+            <w:r>
+              <w:rPr>
+                <w:rFonts w:ascii="Times New Roman" w:eastAsia="Times New Roman" w:hAnsi="Times New Roman" w:cs="Times New Roman"/>
+                <w:sz w:val="24"/>
+                <w:szCs w:val="24"/>
+              </w:rPr>
+              <w:t>, se muestran los servicios no usados, los afiliados inactivos o las IPS que no prestan servicios según los filtros escogidos por el usuario</w:t>
+            </w:r>
+          </w:p>
+        </w:tc>
+      </w:tr>
+      <w:tr>
+        <w:tc>
+          <w:tcPr>
+            <w:tcW w:w="8775" w:type="dxa"/>
+            <w:gridSpan w:val="2"/>
+            <w:tcBorders>
+              <w:top w:val="nil"/>
+              <w:left w:val="single" w:sz="6" w:space="0" w:color="auto"/>
+              <w:bottom w:val="single" w:sz="6" w:space="0" w:color="auto"/>
+              <w:right w:val="single" w:sz="6" w:space="0" w:color="auto"/>
+            </w:tcBorders>
+            <w:shd w:val="clear" w:color="auto" w:fill="666699"/>
+          </w:tcPr>
+          <w:p>
+            <w:pPr>
+              <w:spacing w:after="0" w:line="240" w:lineRule="auto"/>
+              <w:jc w:val="both"/>
+              <w:textAlignment w:val="baseline"/>
+              <w:rPr>
+                <w:rFonts w:ascii="Times New Roman" w:eastAsia="Times New Roman" w:hAnsi="Times New Roman" w:cs="Times New Roman"/>
+                <w:sz w:val="24"/>
+                <w:szCs w:val="24"/>
+              </w:rPr>
+            </w:pPr>
+            <w:r>
+              <w:rPr>
+                <w:rFonts w:ascii="Times New Roman" w:eastAsia="Times New Roman" w:hAnsi="Times New Roman" w:cs="Times New Roman"/>
+                <w:b/>
+                <w:bCs/>
+                <w:color w:val="DDDDDD"/>
+                <w:sz w:val="24"/>
+                <w:szCs w:val="24"/>
+                <w:lang w:eastAsia="es-ES"/>
+              </w:rPr>
+              <w:t>RNF asocia</w:t>
+            </w:r>
+            <w:r>
+              <w:rPr>
+                <w:rFonts w:ascii="Times New Roman" w:eastAsia="Times New Roman" w:hAnsi="Times New Roman" w:cs="Times New Roman"/>
+                <w:b/>
+                <w:bCs/>
+                <w:color w:val="DDDDDD"/>
+                <w:sz w:val="24"/>
+                <w:szCs w:val="24"/>
+                <w:shd w:val="clear" w:color="auto" w:fill="666699"/>
+                <w:lang w:eastAsia="es-ES"/>
+              </w:rPr>
+              <w:t>dos</w:t>
+            </w:r>
+            <w:r>
+              <w:rPr>
+                <w:rFonts w:ascii="Times New Roman" w:eastAsia="Times New Roman" w:hAnsi="Times New Roman" w:cs="Times New Roman"/>
+                <w:sz w:val="24"/>
+                <w:szCs w:val="24"/>
+                <w:shd w:val="clear" w:color="auto" w:fill="666699"/>
+              </w:rPr>
+              <w:t> </w:t>
+            </w:r>
+          </w:p>
+        </w:tc>
+      </w:tr>
+      <w:tr>
+        <w:tc>
+          <w:tcPr>
+            <w:tcW w:w="8775" w:type="dxa"/>
+            <w:gridSpan w:val="2"/>
+            <w:tcBorders>
+              <w:top w:val="nil"/>
+              <w:left w:val="single" w:sz="6" w:space="0" w:color="auto"/>
+              <w:bottom w:val="single" w:sz="6" w:space="0" w:color="auto"/>
+              <w:right w:val="single" w:sz="6" w:space="0" w:color="auto"/>
+            </w:tcBorders>
+            <w:shd w:val="clear" w:color="auto" w:fill="auto"/>
+          </w:tcPr>
+          <w:p>
+            <w:pPr>
+              <w:spacing w:after="0" w:line="240" w:lineRule="auto"/>
+              <w:jc w:val="both"/>
+              <w:textAlignment w:val="baseline"/>
+              <w:rPr>
+                <w:rFonts w:ascii="Times New Roman" w:eastAsia="Times New Roman" w:hAnsi="Times New Roman" w:cs="Times New Roman"/>
+                <w:sz w:val="24"/>
+                <w:szCs w:val="24"/>
+              </w:rPr>
+            </w:pPr>
+            <w:r>
+              <w:rPr>
+                <w:rFonts w:ascii="Times New Roman" w:eastAsia="Times New Roman" w:hAnsi="Times New Roman" w:cs="Times New Roman"/>
+                <w:sz w:val="24"/>
+                <w:szCs w:val="24"/>
+              </w:rPr>
+              <w:t>Concurrencia</w:t>
+            </w:r>
+          </w:p>
+        </w:tc>
+      </w:tr>
+      <w:tr>
+        <w:tc>
+          <w:tcPr>
+            <w:tcW w:w="8775" w:type="dxa"/>
+            <w:gridSpan w:val="2"/>
+            <w:tcBorders>
+              <w:top w:val="nil"/>
+              <w:left w:val="single" w:sz="6" w:space="0" w:color="auto"/>
+              <w:bottom w:val="single" w:sz="6" w:space="0" w:color="auto"/>
+              <w:right w:val="single" w:sz="6" w:space="0" w:color="auto"/>
+            </w:tcBorders>
+            <w:shd w:val="clear" w:color="auto" w:fill="auto"/>
+          </w:tcPr>
+          <w:p>
+            <w:pPr>
+              <w:spacing w:after="0" w:line="240" w:lineRule="auto"/>
+              <w:jc w:val="both"/>
+              <w:textAlignment w:val="baseline"/>
+              <w:rPr>
+                <w:rFonts w:ascii="Times New Roman" w:eastAsia="Times New Roman" w:hAnsi="Times New Roman" w:cs="Times New Roman"/>
+                <w:sz w:val="24"/>
+                <w:szCs w:val="24"/>
+              </w:rPr>
+            </w:pPr>
+            <w:r>
+              <w:rPr>
+                <w:rFonts w:ascii="Times New Roman" w:eastAsia="Times New Roman" w:hAnsi="Times New Roman" w:cs="Times New Roman"/>
+                <w:sz w:val="24"/>
+                <w:szCs w:val="24"/>
+              </w:rPr>
+              <w:t>Eficiencia</w:t>
+            </w:r>
+            <w:r>
+              <w:rPr>
+                <w:rFonts w:ascii="Times New Roman" w:eastAsia="Times New Roman" w:hAnsi="Times New Roman" w:cs="Times New Roman"/>
+                <w:sz w:val="24"/>
+                <w:szCs w:val="24"/>
+              </w:rPr>
+              <w:br/>
+              <w:t>Privacidad</w:t>
+            </w:r>
+          </w:p>
+        </w:tc>
+      </w:tr>
+    </w:tbl>
+    <w:p>
+      <w:pPr>
+        <w:spacing w:before="40" w:after="120"/>
+        <w:jc w:val="both"/>
+        <w:rPr>
+          <w:rFonts w:ascii="Times New Roman" w:eastAsia="Times New Roman" w:hAnsi="Times New Roman" w:cs="Times New Roman"/>
+          <w:b/>
+          <w:bCs/>
+          <w:sz w:val="28"/>
+          <w:szCs w:val="28"/>
+        </w:rPr>
+      </w:pPr>
+    </w:p>
+    <w:tbl>
+      <w:tblPr>
+        <w:tblW w:w="8775" w:type="dxa"/>
+        <w:tblBorders>
+          <w:top w:val="outset" w:sz="6" w:space="0" w:color="auto"/>
+          <w:left w:val="outset" w:sz="6" w:space="0" w:color="auto"/>
+          <w:bottom w:val="outset" w:sz="6" w:space="0" w:color="auto"/>
+          <w:right w:val="outset" w:sz="6" w:space="0" w:color="auto"/>
+        </w:tblBorders>
+        <w:tblCellMar>
+          <w:left w:w="0" w:type="dxa"/>
+          <w:right w:w="0" w:type="dxa"/>
+        </w:tblCellMar>
+        <w:tblLook w:val="04A0" w:firstRow="1" w:lastRow="0" w:firstColumn="1" w:lastColumn="0" w:noHBand="0" w:noVBand="1"/>
+      </w:tblPr>
+      <w:tblGrid>
+        <w:gridCol w:w="2295"/>
+        <w:gridCol w:w="6480"/>
+      </w:tblGrid>
+      <w:tr>
+        <w:tc>
+          <w:tcPr>
+            <w:tcW w:w="2295" w:type="dxa"/>
+            <w:tcBorders>
+              <w:top w:val="single" w:sz="6" w:space="0" w:color="auto"/>
+              <w:left w:val="single" w:sz="6" w:space="0" w:color="auto"/>
+              <w:bottom w:val="single" w:sz="6" w:space="0" w:color="auto"/>
+              <w:right w:val="single" w:sz="6" w:space="0" w:color="auto"/>
+            </w:tcBorders>
+            <w:shd w:val="clear" w:color="auto" w:fill="F3F3F3"/>
+            <w:vAlign w:val="center"/>
+            <w:hideMark/>
+          </w:tcPr>
+          <w:p>
+            <w:pPr>
+              <w:spacing w:after="0" w:line="240" w:lineRule="auto"/>
+              <w:jc w:val="both"/>
+              <w:textAlignment w:val="baseline"/>
+              <w:rPr>
+                <w:rFonts w:ascii="Times New Roman" w:eastAsia="Times New Roman" w:hAnsi="Times New Roman" w:cs="Times New Roman"/>
+                <w:sz w:val="24"/>
+                <w:szCs w:val="24"/>
+                <w:lang w:eastAsia="es-ES"/>
+              </w:rPr>
+            </w:pPr>
+            <w:r>
+              <w:rPr>
+                <w:rFonts w:ascii="Times New Roman" w:eastAsia="Times New Roman" w:hAnsi="Times New Roman" w:cs="Times New Roman"/>
+                <w:b/>
+                <w:bCs/>
+                <w:sz w:val="24"/>
+                <w:szCs w:val="24"/>
+                <w:lang w:eastAsia="es-ES"/>
+              </w:rPr>
+              <w:t>Nombre</w:t>
+            </w:r>
+            <w:r>
+              <w:rPr>
+                <w:rFonts w:ascii="Times New Roman" w:eastAsia="Times New Roman" w:hAnsi="Times New Roman" w:cs="Times New Roman"/>
+                <w:sz w:val="24"/>
+                <w:szCs w:val="24"/>
+                <w:lang w:eastAsia="es-ES"/>
+              </w:rPr>
+              <w:t> </w:t>
+            </w:r>
+          </w:p>
+        </w:tc>
+        <w:tc>
+          <w:tcPr>
+            <w:tcW w:w="6480" w:type="dxa"/>
+            <w:tcBorders>
+              <w:top w:val="single" w:sz="6" w:space="0" w:color="auto"/>
+              <w:left w:val="nil"/>
+              <w:bottom w:val="single" w:sz="6" w:space="0" w:color="auto"/>
+              <w:right w:val="single" w:sz="6" w:space="0" w:color="auto"/>
+            </w:tcBorders>
+            <w:shd w:val="clear" w:color="auto" w:fill="auto"/>
+            <w:hideMark/>
+          </w:tcPr>
+          <w:p>
+            <w:pPr>
+              <w:spacing w:after="0" w:line="240" w:lineRule="auto"/>
+              <w:jc w:val="both"/>
+              <w:textAlignment w:val="baseline"/>
+              <w:rPr>
+                <w:rFonts w:ascii="Times New Roman" w:eastAsia="Times New Roman" w:hAnsi="Times New Roman" w:cs="Times New Roman"/>
+                <w:sz w:val="24"/>
+                <w:szCs w:val="24"/>
+              </w:rPr>
+            </w:pPr>
+            <w:r>
+              <w:rPr>
+                <w:rFonts w:ascii="Times New Roman" w:eastAsia="Times New Roman" w:hAnsi="Times New Roman" w:cs="Times New Roman"/>
+                <w:sz w:val="24"/>
+                <w:szCs w:val="24"/>
+              </w:rPr>
+              <w:t>RF</w:t>
+            </w:r>
+            <w:r>
+              <w:rPr>
+                <w:rFonts w:ascii="Times New Roman" w:eastAsia="Times New Roman" w:hAnsi="Times New Roman" w:cs="Times New Roman"/>
+                <w:sz w:val="24"/>
+                <w:szCs w:val="24"/>
+              </w:rPr>
+              <w:t xml:space="preserve">C11: </w:t>
+            </w:r>
+            <w:r>
+              <w:rPr>
+                <w:rFonts w:ascii="Times New Roman" w:eastAsia="Times New Roman" w:hAnsi="Times New Roman" w:cs="Times New Roman"/>
+                <w:sz w:val="24"/>
+                <w:szCs w:val="24"/>
+              </w:rPr>
+              <w:t>C</w:t>
+            </w:r>
+            <w:r>
+              <w:rPr>
+                <w:rFonts w:ascii="Times New Roman" w:eastAsia="Times New Roman" w:hAnsi="Times New Roman" w:cs="Times New Roman"/>
+                <w:sz w:val="24"/>
+                <w:szCs w:val="24"/>
+              </w:rPr>
+              <w:t>onsultar funcionamiento</w:t>
+            </w:r>
+          </w:p>
+        </w:tc>
+      </w:tr>
+      <w:tr>
+        <w:tc>
+          <w:tcPr>
+            <w:tcW w:w="2295" w:type="dxa"/>
+            <w:tcBorders>
+              <w:top w:val="nil"/>
+              <w:left w:val="single" w:sz="6" w:space="0" w:color="auto"/>
+              <w:bottom w:val="single" w:sz="6" w:space="0" w:color="auto"/>
+              <w:right w:val="single" w:sz="6" w:space="0" w:color="auto"/>
+            </w:tcBorders>
+            <w:shd w:val="clear" w:color="auto" w:fill="F3F3F3"/>
+            <w:vAlign w:val="center"/>
+            <w:hideMark/>
+          </w:tcPr>
+          <w:p>
+            <w:pPr>
+              <w:spacing w:after="0" w:line="240" w:lineRule="auto"/>
+              <w:jc w:val="both"/>
+              <w:textAlignment w:val="baseline"/>
+              <w:rPr>
+                <w:rFonts w:ascii="Times New Roman" w:eastAsia="Times New Roman" w:hAnsi="Times New Roman" w:cs="Times New Roman"/>
+                <w:sz w:val="24"/>
+                <w:szCs w:val="24"/>
+                <w:lang w:eastAsia="es-ES"/>
+              </w:rPr>
+            </w:pPr>
+            <w:r>
+              <w:rPr>
+                <w:rFonts w:ascii="Times New Roman" w:eastAsia="Times New Roman" w:hAnsi="Times New Roman" w:cs="Times New Roman"/>
+                <w:b/>
+                <w:bCs/>
+                <w:sz w:val="24"/>
+                <w:szCs w:val="24"/>
+                <w:lang w:eastAsia="es-ES"/>
+              </w:rPr>
+              <w:t>Resumen</w:t>
+            </w:r>
+            <w:r>
+              <w:rPr>
+                <w:rFonts w:ascii="Times New Roman" w:eastAsia="Times New Roman" w:hAnsi="Times New Roman" w:cs="Times New Roman"/>
+                <w:sz w:val="24"/>
+                <w:szCs w:val="24"/>
+                <w:lang w:eastAsia="es-ES"/>
+              </w:rPr>
+              <w:t> </w:t>
+            </w:r>
+          </w:p>
+        </w:tc>
+        <w:tc>
+          <w:tcPr>
+            <w:tcW w:w="6480" w:type="dxa"/>
+            <w:tcBorders>
+              <w:top w:val="nil"/>
+              <w:left w:val="nil"/>
+              <w:bottom w:val="single" w:sz="6" w:space="0" w:color="auto"/>
+              <w:right w:val="single" w:sz="6" w:space="0" w:color="auto"/>
+            </w:tcBorders>
+            <w:shd w:val="clear" w:color="auto" w:fill="auto"/>
+            <w:hideMark/>
+          </w:tcPr>
+          <w:p>
+            <w:pPr>
+              <w:spacing w:after="0" w:line="240" w:lineRule="auto"/>
+              <w:jc w:val="both"/>
+              <w:textAlignment w:val="baseline"/>
+              <w:rPr>
+                <w:rFonts w:ascii="Times New Roman" w:eastAsia="Times New Roman" w:hAnsi="Times New Roman" w:cs="Times New Roman"/>
+                <w:sz w:val="24"/>
+                <w:szCs w:val="24"/>
+              </w:rPr>
+            </w:pPr>
+            <w:r>
+              <w:rPr>
+                <w:rFonts w:ascii="Times New Roman" w:eastAsia="Times New Roman" w:hAnsi="Times New Roman" w:cs="Times New Roman"/>
+                <w:sz w:val="24"/>
+                <w:szCs w:val="24"/>
+              </w:rPr>
+              <w:t>Muestra las estadísticas semanales de servicios, IPS, afiliados</w:t>
+            </w:r>
+          </w:p>
+        </w:tc>
+      </w:tr>
+      <w:tr>
+        <w:tc>
+          <w:tcPr>
+            <w:tcW w:w="2295" w:type="dxa"/>
+            <w:tcBorders>
+              <w:top w:val="nil"/>
+              <w:left w:val="single" w:sz="6" w:space="0" w:color="auto"/>
+              <w:bottom w:val="single" w:sz="6" w:space="0" w:color="auto"/>
+              <w:right w:val="single" w:sz="6" w:space="0" w:color="auto"/>
+            </w:tcBorders>
+            <w:shd w:val="clear" w:color="auto" w:fill="F3F3F3"/>
+            <w:vAlign w:val="center"/>
+          </w:tcPr>
+          <w:p>
+            <w:pPr>
+              <w:spacing w:after="0" w:line="240" w:lineRule="auto"/>
+              <w:jc w:val="both"/>
+              <w:textAlignment w:val="baseline"/>
+              <w:rPr>
+                <w:rFonts w:ascii="Times New Roman" w:eastAsia="Times New Roman" w:hAnsi="Times New Roman" w:cs="Times New Roman"/>
+                <w:b/>
+                <w:bCs/>
+                <w:sz w:val="24"/>
+                <w:szCs w:val="24"/>
+                <w:lang w:eastAsia="es-ES"/>
+              </w:rPr>
+            </w:pPr>
+            <w:r>
+              <w:rPr>
+                <w:rFonts w:ascii="Times New Roman" w:eastAsia="Times New Roman" w:hAnsi="Times New Roman" w:cs="Times New Roman"/>
+                <w:b/>
+                <w:bCs/>
+                <w:sz w:val="24"/>
+                <w:szCs w:val="24"/>
+                <w:lang w:eastAsia="es-ES"/>
+              </w:rPr>
+              <w:t>Usuario</w:t>
+            </w:r>
+          </w:p>
+        </w:tc>
+        <w:tc>
+          <w:tcPr>
+            <w:tcW w:w="6480" w:type="dxa"/>
+            <w:tcBorders>
+              <w:top w:val="nil"/>
+              <w:left w:val="nil"/>
+              <w:bottom w:val="single" w:sz="6" w:space="0" w:color="auto"/>
+              <w:right w:val="single" w:sz="6" w:space="0" w:color="auto"/>
+            </w:tcBorders>
+            <w:shd w:val="clear" w:color="auto" w:fill="auto"/>
+          </w:tcPr>
+          <w:p>
+            <w:pPr>
+              <w:spacing w:after="0" w:line="240" w:lineRule="auto"/>
+              <w:jc w:val="both"/>
+              <w:textAlignment w:val="baseline"/>
+              <w:rPr>
+                <w:rFonts w:ascii="Times New Roman" w:eastAsia="Times New Roman" w:hAnsi="Times New Roman" w:cs="Times New Roman"/>
+                <w:sz w:val="24"/>
+                <w:szCs w:val="24"/>
+              </w:rPr>
+            </w:pPr>
+            <w:r>
+              <w:rPr>
+                <w:rFonts w:ascii="Times New Roman" w:eastAsia="Times New Roman" w:hAnsi="Times New Roman" w:cs="Times New Roman"/>
+                <w:sz w:val="24"/>
+                <w:szCs w:val="24"/>
+              </w:rPr>
+              <w:t>Gerente</w:t>
+            </w:r>
+          </w:p>
+        </w:tc>
+      </w:tr>
+      <w:tr>
+        <w:trPr>
+          <w:trHeight w:val="315"/>
+        </w:trPr>
+        <w:tc>
+          <w:tcPr>
+            <w:tcW w:w="8775" w:type="dxa"/>
+            <w:gridSpan w:val="2"/>
+            <w:tcBorders>
+              <w:top w:val="nil"/>
+              <w:left w:val="single" w:sz="6" w:space="0" w:color="auto"/>
+              <w:bottom w:val="single" w:sz="6" w:space="0" w:color="auto"/>
+              <w:right w:val="single" w:sz="6" w:space="0" w:color="auto"/>
+            </w:tcBorders>
+            <w:shd w:val="clear" w:color="auto" w:fill="666699"/>
+            <w:vAlign w:val="center"/>
+            <w:hideMark/>
+          </w:tcPr>
+          <w:p>
+            <w:pPr>
+              <w:spacing w:after="0" w:line="240" w:lineRule="auto"/>
+              <w:jc w:val="both"/>
+              <w:textAlignment w:val="baseline"/>
+              <w:rPr>
+                <w:rFonts w:ascii="Times New Roman" w:eastAsia="Times New Roman" w:hAnsi="Times New Roman" w:cs="Times New Roman"/>
+                <w:sz w:val="24"/>
+                <w:szCs w:val="24"/>
+                <w:lang w:eastAsia="es-ES"/>
+              </w:rPr>
+            </w:pPr>
+            <w:r>
+              <w:rPr>
+                <w:rFonts w:ascii="Times New Roman" w:eastAsia="Times New Roman" w:hAnsi="Times New Roman" w:cs="Times New Roman"/>
+                <w:b/>
+                <w:bCs/>
+                <w:color w:val="DDDDDD"/>
+                <w:sz w:val="24"/>
+                <w:szCs w:val="24"/>
+                <w:lang w:eastAsia="es-ES"/>
+              </w:rPr>
+              <w:t>Entradas</w:t>
+            </w:r>
+            <w:r>
+              <w:rPr>
+                <w:rFonts w:ascii="Times New Roman" w:eastAsia="Times New Roman" w:hAnsi="Times New Roman" w:cs="Times New Roman"/>
+                <w:sz w:val="24"/>
+                <w:szCs w:val="24"/>
+                <w:lang w:eastAsia="es-ES"/>
+              </w:rPr>
+              <w:t> </w:t>
+            </w:r>
+          </w:p>
+        </w:tc>
+      </w:tr>
+      <w:tr>
+        <w:tc>
+          <w:tcPr>
+            <w:tcW w:w="8775" w:type="dxa"/>
+            <w:gridSpan w:val="2"/>
+            <w:tcBorders>
+              <w:top w:val="nil"/>
+              <w:left w:val="single" w:sz="6" w:space="0" w:color="auto"/>
+              <w:bottom w:val="single" w:sz="6" w:space="0" w:color="auto"/>
+              <w:right w:val="single" w:sz="6" w:space="0" w:color="auto"/>
+            </w:tcBorders>
+            <w:shd w:val="clear" w:color="auto" w:fill="auto"/>
+            <w:hideMark/>
+          </w:tcPr>
+          <w:p>
+            <w:pPr>
+              <w:spacing w:after="0" w:line="240" w:lineRule="auto"/>
+              <w:jc w:val="both"/>
+              <w:textAlignment w:val="baseline"/>
+              <w:rPr>
+                <w:rFonts w:ascii="Times New Roman" w:eastAsia="Times New Roman" w:hAnsi="Times New Roman" w:cs="Times New Roman"/>
+                <w:sz w:val="24"/>
+                <w:szCs w:val="24"/>
+              </w:rPr>
+            </w:pPr>
+          </w:p>
+        </w:tc>
+      </w:tr>
+      <w:tr>
+        <w:trPr>
+          <w:trHeight w:val="315"/>
+        </w:trPr>
+        <w:tc>
+          <w:tcPr>
+            <w:tcW w:w="8775" w:type="dxa"/>
+            <w:gridSpan w:val="2"/>
+            <w:tcBorders>
+              <w:top w:val="nil"/>
+              <w:left w:val="single" w:sz="6" w:space="0" w:color="auto"/>
+              <w:bottom w:val="single" w:sz="6" w:space="0" w:color="auto"/>
+              <w:right w:val="single" w:sz="6" w:space="0" w:color="auto"/>
+            </w:tcBorders>
+            <w:shd w:val="clear" w:color="auto" w:fill="666699"/>
+            <w:vAlign w:val="center"/>
+            <w:hideMark/>
+          </w:tcPr>
+          <w:p>
+            <w:pPr>
+              <w:spacing w:after="0" w:line="240" w:lineRule="auto"/>
+              <w:jc w:val="both"/>
+              <w:textAlignment w:val="baseline"/>
+              <w:rPr>
+                <w:rFonts w:ascii="Times New Roman" w:eastAsia="Times New Roman" w:hAnsi="Times New Roman" w:cs="Times New Roman"/>
+                <w:sz w:val="24"/>
+                <w:szCs w:val="24"/>
+                <w:lang w:eastAsia="es-ES"/>
+              </w:rPr>
+            </w:pPr>
+            <w:r>
+              <w:rPr>
+                <w:rFonts w:ascii="Times New Roman" w:eastAsia="Times New Roman" w:hAnsi="Times New Roman" w:cs="Times New Roman"/>
+                <w:b/>
+                <w:bCs/>
+                <w:color w:val="DDDDDD"/>
+                <w:sz w:val="24"/>
+                <w:szCs w:val="24"/>
+                <w:lang w:eastAsia="es-ES"/>
+              </w:rPr>
+              <w:t>Resultados</w:t>
+            </w:r>
+            <w:r>
+              <w:rPr>
+                <w:rFonts w:ascii="Times New Roman" w:eastAsia="Times New Roman" w:hAnsi="Times New Roman" w:cs="Times New Roman"/>
+                <w:sz w:val="24"/>
+                <w:szCs w:val="24"/>
+                <w:lang w:eastAsia="es-ES"/>
+              </w:rPr>
+              <w:t> </w:t>
+            </w:r>
+          </w:p>
+        </w:tc>
+      </w:tr>
+      <w:tr>
+        <w:trPr>
+          <w:trHeight w:val="306"/>
+        </w:trPr>
+        <w:tc>
+          <w:tcPr>
+            <w:tcW w:w="8775" w:type="dxa"/>
+            <w:gridSpan w:val="2"/>
+            <w:tcBorders>
+              <w:top w:val="nil"/>
+              <w:left w:val="single" w:sz="6" w:space="0" w:color="auto"/>
+              <w:bottom w:val="nil"/>
+              <w:right w:val="single" w:sz="6" w:space="0" w:color="auto"/>
+            </w:tcBorders>
+            <w:shd w:val="clear" w:color="auto" w:fill="auto"/>
+            <w:hideMark/>
+          </w:tcPr>
+          <w:p>
+            <w:pPr>
+              <w:spacing w:after="0" w:line="240" w:lineRule="auto"/>
+              <w:jc w:val="both"/>
+              <w:textAlignment w:val="baseline"/>
+              <w:rPr>
+                <w:rFonts w:ascii="Times New Roman" w:eastAsia="Times New Roman" w:hAnsi="Times New Roman" w:cs="Times New Roman"/>
+                <w:sz w:val="24"/>
+                <w:szCs w:val="24"/>
+                <w:lang w:eastAsia="es-ES"/>
+              </w:rPr>
+            </w:pPr>
+            <w:r>
+              <w:rPr>
+                <w:rFonts w:ascii="Times New Roman" w:eastAsia="Times New Roman" w:hAnsi="Times New Roman" w:cs="Times New Roman"/>
+                <w:sz w:val="24"/>
+                <w:szCs w:val="24"/>
+              </w:rPr>
+              <w:lastRenderedPageBreak/>
+              <w:t>Muestra un resumen del funcionamiento, para cada semana del año (sábado a viernes), el tipo de servicio más consumido, el tipo de servicio menos consumido, el servicio más consumido, el servicio menos consumido, la IPS más solicitada y la IPS menos solicitada, el afiliado que más ha utilizado servicios, cuántos afiliados no han utilizado servicios.</w:t>
+            </w:r>
+          </w:p>
+        </w:tc>
+      </w:tr>
+      <w:tr>
+        <w:tc>
+          <w:tcPr>
+            <w:tcW w:w="8775" w:type="dxa"/>
+            <w:gridSpan w:val="2"/>
+            <w:tcBorders>
+              <w:top w:val="nil"/>
+              <w:left w:val="single" w:sz="6" w:space="0" w:color="auto"/>
+              <w:bottom w:val="single" w:sz="6" w:space="0" w:color="auto"/>
+              <w:right w:val="single" w:sz="6" w:space="0" w:color="auto"/>
+            </w:tcBorders>
+            <w:shd w:val="clear" w:color="auto" w:fill="666699"/>
+          </w:tcPr>
+          <w:p>
+            <w:pPr>
+              <w:spacing w:after="0" w:line="240" w:lineRule="auto"/>
+              <w:jc w:val="both"/>
+              <w:textAlignment w:val="baseline"/>
+              <w:rPr>
+                <w:rFonts w:ascii="Times New Roman" w:eastAsia="Times New Roman" w:hAnsi="Times New Roman" w:cs="Times New Roman"/>
+                <w:sz w:val="24"/>
+                <w:szCs w:val="24"/>
+              </w:rPr>
+            </w:pPr>
+            <w:r>
+              <w:rPr>
+                <w:rFonts w:ascii="Times New Roman" w:eastAsia="Times New Roman" w:hAnsi="Times New Roman" w:cs="Times New Roman"/>
+                <w:b/>
+                <w:bCs/>
+                <w:color w:val="DDDDDD"/>
+                <w:sz w:val="24"/>
+                <w:szCs w:val="24"/>
+                <w:lang w:eastAsia="es-ES"/>
+              </w:rPr>
+              <w:t>RNF asocia</w:t>
+            </w:r>
+            <w:r>
+              <w:rPr>
+                <w:rFonts w:ascii="Times New Roman" w:eastAsia="Times New Roman" w:hAnsi="Times New Roman" w:cs="Times New Roman"/>
+                <w:b/>
+                <w:bCs/>
+                <w:color w:val="DDDDDD"/>
+                <w:sz w:val="24"/>
+                <w:szCs w:val="24"/>
+                <w:shd w:val="clear" w:color="auto" w:fill="666699"/>
+                <w:lang w:eastAsia="es-ES"/>
+              </w:rPr>
+              <w:t>dos</w:t>
+            </w:r>
+            <w:r>
+              <w:rPr>
+                <w:rFonts w:ascii="Times New Roman" w:eastAsia="Times New Roman" w:hAnsi="Times New Roman" w:cs="Times New Roman"/>
+                <w:sz w:val="24"/>
+                <w:szCs w:val="24"/>
+                <w:shd w:val="clear" w:color="auto" w:fill="666699"/>
+              </w:rPr>
+              <w:t> </w:t>
+            </w:r>
+          </w:p>
+        </w:tc>
+      </w:tr>
+      <w:tr>
+        <w:tc>
+          <w:tcPr>
+            <w:tcW w:w="8775" w:type="dxa"/>
+            <w:gridSpan w:val="2"/>
+            <w:tcBorders>
+              <w:top w:val="nil"/>
+              <w:left w:val="single" w:sz="6" w:space="0" w:color="auto"/>
+              <w:bottom w:val="nil"/>
+              <w:right w:val="single" w:sz="6" w:space="0" w:color="auto"/>
+            </w:tcBorders>
+            <w:shd w:val="clear" w:color="auto" w:fill="auto"/>
+          </w:tcPr>
+          <w:p>
+            <w:pPr>
+              <w:spacing w:after="0" w:line="240" w:lineRule="auto"/>
+              <w:jc w:val="both"/>
+              <w:textAlignment w:val="baseline"/>
+              <w:rPr>
+                <w:rFonts w:ascii="Times New Roman" w:eastAsia="Times New Roman" w:hAnsi="Times New Roman" w:cs="Times New Roman"/>
+                <w:sz w:val="24"/>
+                <w:szCs w:val="24"/>
+              </w:rPr>
+            </w:pPr>
+            <w:r>
+              <w:rPr>
+                <w:rFonts w:ascii="Times New Roman" w:eastAsia="Times New Roman" w:hAnsi="Times New Roman" w:cs="Times New Roman"/>
+                <w:sz w:val="24"/>
+                <w:szCs w:val="24"/>
+              </w:rPr>
+              <w:t>Concurrencia</w:t>
+            </w:r>
+          </w:p>
+        </w:tc>
+      </w:tr>
+      <w:tr>
+        <w:tc>
+          <w:tcPr>
+            <w:tcW w:w="8775" w:type="dxa"/>
+            <w:gridSpan w:val="2"/>
+            <w:tcBorders>
+              <w:top w:val="nil"/>
+              <w:left w:val="single" w:sz="6" w:space="0" w:color="auto"/>
+              <w:bottom w:val="single" w:sz="6" w:space="0" w:color="auto"/>
+              <w:right w:val="single" w:sz="6" w:space="0" w:color="auto"/>
+            </w:tcBorders>
+            <w:shd w:val="clear" w:color="auto" w:fill="auto"/>
+          </w:tcPr>
+          <w:p>
+            <w:pPr>
+              <w:spacing w:after="0" w:line="240" w:lineRule="auto"/>
+              <w:jc w:val="both"/>
+              <w:textAlignment w:val="baseline"/>
+              <w:rPr>
+                <w:rFonts w:ascii="Times New Roman" w:eastAsia="Times New Roman" w:hAnsi="Times New Roman" w:cs="Times New Roman"/>
+                <w:sz w:val="24"/>
+                <w:szCs w:val="24"/>
+              </w:rPr>
+            </w:pPr>
+            <w:r>
+              <w:rPr>
+                <w:rFonts w:ascii="Times New Roman" w:eastAsia="Times New Roman" w:hAnsi="Times New Roman" w:cs="Times New Roman"/>
+                <w:sz w:val="24"/>
+                <w:szCs w:val="24"/>
+              </w:rPr>
+              <w:t>Privacidad</w:t>
+            </w:r>
+          </w:p>
+        </w:tc>
+      </w:tr>
+    </w:tbl>
+    <w:p>
+      <w:pPr>
+        <w:spacing w:before="40" w:after="120"/>
+        <w:jc w:val="both"/>
+        <w:rPr>
+          <w:rFonts w:ascii="Times New Roman" w:eastAsia="Times New Roman" w:hAnsi="Times New Roman" w:cs="Times New Roman"/>
+          <w:b/>
+          <w:bCs/>
+          <w:sz w:val="28"/>
+          <w:szCs w:val="28"/>
+        </w:rPr>
+      </w:pPr>
+    </w:p>
+    <w:tbl>
+      <w:tblPr>
+        <w:tblW w:w="8775" w:type="dxa"/>
+        <w:tblBorders>
+          <w:top w:val="outset" w:sz="6" w:space="0" w:color="auto"/>
+          <w:left w:val="outset" w:sz="6" w:space="0" w:color="auto"/>
+          <w:bottom w:val="outset" w:sz="6" w:space="0" w:color="auto"/>
+          <w:right w:val="outset" w:sz="6" w:space="0" w:color="auto"/>
+        </w:tblBorders>
+        <w:tblCellMar>
+          <w:left w:w="0" w:type="dxa"/>
+          <w:right w:w="0" w:type="dxa"/>
+        </w:tblCellMar>
+        <w:tblLook w:val="04A0" w:firstRow="1" w:lastRow="0" w:firstColumn="1" w:lastColumn="0" w:noHBand="0" w:noVBand="1"/>
+      </w:tblPr>
+      <w:tblGrid>
+        <w:gridCol w:w="2295"/>
+        <w:gridCol w:w="6480"/>
+      </w:tblGrid>
+      <w:tr>
+        <w:tc>
+          <w:tcPr>
+            <w:tcW w:w="2295" w:type="dxa"/>
+            <w:tcBorders>
+              <w:top w:val="single" w:sz="6" w:space="0" w:color="auto"/>
+              <w:left w:val="single" w:sz="6" w:space="0" w:color="auto"/>
+              <w:bottom w:val="single" w:sz="6" w:space="0" w:color="auto"/>
+              <w:right w:val="single" w:sz="6" w:space="0" w:color="auto"/>
+            </w:tcBorders>
+            <w:shd w:val="clear" w:color="auto" w:fill="F3F3F3"/>
+            <w:vAlign w:val="center"/>
+            <w:hideMark/>
+          </w:tcPr>
+          <w:p>
+            <w:pPr>
+              <w:spacing w:after="0" w:line="240" w:lineRule="auto"/>
+              <w:jc w:val="both"/>
+              <w:textAlignment w:val="baseline"/>
+              <w:rPr>
+                <w:rFonts w:ascii="Times New Roman" w:eastAsia="Times New Roman" w:hAnsi="Times New Roman" w:cs="Times New Roman"/>
+                <w:sz w:val="24"/>
+                <w:szCs w:val="24"/>
+                <w:lang w:eastAsia="es-ES"/>
+              </w:rPr>
+            </w:pPr>
+            <w:r>
+              <w:rPr>
+                <w:rFonts w:ascii="Times New Roman" w:eastAsia="Times New Roman" w:hAnsi="Times New Roman" w:cs="Times New Roman"/>
+                <w:b/>
+                <w:bCs/>
+                <w:sz w:val="24"/>
+                <w:szCs w:val="24"/>
+                <w:lang w:eastAsia="es-ES"/>
+              </w:rPr>
+              <w:t>Nombre</w:t>
+            </w:r>
+            <w:r>
+              <w:rPr>
+                <w:rFonts w:ascii="Times New Roman" w:eastAsia="Times New Roman" w:hAnsi="Times New Roman" w:cs="Times New Roman"/>
+                <w:sz w:val="24"/>
+                <w:szCs w:val="24"/>
+                <w:lang w:eastAsia="es-ES"/>
+              </w:rPr>
+              <w:t> </w:t>
+            </w:r>
+          </w:p>
+        </w:tc>
+        <w:tc>
+          <w:tcPr>
+            <w:tcW w:w="6480" w:type="dxa"/>
+            <w:tcBorders>
+              <w:top w:val="single" w:sz="6" w:space="0" w:color="auto"/>
+              <w:left w:val="nil"/>
+              <w:bottom w:val="single" w:sz="6" w:space="0" w:color="auto"/>
+              <w:right w:val="single" w:sz="6" w:space="0" w:color="auto"/>
+            </w:tcBorders>
+            <w:shd w:val="clear" w:color="auto" w:fill="auto"/>
+            <w:hideMark/>
+          </w:tcPr>
+          <w:p>
+            <w:pPr>
+              <w:spacing w:after="0" w:line="240" w:lineRule="auto"/>
+              <w:jc w:val="both"/>
+              <w:textAlignment w:val="baseline"/>
+              <w:rPr>
+                <w:rFonts w:ascii="Times New Roman" w:eastAsia="Times New Roman" w:hAnsi="Times New Roman" w:cs="Times New Roman"/>
+                <w:sz w:val="24"/>
+                <w:szCs w:val="24"/>
+              </w:rPr>
+            </w:pPr>
+            <w:r>
+              <w:rPr>
+                <w:rFonts w:ascii="Times New Roman" w:eastAsia="Times New Roman" w:hAnsi="Times New Roman" w:cs="Times New Roman"/>
+                <w:sz w:val="24"/>
+                <w:szCs w:val="24"/>
+              </w:rPr>
+              <w:t>RF</w:t>
+            </w:r>
+            <w:r>
+              <w:rPr>
+                <w:rFonts w:ascii="Times New Roman" w:eastAsia="Times New Roman" w:hAnsi="Times New Roman" w:cs="Times New Roman"/>
+                <w:sz w:val="24"/>
+                <w:szCs w:val="24"/>
+              </w:rPr>
+              <w:t xml:space="preserve">C12: </w:t>
+            </w:r>
+            <w:r>
+              <w:rPr>
+                <w:rFonts w:ascii="Times New Roman" w:eastAsia="Times New Roman" w:hAnsi="Times New Roman" w:cs="Times New Roman"/>
+                <w:sz w:val="24"/>
+                <w:szCs w:val="24"/>
+              </w:rPr>
+              <w:t>C</w:t>
+            </w:r>
+            <w:r>
+              <w:rPr>
+                <w:rFonts w:ascii="Times New Roman" w:eastAsia="Times New Roman" w:hAnsi="Times New Roman" w:cs="Times New Roman"/>
+                <w:sz w:val="24"/>
+                <w:szCs w:val="24"/>
+              </w:rPr>
+              <w:t>onsultar los afiliados costosos</w:t>
+            </w:r>
+          </w:p>
+        </w:tc>
+      </w:tr>
+      <w:tr>
+        <w:tc>
+          <w:tcPr>
+            <w:tcW w:w="2295" w:type="dxa"/>
+            <w:tcBorders>
+              <w:top w:val="nil"/>
+              <w:left w:val="single" w:sz="6" w:space="0" w:color="auto"/>
+              <w:bottom w:val="single" w:sz="6" w:space="0" w:color="auto"/>
+              <w:right w:val="single" w:sz="6" w:space="0" w:color="auto"/>
+            </w:tcBorders>
+            <w:shd w:val="clear" w:color="auto" w:fill="F3F3F3"/>
+            <w:vAlign w:val="center"/>
+            <w:hideMark/>
+          </w:tcPr>
+          <w:p>
+            <w:pPr>
+              <w:spacing w:after="0" w:line="240" w:lineRule="auto"/>
+              <w:jc w:val="both"/>
+              <w:textAlignment w:val="baseline"/>
+              <w:rPr>
+                <w:rFonts w:ascii="Times New Roman" w:eastAsia="Times New Roman" w:hAnsi="Times New Roman" w:cs="Times New Roman"/>
+                <w:sz w:val="24"/>
+                <w:szCs w:val="24"/>
+                <w:lang w:eastAsia="es-ES"/>
+              </w:rPr>
+            </w:pPr>
+            <w:r>
+              <w:rPr>
+                <w:rFonts w:ascii="Times New Roman" w:eastAsia="Times New Roman" w:hAnsi="Times New Roman" w:cs="Times New Roman"/>
+                <w:b/>
+                <w:bCs/>
+                <w:sz w:val="24"/>
+                <w:szCs w:val="24"/>
+                <w:lang w:eastAsia="es-ES"/>
+              </w:rPr>
+              <w:t>Resumen</w:t>
+            </w:r>
+            <w:r>
+              <w:rPr>
+                <w:rFonts w:ascii="Times New Roman" w:eastAsia="Times New Roman" w:hAnsi="Times New Roman" w:cs="Times New Roman"/>
+                <w:sz w:val="24"/>
+                <w:szCs w:val="24"/>
+                <w:lang w:eastAsia="es-ES"/>
+              </w:rPr>
+              <w:t> </w:t>
+            </w:r>
+          </w:p>
+        </w:tc>
+        <w:tc>
+          <w:tcPr>
+            <w:tcW w:w="6480" w:type="dxa"/>
+            <w:tcBorders>
+              <w:top w:val="nil"/>
+              <w:left w:val="nil"/>
+              <w:bottom w:val="single" w:sz="6" w:space="0" w:color="auto"/>
+              <w:right w:val="single" w:sz="6" w:space="0" w:color="auto"/>
+            </w:tcBorders>
+            <w:shd w:val="clear" w:color="auto" w:fill="auto"/>
+            <w:hideMark/>
+          </w:tcPr>
+          <w:p>
+            <w:pPr>
+              <w:spacing w:after="0" w:line="240" w:lineRule="auto"/>
+              <w:jc w:val="both"/>
+              <w:textAlignment w:val="baseline"/>
+              <w:rPr>
+                <w:rFonts w:ascii="Times New Roman" w:eastAsia="Times New Roman" w:hAnsi="Times New Roman" w:cs="Times New Roman"/>
+                <w:sz w:val="24"/>
+                <w:szCs w:val="24"/>
+              </w:rPr>
+            </w:pPr>
+            <w:r>
+              <w:rPr>
+                <w:rFonts w:ascii="Times New Roman" w:eastAsia="Times New Roman" w:hAnsi="Times New Roman" w:cs="Times New Roman"/>
+                <w:sz w:val="24"/>
+                <w:szCs w:val="24"/>
+              </w:rPr>
+              <w:t>R</w:t>
+            </w:r>
+            <w:r>
+              <w:rPr>
+                <w:rFonts w:ascii="Times New Roman" w:eastAsia="Times New Roman" w:hAnsi="Times New Roman" w:cs="Times New Roman"/>
+                <w:sz w:val="24"/>
+                <w:szCs w:val="24"/>
+              </w:rPr>
+              <w:t xml:space="preserve">etorna toda la información de </w:t>
+            </w:r>
+            <w:r>
+              <w:rPr>
+                <w:rFonts w:ascii="Times New Roman" w:eastAsia="Times New Roman" w:hAnsi="Times New Roman" w:cs="Times New Roman"/>
+                <w:sz w:val="24"/>
+                <w:szCs w:val="24"/>
+              </w:rPr>
+              <w:t xml:space="preserve">los </w:t>
+            </w:r>
+            <w:r>
+              <w:rPr>
+                <w:rFonts w:ascii="Times New Roman" w:eastAsia="Times New Roman" w:hAnsi="Times New Roman" w:cs="Times New Roman"/>
+                <w:sz w:val="24"/>
+                <w:szCs w:val="24"/>
+              </w:rPr>
+              <w:t>afiliados</w:t>
+            </w:r>
+            <w:r>
+              <w:rPr>
+                <w:rFonts w:ascii="Times New Roman" w:eastAsia="Times New Roman" w:hAnsi="Times New Roman" w:cs="Times New Roman"/>
+                <w:sz w:val="24"/>
+                <w:szCs w:val="24"/>
+              </w:rPr>
+              <w:t xml:space="preserve"> costosos</w:t>
+            </w:r>
+          </w:p>
+        </w:tc>
+      </w:tr>
+      <w:tr>
+        <w:tc>
+          <w:tcPr>
+            <w:tcW w:w="2295" w:type="dxa"/>
+            <w:tcBorders>
+              <w:top w:val="nil"/>
+              <w:left w:val="single" w:sz="6" w:space="0" w:color="auto"/>
+              <w:bottom w:val="single" w:sz="6" w:space="0" w:color="auto"/>
+              <w:right w:val="single" w:sz="6" w:space="0" w:color="auto"/>
+            </w:tcBorders>
+            <w:shd w:val="clear" w:color="auto" w:fill="F3F3F3"/>
+            <w:vAlign w:val="center"/>
+          </w:tcPr>
+          <w:p>
+            <w:pPr>
+              <w:spacing w:after="0" w:line="240" w:lineRule="auto"/>
+              <w:jc w:val="both"/>
+              <w:textAlignment w:val="baseline"/>
+              <w:rPr>
+                <w:rFonts w:ascii="Times New Roman" w:eastAsia="Times New Roman" w:hAnsi="Times New Roman" w:cs="Times New Roman"/>
+                <w:b/>
+                <w:bCs/>
+                <w:sz w:val="24"/>
+                <w:szCs w:val="24"/>
+                <w:lang w:eastAsia="es-ES"/>
+              </w:rPr>
+            </w:pPr>
+            <w:r>
+              <w:rPr>
+                <w:rFonts w:ascii="Times New Roman" w:eastAsia="Times New Roman" w:hAnsi="Times New Roman" w:cs="Times New Roman"/>
+                <w:b/>
+                <w:bCs/>
+                <w:sz w:val="24"/>
+                <w:szCs w:val="24"/>
+                <w:lang w:eastAsia="es-ES"/>
+              </w:rPr>
+              <w:t>Usuario</w:t>
+            </w:r>
+          </w:p>
+        </w:tc>
+        <w:tc>
+          <w:tcPr>
+            <w:tcW w:w="6480" w:type="dxa"/>
+            <w:tcBorders>
+              <w:top w:val="nil"/>
+              <w:left w:val="nil"/>
+              <w:bottom w:val="single" w:sz="6" w:space="0" w:color="auto"/>
+              <w:right w:val="single" w:sz="6" w:space="0" w:color="auto"/>
+            </w:tcBorders>
+            <w:shd w:val="clear" w:color="auto" w:fill="auto"/>
+          </w:tcPr>
+          <w:p>
+            <w:pPr>
+              <w:spacing w:after="0" w:line="240" w:lineRule="auto"/>
+              <w:jc w:val="both"/>
+              <w:textAlignment w:val="baseline"/>
+              <w:rPr>
+                <w:rFonts w:ascii="Times New Roman" w:eastAsia="Times New Roman" w:hAnsi="Times New Roman" w:cs="Times New Roman"/>
+                <w:sz w:val="24"/>
+                <w:szCs w:val="24"/>
+              </w:rPr>
+            </w:pPr>
+            <w:r>
+              <w:rPr>
+                <w:rFonts w:ascii="Times New Roman" w:eastAsia="Times New Roman" w:hAnsi="Times New Roman" w:cs="Times New Roman"/>
+                <w:sz w:val="24"/>
+                <w:szCs w:val="24"/>
+              </w:rPr>
+              <w:t>Gerente</w:t>
+            </w:r>
+          </w:p>
+        </w:tc>
+      </w:tr>
+      <w:tr>
+        <w:trPr>
+          <w:trHeight w:val="315"/>
+        </w:trPr>
+        <w:tc>
+          <w:tcPr>
+            <w:tcW w:w="8775" w:type="dxa"/>
+            <w:gridSpan w:val="2"/>
+            <w:tcBorders>
+              <w:top w:val="nil"/>
+              <w:left w:val="single" w:sz="6" w:space="0" w:color="auto"/>
+              <w:bottom w:val="single" w:sz="6" w:space="0" w:color="auto"/>
+              <w:right w:val="single" w:sz="6" w:space="0" w:color="auto"/>
+            </w:tcBorders>
+            <w:shd w:val="clear" w:color="auto" w:fill="666699"/>
+            <w:vAlign w:val="center"/>
+            <w:hideMark/>
+          </w:tcPr>
+          <w:p>
+            <w:pPr>
+              <w:spacing w:after="0" w:line="240" w:lineRule="auto"/>
+              <w:jc w:val="both"/>
+              <w:textAlignment w:val="baseline"/>
+              <w:rPr>
+                <w:rFonts w:ascii="Times New Roman" w:eastAsia="Times New Roman" w:hAnsi="Times New Roman" w:cs="Times New Roman"/>
+                <w:sz w:val="24"/>
+                <w:szCs w:val="24"/>
+                <w:lang w:eastAsia="es-ES"/>
+              </w:rPr>
+            </w:pPr>
+            <w:r>
+              <w:rPr>
+                <w:rFonts w:ascii="Times New Roman" w:eastAsia="Times New Roman" w:hAnsi="Times New Roman" w:cs="Times New Roman"/>
+                <w:b/>
+                <w:bCs/>
+                <w:color w:val="DDDDDD"/>
+                <w:sz w:val="24"/>
+                <w:szCs w:val="24"/>
+                <w:lang w:eastAsia="es-ES"/>
+              </w:rPr>
+              <w:t>Entradas</w:t>
+            </w:r>
+            <w:r>
+              <w:rPr>
+                <w:rFonts w:ascii="Times New Roman" w:eastAsia="Times New Roman" w:hAnsi="Times New Roman" w:cs="Times New Roman"/>
+                <w:sz w:val="24"/>
+                <w:szCs w:val="24"/>
+                <w:lang w:eastAsia="es-ES"/>
+              </w:rPr>
+              <w:t> </w:t>
+            </w:r>
+          </w:p>
+        </w:tc>
+      </w:tr>
+      <w:tr>
+        <w:tc>
+          <w:tcPr>
+            <w:tcW w:w="8775" w:type="dxa"/>
+            <w:gridSpan w:val="2"/>
+            <w:tcBorders>
+              <w:top w:val="nil"/>
+              <w:left w:val="single" w:sz="6" w:space="0" w:color="auto"/>
+              <w:bottom w:val="single" w:sz="6" w:space="0" w:color="auto"/>
+              <w:right w:val="single" w:sz="6" w:space="0" w:color="auto"/>
+            </w:tcBorders>
+            <w:shd w:val="clear" w:color="auto" w:fill="auto"/>
+            <w:hideMark/>
+          </w:tcPr>
+          <w:p>
+            <w:pPr>
+              <w:spacing w:after="0" w:line="240" w:lineRule="auto"/>
+              <w:jc w:val="both"/>
+              <w:textAlignment w:val="baseline"/>
+              <w:rPr>
+                <w:rFonts w:ascii="Times New Roman" w:eastAsia="Times New Roman" w:hAnsi="Times New Roman" w:cs="Times New Roman"/>
+                <w:sz w:val="24"/>
+                <w:szCs w:val="24"/>
+              </w:rPr>
+            </w:pPr>
+          </w:p>
+        </w:tc>
+      </w:tr>
+      <w:tr>
+        <w:trPr>
+          <w:trHeight w:val="315"/>
+        </w:trPr>
+        <w:tc>
+          <w:tcPr>
+            <w:tcW w:w="8775" w:type="dxa"/>
+            <w:gridSpan w:val="2"/>
+            <w:tcBorders>
+              <w:top w:val="nil"/>
+              <w:left w:val="single" w:sz="6" w:space="0" w:color="auto"/>
+              <w:bottom w:val="single" w:sz="6" w:space="0" w:color="auto"/>
+              <w:right w:val="single" w:sz="6" w:space="0" w:color="auto"/>
+            </w:tcBorders>
+            <w:shd w:val="clear" w:color="auto" w:fill="666699"/>
+            <w:vAlign w:val="center"/>
+            <w:hideMark/>
+          </w:tcPr>
+          <w:p>
+            <w:pPr>
+              <w:spacing w:after="0" w:line="240" w:lineRule="auto"/>
+              <w:jc w:val="both"/>
+              <w:textAlignment w:val="baseline"/>
+              <w:rPr>
+                <w:rFonts w:ascii="Times New Roman" w:eastAsia="Times New Roman" w:hAnsi="Times New Roman" w:cs="Times New Roman"/>
+                <w:sz w:val="24"/>
+                <w:szCs w:val="24"/>
+                <w:lang w:eastAsia="es-ES"/>
+              </w:rPr>
+            </w:pPr>
+            <w:r>
+              <w:rPr>
+                <w:rFonts w:ascii="Times New Roman" w:eastAsia="Times New Roman" w:hAnsi="Times New Roman" w:cs="Times New Roman"/>
+                <w:b/>
+                <w:bCs/>
+                <w:color w:val="DDDDDD"/>
+                <w:sz w:val="24"/>
+                <w:szCs w:val="24"/>
+                <w:lang w:eastAsia="es-ES"/>
+              </w:rPr>
+              <w:t>Resultados</w:t>
+            </w:r>
+            <w:r>
+              <w:rPr>
+                <w:rFonts w:ascii="Times New Roman" w:eastAsia="Times New Roman" w:hAnsi="Times New Roman" w:cs="Times New Roman"/>
+                <w:sz w:val="24"/>
+                <w:szCs w:val="24"/>
+                <w:lang w:eastAsia="es-ES"/>
+              </w:rPr>
+              <w:t> </w:t>
+            </w:r>
+          </w:p>
+        </w:tc>
+      </w:tr>
+      <w:tr>
+        <w:trPr>
+          <w:trHeight w:val="306"/>
+        </w:trPr>
+        <w:tc>
+          <w:tcPr>
+            <w:tcW w:w="8775" w:type="dxa"/>
+            <w:gridSpan w:val="2"/>
+            <w:tcBorders>
+              <w:top w:val="nil"/>
+              <w:left w:val="single" w:sz="6" w:space="0" w:color="auto"/>
+              <w:bottom w:val="nil"/>
+              <w:right w:val="single" w:sz="6" w:space="0" w:color="auto"/>
+            </w:tcBorders>
+            <w:shd w:val="clear" w:color="auto" w:fill="auto"/>
+            <w:hideMark/>
+          </w:tcPr>
+          <w:p>
+            <w:pPr>
+              <w:spacing w:after="0" w:line="240" w:lineRule="auto"/>
+              <w:jc w:val="both"/>
+              <w:textAlignment w:val="baseline"/>
+              <w:rPr>
+                <w:rFonts w:ascii="Times New Roman" w:eastAsia="Times New Roman" w:hAnsi="Times New Roman" w:cs="Times New Roman"/>
+                <w:sz w:val="24"/>
+                <w:szCs w:val="24"/>
+                <w:lang w:eastAsia="es-ES"/>
+              </w:rPr>
+            </w:pPr>
+            <w:r>
+              <w:rPr>
+                <w:rFonts w:ascii="Times New Roman" w:eastAsia="Times New Roman" w:hAnsi="Times New Roman" w:cs="Times New Roman"/>
+                <w:sz w:val="24"/>
+                <w:szCs w:val="24"/>
+              </w:rPr>
+              <w:t xml:space="preserve">Los afiliados costosos son de tres tipos: aquellos que solicitan y consumen servicios de salud en </w:t>
+            </w:r>
+            <w:proofErr w:type="spellStart"/>
+            <w:r>
+              <w:rPr>
+                <w:rFonts w:ascii="Times New Roman" w:eastAsia="Times New Roman" w:hAnsi="Times New Roman" w:cs="Times New Roman"/>
+                <w:sz w:val="24"/>
+                <w:szCs w:val="24"/>
+              </w:rPr>
+              <w:t>EPSAndes</w:t>
+            </w:r>
+            <w:proofErr w:type="spellEnd"/>
+            <w:r>
+              <w:rPr>
+                <w:rFonts w:ascii="Times New Roman" w:eastAsia="Times New Roman" w:hAnsi="Times New Roman" w:cs="Times New Roman"/>
+                <w:sz w:val="24"/>
+                <w:szCs w:val="24"/>
+              </w:rPr>
+              <w:t xml:space="preserve"> al menos una vez por mes; aquellos que siempre requieren de un servicio médico especializado y aquellos que cada vez que requieren de un servicio de salud terminan hospitalizados</w:t>
+            </w:r>
+          </w:p>
+        </w:tc>
+      </w:tr>
+      <w:tr>
+        <w:tc>
+          <w:tcPr>
+            <w:tcW w:w="8775" w:type="dxa"/>
+            <w:gridSpan w:val="2"/>
+            <w:tcBorders>
+              <w:top w:val="nil"/>
+              <w:left w:val="single" w:sz="6" w:space="0" w:color="auto"/>
+              <w:bottom w:val="single" w:sz="6" w:space="0" w:color="auto"/>
+              <w:right w:val="single" w:sz="6" w:space="0" w:color="auto"/>
+            </w:tcBorders>
+            <w:shd w:val="clear" w:color="auto" w:fill="666699"/>
+          </w:tcPr>
+          <w:p>
+            <w:pPr>
+              <w:spacing w:after="0" w:line="240" w:lineRule="auto"/>
+              <w:jc w:val="both"/>
+              <w:textAlignment w:val="baseline"/>
+              <w:rPr>
+                <w:rFonts w:ascii="Times New Roman" w:eastAsia="Times New Roman" w:hAnsi="Times New Roman" w:cs="Times New Roman"/>
+                <w:sz w:val="24"/>
+                <w:szCs w:val="24"/>
+              </w:rPr>
+            </w:pPr>
+            <w:r>
+              <w:rPr>
+                <w:rFonts w:ascii="Times New Roman" w:eastAsia="Times New Roman" w:hAnsi="Times New Roman" w:cs="Times New Roman"/>
+                <w:b/>
+                <w:bCs/>
+                <w:color w:val="DDDDDD"/>
+                <w:sz w:val="24"/>
+                <w:szCs w:val="24"/>
+                <w:lang w:eastAsia="es-ES"/>
+              </w:rPr>
+              <w:t>RNF asocia</w:t>
+            </w:r>
+            <w:r>
+              <w:rPr>
+                <w:rFonts w:ascii="Times New Roman" w:eastAsia="Times New Roman" w:hAnsi="Times New Roman" w:cs="Times New Roman"/>
+                <w:b/>
+                <w:bCs/>
+                <w:color w:val="DDDDDD"/>
+                <w:sz w:val="24"/>
+                <w:szCs w:val="24"/>
+                <w:shd w:val="clear" w:color="auto" w:fill="666699"/>
+                <w:lang w:eastAsia="es-ES"/>
+              </w:rPr>
+              <w:t>dos</w:t>
+            </w:r>
+            <w:r>
+              <w:rPr>
+                <w:rFonts w:ascii="Times New Roman" w:eastAsia="Times New Roman" w:hAnsi="Times New Roman" w:cs="Times New Roman"/>
+                <w:sz w:val="24"/>
+                <w:szCs w:val="24"/>
+                <w:shd w:val="clear" w:color="auto" w:fill="666699"/>
+              </w:rPr>
+              <w:t> </w:t>
+            </w:r>
+          </w:p>
+        </w:tc>
+      </w:tr>
+      <w:tr>
+        <w:tc>
+          <w:tcPr>
+            <w:tcW w:w="8775" w:type="dxa"/>
+            <w:gridSpan w:val="2"/>
+            <w:tcBorders>
+              <w:top w:val="nil"/>
+              <w:left w:val="single" w:sz="6" w:space="0" w:color="auto"/>
+              <w:bottom w:val="nil"/>
+              <w:right w:val="single" w:sz="6" w:space="0" w:color="auto"/>
+            </w:tcBorders>
+            <w:shd w:val="clear" w:color="auto" w:fill="auto"/>
+          </w:tcPr>
+          <w:p>
+            <w:pPr>
+              <w:spacing w:after="0" w:line="240" w:lineRule="auto"/>
+              <w:jc w:val="both"/>
+              <w:textAlignment w:val="baseline"/>
+              <w:rPr>
+                <w:rFonts w:ascii="Times New Roman" w:eastAsia="Times New Roman" w:hAnsi="Times New Roman" w:cs="Times New Roman"/>
+                <w:sz w:val="24"/>
+                <w:szCs w:val="24"/>
+              </w:rPr>
+            </w:pPr>
+            <w:r>
+              <w:rPr>
+                <w:rFonts w:ascii="Times New Roman" w:eastAsia="Times New Roman" w:hAnsi="Times New Roman" w:cs="Times New Roman"/>
+                <w:sz w:val="24"/>
+                <w:szCs w:val="24"/>
+              </w:rPr>
+              <w:t>Concurrencia</w:t>
+            </w:r>
+          </w:p>
+        </w:tc>
+      </w:tr>
+      <w:tr>
+        <w:tc>
+          <w:tcPr>
+            <w:tcW w:w="8775" w:type="dxa"/>
+            <w:gridSpan w:val="2"/>
+            <w:tcBorders>
+              <w:top w:val="nil"/>
+              <w:left w:val="single" w:sz="6" w:space="0" w:color="auto"/>
+              <w:bottom w:val="single" w:sz="6" w:space="0" w:color="auto"/>
+              <w:right w:val="single" w:sz="6" w:space="0" w:color="auto"/>
+            </w:tcBorders>
+            <w:shd w:val="clear" w:color="auto" w:fill="auto"/>
+          </w:tcPr>
+          <w:p>
+            <w:pPr>
+              <w:spacing w:after="0" w:line="240" w:lineRule="auto"/>
+              <w:jc w:val="both"/>
+              <w:textAlignment w:val="baseline"/>
+              <w:rPr>
+                <w:rFonts w:ascii="Times New Roman" w:eastAsia="Times New Roman" w:hAnsi="Times New Roman" w:cs="Times New Roman"/>
+                <w:sz w:val="24"/>
+                <w:szCs w:val="24"/>
+              </w:rPr>
+            </w:pPr>
+            <w:r>
+              <w:rPr>
+                <w:rFonts w:ascii="Times New Roman" w:eastAsia="Times New Roman" w:hAnsi="Times New Roman" w:cs="Times New Roman"/>
+                <w:sz w:val="24"/>
+                <w:szCs w:val="24"/>
+              </w:rPr>
+              <w:t>Privacidad</w:t>
+            </w:r>
+          </w:p>
+        </w:tc>
+      </w:tr>
+    </w:tbl>
+    <w:p>
+      <w:pPr>
+        <w:spacing w:before="40" w:after="120"/>
+        <w:jc w:val="both"/>
+        <w:rPr>
+          <w:rFonts w:ascii="Times New Roman" w:eastAsia="Times New Roman" w:hAnsi="Times New Roman" w:cs="Times New Roman"/>
+          <w:b/>
+          <w:bCs/>
+          <w:sz w:val="28"/>
+          <w:szCs w:val="28"/>
+        </w:rPr>
+      </w:pPr>
     </w:p>
     <w:sectPr>
       <w:pgSz w:w="11906" w:h="16838"/>
@@ -15684,7 +18232,7 @@
 </file>
 
 <file path=customXml/itemProps1.xml><?xml version="1.0" encoding="utf-8"?>
-<ds:datastoreItem xmlns:ds="http://schemas.openxmlformats.org/officeDocument/2006/customXml" ds:itemID="{412426AC-19E5-FF45-9ED0-A9F8BBC981C4}">
+<ds:datastoreItem xmlns:ds="http://schemas.openxmlformats.org/officeDocument/2006/customXml" ds:itemID="{5F01584A-8F3C-254D-B85E-14A2B6CB693F}">
   <ds:schemaRefs>
     <ds:schemaRef ds:uri="http://schemas.openxmlformats.org/officeDocument/2006/bibliography"/>
   </ds:schemaRefs>
